--- a/docs/MANUAL.docx
+++ b/docs/MANUAL.docx
@@ -103,7 +103,7 @@
         <w:t>The plan is the centre.</w:t>
       </w:r>
       <w:r>
-        <w:t xml:space="preserve"> Everything in the application hangs on the activities of the Annual Action Plan: they are what units write, what directors certify and the heads of directorates approve, what the budget received is distributed over, and what is reported month by month and quarter by quarter. The budget is part of the plan (each activity carries its budget lines); the fiscal envelope is what pays for the approved plan.</w:t>
+        <w:t xml:space="preserve"> Everything in the application hangs on the activities of the Annual Action Plan: they are what units write, what directors certify and the heads of directorates approve, what is revised when it has to change, and what is reported month by month and quarter by quarter. The budget is part of the plan: each activity carries its budget lines, and what an approved activity may spend is what its approved version says. There is no separate budget to register or distribute.</w:t>
       </w:r>
     </w:p>
     <w:p>
@@ -396,7 +396,7 @@
         <w:t>plan cycle tracker</w:t>
       </w:r>
       <w:r>
-        <w:t xml:space="preserve"> (six steps: plan submission, approval, plan finalized, budget received, distribution, reporting) and which step is current;</w:t>
+        <w:t xml:space="preserve"> (four steps: plan submission, approval, plan finalized, reporting) and which step is current;</w:t>
       </w:r>
     </w:p>
     <w:p>
@@ -404,7 +404,7 @@
         <w:pStyle w:val="ListBullet"/>
       </w:pPr>
       <w:r>
-        <w:t>key figures: the fiscal envelope, the approved plan, what has been distributed, activities approved, delivery against targets;</w:t>
+        <w:t>key figures: what is planned, the approved plan in force, what has been paid (verified), activities approved, delivery against targets;</w:t>
       </w:r>
     </w:p>
     <w:p>
@@ -608,19 +608,10 @@
         <w:rPr>
           <w:b/>
         </w:rPr>
-        <w:t>Fiscal envelope.</w:t>
-      </w:r>
-      <w:r>
-        <w:t xml:space="preserve"> The amount the institution </w:t>
-      </w:r>
-      <w:r>
-        <w:rPr>
-          <w:i/>
-        </w:rPr>
-        <w:t>receives</w:t>
-      </w:r>
-      <w:r>
-        <w:t xml:space="preserve"> for the year to carry out the approved plan: the State Budget allocation for a ministry, or the allocation from the ministry for a directorate. It is registered once it is approved.</w:t>
+        <w:t>Version.</w:t>
+      </w:r>
+      <w:r>
+        <w:t xml:space="preserve"> Every approval of an activity makes a version (1, 2, ...), a copy of what was approved, kept as it was. The amounts of the latest approved version are in force: spending is reported against them.</w:t>
       </w:r>
     </w:p>
     <w:p>
@@ -631,19 +622,10 @@
         <w:rPr>
           <w:b/>
         </w:rPr>
-        <w:t>Distribution.</w:t>
-      </w:r>
-      <w:r>
-        <w:t xml:space="preserve"> Sharing the received envelope over the </w:t>
-      </w:r>
-      <w:r>
-        <w:rPr>
-          <w:i/>
-        </w:rPr>
-        <w:t>approved</w:t>
-      </w:r>
-      <w:r>
-        <w:t xml:space="preserve"> plan, line by line, to the cent, never above what a line asked for. Any surplus stays unallocated.</w:t>
+        <w:t>Revision.</w:t>
+      </w:r>
+      <w:r>
+        <w:t xml:space="preserve"> The way to change an approved activity: it needs a reason, goes back to Draft and through the whole approval chain again, and while it does the version in force stays. When it is approved it becomes the next version.</w:t>
       </w:r>
     </w:p>
     <w:p>
@@ -1034,128 +1016,6 @@
                 <w:b/>
                 <w:sz w:val="18"/>
               </w:rPr>
-              <w:t>Budget received</w:t>
-            </w:r>
-          </w:p>
-        </w:tc>
-        <w:tc>
-          <w:tcPr>
-            <w:tcW w:type="dxa" w:w="2409"/>
-            <w:shd w:val="clear" w:color="auto" w:fill="F5F8FB"/>
-          </w:tcPr>
-          <w:p>
-            <w:r/>
-            <w:r>
-              <w:rPr>
-                <w:sz w:val="18"/>
-              </w:rPr>
-              <w:t>The institution registers the envelope it receives.</w:t>
-            </w:r>
-          </w:p>
-        </w:tc>
-        <w:tc>
-          <w:tcPr>
-            <w:tcW w:type="dxa" w:w="2409"/>
-            <w:shd w:val="clear" w:color="auto" w:fill="F5F8FB"/>
-          </w:tcPr>
-          <w:p>
-            <w:r/>
-            <w:r>
-              <w:rPr>
-                <w:sz w:val="18"/>
-              </w:rPr>
-              <w:t>Minister's office / administrators</w:t>
-            </w:r>
-          </w:p>
-        </w:tc>
-      </w:tr>
-      <w:tr>
-        <w:tc>
-          <w:tcPr>
-            <w:tcW w:type="dxa" w:w="2409"/>
-          </w:tcPr>
-          <w:p>
-            <w:r/>
-            <w:r>
-              <w:rPr>
-                <w:sz w:val="18"/>
-              </w:rPr>
-              <w:t>5</w:t>
-            </w:r>
-          </w:p>
-        </w:tc>
-        <w:tc>
-          <w:tcPr>
-            <w:tcW w:type="dxa" w:w="2409"/>
-          </w:tcPr>
-          <w:p>
-            <w:r/>
-            <w:r>
-              <w:rPr>
-                <w:b/>
-                <w:sz w:val="18"/>
-              </w:rPr>
-              <w:t>Distribution</w:t>
-            </w:r>
-          </w:p>
-        </w:tc>
-        <w:tc>
-          <w:tcPr>
-            <w:tcW w:type="dxa" w:w="2409"/>
-          </w:tcPr>
-          <w:p>
-            <w:r/>
-            <w:r>
-              <w:rPr>
-                <w:sz w:val="18"/>
-              </w:rPr>
-              <w:t>The envelope is shared over the approved plan.</w:t>
-            </w:r>
-          </w:p>
-        </w:tc>
-        <w:tc>
-          <w:tcPr>
-            <w:tcW w:type="dxa" w:w="2409"/>
-          </w:tcPr>
-          <w:p>
-            <w:r/>
-            <w:r>
-              <w:rPr>
-                <w:sz w:val="18"/>
-              </w:rPr>
-              <w:t>Administrators / budget officers</w:t>
-            </w:r>
-          </w:p>
-        </w:tc>
-      </w:tr>
-      <w:tr>
-        <w:tc>
-          <w:tcPr>
-            <w:tcW w:type="dxa" w:w="2409"/>
-            <w:shd w:val="clear" w:color="auto" w:fill="F5F8FB"/>
-          </w:tcPr>
-          <w:p>
-            <w:r/>
-            <w:r>
-              <w:rPr>
-                <w:sz w:val="18"/>
-              </w:rPr>
-              <w:t>6</w:t>
-            </w:r>
-          </w:p>
-        </w:tc>
-        <w:tc>
-          <w:tcPr>
-            <w:tcW w:type="dxa" w:w="2409"/>
-            <w:shd w:val="clear" w:color="auto" w:fill="F5F8FB"/>
-          </w:tcPr>
-          <w:p>
-            <w:r/>
-            <w:r>
-              <w:rPr>
-                <w:b/>
-                <w:sz w:val="18"/>
-              </w:rPr>
               <w:t>Reporting</w:t>
             </w:r>
           </w:p>
@@ -1171,7 +1031,7 @@
               <w:rPr>
                 <w:sz w:val="18"/>
               </w:rPr>
-              <w:t>Units report spending and indicators monthly and quarterly; others verify; the quarter is compiled; reports are printed.</w:t>
+              <w:t>Units report spending and indicators monthly and quarterly; others verify; the quarter is compiled; reports are printed. A change to an approved activity is a revision (Part 9).</w:t>
             </w:r>
           </w:p>
         </w:tc>
@@ -1348,19 +1208,19 @@
         <w:rPr>
           <w:i/>
         </w:rPr>
-        <w:t>a ministry</w:t>
-      </w:r>
-      <w:r>
-        <w:t xml:space="preserve"> (the envelope is the State Budget allocation) or </w:t>
+        <w:t>a whole ministry</w:t>
+      </w:r>
+      <w:r>
+        <w:t xml:space="preserve"> (several directorates, each finalizing its own plan) or </w:t>
       </w:r>
       <w:r>
         <w:rPr>
           <w:i/>
         </w:rPr>
-        <w:t>a directorate or gabinete inside a ministry</w:t>
-      </w:r>
-      <w:r>
-        <w:t xml:space="preserve"> (the envelope is an allocation from the ministry, and you can say who the plan is sent to). This only changes the wording and the fields of the envelope form.</w:t>
+        <w:t>one directorate or gabinete</w:t>
+      </w:r>
+      <w:r>
+        <w:t xml:space="preserve"> (its plan is sent to the ministry; you can say who it is sent to). This only changes the wording.</w:t>
       </w:r>
     </w:p>
     <w:p>
@@ -1838,7 +1698,7 @@
               <w:rPr>
                 <w:sz w:val="18"/>
               </w:rPr>
-              <w:t xml:space="preserve">Sees every plan; approves the fiscal envelope; does </w:t>
+              <w:t xml:space="preserve">Sees every plan and every report; does </w:t>
             </w:r>
             <w:r>
               <w:rPr>
@@ -3070,7 +2930,7 @@
         <w:pStyle w:val="Heading2"/>
       </w:pPr>
       <w:r>
-        <w:t>5.7 Approved activities are locked</w:t>
+        <w:t>5.7 Approved activities are changed by revision</w:t>
       </w:r>
     </w:p>
     <w:p>
@@ -3078,16 +2938,16 @@
         <w:spacing w:after="120"/>
       </w:pPr>
       <w:r>
-        <w:t xml:space="preserve">An approved activity cannot be edited. To change it, the person who can approve it (or an administrator) </w:t>
+        <w:t xml:space="preserve">An approved activity cannot be edited. To change it (a cost went up, an action was added, a target changed), someone who prepares for the unit, its director, whoever gives the final approval, or an administrator starts a </w:t>
       </w:r>
       <w:r>
         <w:rPr>
           <w:b/>
         </w:rPr>
-        <w:t>reopens</w:t>
-      </w:r>
-      <w:r>
-        <w:t xml:space="preserve"> it with a written reason, until the envelope for the year has been received. After the envelope, only its distribution changes.</w:t>
+        <w:t>revision</w:t>
+      </w:r>
+      <w:r>
+        <w:t xml:space="preserve"> with a written reason (Part 9). It never disappears from the plan while the revision is pending.</w:t>
       </w:r>
     </w:p>
     <w:p>
@@ -3591,7 +3451,7 @@
         <w:t>not</w:t>
       </w:r>
       <w:r>
-        <w:t xml:space="preserve"> approve plans; the Minister sees every plan and approves the fiscal envelope. Where a unit has an </w:t>
+        <w:t xml:space="preserve"> approve plans; the Minister sees every plan and every report. Where a unit has an </w:t>
       </w:r>
       <w:r>
         <w:rPr>
@@ -3904,7 +3764,7 @@
         <w:pStyle w:val="Heading2"/>
       </w:pPr>
       <w:r>
-        <w:t>6.5 Reopen an approved activity</w:t>
+        <w:t>6.5 Revise an approved activity</w:t>
       </w:r>
     </w:p>
     <w:p>
@@ -3918,19 +3778,10 @@
         <w:rPr>
           <w:i/>
         </w:rPr>
-        <w:t>Governance Actions → Reopen</w:t>
-      </w:r>
-      <w:r>
-        <w:t xml:space="preserve">, give the reason. It returns to </w:t>
-      </w:r>
-      <w:r>
-        <w:rPr>
-          <w:i/>
-        </w:rPr>
-        <w:t>Draft</w:t>
-      </w:r>
-      <w:r>
-        <w:t>. Only the person who can approve it, or an administrator, and only until the envelope is received.</w:t>
+        <w:t>Governance Actions → Revise</w:t>
+      </w:r>
+      <w:r>
+        <w:t>, give the reason. A revision starts (Part 9): the activity becomes a draft the unit can change and goes through the whole chain again, while the approved version stays in force.</w:t>
       </w:r>
     </w:p>
     <w:p>
@@ -3945,7 +3796,7 @@
       <w:r>
         <w:drawing>
           <wp:inline xmlns:a="http://schemas.openxmlformats.org/drawingml/2006/main" xmlns:pic="http://schemas.openxmlformats.org/drawingml/2006/picture">
-            <wp:extent cx="5832000" cy="3645000"/>
+            <wp:extent cx="5832000" cy="5301450"/>
             <wp:docPr id="13" name="Picture 13"/>
             <wp:cNvGraphicFramePr>
               <a:graphicFrameLocks noChangeAspect="1"/>
@@ -3966,7 +3817,7 @@
                   <pic:spPr>
                     <a:xfrm>
                       <a:off x="0" y="0"/>
-                      <a:ext cx="5832000" cy="3645000"/>
+                      <a:ext cx="5832000" cy="5301450"/>
                     </a:xfrm>
                     <a:prstGeom prst="rect"/>
                   </pic:spPr>
@@ -4001,7 +3852,7 @@
         <w:t>Workflow History</w:t>
       </w:r>
       <w:r>
-        <w:t xml:space="preserve"> tab lists every step: creation, submission, certification, approval, returns, reopenings, with who and when, and any note or reason. It is read from the audit log, so it cannot be edited. Where a list signs in order (7.2), every </w:t>
+        <w:t xml:space="preserve"> tab lists every step: creation, submission, certification, approval, returns, revisions started, with who and when, and any note or reason. It is read from the audit log, so it cannot be edited. Where a list signs in order (7.2), every </w:t>
       </w:r>
       <w:r>
         <w:rPr>
@@ -4349,10 +4200,19 @@
         <w:rPr>
           <w:b/>
         </w:rPr>
-        <w:t>returned or reopened</w:t>
-      </w:r>
-      <w:r>
-        <w:t xml:space="preserve">, a new </w:t>
+        <w:t>returned</w:t>
+      </w:r>
+      <w:r>
+        <w:t xml:space="preserve">, or a </w:t>
+      </w:r>
+      <w:r>
+        <w:rPr>
+          <w:b/>
+        </w:rPr>
+        <w:t>revision</w:t>
+      </w:r>
+      <w:r>
+        <w:t xml:space="preserve"> is started, a new </w:t>
       </w:r>
       <w:r>
         <w:rPr>
@@ -4774,16 +4634,16 @@
         <w:t>year ends</w:t>
       </w:r>
       <w:r>
-        <w:t xml:space="preserve"> when every directorate that planned has finalized, </w:t>
+        <w:t xml:space="preserve"> when every directorate that planned has finalized. Finalizing stops </w:t>
       </w:r>
       <w:r>
         <w:rPr>
           <w:b/>
         </w:rPr>
-        <w:t>or</w:t>
-      </w:r>
-      <w:r>
-        <w:t xml:space="preserve"> when the fiscal envelope has been received (approved) or the year is closed. From the envelope on, a plan cannot be reopened; only the distribution of the envelope changes.</w:t>
+        <w:t>new activities</w:t>
+      </w:r>
+      <w:r>
+        <w:t xml:space="preserve"> only: an approved activity can still be changed by a revision.</w:t>
       </w:r>
     </w:p>
     <w:p>
@@ -4797,7 +4657,7 @@
         <w:t>Reopening</w:t>
       </w:r>
       <w:r>
-        <w:t xml:space="preserve"> a directorate's plan (before the envelope) is for its head or an administrator, with a </w:t>
+        <w:t xml:space="preserve"> a directorate's plan (to allow new activities again) is for its head or an administrator, with a </w:t>
       </w:r>
       <w:r>
         <w:rPr>
@@ -4836,22 +4696,40 @@
         <w:pStyle w:val="Heading1"/>
       </w:pPr>
       <w:r>
-        <w:t>9. The budget: envelope, distribution and allocation</w:t>
-      </w:r>
-    </w:p>
-    <w:p>
-      <w:pPr>
-        <w:pStyle w:val="Heading2"/>
-      </w:pPr>
-      <w:r>
-        <w:t>9.1 Register the envelope</w:t>
+        <w:t>9. Changing an approved activity: revisions and versions</w:t>
+      </w:r>
+    </w:p>
+    <w:p>
+      <w:pPr>
+        <w:spacing w:after="120"/>
+      </w:pPr>
+      <w:r>
+        <w:t xml:space="preserve">There is no fiscal envelope and no distribution in this application: the plan is the budget. What an approved activity may spend is what its </w:t>
+      </w:r>
+      <w:r>
+        <w:rPr>
+          <w:b/>
+        </w:rPr>
+        <w:t>approved version</w:t>
+      </w:r>
+      <w:r>
+        <w:t xml:space="preserve"> says, and a change goes through a </w:t>
+      </w:r>
+      <w:r>
+        <w:rPr>
+          <w:b/>
+        </w:rPr>
+        <w:t>revision</w:t>
+      </w:r>
+      <w:r>
+        <w:t>, so that nothing is overwritten and the record always shows what was approved, by whom, and why it changed.</w:t>
       </w:r>
     </w:p>
     <w:p>
       <w:r>
         <w:drawing>
           <wp:inline xmlns:a="http://schemas.openxmlformats.org/drawingml/2006/main" xmlns:pic="http://schemas.openxmlformats.org/drawingml/2006/picture">
-            <wp:extent cx="5832000" cy="3645000"/>
+            <wp:extent cx="5832000" cy="5301450"/>
             <wp:docPr id="17" name="Picture 17"/>
             <wp:cNvGraphicFramePr>
               <a:graphicFrameLocks noChangeAspect="1"/>
@@ -4860,7 +4738,217 @@
               <a:graphicData uri="http://schemas.openxmlformats.org/drawingml/2006/picture">
                 <pic:pic>
                   <pic:nvPicPr>
-                    <pic:cNvPr id="0" name="envelope.png"/>
+                    <pic:cNvPr id="0" name="activity-history.png"/>
+                    <pic:cNvPicPr/>
+                  </pic:nvPicPr>
+                  <pic:blipFill>
+                    <a:blip r:embed="rId22"/>
+                    <a:stretch>
+                      <a:fillRect/>
+                    </a:stretch>
+                  </pic:blipFill>
+                  <pic:spPr>
+                    <a:xfrm>
+                      <a:off x="0" y="0"/>
+                      <a:ext cx="5832000" cy="5301450"/>
+                    </a:xfrm>
+                    <a:prstGeom prst="rect"/>
+                  </pic:spPr>
+                </pic:pic>
+              </a:graphicData>
+            </a:graphic>
+          </wp:inline>
+        </w:drawing>
+      </w:r>
+    </w:p>
+    <w:p>
+      <w:r>
+        <w:rPr>
+          <w:i/>
+          <w:color w:val="7A8CA3"/>
+          <w:sz w:val="17"/>
+        </w:rPr>
+        <w:t>Versions</w:t>
+      </w:r>
+    </w:p>
+    <w:p>
+      <w:pPr>
+        <w:pStyle w:val="Heading2"/>
+      </w:pPr>
+      <w:r>
+        <w:t>9.1 Versions</w:t>
+      </w:r>
+    </w:p>
+    <w:p>
+      <w:pPr>
+        <w:spacing w:after="120"/>
+      </w:pPr>
+      <w:r>
+        <w:t xml:space="preserve">Every approval makes a </w:t>
+      </w:r>
+      <w:r>
+        <w:rPr>
+          <w:b/>
+        </w:rPr>
+        <w:t>version</w:t>
+      </w:r>
+      <w:r>
+        <w:t xml:space="preserve"> of the activity: a copy of the activity, its indicators with their actions, and its budget lines, kept as it was. The first approval is </w:t>
+      </w:r>
+      <w:r>
+        <w:rPr>
+          <w:b/>
+        </w:rPr>
+        <w:t>version 1</w:t>
+      </w:r>
+      <w:r>
+        <w:t xml:space="preserve">; the </w:t>
+      </w:r>
+      <w:r>
+        <w:rPr>
+          <w:b/>
+        </w:rPr>
+        <w:t>amounts of the latest version are in force</w:t>
+      </w:r>
+      <w:r>
+        <w:t xml:space="preserve">, and spending is reported against them. On the activity's </w:t>
+      </w:r>
+      <w:r>
+        <w:rPr>
+          <w:b/>
+        </w:rPr>
+        <w:t>Workflow History</w:t>
+      </w:r>
+      <w:r>
+        <w:t xml:space="preserve"> tab, </w:t>
+      </w:r>
+      <w:r>
+        <w:rPr>
+          <w:i/>
+        </w:rPr>
+        <w:t>Approved versions</w:t>
+      </w:r>
+      <w:r>
+        <w:t xml:space="preserve"> lists every version with who approved it, when, the total, and the reason for the revision that made it; </w:t>
+      </w:r>
+      <w:r>
+        <w:rPr>
+          <w:i/>
+        </w:rPr>
+        <w:t>Show what was approved</w:t>
+      </w:r>
+      <w:r>
+        <w:t xml:space="preserve"> opens its budget lines and indicators.</w:t>
+      </w:r>
+    </w:p>
+    <w:p>
+      <w:pPr>
+        <w:pStyle w:val="Heading2"/>
+      </w:pPr>
+      <w:r>
+        <w:t>9.2 Start a revision</w:t>
+      </w:r>
+    </w:p>
+    <w:p>
+      <w:pPr>
+        <w:spacing w:after="120"/>
+      </w:pPr>
+      <w:r>
+        <w:t xml:space="preserve">On an approved activity, </w:t>
+      </w:r>
+      <w:r>
+        <w:rPr>
+          <w:i/>
+        </w:rPr>
+        <w:t xml:space="preserve">Governance Actions → </w:t>
+      </w:r>
+      <w:r>
+        <w:rPr>
+          <w:i/>
+        </w:rPr>
+        <w:t>Revise</w:t>
+      </w:r>
+      <w:r>
+        <w:rPr>
+          <w:b/>
+        </w:rPr>
+        <w:t xml:space="preserve">. Give a </w:t>
+      </w:r>
+      <w:r>
+        <w:t>reason** (required). It can be started by someone who prepares for the unit (its list of preparers, or anyone who may submit for it), the director of the unit, whoever gives the final approval, or an administrator.</w:t>
+      </w:r>
+    </w:p>
+    <w:p>
+      <w:pPr>
+        <w:pStyle w:val="ListBullet"/>
+      </w:pPr>
+      <w:r>
+        <w:t xml:space="preserve">The activity becomes a </w:t>
+      </w:r>
+      <w:r>
+        <w:rPr>
+          <w:b/>
+        </w:rPr>
+        <w:t>Draft</w:t>
+      </w:r>
+      <w:r>
+        <w:t xml:space="preserve"> that the unit can edit: amounts, lines, indicators, targets, actions, dates.</w:t>
+      </w:r>
+    </w:p>
+    <w:p>
+      <w:pPr>
+        <w:pStyle w:val="ListBullet"/>
+      </w:pPr>
+      <w:r>
+        <w:rPr>
+          <w:b/>
+        </w:rPr>
+        <w:t>The approved version stays in force</w:t>
+      </w:r>
+      <w:r>
+        <w:t>: its amounts are untouched, the activity keeps its place in the plan and its reports, and the unit keeps reporting spending against it.</w:t>
+      </w:r>
+    </w:p>
+    <w:p>
+      <w:pPr>
+        <w:pStyle w:val="ListBullet"/>
+      </w:pPr>
+      <w:r>
+        <w:t xml:space="preserve">A banner on the activity says </w:t>
+      </w:r>
+      <w:r>
+        <w:rPr>
+          <w:i/>
+        </w:rPr>
+        <w:t>Revision in progress: version 2</w:t>
+      </w:r>
+      <w:r>
+        <w:t xml:space="preserve"> and lists </w:t>
+      </w:r>
+      <w:r>
+        <w:rPr>
+          <w:b/>
+        </w:rPr>
+        <w:t>what changes against version 1</w:t>
+      </w:r>
+      <w:r>
+        <w:t>, line by line and indicator by indicator, with the total before and after, so that reviewers see exactly what they are approving.</w:t>
+      </w:r>
+    </w:p>
+    <w:p>
+      <w:r>
+        <w:drawing>
+          <wp:inline xmlns:a="http://schemas.openxmlformats.org/drawingml/2006/main" xmlns:pic="http://schemas.openxmlformats.org/drawingml/2006/picture">
+            <wp:extent cx="5832000" cy="3645000"/>
+            <wp:docPr id="18" name="Picture 18"/>
+            <wp:cNvGraphicFramePr>
+              <a:graphicFrameLocks noChangeAspect="1"/>
+            </wp:cNvGraphicFramePr>
+            <a:graphic>
+              <a:graphicData uri="http://schemas.openxmlformats.org/drawingml/2006/picture">
+                <pic:pic>
+                  <pic:nvPicPr>
+                    <pic:cNvPr id="0" name="activity-revision.png"/>
                     <pic:cNvPicPr/>
                   </pic:nvPicPr>
                   <pic:blipFill>
@@ -4890,7 +4978,15 @@
           <w:color w:val="7A8CA3"/>
           <w:sz w:val="17"/>
         </w:rPr>
-        <w:t>Envelope</w:t>
+        <w:t>A revision in progress</w:t>
+      </w:r>
+    </w:p>
+    <w:p>
+      <w:pPr>
+        <w:pStyle w:val="Heading2"/>
+      </w:pPr>
+      <w:r>
+        <w:t>9.3 Approve the revision</w:t>
       </w:r>
     </w:p>
     <w:p>
@@ -4898,66 +4994,99 @@
         <w:spacing w:after="120"/>
       </w:pPr>
       <w:r>
+        <w:t xml:space="preserve">The revision goes through </w:t>
+      </w:r>
+      <w:r>
         <w:rPr>
           <w:b/>
         </w:rPr>
-        <w:t>Budget → Fiscal Envelope → Current Envelope / Envelope List</w:t>
-      </w:r>
-      <w:r>
-        <w:t xml:space="preserve">: when the institution learns the amount it receives for the year, register the envelope: the fiscal year, the </w:t>
+        <w:t>the whole chain again</w:t>
+      </w:r>
+      <w:r>
+        <w:t xml:space="preserve">: prepared, certified (and validated by the unit above where that applies), and approved by the head of the directorate or the named approvers (including lists that sign in order; its signatures belong to a new round). Returning it for correction works as before. When the revision is approved it becomes </w:t>
       </w:r>
       <w:r>
         <w:rPr>
           <w:b/>
         </w:rPr>
-        <w:t>reference</w:t>
-      </w:r>
-      <w:r>
-        <w:t xml:space="preserve"> (the budget law, or the ministry's decision for a directorate), the source authority, the dates and the </w:t>
-      </w:r>
+        <w:t>version 2</w:t>
+      </w:r>
+      <w:r>
+        <w:t>: its amounts take over and the history shows both versions.</w:t>
+      </w:r>
+    </w:p>
+    <w:p>
+      <w:pPr>
+        <w:pStyle w:val="Heading2"/>
+      </w:pPr>
+      <w:r>
+        <w:t>9.4 What a revision cannot do</w:t>
+      </w:r>
+    </w:p>
+    <w:p>
+      <w:pPr>
+        <w:pStyle w:val="ListBullet"/>
+      </w:pPr>
       <w:r>
         <w:rPr>
           <w:b/>
         </w:rPr>
-        <w:t>total</w:t>
-      </w:r>
-      <w:r>
-        <w:t xml:space="preserve">. Divide it by </w:t>
-      </w:r>
+        <w:t>Remove a budget line that already has spending reported against it</w:t>
+      </w:r>
+      <w:r>
+        <w:t>, or an indicator that already has progress reported: change its amount or target instead. This keeps the reported figures tied to their line.</w:t>
+      </w:r>
+    </w:p>
+    <w:p>
+      <w:pPr>
+        <w:pStyle w:val="ListBullet"/>
+      </w:pPr>
       <w:r>
         <w:rPr>
           <w:b/>
         </w:rPr>
-        <w:t>economic category</w:t>
-      </w:r>
-      <w:r>
-        <w:t xml:space="preserve">. Approve it. Once the envelope is </w:t>
+        <w:t>Delete the activity</w:t>
+      </w:r>
+      <w:r>
+        <w:t>: an activity that was approved once is part of the record of the plan.</w:t>
+      </w:r>
+    </w:p>
+    <w:p>
+      <w:pPr>
+        <w:spacing w:after="120"/>
+      </w:pPr>
+      <w:r>
+        <w:t>Finalizing a directorate's plan (Part 8) does not stop revisions.</w:t>
+      </w:r>
+    </w:p>
+    <w:p>
+      <w:r>
+        <w:br w:type="page"/>
+      </w:r>
+    </w:p>
+    <w:p>
+      <w:pPr>
+        <w:pStyle w:val="Heading1"/>
+      </w:pPr>
+      <w:r>
+        <w:t>10. Executing and reporting</w:t>
+      </w:r>
+    </w:p>
+    <w:p>
+      <w:pPr>
+        <w:spacing w:after="120"/>
+      </w:pPr>
+      <w:r>
+        <w:t xml:space="preserve">Once an activity has an approved version, its unit reports what it spent and achieved. Figures count only once </w:t>
       </w:r>
       <w:r>
         <w:rPr>
           <w:b/>
         </w:rPr>
-        <w:t>Approved</w:t>
-      </w:r>
-      <w:r>
-        <w:t>, the plan for the year is final.</w:t>
-      </w:r>
-    </w:p>
-    <w:p>
-      <w:pPr>
-        <w:spacing w:after="120"/>
-      </w:pPr>
-      <w:r>
-        <w:t xml:space="preserve">The old step of a separate </w:t>
-      </w:r>
-      <w:r>
-        <w:rPr>
-          <w:i/>
-        </w:rPr>
-        <w:t>ceiling</w:t>
-      </w:r>
-      <w:r>
-        <w:t xml:space="preserve"> is now part of the envelope pages; there is no separate screen to maintain.</w:t>
+        <w:t>someone else verifies</w:t>
+      </w:r>
+      <w:r>
+        <w:t xml:space="preserve"> them.</w:t>
       </w:r>
     </w:p>
     <w:p>
@@ -4965,66 +5094,7 @@
         <w:pStyle w:val="Heading2"/>
       </w:pPr>
       <w:r>
-        <w:t>9.2 Distribute it over the plan</w:t>
-      </w:r>
-    </w:p>
-    <w:p>
-      <w:pPr>
-        <w:spacing w:after="120"/>
-      </w:pPr>
-      <w:r>
-        <w:t xml:space="preserve">Choose </w:t>
-      </w:r>
-      <w:r>
-        <w:rPr>
-          <w:b/>
-        </w:rPr>
-        <w:t>Redistribute OGE</w:t>
-      </w:r>
-      <w:r>
-        <w:t xml:space="preserve"> on the envelope page. The system shares the envelope over the </w:t>
-      </w:r>
-      <w:r>
-        <w:rPr>
-          <w:b/>
-        </w:rPr>
-        <w:t>approved</w:t>
-      </w:r>
-      <w:r>
-        <w:t xml:space="preserve"> activities only, line by line:</w:t>
-      </w:r>
-    </w:p>
-    <w:p>
-      <w:pPr>
-        <w:pStyle w:val="ListBullet"/>
-      </w:pPr>
-      <w:r>
-        <w:t>never above what a line asked for (a surplus stays unallocated);</w:t>
-      </w:r>
-    </w:p>
-    <w:p>
-      <w:pPr>
-        <w:pStyle w:val="ListBullet"/>
-      </w:pPr>
-      <w:r>
-        <w:t>cent-exact, in one transaction;</w:t>
-      </w:r>
-    </w:p>
-    <w:p>
-      <w:pPr>
-        <w:pStyle w:val="ListBullet"/>
-      </w:pPr>
-      <w:r>
-        <w:t xml:space="preserve">only for an </w:t>
-      </w:r>
-      <w:r>
-        <w:rPr>
-          <w:b/>
-        </w:rPr>
-        <w:t>Approved</w:t>
-      </w:r>
-      <w:r>
-        <w:t xml:space="preserve"> envelope.</w:t>
+        <w:t>10.1 Monthly spending</w:t>
       </w:r>
     </w:p>
     <w:p>
@@ -5032,7 +5102,7 @@
         <w:drawing>
           <wp:inline xmlns:a="http://schemas.openxmlformats.org/drawingml/2006/main" xmlns:pic="http://schemas.openxmlformats.org/drawingml/2006/picture">
             <wp:extent cx="5832000" cy="3645000"/>
-            <wp:docPr id="18" name="Picture 18"/>
+            <wp:docPr id="19" name="Picture 19"/>
             <wp:cNvGraphicFramePr>
               <a:graphicFrameLocks noChangeAspect="1"/>
             </wp:cNvGraphicFramePr>
@@ -5040,7 +5110,7 @@
               <a:graphicData uri="http://schemas.openxmlformats.org/drawingml/2006/picture">
                 <pic:pic>
                   <pic:nvPicPr>
-                    <pic:cNvPr id="0" name="allocation.png"/>
+                    <pic:cNvPr id="0" name="report-execution.png"/>
                     <pic:cNvPicPr/>
                   </pic:nvPicPr>
                   <pic:blipFill>
@@ -5070,7 +5140,7 @@
           <w:color w:val="7A8CA3"/>
           <w:sz w:val="17"/>
         </w:rPr>
-        <w:t>Allocation</w:t>
+        <w:t>Report execution</w:t>
       </w:r>
     </w:p>
     <w:p>
@@ -5081,32 +5151,54 @@
         <w:rPr>
           <w:b/>
         </w:rPr>
-        <w:t>Budget → Budget Allocation</w:t>
-      </w:r>
-      <w:r>
-        <w:t xml:space="preserve"> shows what each unit, programme and category received, against what it planned. </w:t>
+        <w:t>Execute → Report execution</w:t>
+      </w:r>
+      <w:r>
+        <w:t xml:space="preserve">: choose the </w:t>
       </w:r>
       <w:r>
         <w:rPr>
           <w:b/>
         </w:rPr>
-        <w:t>Budget → Allocation Review</w:t>
-      </w:r>
-      <w:r>
-        <w:t xml:space="preserve"> is where directors review how the envelope was allocated to their units.</w:t>
-      </w:r>
-    </w:p>
-    <w:p>
-      <w:r>
-        <w:br w:type="page"/>
-      </w:r>
-    </w:p>
-    <w:p>
-      <w:pPr>
-        <w:pStyle w:val="Heading1"/>
-      </w:pPr>
-      <w:r>
-        <w:t>10. Executing and reporting</w:t>
+        <w:t>month</w:t>
+      </w:r>
+      <w:r>
+        <w:t xml:space="preserve">, then an </w:t>
+      </w:r>
+      <w:r>
+        <w:rPr>
+          <w:b/>
+        </w:rPr>
+        <w:t>approved activity</w:t>
+      </w:r>
+      <w:r>
+        <w:t xml:space="preserve">. For each budget line enter what was </w:t>
+      </w:r>
+      <w:r>
+        <w:rPr>
+          <w:b/>
+        </w:rPr>
+        <w:t>committed</w:t>
+      </w:r>
+      <w:r>
+        <w:t xml:space="preserve"> and what was </w:t>
+      </w:r>
+      <w:r>
+        <w:rPr>
+          <w:b/>
+        </w:rPr>
+        <w:t>paid</w:t>
+      </w:r>
+      <w:r>
+        <w:t xml:space="preserve"> in that month, and submit. The month must be within its reporting window (Part 4.5).</w:t>
+      </w:r>
+    </w:p>
+    <w:p>
+      <w:pPr>
+        <w:pStyle w:val="Heading2"/>
+      </w:pPr>
+      <w:r>
+        <w:t>10.2 Quarterly indicators</w:t>
       </w:r>
     </w:p>
     <w:p>
@@ -5114,16 +5206,16 @@
         <w:spacing w:after="120"/>
       </w:pPr>
       <w:r>
-        <w:t xml:space="preserve">After the budget is distributed, the units report what they spent and achieved. Figures count only once </w:t>
+        <w:t xml:space="preserve">On the same screen, enter for each indicator the progress achieved in the </w:t>
       </w:r>
       <w:r>
         <w:rPr>
           <w:b/>
         </w:rPr>
-        <w:t>someone else verifies</w:t>
-      </w:r>
-      <w:r>
-        <w:t xml:space="preserve"> them.</w:t>
+        <w:t>quarter</w:t>
+      </w:r>
+      <w:r>
+        <w:t>; the quarter must be one the indicator is reported in (from its months).</w:t>
       </w:r>
     </w:p>
     <w:p>
@@ -5131,7 +5223,32 @@
         <w:pStyle w:val="Heading2"/>
       </w:pPr>
       <w:r>
-        <w:t>10.1 Monthly spending</w:t>
+        <w:t>10.3 Narratives</w:t>
+      </w:r>
+    </w:p>
+    <w:p>
+      <w:pPr>
+        <w:spacing w:after="120"/>
+      </w:pPr>
+      <w:r>
+        <w:t xml:space="preserve">For each month and quarter the unit writes the </w:t>
+      </w:r>
+      <w:r>
+        <w:rPr>
+          <w:b/>
+        </w:rPr>
+        <w:t>narrative</w:t>
+      </w:r>
+      <w:r>
+        <w:t>: results achieved, implementation constraints, and the rating (from the list). It is part of the report.</w:t>
+      </w:r>
+    </w:p>
+    <w:p>
+      <w:pPr>
+        <w:pStyle w:val="Heading2"/>
+      </w:pPr>
+      <w:r>
+        <w:t>10.4 Verification</w:t>
       </w:r>
     </w:p>
     <w:p>
@@ -5139,7 +5256,7 @@
         <w:drawing>
           <wp:inline xmlns:a="http://schemas.openxmlformats.org/drawingml/2006/main" xmlns:pic="http://schemas.openxmlformats.org/drawingml/2006/picture">
             <wp:extent cx="5832000" cy="3645000"/>
-            <wp:docPr id="19" name="Picture 19"/>
+            <wp:docPr id="20" name="Picture 20"/>
             <wp:cNvGraphicFramePr>
               <a:graphicFrameLocks noChangeAspect="1"/>
             </wp:cNvGraphicFramePr>
@@ -5147,7 +5264,7 @@
               <a:graphicData uri="http://schemas.openxmlformats.org/drawingml/2006/picture">
                 <pic:pic>
                   <pic:nvPicPr>
-                    <pic:cNvPr id="0" name="report-execution.png"/>
+                    <pic:cNvPr id="0" name="verify.png"/>
                     <pic:cNvPicPr/>
                   </pic:nvPicPr>
                   <pic:blipFill>
@@ -5177,57 +5294,96 @@
           <w:color w:val="7A8CA3"/>
           <w:sz w:val="17"/>
         </w:rPr>
+        <w:t>Verification</w:t>
+      </w:r>
+    </w:p>
+    <w:p>
+      <w:pPr>
+        <w:spacing w:after="120"/>
+      </w:pPr>
+      <w:r>
+        <w:t xml:space="preserve">A different person opens the figures and </w:t>
+      </w:r>
+      <w:r>
+        <w:rPr>
+          <w:b/>
+        </w:rPr>
+        <w:t>verifies or returns</w:t>
+      </w:r>
+      <w:r>
+        <w:t xml:space="preserve"> them:</w:t>
+      </w:r>
+    </w:p>
+    <w:p>
+      <w:pPr>
+        <w:pStyle w:val="ListBullet"/>
+      </w:pPr>
+      <w:r>
+        <w:rPr>
+          <w:b/>
+        </w:rPr>
+        <w:t>Spending (committed and paid)</w:t>
+      </w:r>
+      <w:r>
+        <w:t xml:space="preserve">: a director or the finance officer, from the items in </w:t>
+      </w:r>
+      <w:r>
+        <w:rPr>
+          <w:b/>
+        </w:rPr>
+        <w:t>Approvals</w:t>
+      </w:r>
+      <w:r>
+        <w:t xml:space="preserve"> or from </w:t>
+      </w:r>
+      <w:r>
+        <w:rPr>
+          <w:i/>
+        </w:rPr>
         <w:t>Report execution</w:t>
       </w:r>
+      <w:r>
+        <w:t>.</w:t>
+      </w:r>
+    </w:p>
+    <w:p>
+      <w:pPr>
+        <w:pStyle w:val="ListBullet"/>
+      </w:pPr>
+      <w:r>
+        <w:rPr>
+          <w:b/>
+        </w:rPr>
+        <w:t>Indicator progress</w:t>
+      </w:r>
+      <w:r>
+        <w:t xml:space="preserve">: a director from </w:t>
+      </w:r>
+      <w:r>
+        <w:rPr>
+          <w:i/>
+        </w:rPr>
+        <w:t>Report execution</w:t>
+      </w:r>
+      <w:r>
+        <w:t xml:space="preserve">; administrators also have the page </w:t>
+      </w:r>
+      <w:r>
+        <w:rPr>
+          <w:b/>
+        </w:rPr>
+        <w:t>Approvals → Verify progress</w:t>
+      </w:r>
+      <w:r>
+        <w:t>, which lists every pending record and can verify them together.</w:t>
+      </w:r>
     </w:p>
     <w:p>
       <w:pPr>
         <w:spacing w:after="120"/>
       </w:pPr>
       <w:r>
-        <w:rPr>
-          <w:b/>
-        </w:rPr>
-        <w:t>Execute → Report execution</w:t>
-      </w:r>
-      <w:r>
-        <w:t xml:space="preserve">: choose the </w:t>
-      </w:r>
-      <w:r>
-        <w:rPr>
-          <w:b/>
-        </w:rPr>
-        <w:t>month</w:t>
-      </w:r>
-      <w:r>
-        <w:t xml:space="preserve">, then an </w:t>
-      </w:r>
-      <w:r>
-        <w:rPr>
-          <w:b/>
-        </w:rPr>
-        <w:t>approved activity</w:t>
-      </w:r>
-      <w:r>
-        <w:t xml:space="preserve">. For each budget line enter what was </w:t>
-      </w:r>
-      <w:r>
-        <w:rPr>
-          <w:b/>
-        </w:rPr>
-        <w:t>committed</w:t>
-      </w:r>
-      <w:r>
-        <w:t xml:space="preserve"> and what was </w:t>
-      </w:r>
-      <w:r>
-        <w:rPr>
-          <w:b/>
-        </w:rPr>
-        <w:t>paid</w:t>
-      </w:r>
-      <w:r>
-        <w:t xml:space="preserve"> in that month, and submit. The month must be within its reporting window (Part 4.5).</w:t>
+        <w:t>Only verified figures appear in the dashboard, the performance report and the printed report. You cannot verify your own entry; the system says so.</w:t>
       </w:r>
     </w:p>
     <w:p>
@@ -5235,57 +5391,7 @@
         <w:pStyle w:val="Heading2"/>
       </w:pPr>
       <w:r>
-        <w:t>10.2 Quarterly indicators</w:t>
-      </w:r>
-    </w:p>
-    <w:p>
-      <w:pPr>
-        <w:spacing w:after="120"/>
-      </w:pPr>
-      <w:r>
-        <w:t xml:space="preserve">On the same screen, enter for each indicator the progress achieved in the </w:t>
-      </w:r>
-      <w:r>
-        <w:rPr>
-          <w:b/>
-        </w:rPr>
-        <w:t>quarter</w:t>
-      </w:r>
-      <w:r>
-        <w:t>; the quarter must be one the indicator is reported in (from its months).</w:t>
-      </w:r>
-    </w:p>
-    <w:p>
-      <w:pPr>
-        <w:pStyle w:val="Heading2"/>
-      </w:pPr>
-      <w:r>
-        <w:t>10.3 Narratives</w:t>
-      </w:r>
-    </w:p>
-    <w:p>
-      <w:pPr>
-        <w:spacing w:after="120"/>
-      </w:pPr>
-      <w:r>
-        <w:t xml:space="preserve">For each month and quarter the unit writes the </w:t>
-      </w:r>
-      <w:r>
-        <w:rPr>
-          <w:b/>
-        </w:rPr>
-        <w:t>narrative</w:t>
-      </w:r>
-      <w:r>
-        <w:t>: results achieved, implementation constraints, and the rating (from the list). It is part of the report.</w:t>
-      </w:r>
-    </w:p>
-    <w:p>
-      <w:pPr>
-        <w:pStyle w:val="Heading2"/>
-      </w:pPr>
-      <w:r>
-        <w:t>10.4 Verification</w:t>
+        <w:t>10.5 Compile the quarter</w:t>
       </w:r>
     </w:p>
     <w:p>
@@ -5293,7 +5399,7 @@
         <w:drawing>
           <wp:inline xmlns:a="http://schemas.openxmlformats.org/drawingml/2006/main" xmlns:pic="http://schemas.openxmlformats.org/drawingml/2006/picture">
             <wp:extent cx="5832000" cy="3645000"/>
-            <wp:docPr id="20" name="Picture 20"/>
+            <wp:docPr id="21" name="Picture 21"/>
             <wp:cNvGraphicFramePr>
               <a:graphicFrameLocks noChangeAspect="1"/>
             </wp:cNvGraphicFramePr>
@@ -5301,7 +5407,7 @@
               <a:graphicData uri="http://schemas.openxmlformats.org/drawingml/2006/picture">
                 <pic:pic>
                   <pic:nvPicPr>
-                    <pic:cNvPr id="0" name="verify.png"/>
+                    <pic:cNvPr id="0" name="compile.png"/>
                     <pic:cNvPicPr/>
                   </pic:nvPicPr>
                   <pic:blipFill>
@@ -5331,7 +5437,7 @@
           <w:color w:val="7A8CA3"/>
           <w:sz w:val="17"/>
         </w:rPr>
-        <w:t>Verification</w:t>
+        <w:t>Compile the quarter</w:t>
       </w:r>
     </w:p>
     <w:p>
@@ -5339,88 +5445,58 @@
         <w:spacing w:after="120"/>
       </w:pPr>
       <w:r>
-        <w:t xml:space="preserve">A different person opens the figures and </w:t>
-      </w:r>
-      <w:r>
         <w:rPr>
           <w:b/>
         </w:rPr>
-        <w:t>verifies or returns</w:t>
-      </w:r>
-      <w:r>
-        <w:t xml:space="preserve"> them:</w:t>
-      </w:r>
-    </w:p>
-    <w:p>
-      <w:pPr>
-        <w:pStyle w:val="ListBullet"/>
-      </w:pPr>
+        <w:t>Execute → Compile the quarter</w:t>
+      </w:r>
+      <w:r>
+        <w:t xml:space="preserve"> (directors and administrators): choose the </w:t>
+      </w:r>
       <w:r>
         <w:rPr>
           <w:b/>
         </w:rPr>
-        <w:t>Spending (committed and paid)</w:t>
-      </w:r>
-      <w:r>
-        <w:t xml:space="preserve">: a director or the finance officer, from the items in </w:t>
+        <w:t>quarter</w:t>
+      </w:r>
+      <w:r>
+        <w:t xml:space="preserve">. For each activity the system shows what the unit reported; press </w:t>
       </w:r>
       <w:r>
         <w:rPr>
           <w:b/>
         </w:rPr>
-        <w:t>Approvals</w:t>
-      </w:r>
-      <w:r>
-        <w:t xml:space="preserve"> or from </w:t>
+        <w:t>Draft from the reports</w:t>
+      </w:r>
+      <w:r>
+        <w:t xml:space="preserve"> to prepare the text (</w:t>
       </w:r>
       <w:r>
         <w:rPr>
           <w:i/>
         </w:rPr>
-        <w:t>Report execution</w:t>
-      </w:r>
-      <w:r>
-        <w:t>.</w:t>
-      </w:r>
-    </w:p>
-    <w:p>
-      <w:pPr>
-        <w:pStyle w:val="ListBullet"/>
-      </w:pPr>
+        <w:t>Results achieved</w:t>
+      </w:r>
+      <w:r>
+        <w:t xml:space="preserve"> and </w:t>
+      </w:r>
+      <w:r>
+        <w:rPr>
+          <w:i/>
+        </w:rPr>
+        <w:t>Implementation constraints</w:t>
+      </w:r>
+      <w:r>
+        <w:t xml:space="preserve">), edit it, and </w:t>
+      </w:r>
       <w:r>
         <w:rPr>
           <w:b/>
         </w:rPr>
-        <w:t>Indicator progress</w:t>
-      </w:r>
-      <w:r>
-        <w:t xml:space="preserve">: a director from </w:t>
-      </w:r>
-      <w:r>
-        <w:rPr>
-          <w:i/>
-        </w:rPr>
-        <w:t>Report execution</w:t>
-      </w:r>
-      <w:r>
-        <w:t xml:space="preserve">; administrators also have the page </w:t>
-      </w:r>
-      <w:r>
-        <w:rPr>
-          <w:b/>
-        </w:rPr>
-        <w:t>Approvals → Verify progress</w:t>
-      </w:r>
-      <w:r>
-        <w:t>, which lists every pending record and can verify them together.</w:t>
-      </w:r>
-    </w:p>
-    <w:p>
-      <w:pPr>
-        <w:spacing w:after="120"/>
-      </w:pPr>
-      <w:r>
-        <w:t>Only verified figures appear in the dashboard, the performance report and the printed report. You cannot verify your own entry; the system says so.</w:t>
+        <w:t>Save</w:t>
+      </w:r>
+      <w:r>
+        <w:t>. What the unit wrote is kept as it was. This becomes the text of the ministry's report.</w:t>
       </w:r>
     </w:p>
     <w:p>
@@ -5428,7 +5504,7 @@
         <w:pStyle w:val="Heading2"/>
       </w:pPr>
       <w:r>
-        <w:t>10.5 Compile the quarter</w:t>
+        <w:t>10.6 Performance</w:t>
       </w:r>
     </w:p>
     <w:p>
@@ -5436,7 +5512,7 @@
         <w:drawing>
           <wp:inline xmlns:a="http://schemas.openxmlformats.org/drawingml/2006/main" xmlns:pic="http://schemas.openxmlformats.org/drawingml/2006/picture">
             <wp:extent cx="5832000" cy="3645000"/>
-            <wp:docPr id="21" name="Picture 21"/>
+            <wp:docPr id="22" name="Picture 22"/>
             <wp:cNvGraphicFramePr>
               <a:graphicFrameLocks noChangeAspect="1"/>
             </wp:cNvGraphicFramePr>
@@ -5444,7 +5520,7 @@
               <a:graphicData uri="http://schemas.openxmlformats.org/drawingml/2006/picture">
                 <pic:pic>
                   <pic:nvPicPr>
-                    <pic:cNvPr id="0" name="compile.png"/>
+                    <pic:cNvPr id="0" name="performance.png"/>
                     <pic:cNvPicPr/>
                   </pic:nvPicPr>
                   <pic:blipFill>
@@ -5474,7 +5550,7 @@
           <w:color w:val="7A8CA3"/>
           <w:sz w:val="17"/>
         </w:rPr>
-        <w:t>Compile the quarter</w:t>
+        <w:t>Performance</w:t>
       </w:r>
     </w:p>
     <w:p>
@@ -5485,55 +5561,84 @@
         <w:rPr>
           <w:b/>
         </w:rPr>
-        <w:t>Execute → Compile the quarter</w:t>
-      </w:r>
-      <w:r>
-        <w:t xml:space="preserve"> (directors and administrators): choose the </w:t>
+        <w:t>Insights → Performance</w:t>
+      </w:r>
+      <w:r>
+        <w:t>: paid and delivered against the plan, by quarter and programme, with the activities falling behind.</w:t>
+      </w:r>
+    </w:p>
+    <w:p>
+      <w:r>
+        <w:br w:type="page"/>
+      </w:r>
+    </w:p>
+    <w:p>
+      <w:pPr>
+        <w:pStyle w:val="Heading1"/>
+      </w:pPr>
+      <w:r>
+        <w:t>11. Reports, dashboard and printed forms</w:t>
+      </w:r>
+    </w:p>
+    <w:p>
+      <w:pPr>
+        <w:pStyle w:val="Heading2"/>
+      </w:pPr>
+      <w:r>
+        <w:t>11.1 The dashboard and Reporting page</w:t>
+      </w:r>
+    </w:p>
+    <w:p>
+      <w:pPr>
+        <w:spacing w:after="120"/>
+      </w:pPr>
+      <w:r>
+        <w:t xml:space="preserve">The </w:t>
       </w:r>
       <w:r>
         <w:rPr>
           <w:b/>
         </w:rPr>
-        <w:t>quarter</w:t>
-      </w:r>
-      <w:r>
-        <w:t xml:space="preserve">. For each activity the system shows what the unit reported; press </w:t>
+        <w:t>Dashboard</w:t>
+      </w:r>
+      <w:r>
+        <w:t xml:space="preserve"> (Part 1.3) and </w:t>
       </w:r>
       <w:r>
         <w:rPr>
           <w:b/>
         </w:rPr>
-        <w:t>Draft from the reports</w:t>
-      </w:r>
-      <w:r>
-        <w:t xml:space="preserve"> to prepare the text (</w:t>
-      </w:r>
-      <w:r>
-        <w:rPr>
-          <w:i/>
-        </w:rPr>
-        <w:t>Results achieved</w:t>
+        <w:t>Insights → Reporting</w:t>
+      </w:r>
+      <w:r>
+        <w:t xml:space="preserve"> show the annual performance report: planned and approved by unit, rolled up the tree, with </w:t>
+      </w:r>
+      <w:r>
+        <w:rPr>
+          <w:b/>
+        </w:rPr>
+        <w:t>Export Data</w:t>
+      </w:r>
+      <w:r>
+        <w:t xml:space="preserve"> (CSV), </w:t>
+      </w:r>
+      <w:r>
+        <w:rPr>
+          <w:b/>
+        </w:rPr>
+        <w:t>Final plan report</w:t>
       </w:r>
       <w:r>
         <w:t xml:space="preserve"> and </w:t>
       </w:r>
       <w:r>
         <w:rPr>
-          <w:i/>
-        </w:rPr>
-        <w:t>Implementation constraints</w:t>
-      </w:r>
-      <w:r>
-        <w:t xml:space="preserve">), edit it, and </w:t>
-      </w:r>
-      <w:r>
-        <w:rPr>
           <w:b/>
         </w:rPr>
-        <w:t>Save</w:t>
-      </w:r>
-      <w:r>
-        <w:t>. What the unit wrote is kept as it was. This becomes the text of the ministry's report.</w:t>
+        <w:t>Print Report</w:t>
+      </w:r>
+      <w:r>
+        <w:t>.</w:t>
       </w:r>
     </w:p>
     <w:p>
@@ -5541,7 +5646,7 @@
         <w:pStyle w:val="Heading2"/>
       </w:pPr>
       <w:r>
-        <w:t>10.6 Performance</w:t>
+        <w:t>11.2 The final plan report</w:t>
       </w:r>
     </w:p>
     <w:p>
@@ -5549,7 +5654,7 @@
         <w:drawing>
           <wp:inline xmlns:a="http://schemas.openxmlformats.org/drawingml/2006/main" xmlns:pic="http://schemas.openxmlformats.org/drawingml/2006/picture">
             <wp:extent cx="5832000" cy="3645000"/>
-            <wp:docPr id="22" name="Picture 22"/>
+            <wp:docPr id="23" name="Picture 23"/>
             <wp:cNvGraphicFramePr>
               <a:graphicFrameLocks noChangeAspect="1"/>
             </wp:cNvGraphicFramePr>
@@ -5557,7 +5662,7 @@
               <a:graphicData uri="http://schemas.openxmlformats.org/drawingml/2006/picture">
                 <pic:pic>
                   <pic:nvPicPr>
-                    <pic:cNvPr id="0" name="performance.png"/>
+                    <pic:cNvPr id="0" name="approved-plan.png"/>
                     <pic:cNvPicPr/>
                   </pic:nvPicPr>
                   <pic:blipFill>
@@ -5587,7 +5692,7 @@
           <w:color w:val="7A8CA3"/>
           <w:sz w:val="17"/>
         </w:rPr>
-        <w:t>Performance</w:t>
+        <w:t>The approved plan report</w:t>
       </w:r>
     </w:p>
     <w:p>
@@ -5598,23 +5703,54 @@
         <w:rPr>
           <w:b/>
         </w:rPr>
-        <w:t>Insights → Performance</w:t>
-      </w:r>
-      <w:r>
-        <w:t>: paid and delivered against the plan, by quarter and programme, with the activities falling behind.</w:t>
-      </w:r>
-    </w:p>
-    <w:p>
-      <w:r>
-        <w:br w:type="page"/>
-      </w:r>
-    </w:p>
-    <w:p>
-      <w:pPr>
-        <w:pStyle w:val="Heading1"/>
-      </w:pPr>
-      <w:r>
-        <w:t>11. Reports, dashboard and printed forms</w:t>
+        <w:t>Reporting → Final plan report</w:t>
+      </w:r>
+      <w:r>
+        <w:t xml:space="preserve"> is the plan of approved activities in the layout of the Ministry of Finance form (A4 landscape): programme and subprogramme bands, each activity with its indicators, baseline, target, means of verification, unit, funding source, the quarterly implementation schedule and the amount by economic category. It carries a document reference and a fingerprint so that a printed copy can be checked.</w:t>
+      </w:r>
+    </w:p>
+    <w:p>
+      <w:pPr>
+        <w:spacing w:after="120"/>
+      </w:pPr>
+      <w:r>
+        <w:t xml:space="preserve">Choose </w:t>
+      </w:r>
+      <w:r>
+        <w:rPr>
+          <w:b/>
+        </w:rPr>
+        <w:t>Complete report</w:t>
+      </w:r>
+      <w:r>
+        <w:t xml:space="preserve"> or </w:t>
+      </w:r>
+      <w:r>
+        <w:rPr>
+          <w:b/>
+        </w:rPr>
+        <w:t>Summary</w:t>
+      </w:r>
+      <w:r>
+        <w:t xml:space="preserve"> from the selector. </w:t>
+      </w:r>
+      <w:r>
+        <w:rPr>
+          <w:b/>
+        </w:rPr>
+        <w:t>Print</w:t>
+      </w:r>
+      <w:r>
+        <w:t xml:space="preserve"> to paper or </w:t>
+      </w:r>
+      <w:r>
+        <w:rPr>
+          <w:b/>
+        </w:rPr>
+        <w:t>Download PDF</w:t>
+      </w:r>
+      <w:r>
+        <w:t>. The report is of the plan; it is not addressed to anyone.</w:t>
       </w:r>
     </w:p>
     <w:p>
@@ -5622,68 +5758,7 @@
         <w:pStyle w:val="Heading2"/>
       </w:pPr>
       <w:r>
-        <w:t>11.1 The dashboard and Reporting page</w:t>
-      </w:r>
-    </w:p>
-    <w:p>
-      <w:pPr>
-        <w:spacing w:after="120"/>
-      </w:pPr>
-      <w:r>
-        <w:t xml:space="preserve">The </w:t>
-      </w:r>
-      <w:r>
-        <w:rPr>
-          <w:b/>
-        </w:rPr>
-        <w:t>Dashboard</w:t>
-      </w:r>
-      <w:r>
-        <w:t xml:space="preserve"> (Part 1.3) and </w:t>
-      </w:r>
-      <w:r>
-        <w:rPr>
-          <w:b/>
-        </w:rPr>
-        <w:t>Insights → Reporting</w:t>
-      </w:r>
-      <w:r>
-        <w:t xml:space="preserve"> show the annual performance report: planned and approved by unit, rolled up the tree, with </w:t>
-      </w:r>
-      <w:r>
-        <w:rPr>
-          <w:b/>
-        </w:rPr>
-        <w:t>Export Data</w:t>
-      </w:r>
-      <w:r>
-        <w:t xml:space="preserve"> (CSV), </w:t>
-      </w:r>
-      <w:r>
-        <w:rPr>
-          <w:b/>
-        </w:rPr>
-        <w:t>Final plan report</w:t>
-      </w:r>
-      <w:r>
-        <w:t xml:space="preserve"> and </w:t>
-      </w:r>
-      <w:r>
-        <w:rPr>
-          <w:b/>
-        </w:rPr>
-        <w:t>Print Report</w:t>
-      </w:r>
-      <w:r>
-        <w:t>.</w:t>
-      </w:r>
-    </w:p>
-    <w:p>
-      <w:pPr>
-        <w:pStyle w:val="Heading2"/>
-      </w:pPr>
-      <w:r>
-        <w:t>11.2 The final plan report</w:t>
+        <w:t>11.3 The implementation plan, per unit</w:t>
       </w:r>
     </w:p>
     <w:p>
@@ -5691,7 +5766,7 @@
         <w:drawing>
           <wp:inline xmlns:a="http://schemas.openxmlformats.org/drawingml/2006/main" xmlns:pic="http://schemas.openxmlformats.org/drawingml/2006/picture">
             <wp:extent cx="5832000" cy="3645000"/>
-            <wp:docPr id="23" name="Picture 23"/>
+            <wp:docPr id="24" name="Picture 24"/>
             <wp:cNvGraphicFramePr>
               <a:graphicFrameLocks noChangeAspect="1"/>
             </wp:cNvGraphicFramePr>
@@ -5699,7 +5774,7 @@
               <a:graphicData uri="http://schemas.openxmlformats.org/drawingml/2006/picture">
                 <pic:pic>
                   <pic:nvPicPr>
-                    <pic:cNvPr id="0" name="approved-plan.png"/>
+                    <pic:cNvPr id="0" name="implementation-plan.png"/>
                     <pic:cNvPicPr/>
                   </pic:nvPicPr>
                   <pic:blipFill>
@@ -5729,118 +5804,6 @@
           <w:color w:val="7A8CA3"/>
           <w:sz w:val="17"/>
         </w:rPr>
-        <w:t>The approved plan report</w:t>
-      </w:r>
-    </w:p>
-    <w:p>
-      <w:pPr>
-        <w:spacing w:after="120"/>
-      </w:pPr>
-      <w:r>
-        <w:rPr>
-          <w:b/>
-        </w:rPr>
-        <w:t>Reporting → Final plan report</w:t>
-      </w:r>
-      <w:r>
-        <w:t xml:space="preserve"> is the plan of approved activities in the layout of the Ministry of Finance form (A4 landscape): programme and subprogramme bands, each activity with its indicators, baseline, target, means of verification, unit, funding source, the quarterly implementation schedule and the amount by economic category. It carries a document reference and a fingerprint so that a printed copy can be checked.</w:t>
-      </w:r>
-    </w:p>
-    <w:p>
-      <w:pPr>
-        <w:spacing w:after="120"/>
-      </w:pPr>
-      <w:r>
-        <w:t xml:space="preserve">Choose </w:t>
-      </w:r>
-      <w:r>
-        <w:rPr>
-          <w:b/>
-        </w:rPr>
-        <w:t>Complete report</w:t>
-      </w:r>
-      <w:r>
-        <w:t xml:space="preserve"> or </w:t>
-      </w:r>
-      <w:r>
-        <w:rPr>
-          <w:b/>
-        </w:rPr>
-        <w:t>Summary</w:t>
-      </w:r>
-      <w:r>
-        <w:t xml:space="preserve"> from the selector. </w:t>
-      </w:r>
-      <w:r>
-        <w:rPr>
-          <w:b/>
-        </w:rPr>
-        <w:t>Print</w:t>
-      </w:r>
-      <w:r>
-        <w:t xml:space="preserve"> to paper or </w:t>
-      </w:r>
-      <w:r>
-        <w:rPr>
-          <w:b/>
-        </w:rPr>
-        <w:t>Download PDF</w:t>
-      </w:r>
-      <w:r>
-        <w:t>. The report is of the plan; it is not addressed to anyone.</w:t>
-      </w:r>
-    </w:p>
-    <w:p>
-      <w:pPr>
-        <w:pStyle w:val="Heading2"/>
-      </w:pPr>
-      <w:r>
-        <w:t>11.3 The implementation plan, per unit</w:t>
-      </w:r>
-    </w:p>
-    <w:p>
-      <w:r>
-        <w:drawing>
-          <wp:inline xmlns:a="http://schemas.openxmlformats.org/drawingml/2006/main" xmlns:pic="http://schemas.openxmlformats.org/drawingml/2006/picture">
-            <wp:extent cx="5832000" cy="3645000"/>
-            <wp:docPr id="24" name="Picture 24"/>
-            <wp:cNvGraphicFramePr>
-              <a:graphicFrameLocks noChangeAspect="1"/>
-            </wp:cNvGraphicFramePr>
-            <a:graphic>
-              <a:graphicData uri="http://schemas.openxmlformats.org/drawingml/2006/picture">
-                <pic:pic>
-                  <pic:nvPicPr>
-                    <pic:cNvPr id="0" name="implementation-plan.png"/>
-                    <pic:cNvPicPr/>
-                  </pic:nvPicPr>
-                  <pic:blipFill>
-                    <a:blip r:embed="rId32"/>
-                    <a:stretch>
-                      <a:fillRect/>
-                    </a:stretch>
-                  </pic:blipFill>
-                  <pic:spPr>
-                    <a:xfrm>
-                      <a:off x="0" y="0"/>
-                      <a:ext cx="5832000" cy="3645000"/>
-                    </a:xfrm>
-                    <a:prstGeom prst="rect"/>
-                  </pic:spPr>
-                </pic:pic>
-              </a:graphicData>
-            </a:graphic>
-          </wp:inline>
-        </w:drawing>
-      </w:r>
-    </w:p>
-    <w:p>
-      <w:r>
-        <w:rPr>
-          <w:i/>
-          <w:color w:val="7A8CA3"/>
-          <w:sz w:val="17"/>
-        </w:rPr>
         <w:t>Implementation plan</w:t>
       </w:r>
     </w:p>
@@ -6345,16 +6308,7 @@
         <w:ind w:left="510" w:hanging="397"/>
       </w:pPr>
       <w:r>
-        <w:t xml:space="preserve">14.  When the institution learns what it receives, Eva registers the </w:t>
-      </w:r>
-      <w:r>
-        <w:rPr>
-          <w:b/>
-        </w:rPr>
-        <w:t>fiscal envelope</w:t>
-      </w:r>
-      <w:r>
-        <w:t>, divides it by category and approves it.</w:t>
+        <w:t>14.  The plan is now in force: the amounts of each approved activity are what its unit may spend.</w:t>
       </w:r>
     </w:p>
     <w:p>
@@ -6363,16 +6317,16 @@
         <w:ind w:left="510" w:hanging="397"/>
       </w:pPr>
       <w:r>
-        <w:t xml:space="preserve">15.  She presses </w:t>
+        <w:t xml:space="preserve">15.  When something has to change (a cost went up, an action was added), the unit opens the approved activity, presses </w:t>
       </w:r>
       <w:r>
         <w:rPr>
           <w:b/>
         </w:rPr>
-        <w:t>Redistribute OGE</w:t>
-      </w:r>
-      <w:r>
-        <w:t>: the envelope is shared over the approved plan.</w:t>
+        <w:t>Revise</w:t>
+      </w:r>
+      <w:r>
+        <w:t xml:space="preserve"> and gives the reason; the activity is edited and goes through the chain again, while version 1 stays in force.</w:t>
       </w:r>
     </w:p>
     <w:p>
@@ -6381,16 +6335,16 @@
         <w:ind w:left="510" w:hanging="397"/>
       </w:pPr>
       <w:r>
-        <w:t xml:space="preserve">16.  The directors open </w:t>
+        <w:t xml:space="preserve">16.  Carla approves the revision; it becomes </w:t>
       </w:r>
       <w:r>
         <w:rPr>
           <w:b/>
         </w:rPr>
-        <w:t>Allocation Review</w:t>
-      </w:r>
-      <w:r>
-        <w:t xml:space="preserve"> and check what their units received.</w:t>
+        <w:t>version 2</w:t>
+      </w:r>
+      <w:r>
+        <w:t>, and the history shows both.</w:t>
       </w:r>
     </w:p>
     <w:p>
@@ -6706,7 +6660,7 @@
                     <pic:cNvPicPr/>
                   </pic:nvPicPr>
                   <pic:blipFill>
-                    <a:blip r:embed="rId33"/>
+                    <a:blip r:embed="rId32"/>
                     <a:stretch>
                       <a:fillRect/>
                     </a:stretch>
@@ -7944,160 +7898,7 @@
               <w:rPr>
                 <w:sz w:val="18"/>
               </w:rPr>
-              <w:t>Register / approve the envelope</w:t>
-            </w:r>
-          </w:p>
-        </w:tc>
-        <w:tc>
-          <w:tcPr>
-            <w:tcW w:type="dxa" w:w="1377"/>
-          </w:tcPr>
-          <w:p>
-            <w:r/>
-            <w:r>
-              <w:rPr>
-                <w:sz w:val="18"/>
-              </w:rPr>
-              <w:t>✔</w:t>
-            </w:r>
-          </w:p>
-        </w:tc>
-        <w:tc>
-          <w:tcPr>
-            <w:tcW w:type="dxa" w:w="1377"/>
-          </w:tcPr>
-          <w:p>
-            <w:r/>
-            <w:r>
-              <w:rPr>
-                <w:sz w:val="18"/>
-              </w:rPr>
-              <w:t>✔ (approves)</w:t>
-            </w:r>
-          </w:p>
-        </w:tc>
-        <w:tc>
-          <w:tcPr>
-            <w:tcW w:type="dxa" w:w="1377"/>
-          </w:tcPr>
-          <w:p>
-            <w:r/>
-          </w:p>
-        </w:tc>
-        <w:tc>
-          <w:tcPr>
-            <w:tcW w:type="dxa" w:w="1377"/>
-          </w:tcPr>
-          <w:p>
-            <w:r/>
-          </w:p>
-        </w:tc>
-        <w:tc>
-          <w:tcPr>
-            <w:tcW w:type="dxa" w:w="1377"/>
-          </w:tcPr>
-          <w:p>
-            <w:r/>
-          </w:p>
-        </w:tc>
-        <w:tc>
-          <w:tcPr>
-            <w:tcW w:type="dxa" w:w="1377"/>
-          </w:tcPr>
-          <w:p>
-            <w:r/>
-          </w:p>
-        </w:tc>
-      </w:tr>
-      <w:tr>
-        <w:tc>
-          <w:tcPr>
-            <w:tcW w:type="dxa" w:w="1377"/>
-            <w:shd w:val="clear" w:color="auto" w:fill="F5F8FB"/>
-          </w:tcPr>
-          <w:p>
-            <w:r/>
-            <w:r>
-              <w:rPr>
-                <w:sz w:val="18"/>
-              </w:rPr>
-              <w:t>Distribute the envelope</w:t>
-            </w:r>
-          </w:p>
-        </w:tc>
-        <w:tc>
-          <w:tcPr>
-            <w:tcW w:type="dxa" w:w="1377"/>
-            <w:shd w:val="clear" w:color="auto" w:fill="F5F8FB"/>
-          </w:tcPr>
-          <w:p>
-            <w:r/>
-            <w:r>
-              <w:rPr>
-                <w:sz w:val="18"/>
-              </w:rPr>
-              <w:t>✔</w:t>
-            </w:r>
-          </w:p>
-        </w:tc>
-        <w:tc>
-          <w:tcPr>
-            <w:tcW w:type="dxa" w:w="1377"/>
-            <w:shd w:val="clear" w:color="auto" w:fill="F5F8FB"/>
-          </w:tcPr>
-          <w:p>
-            <w:r/>
-          </w:p>
-        </w:tc>
-        <w:tc>
-          <w:tcPr>
-            <w:tcW w:type="dxa" w:w="1377"/>
-            <w:shd w:val="clear" w:color="auto" w:fill="F5F8FB"/>
-          </w:tcPr>
-          <w:p>
-            <w:r/>
-          </w:p>
-        </w:tc>
-        <w:tc>
-          <w:tcPr>
-            <w:tcW w:type="dxa" w:w="1377"/>
-            <w:shd w:val="clear" w:color="auto" w:fill="F5F8FB"/>
-          </w:tcPr>
-          <w:p>
-            <w:r/>
-          </w:p>
-        </w:tc>
-        <w:tc>
-          <w:tcPr>
-            <w:tcW w:type="dxa" w:w="1377"/>
-            <w:shd w:val="clear" w:color="auto" w:fill="F5F8FB"/>
-          </w:tcPr>
-          <w:p>
-            <w:r/>
-          </w:p>
-        </w:tc>
-        <w:tc>
-          <w:tcPr>
-            <w:tcW w:type="dxa" w:w="1377"/>
-            <w:shd w:val="clear" w:color="auto" w:fill="F5F8FB"/>
-          </w:tcPr>
-          <w:p>
-            <w:r/>
-          </w:p>
-        </w:tc>
-      </w:tr>
-      <w:tr>
-        <w:tc>
-          <w:tcPr>
-            <w:tcW w:type="dxa" w:w="1377"/>
-          </w:tcPr>
-          <w:p>
-            <w:r/>
-            <w:r>
-              <w:rPr>
-                <w:sz w:val="18"/>
-              </w:rPr>
-              <w:t>Report execution</w:t>
+              <w:t>Start a revision of an approved activity</w:t>
             </w:r>
           </w:p>
         </w:tc>
@@ -8147,7 +7948,7 @@
               <w:rPr>
                 <w:sz w:val="18"/>
               </w:rPr>
-              <w:t>✔</w:t>
+              <w:t>✔ (own unit)</w:t>
             </w:r>
           </w:p>
         </w:tc>
@@ -8180,7 +7981,7 @@
               <w:rPr>
                 <w:sz w:val="18"/>
               </w:rPr>
-              <w:t>Verify spending</w:t>
+              <w:t>Report execution</w:t>
             </w:r>
           </w:p>
         </w:tc>
@@ -8230,6 +8031,12 @@
           </w:tcPr>
           <w:p>
             <w:r/>
+            <w:r>
+              <w:rPr>
+                <w:sz w:val="18"/>
+              </w:rPr>
+              <w:t>✔</w:t>
+            </w:r>
           </w:p>
         </w:tc>
         <w:tc>
@@ -8239,12 +8046,6 @@
           </w:tcPr>
           <w:p>
             <w:r/>
-            <w:r>
-              <w:rPr>
-                <w:sz w:val="18"/>
-              </w:rPr>
-              <w:t>✔</w:t>
-            </w:r>
           </w:p>
         </w:tc>
         <w:tc>
@@ -8268,7 +8069,7 @@
               <w:rPr>
                 <w:sz w:val="18"/>
               </w:rPr>
-              <w:t>Verify indicator progress</w:t>
+              <w:t>Verify spending</w:t>
             </w:r>
           </w:p>
         </w:tc>
@@ -8322,6 +8123,12 @@
           </w:tcPr>
           <w:p>
             <w:r/>
+            <w:r>
+              <w:rPr>
+                <w:sz w:val="18"/>
+              </w:rPr>
+              <w:t>✔</w:t>
+            </w:r>
           </w:p>
         </w:tc>
         <w:tc>
@@ -8345,7 +8152,7 @@
               <w:rPr>
                 <w:sz w:val="18"/>
               </w:rPr>
-              <w:t>Compile the quarter</w:t>
+              <w:t>Verify indicator progress</w:t>
             </w:r>
           </w:p>
         </w:tc>
@@ -8427,7 +8234,7 @@
               <w:rPr>
                 <w:sz w:val="18"/>
               </w:rPr>
-              <w:t>Reports (view, print)</w:t>
+              <w:t>Compile the quarter</w:t>
             </w:r>
           </w:p>
         </w:tc>
@@ -8451,12 +8258,6 @@
           </w:tcPr>
           <w:p>
             <w:r/>
-            <w:r>
-              <w:rPr>
-                <w:sz w:val="18"/>
-              </w:rPr>
-              <w:t>✔</w:t>
-            </w:r>
           </w:p>
         </w:tc>
         <w:tc>
@@ -8479,12 +8280,6 @@
           </w:tcPr>
           <w:p>
             <w:r/>
-            <w:r>
-              <w:rPr>
-                <w:sz w:val="18"/>
-              </w:rPr>
-              <w:t>✔</w:t>
-            </w:r>
           </w:p>
         </w:tc>
         <w:tc>
@@ -8493,12 +8288,6 @@
           </w:tcPr>
           <w:p>
             <w:r/>
-            <w:r>
-              <w:rPr>
-                <w:sz w:val="18"/>
-              </w:rPr>
-              <w:t>✔</w:t>
-            </w:r>
           </w:p>
         </w:tc>
         <w:tc>
@@ -8507,12 +8296,6 @@
           </w:tcPr>
           <w:p>
             <w:r/>
-            <w:r>
-              <w:rPr>
-                <w:sz w:val="18"/>
-              </w:rPr>
-              <w:t>✔</w:t>
-            </w:r>
           </w:p>
         </w:tc>
       </w:tr>
@@ -8528,7 +8311,7 @@
               <w:rPr>
                 <w:sz w:val="18"/>
               </w:rPr>
-              <w:t>Users, structure, settings, windows, import</w:t>
+              <w:t>Reports (view, print)</w:t>
             </w:r>
           </w:p>
         </w:tc>
@@ -8554,6 +8337,12 @@
           </w:tcPr>
           <w:p>
             <w:r/>
+            <w:r>
+              <w:rPr>
+                <w:sz w:val="18"/>
+              </w:rPr>
+              <w:t>✔</w:t>
+            </w:r>
           </w:p>
         </w:tc>
         <w:tc>
@@ -8563,6 +8352,12 @@
           </w:tcPr>
           <w:p>
             <w:r/>
+            <w:r>
+              <w:rPr>
+                <w:sz w:val="18"/>
+              </w:rPr>
+              <w:t>✔</w:t>
+            </w:r>
           </w:p>
         </w:tc>
         <w:tc>
@@ -8572,6 +8367,12 @@
           </w:tcPr>
           <w:p>
             <w:r/>
+            <w:r>
+              <w:rPr>
+                <w:sz w:val="18"/>
+              </w:rPr>
+              <w:t>✔</w:t>
+            </w:r>
           </w:p>
         </w:tc>
         <w:tc>
@@ -8581,6 +8382,12 @@
           </w:tcPr>
           <w:p>
             <w:r/>
+            <w:r>
+              <w:rPr>
+                <w:sz w:val="18"/>
+              </w:rPr>
+              <w:t>✔</w:t>
+            </w:r>
           </w:p>
         </w:tc>
         <w:tc>
@@ -8590,6 +8397,82 @@
           </w:tcPr>
           <w:p>
             <w:r/>
+            <w:r>
+              <w:rPr>
+                <w:sz w:val="18"/>
+              </w:rPr>
+              <w:t>✔</w:t>
+            </w:r>
+          </w:p>
+        </w:tc>
+      </w:tr>
+      <w:tr>
+        <w:tc>
+          <w:tcPr>
+            <w:tcW w:type="dxa" w:w="1377"/>
+          </w:tcPr>
+          <w:p>
+            <w:r/>
+            <w:r>
+              <w:rPr>
+                <w:sz w:val="18"/>
+              </w:rPr>
+              <w:t>Users, structure, settings, windows, import</w:t>
+            </w:r>
+          </w:p>
+        </w:tc>
+        <w:tc>
+          <w:tcPr>
+            <w:tcW w:type="dxa" w:w="1377"/>
+          </w:tcPr>
+          <w:p>
+            <w:r/>
+            <w:r>
+              <w:rPr>
+                <w:sz w:val="18"/>
+              </w:rPr>
+              <w:t>✔</w:t>
+            </w:r>
+          </w:p>
+        </w:tc>
+        <w:tc>
+          <w:tcPr>
+            <w:tcW w:type="dxa" w:w="1377"/>
+          </w:tcPr>
+          <w:p>
+            <w:r/>
+          </w:p>
+        </w:tc>
+        <w:tc>
+          <w:tcPr>
+            <w:tcW w:type="dxa" w:w="1377"/>
+          </w:tcPr>
+          <w:p>
+            <w:r/>
+          </w:p>
+        </w:tc>
+        <w:tc>
+          <w:tcPr>
+            <w:tcW w:type="dxa" w:w="1377"/>
+          </w:tcPr>
+          <w:p>
+            <w:r/>
+          </w:p>
+        </w:tc>
+        <w:tc>
+          <w:tcPr>
+            <w:tcW w:type="dxa" w:w="1377"/>
+          </w:tcPr>
+          <w:p>
+            <w:r/>
+          </w:p>
+        </w:tc>
+        <w:tc>
+          <w:tcPr>
+            <w:tcW w:type="dxa" w:w="1377"/>
+          </w:tcPr>
+          <w:p>
+            <w:r/>
           </w:p>
         </w:tc>
       </w:tr>
@@ -8650,7 +8533,7 @@
         <w:t>The "New activity" button is missing or it says planning has ended.</w:t>
       </w:r>
       <w:r>
-        <w:t xml:space="preserve"> Your directorate has finalized its plan for that year, or the envelope has been received. Ask the head of your directorate to reopen it (before the envelope), or plan for the next year.</w:t>
+        <w:t xml:space="preserve"> Your directorate has finalized its plan for that year. Ask the head of your directorate to reopen it, or plan for the next year. (An approved activity can still be revised.)</w:t>
       </w:r>
     </w:p>
     <w:p>
@@ -8715,7 +8598,16 @@
         <w:t>An approved activity needs a change.</w:t>
       </w:r>
       <w:r>
-        <w:t xml:space="preserve"> The person who approves it reopens it with a reason, until the envelope is received. After that only the distribution changes.</w:t>
+        <w:t xml:space="preserve"> Start a revision: </w:t>
+      </w:r>
+      <w:r>
+        <w:rPr>
+          <w:i/>
+        </w:rPr>
+        <w:t>Revise</w:t>
+      </w:r>
+      <w:r>
+        <w:t xml:space="preserve"> on the activity, with a reason. It goes through the chain again and the approved version stays in force meanwhile.</w:t>
       </w:r>
     </w:p>
     <w:p>
@@ -9097,7 +8989,7 @@
                 <w:b/>
                 <w:sz w:val="18"/>
               </w:rPr>
-              <w:t>Fiscal envelope</w:t>
+              <w:t>Version</w:t>
             </w:r>
           </w:p>
         </w:tc>
@@ -9111,7 +9003,7 @@
               <w:rPr>
                 <w:sz w:val="18"/>
               </w:rPr>
-              <w:t>The amount received for the year.</w:t>
+              <w:t>A copy of an activity as it was approved; the latest approved version is in force.</w:t>
             </w:r>
           </w:p>
         </w:tc>
@@ -9129,7 +9021,7 @@
                 <w:b/>
                 <w:sz w:val="18"/>
               </w:rPr>
-              <w:t>Distribution</w:t>
+              <w:t>Revision</w:t>
             </w:r>
           </w:p>
         </w:tc>
@@ -9144,7 +9036,7 @@
               <w:rPr>
                 <w:sz w:val="18"/>
               </w:rPr>
-              <w:t>Sharing the envelope over the approved plan.</w:t>
+              <w:t>A change to an approved activity: a reason, the whole approval chain again, the version in force stays until it is approved.</w:t>
             </w:r>
           </w:p>
         </w:tc>
@@ -9208,7 +9100,7 @@
               <w:rPr>
                 <w:sz w:val="18"/>
               </w:rPr>
-              <w:t>One run of signatures; a return or reopening starts a new round.</w:t>
+              <w:t>One run of signatures; a return or the start of a revision starts a new round.</w:t>
             </w:r>
           </w:p>
         </w:tc>

--- a/docs/MANUAL.docx
+++ b/docs/MANUAL.docx
@@ -861,7 +861,7 @@
               <w:rPr>
                 <w:sz w:val="18"/>
               </w:rPr>
-              <w:t>Planners, unit directors</w:t>
+              <w:t>Technical officers, unit directors</w:t>
             </w:r>
           </w:p>
         </w:tc>
@@ -1485,7 +1485,7 @@
         <w:t>Administration → Funding sources</w:t>
       </w:r>
       <w:r>
-        <w:t>: the list of where money comes from (State Budget, development partners and so on). Planners pick one for each budget line.</w:t>
+        <w:t>: the list of where money comes from (State Budget, development partners and so on). Technical officers pick one for each budget line.</w:t>
       </w:r>
     </w:p>
     <w:p>
@@ -1589,7 +1589,7 @@
         <w:t>each unit its own people</w:t>
       </w:r>
       <w:r>
-        <w:t>: a planner who prepares and a director who certifies. The unit decides what a person can see and plan.</w:t>
+        <w:t>: a technical officer who prepares and a director who certifies. The unit decides what a person can see and plan.</w:t>
       </w:r>
     </w:p>
     <w:tbl>
@@ -1766,7 +1766,7 @@
               <w:rPr>
                 <w:sz w:val="18"/>
               </w:rPr>
-              <w:t xml:space="preserve"> (planner)</w:t>
+              <w:t xml:space="preserve"> (technical officer)</w:t>
             </w:r>
           </w:p>
         </w:tc>
@@ -2102,7 +2102,7 @@
         <w:spacing w:after="120"/>
       </w:pPr>
       <w:r>
-        <w:t xml:space="preserve">For planners and unit directors. Open </w:t>
+        <w:t xml:space="preserve">For technical officers and unit directors. Open </w:t>
       </w:r>
       <w:r>
         <w:rPr>
@@ -3144,7 +3144,7 @@
               <w:rPr>
                 <w:sz w:val="18"/>
               </w:rPr>
-              <w:t xml:space="preserve">Planner or unit director → </w:t>
+              <w:t xml:space="preserve">Technical officer or unit director → </w:t>
             </w:r>
             <w:r>
               <w:rPr>
@@ -5958,7 +5958,7 @@
         <w:spacing w:after="120"/>
       </w:pPr>
       <w:r>
-        <w:t>Follow Ana (planner), Bento (director of a unit), Carla (head of a directorate), Dino (finance) and Eva (administrator).</w:t>
+        <w:t>Follow Ana (technical officer), Bento (director of a unit), Carla (head of a directorate), Dino (finance) and Eva (administrator).</w:t>
       </w:r>
     </w:p>
     <w:p>
@@ -6032,7 +6032,7 @@
         <w:t>System Users</w:t>
       </w:r>
       <w:r>
-        <w:t>: give every unit its planner and its director.</w:t>
+        <w:t>: give every unit its technical officer and its director.</w:t>
       </w:r>
     </w:p>
     <w:p>
@@ -6969,7 +6969,7 @@
                 <w:color w:val="FFFFFF"/>
                 <w:sz w:val="18"/>
               </w:rPr>
-              <w:t>Planner</w:t>
+              <w:t>Technical officer</w:t>
             </w:r>
           </w:p>
         </w:tc>

--- a/docs/MANUAL.docx
+++ b/docs/MANUAL.docx
@@ -5937,7 +5937,7 @@
         <w:spacing w:after="120"/>
       </w:pPr>
       <w:r>
-        <w:t>Notifications are queued: the server must run the queue worker (Part 13.4) for them to arrive promptly.</w:t>
+        <w:t>Notifications are delivered inside the application as soon as the action happens; no queue worker or e-mail setup is needed for them.</w:t>
       </w:r>
     </w:p>
     <w:p>
@@ -6807,17 +6807,7 @@
         <w:t>Notifications</w:t>
       </w:r>
       <w:r>
-        <w:t xml:space="preserve"> are queued: run a queue worker (</w:t>
-      </w:r>
-      <w:r>
-        <w:rPr>
-          <w:rFonts w:ascii="Consolas" w:hAnsi="Consolas"/>
-          <w:sz w:val="19"/>
-        </w:rPr>
-        <w:t>php artisan queue:work</w:t>
-      </w:r>
-      <w:r>
-        <w:t>) in production.</w:t>
+        <w:t xml:space="preserve"> are written to the database at once and shown in the application; no queue worker is needed today (see the README, "Queue worker").</w:t>
       </w:r>
     </w:p>
     <w:p>

--- a/docs/MANUAL.docx
+++ b/docs/MANUAL.docx
@@ -2008,6 +2008,23 @@
     </w:p>
     <w:p>
       <w:pPr>
+        <w:spacing w:after="120"/>
+      </w:pPr>
+      <w:r>
+        <w:t xml:space="preserve">A </w:t>
+      </w:r>
+      <w:r>
+        <w:rPr>
+          <w:b/>
+        </w:rPr>
+        <w:t>revisions</w:t>
+      </w:r>
+      <w:r>
+        <w:t xml:space="preserve"> window may also be set: it limits when approved activities can be revised. Without one, revisions can be made at any time; they are never held back by the plan-submission window.</w:t>
+      </w:r>
+    </w:p>
+    <w:p>
+      <w:pPr>
         <w:pStyle w:val="Heading2"/>
       </w:pPr>
       <w:r>
@@ -2082,6 +2099,389 @@
       </w:r>
       <w:r>
         <w:t xml:space="preserve"> removes only what the sample created; your real data is never touched.</w:t>
+      </w:r>
+    </w:p>
+    <w:p>
+      <w:pPr>
+        <w:pStyle w:val="Heading2"/>
+      </w:pPr>
+      <w:r>
+        <w:t>4.9 Optional rules</w:t>
+      </w:r>
+    </w:p>
+    <w:p>
+      <w:pPr>
+        <w:spacing w:after="120"/>
+      </w:pPr>
+      <w:r>
+        <w:rPr>
+          <w:b/>
+        </w:rPr>
+        <w:t>Administration → Optional rules</w:t>
+      </w:r>
+      <w:r>
+        <w:t xml:space="preserve"> holds rules that are </w:t>
+      </w:r>
+      <w:r>
+        <w:rPr>
+          <w:b/>
+        </w:rPr>
+        <w:t>off</w:t>
+      </w:r>
+      <w:r>
+        <w:t xml:space="preserve"> until your institution confirms that its own rules ask for them. Each changes only what is described here.</w:t>
+      </w:r>
+    </w:p>
+    <w:tbl>
+      <w:tblPr>
+        <w:tblStyle w:val="TableGrid"/>
+        <w:tblW w:type="auto" w:w="0"/>
+        <w:jc w:val="center"/>
+        <w:tblLook w:firstColumn="1" w:firstRow="1" w:lastColumn="0" w:lastRow="0" w:noHBand="0" w:noVBand="1" w:val="04A0"/>
+      </w:tblPr>
+      <w:tblGrid>
+        <w:gridCol w:w="4819"/>
+        <w:gridCol w:w="4819"/>
+      </w:tblGrid>
+      <w:tr>
+        <w:tc>
+          <w:tcPr>
+            <w:tcW w:type="dxa" w:w="4819"/>
+            <w:shd w:val="clear" w:color="auto" w:fill="1B2A41"/>
+          </w:tcPr>
+          <w:p>
+            <w:r/>
+            <w:r>
+              <w:rPr>
+                <w:b/>
+                <w:color w:val="FFFFFF"/>
+                <w:sz w:val="18"/>
+              </w:rPr>
+              <w:t>Rule</w:t>
+            </w:r>
+          </w:p>
+        </w:tc>
+        <w:tc>
+          <w:tcPr>
+            <w:tcW w:type="dxa" w:w="4819"/>
+            <w:shd w:val="clear" w:color="auto" w:fill="1B2A41"/>
+          </w:tcPr>
+          <w:p>
+            <w:r/>
+            <w:r>
+              <w:rPr>
+                <w:b/>
+                <w:color w:val="FFFFFF"/>
+                <w:sz w:val="18"/>
+              </w:rPr>
+              <w:t>When it is on</w:t>
+            </w:r>
+          </w:p>
+        </w:tc>
+      </w:tr>
+      <w:tr>
+        <w:tc>
+          <w:tcPr>
+            <w:tcW w:type="dxa" w:w="4819"/>
+          </w:tcPr>
+          <w:p>
+            <w:r/>
+            <w:r>
+              <w:rPr>
+                <w:b/>
+                <w:sz w:val="18"/>
+              </w:rPr>
+              <w:t>Every active directorate must submit</w:t>
+            </w:r>
+          </w:p>
+        </w:tc>
+        <w:tc>
+          <w:tcPr>
+            <w:tcW w:type="dxa" w:w="4819"/>
+          </w:tcPr>
+          <w:p>
+            <w:r/>
+            <w:r>
+              <w:rPr>
+                <w:sz w:val="18"/>
+              </w:rPr>
+              <w:t xml:space="preserve">Each active top-level unit of the year is expected to finalize a plan or to declare that it has </w:t>
+            </w:r>
+            <w:r>
+              <w:rPr>
+                <w:b/>
+                <w:sz w:val="18"/>
+              </w:rPr>
+              <w:t>nothing to plan</w:t>
+            </w:r>
+            <w:r>
+              <w:rPr>
+                <w:sz w:val="18"/>
+              </w:rPr>
+              <w:t xml:space="preserve"> (a nil return, with a reason). The year ends only when all of them have.</w:t>
+            </w:r>
+          </w:p>
+        </w:tc>
+      </w:tr>
+      <w:tr>
+        <w:tc>
+          <w:tcPr>
+            <w:tcW w:type="dxa" w:w="4819"/>
+            <w:shd w:val="clear" w:color="auto" w:fill="F5F8FB"/>
+          </w:tcPr>
+          <w:p>
+            <w:r/>
+            <w:r>
+              <w:rPr>
+                <w:b/>
+                <w:sz w:val="18"/>
+              </w:rPr>
+              <w:t>Also required before an activity is submitted</w:t>
+            </w:r>
+          </w:p>
+        </w:tc>
+        <w:tc>
+          <w:tcPr>
+            <w:tcW w:type="dxa" w:w="4819"/>
+            <w:shd w:val="clear" w:color="auto" w:fill="F5F8FB"/>
+          </w:tcPr>
+          <w:p>
+            <w:r/>
+            <w:r>
+              <w:rPr>
+                <w:sz w:val="18"/>
+              </w:rPr>
+              <w:t>The fields you tick (objective, person responsible, location, indicator baselines, means of verification) must be filled in before submitting.</w:t>
+            </w:r>
+          </w:p>
+        </w:tc>
+      </w:tr>
+      <w:tr>
+        <w:tc>
+          <w:tcPr>
+            <w:tcW w:type="dxa" w:w="4819"/>
+          </w:tcPr>
+          <w:p>
+            <w:r/>
+            <w:r>
+              <w:rPr>
+                <w:b/>
+                <w:sz w:val="18"/>
+              </w:rPr>
+              <w:t>Guidance for preparing the plan</w:t>
+            </w:r>
+          </w:p>
+        </w:tc>
+        <w:tc>
+          <w:tcPr>
+            <w:tcW w:type="dxa" w:w="4819"/>
+          </w:tcPr>
+          <w:p>
+            <w:r/>
+            <w:r>
+              <w:rPr>
+                <w:sz w:val="18"/>
+              </w:rPr>
+              <w:t>Free text per fiscal year, shown at the top of the activity form (for example the deadlines of the planning circular).</w:t>
+            </w:r>
+          </w:p>
+        </w:tc>
+      </w:tr>
+      <w:tr>
+        <w:tc>
+          <w:tcPr>
+            <w:tcW w:type="dxa" w:w="4819"/>
+            <w:shd w:val="clear" w:color="auto" w:fill="F5F8FB"/>
+          </w:tcPr>
+          <w:p>
+            <w:r/>
+            <w:r>
+              <w:rPr>
+                <w:b/>
+                <w:sz w:val="18"/>
+              </w:rPr>
+              <w:t>Some revisions need an approval outside the institution</w:t>
+            </w:r>
+          </w:p>
+        </w:tc>
+        <w:tc>
+          <w:tcPr>
+            <w:tcW w:type="dxa" w:w="4819"/>
+            <w:shd w:val="clear" w:color="auto" w:fill="F5F8FB"/>
+          </w:tcPr>
+          <w:p>
+            <w:r/>
+            <w:r>
+              <w:rPr>
+                <w:sz w:val="18"/>
+              </w:rPr>
+              <w:t>A revision can be marked as needing it; it is then approved only once the reference of that approval is recorded on the activity page.</w:t>
+            </w:r>
+          </w:p>
+        </w:tc>
+      </w:tr>
+      <w:tr>
+        <w:tc>
+          <w:tcPr>
+            <w:tcW w:type="dxa" w:w="4819"/>
+          </w:tcPr>
+          <w:p>
+            <w:r/>
+            <w:r>
+              <w:rPr>
+                <w:b/>
+                <w:sz w:val="18"/>
+              </w:rPr>
+              <w:t>Record the approved plan as a baseline</w:t>
+            </w:r>
+          </w:p>
+        </w:tc>
+        <w:tc>
+          <w:tcPr>
+            <w:tcW w:type="dxa" w:w="4819"/>
+          </w:tcPr>
+          <w:p>
+            <w:r/>
+            <w:r>
+              <w:rPr>
+                <w:sz w:val="18"/>
+              </w:rPr>
+              <w:t>An administrator records the approved plan of a year as it stands (</w:t>
+            </w:r>
+            <w:r>
+              <w:rPr>
+                <w:i/>
+                <w:sz w:val="18"/>
+              </w:rPr>
+              <w:t>Final plan report → Record baseline</w:t>
+            </w:r>
+            <w:r>
+              <w:rPr>
+                <w:sz w:val="18"/>
+              </w:rPr>
+              <w:t>); the report can then be printed as it stood at that moment. Recording a baseline approves nothing.</w:t>
+            </w:r>
+          </w:p>
+        </w:tc>
+      </w:tr>
+      <w:tr>
+        <w:tc>
+          <w:tcPr>
+            <w:tcW w:type="dxa" w:w="4819"/>
+            <w:shd w:val="clear" w:color="auto" w:fill="F5F8FB"/>
+          </w:tcPr>
+          <w:p>
+            <w:r/>
+            <w:r>
+              <w:rPr>
+                <w:b/>
+                <w:sz w:val="18"/>
+              </w:rPr>
+              <w:t>Finance officers work for the whole institution</w:t>
+            </w:r>
+          </w:p>
+        </w:tc>
+        <w:tc>
+          <w:tcPr>
+            <w:tcW w:type="dxa" w:w="4819"/>
+            <w:shd w:val="clear" w:color="auto" w:fill="F5F8FB"/>
+          </w:tcPr>
+          <w:p>
+            <w:r/>
+            <w:r>
+              <w:rPr>
+                <w:sz w:val="18"/>
+              </w:rPr>
+              <w:t>Finance officers see every unit, confirm budgets and verify spending everywhere.</w:t>
+            </w:r>
+          </w:p>
+        </w:tc>
+      </w:tr>
+      <w:tr>
+        <w:tc>
+          <w:tcPr>
+            <w:tcW w:type="dxa" w:w="4819"/>
+          </w:tcPr>
+          <w:p>
+            <w:r/>
+            <w:r>
+              <w:rPr>
+                <w:b/>
+                <w:sz w:val="18"/>
+              </w:rPr>
+              <w:t>Track corrective actions</w:t>
+            </w:r>
+          </w:p>
+        </w:tc>
+        <w:tc>
+          <w:tcPr>
+            <w:tcW w:type="dxa" w:w="4819"/>
+          </w:tcPr>
+          <w:p>
+            <w:r/>
+            <w:r>
+              <w:rPr>
+                <w:sz w:val="18"/>
+              </w:rPr>
+              <w:t xml:space="preserve">In </w:t>
+            </w:r>
+            <w:r>
+              <w:rPr>
+                <w:i/>
+                <w:sz w:val="18"/>
+              </w:rPr>
+              <w:t>Report execution → Narrative</w:t>
+            </w:r>
+            <w:r>
+              <w:rPr>
+                <w:sz w:val="18"/>
+              </w:rPr>
+              <w:t>, the unit records corrective actions with a person responsible and a due date, and closes them when done.</w:t>
+            </w:r>
+          </w:p>
+        </w:tc>
+      </w:tr>
+      <w:tr>
+        <w:tc>
+          <w:tcPr>
+            <w:tcW w:type="dxa" w:w="4819"/>
+            <w:shd w:val="clear" w:color="auto" w:fill="F5F8FB"/>
+          </w:tcPr>
+          <w:p>
+            <w:r/>
+            <w:r>
+              <w:rPr>
+                <w:b/>
+                <w:sz w:val="18"/>
+              </w:rPr>
+              <w:t>Reports keep the structure at approval</w:t>
+            </w:r>
+          </w:p>
+        </w:tc>
+        <w:tc>
+          <w:tcPr>
+            <w:tcW w:type="dxa" w:w="4819"/>
+            <w:shd w:val="clear" w:color="auto" w:fill="F5F8FB"/>
+          </w:tcPr>
+          <w:p>
+            <w:r/>
+            <w:r>
+              <w:rPr>
+                <w:sz w:val="18"/>
+              </w:rPr>
+              <w:t>The final report shows each activity under the unit it belonged to when it was approved, even after a restructuring.</w:t>
+            </w:r>
+          </w:p>
+        </w:tc>
+      </w:tr>
+    </w:tbl>
+    <w:p/>
+    <w:p>
+      <w:pPr>
+        <w:spacing w:after="120"/>
+      </w:pPr>
+      <w:r>
+        <w:t>Nothing in these rules decides who approves the consolidated plan of the institution: no such step is assumed.</w:t>
       </w:r>
     </w:p>
     <w:p>

--- a/docs/MANUAL.docx
+++ b/docs/MANUAL.docx
@@ -31,7 +31,7 @@
           <w:color w:val="3B4A60"/>
           <w:sz w:val="28"/>
         </w:rPr>
-        <w:t>User manual: the Annual Action Plan of a public body, from the first activity to the report of the year, with the budget that pays for it.</w:t>
+        <w:t>User manual: the Annual Action Plan of a public body, from the first activity to the report of the year, with its calendar, its approvals and its reports.</w:t>
       </w:r>
     </w:p>
     <w:p>
@@ -78,7 +78,7 @@
         <w:rPr>
           <w:b/>
         </w:rPr>
-        <w:t>The Annual Action Plan of a public body, from the first activity to the report of the year, with the budget that pays for it.</w:t>
+        <w:t>The Annual Action Plan of a public body, from the first activity to the report of the year, with its calendar, its approvals and its reports.</w:t>
       </w:r>
       <w:r>
         <w:t xml:space="preserve"> Implemented by G-Kakaroto.</w:t>
@@ -404,7 +404,7 @@
         <w:pStyle w:val="ListBullet"/>
       </w:pPr>
       <w:r>
-        <w:t>key figures: what is planned, the approved plan in force, what has been paid (verified), activities approved, delivery against targets;</w:t>
+        <w:t>key figures: what is planned, the approved plan in force, what has been executed (verified), activities approved, delivery against targets;</w:t>
       </w:r>
     </w:p>
     <w:p>
@@ -415,6 +415,20 @@
         <w:rPr>
           <w:b/>
         </w:rPr>
+        <w:t>Dates to keep in mind</w:t>
+      </w:r>
+      <w:r>
+        <w:t>: a line for each step of the calendar that concerns you (closing within two weeks, opening soon, extra time given to your unit, or closed with work left in your unit), with a link to the page where you act (Part 4.5);</w:t>
+      </w:r>
+    </w:p>
+    <w:p>
+      <w:pPr>
+        <w:pStyle w:val="ListBullet"/>
+      </w:pPr>
+      <w:r>
+        <w:rPr>
+          <w:b/>
+        </w:rPr>
         <w:t>Needs your attention</w:t>
       </w:r>
       <w:r>
@@ -447,6 +461,529 @@
       </w:r>
     </w:p>
     <w:p>
+      <w:pPr>
+        <w:pStyle w:val="Heading2"/>
+      </w:pPr>
+      <w:r>
+        <w:t>1.4 The menu</w:t>
+      </w:r>
+    </w:p>
+    <w:p>
+      <w:pPr>
+        <w:spacing w:after="120"/>
+      </w:pPr>
+      <w:r>
+        <w:t>The left menu is grouped by what you do. Each person sees only the groups and entries their role allows.</w:t>
+      </w:r>
+    </w:p>
+    <w:tbl>
+      <w:tblPr>
+        <w:tblStyle w:val="TableGrid"/>
+        <w:tblW w:type="auto" w:w="0"/>
+        <w:jc w:val="center"/>
+        <w:tblLook w:firstColumn="1" w:firstRow="1" w:lastColumn="0" w:lastRow="0" w:noHBand="0" w:noVBand="1" w:val="04A0"/>
+      </w:tblPr>
+      <w:tblGrid>
+        <w:gridCol w:w="4819"/>
+        <w:gridCol w:w="4819"/>
+      </w:tblGrid>
+      <w:tr>
+        <w:tc>
+          <w:tcPr>
+            <w:tcW w:type="dxa" w:w="4819"/>
+            <w:shd w:val="clear" w:color="auto" w:fill="1B2A41"/>
+          </w:tcPr>
+          <w:p>
+            <w:r/>
+            <w:r>
+              <w:rPr>
+                <w:b/>
+                <w:color w:val="FFFFFF"/>
+                <w:sz w:val="18"/>
+              </w:rPr>
+              <w:t>Group</w:t>
+            </w:r>
+          </w:p>
+        </w:tc>
+        <w:tc>
+          <w:tcPr>
+            <w:tcW w:type="dxa" w:w="4819"/>
+            <w:shd w:val="clear" w:color="auto" w:fill="1B2A41"/>
+          </w:tcPr>
+          <w:p>
+            <w:r/>
+            <w:r>
+              <w:rPr>
+                <w:b/>
+                <w:color w:val="FFFFFF"/>
+                <w:sz w:val="18"/>
+              </w:rPr>
+              <w:t>What is in it</w:t>
+            </w:r>
+          </w:p>
+        </w:tc>
+      </w:tr>
+      <w:tr>
+        <w:tc>
+          <w:tcPr>
+            <w:tcW w:type="dxa" w:w="4819"/>
+          </w:tcPr>
+          <w:p>
+            <w:r/>
+            <w:r>
+              <w:rPr>
+                <w:b/>
+                <w:sz w:val="18"/>
+              </w:rPr>
+              <w:t>Overview</w:t>
+            </w:r>
+          </w:p>
+        </w:tc>
+        <w:tc>
+          <w:tcPr>
+            <w:tcW w:type="dxa" w:w="4819"/>
+          </w:tcPr>
+          <w:p>
+            <w:r/>
+            <w:r>
+              <w:rPr>
+                <w:i/>
+                <w:sz w:val="18"/>
+              </w:rPr>
+              <w:t>Dashboard</w:t>
+            </w:r>
+            <w:r>
+              <w:rPr>
+                <w:sz w:val="18"/>
+              </w:rPr>
+              <w:t xml:space="preserve"> (those who see every plan) or </w:t>
+            </w:r>
+            <w:r>
+              <w:rPr>
+                <w:i/>
+                <w:sz w:val="18"/>
+              </w:rPr>
+              <w:t>My work</w:t>
+            </w:r>
+            <w:r>
+              <w:rPr>
+                <w:sz w:val="18"/>
+              </w:rPr>
+              <w:t xml:space="preserve"> (everyone else), notifications, profile.</w:t>
+            </w:r>
+          </w:p>
+        </w:tc>
+      </w:tr>
+      <w:tr>
+        <w:tc>
+          <w:tcPr>
+            <w:tcW w:type="dxa" w:w="4819"/>
+            <w:shd w:val="clear" w:color="auto" w:fill="F5F8FB"/>
+          </w:tcPr>
+          <w:p>
+            <w:r/>
+            <w:r>
+              <w:rPr>
+                <w:b/>
+                <w:sz w:val="18"/>
+              </w:rPr>
+              <w:t>Plan</w:t>
+            </w:r>
+          </w:p>
+        </w:tc>
+        <w:tc>
+          <w:tcPr>
+            <w:tcW w:type="dxa" w:w="4819"/>
+            <w:shd w:val="clear" w:color="auto" w:fill="F5F8FB"/>
+          </w:tcPr>
+          <w:p>
+            <w:r/>
+            <w:r>
+              <w:rPr>
+                <w:i/>
+                <w:sz w:val="18"/>
+              </w:rPr>
+              <w:t>Units</w:t>
+            </w:r>
+            <w:r>
+              <w:rPr>
+                <w:sz w:val="18"/>
+              </w:rPr>
+              <w:t xml:space="preserve"> (the plan of any unit you may see), </w:t>
+            </w:r>
+            <w:r>
+              <w:rPr>
+                <w:b/>
+                <w:sz w:val="18"/>
+              </w:rPr>
+              <w:t>Programmes</w:t>
+            </w:r>
+            <w:r>
+              <w:rPr>
+                <w:sz w:val="18"/>
+              </w:rPr>
+              <w:t xml:space="preserve"> (the programmes and sub-programmes with their activities and amounts), </w:t>
+            </w:r>
+            <w:r>
+              <w:rPr>
+                <w:i/>
+                <w:sz w:val="18"/>
+              </w:rPr>
+              <w:t>Plan cycle</w:t>
+            </w:r>
+            <w:r>
+              <w:rPr>
+                <w:sz w:val="18"/>
+              </w:rPr>
+              <w:t>, and the activities themselves (</w:t>
+            </w:r>
+            <w:r>
+              <w:rPr>
+                <w:i/>
+                <w:sz w:val="18"/>
+              </w:rPr>
+              <w:t>All activities</w:t>
+            </w:r>
+            <w:r>
+              <w:rPr>
+                <w:sz w:val="18"/>
+              </w:rPr>
+              <w:t xml:space="preserve"> or </w:t>
+            </w:r>
+            <w:r>
+              <w:rPr>
+                <w:i/>
+                <w:sz w:val="18"/>
+              </w:rPr>
+              <w:t>My plan</w:t>
+            </w:r>
+            <w:r>
+              <w:rPr>
+                <w:sz w:val="18"/>
+              </w:rPr>
+              <w:t>).</w:t>
+            </w:r>
+          </w:p>
+        </w:tc>
+      </w:tr>
+      <w:tr>
+        <w:tc>
+          <w:tcPr>
+            <w:tcW w:type="dxa" w:w="4819"/>
+          </w:tcPr>
+          <w:p>
+            <w:r/>
+            <w:r>
+              <w:rPr>
+                <w:b/>
+                <w:sz w:val="18"/>
+              </w:rPr>
+              <w:t>Approvals</w:t>
+            </w:r>
+          </w:p>
+        </w:tc>
+        <w:tc>
+          <w:tcPr>
+            <w:tcW w:type="dxa" w:w="4819"/>
+          </w:tcPr>
+          <w:p>
+            <w:r/>
+            <w:r>
+              <w:rPr>
+                <w:i/>
+                <w:sz w:val="18"/>
+              </w:rPr>
+              <w:t>Waiting for you</w:t>
+            </w:r>
+            <w:r>
+              <w:rPr>
+                <w:sz w:val="18"/>
+              </w:rPr>
+              <w:t xml:space="preserve"> (what needs your decision or check), and, where your role has them, budget review, approval lists and interim approvers.</w:t>
+            </w:r>
+          </w:p>
+        </w:tc>
+      </w:tr>
+      <w:tr>
+        <w:tc>
+          <w:tcPr>
+            <w:tcW w:type="dxa" w:w="4819"/>
+            <w:shd w:val="clear" w:color="auto" w:fill="F5F8FB"/>
+          </w:tcPr>
+          <w:p>
+            <w:r/>
+            <w:r>
+              <w:rPr>
+                <w:b/>
+                <w:sz w:val="18"/>
+              </w:rPr>
+              <w:t>Execute</w:t>
+            </w:r>
+          </w:p>
+        </w:tc>
+        <w:tc>
+          <w:tcPr>
+            <w:tcW w:type="dxa" w:w="4819"/>
+            <w:shd w:val="clear" w:color="auto" w:fill="F5F8FB"/>
+          </w:tcPr>
+          <w:p>
+            <w:r/>
+            <w:r>
+              <w:rPr>
+                <w:sz w:val="18"/>
+              </w:rPr>
+              <w:t>Report what was spent and achieved; compile the quarter.</w:t>
+            </w:r>
+          </w:p>
+        </w:tc>
+      </w:tr>
+      <w:tr>
+        <w:tc>
+          <w:tcPr>
+            <w:tcW w:type="dxa" w:w="4819"/>
+          </w:tcPr>
+          <w:p>
+            <w:r/>
+            <w:r>
+              <w:rPr>
+                <w:b/>
+                <w:sz w:val="18"/>
+              </w:rPr>
+              <w:t>Insights</w:t>
+            </w:r>
+          </w:p>
+        </w:tc>
+        <w:tc>
+          <w:tcPr>
+            <w:tcW w:type="dxa" w:w="4819"/>
+          </w:tcPr>
+          <w:p>
+            <w:r/>
+            <w:r>
+              <w:rPr>
+                <w:sz w:val="18"/>
+              </w:rPr>
+              <w:t>Performance and reports.</w:t>
+            </w:r>
+          </w:p>
+        </w:tc>
+      </w:tr>
+      <w:tr>
+        <w:tc>
+          <w:tcPr>
+            <w:tcW w:type="dxa" w:w="4819"/>
+            <w:shd w:val="clear" w:color="auto" w:fill="F5F8FB"/>
+          </w:tcPr>
+          <w:p>
+            <w:r/>
+            <w:r>
+              <w:rPr>
+                <w:b/>
+                <w:sz w:val="18"/>
+              </w:rPr>
+              <w:t>Administration</w:t>
+            </w:r>
+            <w:r>
+              <w:rPr>
+                <w:sz w:val="18"/>
+              </w:rPr>
+              <w:t xml:space="preserve"> (administrators)</w:t>
+            </w:r>
+          </w:p>
+        </w:tc>
+        <w:tc>
+          <w:tcPr>
+            <w:tcW w:type="dxa" w:w="4819"/>
+            <w:shd w:val="clear" w:color="auto" w:fill="F5F8FB"/>
+          </w:tcPr>
+          <w:p>
+            <w:r/>
+            <w:r>
+              <w:rPr>
+                <w:i/>
+                <w:sz w:val="18"/>
+              </w:rPr>
+              <w:t>System Users</w:t>
+            </w:r>
+            <w:r>
+              <w:rPr>
+                <w:sz w:val="18"/>
+              </w:rPr>
+              <w:t xml:space="preserve">, </w:t>
+            </w:r>
+            <w:r>
+              <w:rPr>
+                <w:i/>
+                <w:sz w:val="18"/>
+              </w:rPr>
+              <w:t>Structure</w:t>
+            </w:r>
+            <w:r>
+              <w:rPr>
+                <w:sz w:val="18"/>
+              </w:rPr>
+              <w:t xml:space="preserve"> (units, programmes, sub-programmes, economic categories) and </w:t>
+            </w:r>
+            <w:r>
+              <w:rPr>
+                <w:i/>
+                <w:sz w:val="18"/>
+              </w:rPr>
+              <w:t>Funding sources</w:t>
+            </w:r>
+            <w:r>
+              <w:rPr>
+                <w:sz w:val="18"/>
+              </w:rPr>
+              <w:t>: who and what the plan is made of.</w:t>
+            </w:r>
+          </w:p>
+        </w:tc>
+      </w:tr>
+      <w:tr>
+        <w:tc>
+          <w:tcPr>
+            <w:tcW w:type="dxa" w:w="4819"/>
+          </w:tcPr>
+          <w:p>
+            <w:r/>
+            <w:r>
+              <w:rPr>
+                <w:b/>
+                <w:sz w:val="18"/>
+              </w:rPr>
+              <w:t>System</w:t>
+            </w:r>
+            <w:r>
+              <w:rPr>
+                <w:sz w:val="18"/>
+              </w:rPr>
+              <w:t xml:space="preserve"> (administrators)</w:t>
+            </w:r>
+          </w:p>
+        </w:tc>
+        <w:tc>
+          <w:tcPr>
+            <w:tcW w:type="dxa" w:w="4819"/>
+          </w:tcPr>
+          <w:p>
+            <w:r/>
+            <w:r>
+              <w:rPr>
+                <w:i/>
+                <w:sz w:val="18"/>
+              </w:rPr>
+              <w:t>Settings</w:t>
+            </w:r>
+            <w:r>
+              <w:rPr>
+                <w:sz w:val="18"/>
+              </w:rPr>
+              <w:t xml:space="preserve">, </w:t>
+            </w:r>
+            <w:r>
+              <w:rPr>
+                <w:i/>
+                <w:sz w:val="18"/>
+              </w:rPr>
+              <w:t>Optional rules</w:t>
+            </w:r>
+            <w:r>
+              <w:rPr>
+                <w:sz w:val="18"/>
+              </w:rPr>
+              <w:t xml:space="preserve">, </w:t>
+            </w:r>
+            <w:r>
+              <w:rPr>
+                <w:i/>
+                <w:sz w:val="18"/>
+              </w:rPr>
+              <w:t>Calendar</w:t>
+            </w:r>
+            <w:r>
+              <w:rPr>
+                <w:sz w:val="18"/>
+              </w:rPr>
+              <w:t xml:space="preserve">, </w:t>
+            </w:r>
+            <w:r>
+              <w:rPr>
+                <w:i/>
+                <w:sz w:val="18"/>
+              </w:rPr>
+              <w:t>Import Activities</w:t>
+            </w:r>
+            <w:r>
+              <w:rPr>
+                <w:sz w:val="18"/>
+              </w:rPr>
+              <w:t xml:space="preserve">, </w:t>
+            </w:r>
+            <w:r>
+              <w:rPr>
+                <w:i/>
+                <w:sz w:val="18"/>
+              </w:rPr>
+              <w:t>Audit Log</w:t>
+            </w:r>
+            <w:r>
+              <w:rPr>
+                <w:sz w:val="18"/>
+              </w:rPr>
+              <w:t xml:space="preserve"> and </w:t>
+            </w:r>
+            <w:r>
+              <w:rPr>
+                <w:i/>
+                <w:sz w:val="18"/>
+              </w:rPr>
+              <w:t>Sample Data</w:t>
+            </w:r>
+            <w:r>
+              <w:rPr>
+                <w:sz w:val="18"/>
+              </w:rPr>
+              <w:t>: how the system runs.</w:t>
+            </w:r>
+          </w:p>
+        </w:tc>
+      </w:tr>
+    </w:tbl>
+    <w:p/>
+    <w:p>
+      <w:pPr>
+        <w:spacing w:after="120"/>
+      </w:pPr>
+      <w:r>
+        <w:rPr>
+          <w:b/>
+        </w:rPr>
+        <w:t>Plan → Programmes</w:t>
+      </w:r>
+      <w:r>
+        <w:t xml:space="preserve"> is for reading. Each programme shows its sub-programmes, how many activities each has (and how many are approved), the amount planned, the approved plan amount and what has been executed (verified). A directorate sees the programmes and the figures of its own units only; an administrator or anyone who sees every plan sees them all. </w:t>
+      </w:r>
+      <w:r>
+        <w:rPr>
+          <w:i/>
+        </w:rPr>
+        <w:t>Open activities</w:t>
+      </w:r>
+      <w:r>
+        <w:t xml:space="preserve"> leads to the activity list already filtered to that programme or sub-programme. Programmes are created and edited by an administrator under </w:t>
+      </w:r>
+      <w:r>
+        <w:rPr>
+          <w:i/>
+        </w:rPr>
+        <w:t>Administration → Structure</w:t>
+      </w:r>
+      <w:r>
+        <w:t>.</w:t>
+      </w:r>
+    </w:p>
+    <w:p>
       <w:r>
         <w:br w:type="page"/>
       </w:r>
@@ -662,7 +1199,7 @@
         <w:t>Verified by someone else.</w:t>
       </w:r>
       <w:r>
-        <w:t xml:space="preserve"> Figures that units report (committed, paid, indicator progress) count only after another person verifies them. Nobody verifies their own report.</w:t>
+        <w:t xml:space="preserve"> Figures that units report (the executed amount, indicator progress) count only after another person verifies them. Nobody verifies their own report.</w:t>
       </w:r>
     </w:p>
     <w:p>
@@ -1031,7 +1568,7 @@
               <w:rPr>
                 <w:sz w:val="18"/>
               </w:rPr>
-              <w:t>Units report spending and indicators monthly and quarterly; others verify; the quarter is compiled; reports are printed. A change to an approved activity is a revision (Part 9).</w:t>
+              <w:t>Units report the executed amount and indicators monthly and quarterly; others verify; the quarter is compiled; reports are printed. A change to an approved activity is a revision (Part 9).</w:t>
             </w:r>
           </w:p>
         </w:tc>
@@ -1077,6 +1614,41 @@
       </w:r>
       <w:r>
         <w:t>) shows where the year stands and links to what comes next. The same tracker sits on the dashboard.</w:t>
+      </w:r>
+    </w:p>
+    <w:p>
+      <w:pPr>
+        <w:spacing w:after="120"/>
+      </w:pPr>
+      <w:r>
+        <w:t xml:space="preserve">Each step has its dates in the </w:t>
+      </w:r>
+      <w:r>
+        <w:rPr>
+          <w:b/>
+        </w:rPr>
+        <w:t>calendar</w:t>
+      </w:r>
+      <w:r>
+        <w:t xml:space="preserve"> (Part 4.5). The order matters: the plan of a directorate is </w:t>
+      </w:r>
+      <w:r>
+        <w:rPr>
+          <w:b/>
+        </w:rPr>
+        <w:t>complete</w:t>
+      </w:r>
+      <w:r>
+        <w:t xml:space="preserve"> when all its activities are submitted; only then are they certified and approved; and only when everything in the directorate is approved can it </w:t>
+      </w:r>
+      <w:r>
+        <w:rPr>
+          <w:b/>
+        </w:rPr>
+        <w:t>finalize</w:t>
+      </w:r>
+      <w:r>
+        <w:t xml:space="preserve"> its plan.</w:t>
       </w:r>
     </w:p>
     <w:p>
@@ -1171,7 +1743,7 @@
         <w:rPr>
           <w:b/>
         </w:rPr>
-        <w:t>Administration → Settings</w:t>
+        <w:t>System → Settings</w:t>
       </w:r>
       <w:r>
         <w:t>:</w:t>
@@ -1812,7 +2384,7 @@
               <w:rPr>
                 <w:sz w:val="18"/>
               </w:rPr>
-              <w:t>Confirms budget lines and verifies reported spending.</w:t>
+              <w:t>Confirms budget lines and verifies the reported executed amounts.</w:t>
             </w:r>
           </w:p>
         </w:tc>
@@ -1857,14 +2429,14 @@
         <w:pStyle w:val="Heading2"/>
       </w:pPr>
       <w:r>
-        <w:t>4.5 Reporting windows</w:t>
+        <w:t>4.5 The calendar</w:t>
       </w:r>
     </w:p>
     <w:p>
       <w:r>
         <w:drawing>
           <wp:inline xmlns:a="http://schemas.openxmlformats.org/drawingml/2006/main" xmlns:pic="http://schemas.openxmlformats.org/drawingml/2006/picture">
-            <wp:extent cx="5832000" cy="3645000"/>
+            <wp:extent cx="5832000" cy="5994000"/>
             <wp:docPr id="6" name="Picture 6"/>
             <wp:cNvGraphicFramePr>
               <a:graphicFrameLocks noChangeAspect="1"/>
@@ -1885,6 +2457,444 @@
                   <pic:spPr>
                     <a:xfrm>
                       <a:off x="0" y="0"/>
+                      <a:ext cx="5832000" cy="5994000"/>
+                    </a:xfrm>
+                    <a:prstGeom prst="rect"/>
+                  </pic:spPr>
+                </pic:pic>
+              </a:graphicData>
+            </a:graphic>
+          </wp:inline>
+        </w:drawing>
+      </w:r>
+    </w:p>
+    <w:p>
+      <w:r>
+        <w:rPr>
+          <w:i/>
+          <w:color w:val="7A8CA3"/>
+          <w:sz w:val="17"/>
+        </w:rPr>
+        <w:t>The calendar: the year in dates, a late unit and the units given more time</w:t>
+      </w:r>
+    </w:p>
+    <w:p>
+      <w:pPr>
+        <w:spacing w:after="120"/>
+      </w:pPr>
+      <w:r>
+        <w:rPr>
+          <w:b/>
+        </w:rPr>
+        <w:t>System → Calendar</w:t>
+      </w:r>
+      <w:r>
+        <w:t>: for the fiscal year, give the dates of</w:t>
+      </w:r>
+    </w:p>
+    <w:p>
+      <w:pPr>
+        <w:pStyle w:val="ListBullet"/>
+      </w:pPr>
+      <w:r>
+        <w:t xml:space="preserve">the </w:t>
+      </w:r>
+      <w:r>
+        <w:rPr>
+          <w:b/>
+        </w:rPr>
+        <w:t>plan submission</w:t>
+      </w:r>
+      <w:r>
+        <w:t xml:space="preserve"> (when units may submit their activities);</w:t>
+      </w:r>
+    </w:p>
+    <w:p>
+      <w:pPr>
+        <w:pStyle w:val="ListBullet"/>
+      </w:pPr>
+      <w:r>
+        <w:t xml:space="preserve">the </w:t>
+      </w:r>
+      <w:r>
+        <w:rPr>
+          <w:b/>
+        </w:rPr>
+        <w:t>approval</w:t>
+      </w:r>
+      <w:r>
+        <w:t xml:space="preserve"> (when submitted activities are certified and approved);</w:t>
+      </w:r>
+    </w:p>
+    <w:p>
+      <w:pPr>
+        <w:pStyle w:val="ListBullet"/>
+      </w:pPr>
+      <w:r>
+        <w:t xml:space="preserve">the </w:t>
+      </w:r>
+      <w:r>
+        <w:rPr>
+          <w:b/>
+        </w:rPr>
+        <w:t>finalizing</w:t>
+      </w:r>
+      <w:r>
+        <w:t xml:space="preserve"> of the plan (when a directorate may end planning);</w:t>
+      </w:r>
+    </w:p>
+    <w:p>
+      <w:pPr>
+        <w:pStyle w:val="ListBullet"/>
+      </w:pPr>
+      <w:r>
+        <w:t xml:space="preserve">each </w:t>
+      </w:r>
+      <w:r>
+        <w:rPr>
+          <w:b/>
+        </w:rPr>
+        <w:t>month</w:t>
+      </w:r>
+      <w:r>
+        <w:t xml:space="preserve"> (monthly executed amount and narrative);</w:t>
+      </w:r>
+    </w:p>
+    <w:p>
+      <w:pPr>
+        <w:pStyle w:val="ListBullet"/>
+      </w:pPr>
+      <w:r>
+        <w:t xml:space="preserve">each </w:t>
+      </w:r>
+      <w:r>
+        <w:rPr>
+          <w:b/>
+        </w:rPr>
+        <w:t>quarter</w:t>
+      </w:r>
+      <w:r>
+        <w:t xml:space="preserve"> (quarterly indicators and the quarter's text);</w:t>
+      </w:r>
+    </w:p>
+    <w:p>
+      <w:pPr>
+        <w:pStyle w:val="ListBullet"/>
+      </w:pPr>
+      <w:r>
+        <w:t xml:space="preserve">optionally the </w:t>
+      </w:r>
+      <w:r>
+        <w:rPr>
+          <w:b/>
+        </w:rPr>
+        <w:t>revisions</w:t>
+      </w:r>
+      <w:r>
+        <w:t xml:space="preserve"> of approved activities.</w:t>
+      </w:r>
+    </w:p>
+    <w:p>
+      <w:pPr>
+        <w:spacing w:after="120"/>
+      </w:pPr>
+      <w:r>
+        <w:t xml:space="preserve">Pick the step, the month or quarter, </w:t>
+      </w:r>
+      <w:r>
+        <w:rPr>
+          <w:i/>
+        </w:rPr>
+        <w:t>Opens on</w:t>
+      </w:r>
+      <w:r>
+        <w:t xml:space="preserve">, </w:t>
+      </w:r>
+      <w:r>
+        <w:rPr>
+          <w:i/>
+        </w:rPr>
+        <w:t>Closes on</w:t>
+      </w:r>
+      <w:r>
+        <w:t xml:space="preserve"> and an optional note, then </w:t>
+      </w:r>
+      <w:r>
+        <w:rPr>
+          <w:b/>
+        </w:rPr>
+        <w:t>Save</w:t>
+      </w:r>
+      <w:r>
+        <w:t>. Outside its dates a unit cannot act in that step; an administrator always can. A step with no dates is open. Revisions are never held back by the plan-submission dates.</w:t>
+      </w:r>
+    </w:p>
+    <w:p>
+      <w:pPr>
+        <w:spacing w:after="120"/>
+      </w:pPr>
+      <w:r>
+        <w:rPr>
+          <w:b/>
+        </w:rPr>
+        <w:t>Who sees the dates.</w:t>
+      </w:r>
+      <w:r>
+        <w:t xml:space="preserve"> Everyone sees, on the dashboard, in </w:t>
+      </w:r>
+      <w:r>
+        <w:rPr>
+          <w:i/>
+        </w:rPr>
+        <w:t>My work</w:t>
+      </w:r>
+      <w:r>
+        <w:t xml:space="preserve">, in </w:t>
+      </w:r>
+      <w:r>
+        <w:rPr>
+          <w:i/>
+        </w:rPr>
+        <w:t>Waiting for you</w:t>
+      </w:r>
+      <w:r>
+        <w:t xml:space="preserve">, in the activities list and in </w:t>
+      </w:r>
+      <w:r>
+        <w:rPr>
+          <w:i/>
+        </w:rPr>
+        <w:t>Report execution</w:t>
+      </w:r>
+      <w:r>
+        <w:t>, the dates that concern them: a step that opens or closes within two weeks, a step that closed with work left in their unit, and any extra time they were given.</w:t>
+      </w:r>
+    </w:p>
+    <w:p>
+      <w:pPr>
+        <w:spacing w:after="120"/>
+      </w:pPr>
+      <w:r>
+        <w:rPr>
+          <w:b/>
+        </w:rPr>
+        <w:t>A unit that is late.</w:t>
+      </w:r>
+      <w:r>
+        <w:t xml:space="preserve"> When a step has closed and a unit still has work left in it (activities not submitted or not decided, a plan not finalized, a month without an executed amount, a quarter without indicator figures), it appears under </w:t>
+      </w:r>
+      <w:r>
+        <w:rPr>
+          <w:b/>
+        </w:rPr>
+        <w:t>Late</w:t>
+      </w:r>
+      <w:r>
+        <w:t xml:space="preserve"> on the calendar page and as an item in the administrator's </w:t>
+      </w:r>
+      <w:r>
+        <w:rPr>
+          <w:i/>
+        </w:rPr>
+        <w:t>Waiting for you</w:t>
+      </w:r>
+      <w:r>
+        <w:t xml:space="preserve">. The administrator chooses </w:t>
+      </w:r>
+      <w:r>
+        <w:rPr>
+          <w:b/>
+        </w:rPr>
+        <w:t>Reopen for this unit</w:t>
+      </w:r>
+      <w:r>
+        <w:t xml:space="preserve">, gives a date and a reason (without a date, seven days), and only that unit, with the units below it, can act again until then. The period stays closed for everybody else. The unit is told, the reopening is in the audit log, and it can be withdrawn. The people of a late unit see a button to </w:t>
+      </w:r>
+      <w:r>
+        <w:rPr>
+          <w:b/>
+        </w:rPr>
+        <w:t>ask the administrator</w:t>
+      </w:r>
+      <w:r>
+        <w:t xml:space="preserve"> to reopen it; the administrators are notified (once a day per person and step).</w:t>
+      </w:r>
+    </w:p>
+    <w:p>
+      <w:pPr>
+        <w:spacing w:after="120"/>
+      </w:pPr>
+      <w:r>
+        <w:rPr>
+          <w:b/>
+        </w:rPr>
+        <w:t>The order of the year.</w:t>
+      </w:r>
+      <w:r>
+        <w:t xml:space="preserve"> Unless the institution switches off </w:t>
+      </w:r>
+      <w:r>
+        <w:rPr>
+          <w:i/>
+        </w:rPr>
+        <w:t>The plan must be complete before approval</w:t>
+      </w:r>
+      <w:r>
+        <w:t xml:space="preserve"> (System → Optional rules; it is on by default), a directorate's activities are certified and approved, and its plan finalized, only once every activity of the directorate has been submitted; until then the decisions wait and the directorate sees why. Finalizing always needs the directorate's activities to be decided. Before a report of the plan is printed or downloaded, the application warns when the plan is not fully approved (activities not submitted or waiting for a decision) or not finalized, asks for confirmation, and prints a </w:t>
+      </w:r>
+      <w:r>
+        <w:rPr>
+          <w:i/>
+        </w:rPr>
+        <w:t>Draft state</w:t>
+      </w:r>
+      <w:r>
+        <w:t xml:space="preserve"> line on the document.</w:t>
+      </w:r>
+    </w:p>
+    <w:p>
+      <w:pPr>
+        <w:pStyle w:val="Heading2"/>
+      </w:pPr>
+      <w:r>
+        <w:t>4.6 Approval lists and interim approvers</w:t>
+      </w:r>
+    </w:p>
+    <w:p>
+      <w:pPr>
+        <w:spacing w:after="120"/>
+      </w:pPr>
+      <w:r>
+        <w:t>Part 7. Directors keep these for their own units; administrators for any.</w:t>
+      </w:r>
+    </w:p>
+    <w:p>
+      <w:pPr>
+        <w:pStyle w:val="Heading2"/>
+      </w:pPr>
+      <w:r>
+        <w:t>4.7 Loading activities from a file</w:t>
+      </w:r>
+    </w:p>
+    <w:p>
+      <w:pPr>
+        <w:spacing w:after="120"/>
+      </w:pPr>
+      <w:r>
+        <w:rPr>
+          <w:b/>
+        </w:rPr>
+        <w:t>System → Import Activities</w:t>
+      </w:r>
+      <w:r>
+        <w:t xml:space="preserve">: download the </w:t>
+      </w:r>
+      <w:r>
+        <w:rPr>
+          <w:b/>
+        </w:rPr>
+        <w:t>CSV template</w:t>
+      </w:r>
+      <w:r>
+        <w:t>, fill it (unit code, programme and subprogramme, description, dates, quarters, indicators, budget lines), and upload. The importer checks every line first and tells you which lines are wrong and why; nothing is saved until the file is clean. It refuses lines for a year or a directorate whose planning has ended.</w:t>
+      </w:r>
+    </w:p>
+    <w:p>
+      <w:pPr>
+        <w:pStyle w:val="Heading2"/>
+      </w:pPr>
+      <w:r>
+        <w:t>4.8 Sample data</w:t>
+      </w:r>
+    </w:p>
+    <w:p>
+      <w:pPr>
+        <w:spacing w:after="120"/>
+      </w:pPr>
+      <w:r>
+        <w:rPr>
+          <w:b/>
+        </w:rPr>
+        <w:t>System → Sample Data</w:t>
+      </w:r>
+      <w:r>
+        <w:t xml:space="preserve"> loads (or removes) an optional demonstration dataset, so people can practise before real use. It is refused in production. </w:t>
+      </w:r>
+      <w:r>
+        <w:rPr>
+          <w:i/>
+        </w:rPr>
+        <w:t>Purge</w:t>
+      </w:r>
+      <w:r>
+        <w:t xml:space="preserve"> removes only what the sample created; your real data is never touched.</w:t>
+      </w:r>
+    </w:p>
+    <w:p>
+      <w:pPr>
+        <w:pStyle w:val="Heading2"/>
+      </w:pPr>
+      <w:r>
+        <w:t>4.9 Optional rules</w:t>
+      </w:r>
+    </w:p>
+    <w:p>
+      <w:pPr>
+        <w:spacing w:after="120"/>
+      </w:pPr>
+      <w:r>
+        <w:rPr>
+          <w:b/>
+        </w:rPr>
+        <w:t>System → Optional rules</w:t>
+      </w:r>
+      <w:r>
+        <w:t xml:space="preserve"> holds rules that are </w:t>
+      </w:r>
+      <w:r>
+        <w:rPr>
+          <w:b/>
+        </w:rPr>
+        <w:t>off</w:t>
+      </w:r>
+      <w:r>
+        <w:t xml:space="preserve"> until your institution confirms that its own rules ask for them (one, the order of the year, is </w:t>
+      </w:r>
+      <w:r>
+        <w:rPr>
+          <w:b/>
+        </w:rPr>
+        <w:t>on</w:t>
+      </w:r>
+      <w:r>
+        <w:t xml:space="preserve"> and can be switched off). Each changes only what is described here.</w:t>
+      </w:r>
+    </w:p>
+    <w:p>
+      <w:r>
+        <w:drawing>
+          <wp:inline xmlns:a="http://schemas.openxmlformats.org/drawingml/2006/main" xmlns:pic="http://schemas.openxmlformats.org/drawingml/2006/picture">
+            <wp:extent cx="5832000" cy="3645000"/>
+            <wp:docPr id="7" name="Picture 7"/>
+            <wp:cNvGraphicFramePr>
+              <a:graphicFrameLocks noChangeAspect="1"/>
+            </wp:cNvGraphicFramePr>
+            <a:graphic>
+              <a:graphicData uri="http://schemas.openxmlformats.org/drawingml/2006/picture">
+                <pic:pic>
+                  <pic:nvPicPr>
+                    <pic:cNvPr id="0" name="optional-rules.png"/>
+                    <pic:cNvPicPr/>
+                  </pic:nvPicPr>
+                  <pic:blipFill>
+                    <a:blip r:embed="rId16"/>
+                    <a:stretch>
+                      <a:fillRect/>
+                    </a:stretch>
+                  </pic:blipFill>
+                  <pic:spPr>
+                    <a:xfrm>
+                      <a:off x="0" y="0"/>
                       <a:ext cx="5832000" cy="3645000"/>
                     </a:xfrm>
                     <a:prstGeom prst="rect"/>
@@ -1903,233 +2913,7 @@
           <w:color w:val="7A8CA3"/>
           <w:sz w:val="17"/>
         </w:rPr>
-        <w:t>Reporting windows</w:t>
-      </w:r>
-    </w:p>
-    <w:p>
-      <w:pPr>
-        <w:spacing w:after="120"/>
-      </w:pPr>
-      <w:r>
-        <w:rPr>
-          <w:b/>
-        </w:rPr>
-        <w:t>Administration → Reporting windows</w:t>
-      </w:r>
-      <w:r>
-        <w:t>: for the fiscal year, give the dates of</w:t>
-      </w:r>
-    </w:p>
-    <w:p>
-      <w:pPr>
-        <w:pStyle w:val="ListBullet"/>
-      </w:pPr>
-      <w:r>
-        <w:t xml:space="preserve">the </w:t>
-      </w:r>
-      <w:r>
-        <w:rPr>
-          <w:b/>
-        </w:rPr>
-        <w:t>plan submission</w:t>
-      </w:r>
-      <w:r>
-        <w:t xml:space="preserve"> window (when units may submit the plan);</w:t>
-      </w:r>
-    </w:p>
-    <w:p>
-      <w:pPr>
-        <w:pStyle w:val="ListBullet"/>
-      </w:pPr>
-      <w:r>
-        <w:t xml:space="preserve">each </w:t>
-      </w:r>
-      <w:r>
-        <w:rPr>
-          <w:b/>
-        </w:rPr>
-        <w:t>month</w:t>
-      </w:r>
-      <w:r>
-        <w:t xml:space="preserve"> (monthly spending and narrative);</w:t>
-      </w:r>
-    </w:p>
-    <w:p>
-      <w:pPr>
-        <w:pStyle w:val="ListBullet"/>
-      </w:pPr>
-      <w:r>
-        <w:t xml:space="preserve">each </w:t>
-      </w:r>
-      <w:r>
-        <w:rPr>
-          <w:b/>
-        </w:rPr>
-        <w:t>quarter</w:t>
-      </w:r>
-      <w:r>
-        <w:t xml:space="preserve"> (quarterly indicators and the quarter's text).</w:t>
-      </w:r>
-    </w:p>
-    <w:p>
-      <w:pPr>
-        <w:spacing w:after="120"/>
-      </w:pPr>
-      <w:r>
-        <w:t xml:space="preserve">Pick the type, the month or quarter, </w:t>
-      </w:r>
-      <w:r>
-        <w:rPr>
-          <w:i/>
-        </w:rPr>
-        <w:t>Opens on</w:t>
-      </w:r>
-      <w:r>
-        <w:t xml:space="preserve">, </w:t>
-      </w:r>
-      <w:r>
-        <w:rPr>
-          <w:i/>
-        </w:rPr>
-        <w:t>Closes on</w:t>
-      </w:r>
-      <w:r>
-        <w:t xml:space="preserve"> and an optional note, then </w:t>
-      </w:r>
-      <w:r>
-        <w:rPr>
-          <w:b/>
-        </w:rPr>
-        <w:t>Save</w:t>
-      </w:r>
-      <w:r>
-        <w:t>. Outside its window a unit cannot report that period; an administrator always can. A period with no window is open.</w:t>
-      </w:r>
-    </w:p>
-    <w:p>
-      <w:pPr>
-        <w:spacing w:after="120"/>
-      </w:pPr>
-      <w:r>
-        <w:t xml:space="preserve">A </w:t>
-      </w:r>
-      <w:r>
-        <w:rPr>
-          <w:b/>
-        </w:rPr>
-        <w:t>revisions</w:t>
-      </w:r>
-      <w:r>
-        <w:t xml:space="preserve"> window may also be set: it limits when approved activities can be revised. Without one, revisions can be made at any time; they are never held back by the plan-submission window.</w:t>
-      </w:r>
-    </w:p>
-    <w:p>
-      <w:pPr>
-        <w:pStyle w:val="Heading2"/>
-      </w:pPr>
-      <w:r>
-        <w:t>4.6 Approval lists and interim approvers</w:t>
-      </w:r>
-    </w:p>
-    <w:p>
-      <w:pPr>
-        <w:spacing w:after="120"/>
-      </w:pPr>
-      <w:r>
-        <w:t>Part 7. Directors keep these for their own units; administrators for any.</w:t>
-      </w:r>
-    </w:p>
-    <w:p>
-      <w:pPr>
-        <w:pStyle w:val="Heading2"/>
-      </w:pPr>
-      <w:r>
-        <w:t>4.7 Loading activities from a file</w:t>
-      </w:r>
-    </w:p>
-    <w:p>
-      <w:pPr>
-        <w:spacing w:after="120"/>
-      </w:pPr>
-      <w:r>
-        <w:rPr>
-          <w:b/>
-        </w:rPr>
-        <w:t>Administration → Import Activities</w:t>
-      </w:r>
-      <w:r>
-        <w:t xml:space="preserve">: download the </w:t>
-      </w:r>
-      <w:r>
-        <w:rPr>
-          <w:b/>
-        </w:rPr>
-        <w:t>CSV template</w:t>
-      </w:r>
-      <w:r>
-        <w:t>, fill it (unit code, programme and subprogramme, description, dates, quarters, indicators, budget lines), and upload. The importer checks every line first and tells you which lines are wrong and why; nothing is saved until the file is clean. It refuses lines for a year or a directorate whose planning has ended.</w:t>
-      </w:r>
-    </w:p>
-    <w:p>
-      <w:pPr>
-        <w:pStyle w:val="Heading2"/>
-      </w:pPr>
-      <w:r>
-        <w:t>4.8 Sample data</w:t>
-      </w:r>
-    </w:p>
-    <w:p>
-      <w:pPr>
-        <w:spacing w:after="120"/>
-      </w:pPr>
-      <w:r>
-        <w:rPr>
-          <w:b/>
-        </w:rPr>
-        <w:t>Administration → Sample Data</w:t>
-      </w:r>
-      <w:r>
-        <w:t xml:space="preserve"> loads (or removes) an optional demonstration dataset, so people can practise before real use. It is refused in production. </w:t>
-      </w:r>
-      <w:r>
-        <w:rPr>
-          <w:i/>
-        </w:rPr>
-        <w:t>Purge</w:t>
-      </w:r>
-      <w:r>
-        <w:t xml:space="preserve"> removes only what the sample created; your real data is never touched.</w:t>
-      </w:r>
-    </w:p>
-    <w:p>
-      <w:pPr>
-        <w:pStyle w:val="Heading2"/>
-      </w:pPr>
-      <w:r>
-        <w:t>4.9 Optional rules</w:t>
-      </w:r>
-    </w:p>
-    <w:p>
-      <w:pPr>
-        <w:spacing w:after="120"/>
-      </w:pPr>
-      <w:r>
-        <w:rPr>
-          <w:b/>
-        </w:rPr>
-        <w:t>Administration → Optional rules</w:t>
-      </w:r>
-      <w:r>
-        <w:t xml:space="preserve"> holds rules that are </w:t>
-      </w:r>
-      <w:r>
-        <w:rPr>
-          <w:b/>
-        </w:rPr>
-        <w:t>off</w:t>
-      </w:r>
-      <w:r>
-        <w:t xml:space="preserve"> until your institution confirms that its own rules ask for them. Each changes only what is described here.</w:t>
+        <w:t>Optional rules</w:t>
       </w:r>
     </w:p>
     <w:tbl>
@@ -2191,6 +2975,57 @@
                 <w:b/>
                 <w:sz w:val="18"/>
               </w:rPr>
+              <w:t>The plan must be complete before approval</w:t>
+            </w:r>
+            <w:r>
+              <w:rPr>
+                <w:sz w:val="18"/>
+              </w:rPr>
+              <w:t xml:space="preserve"> (on by default)</w:t>
+            </w:r>
+          </w:p>
+        </w:tc>
+        <w:tc>
+          <w:tcPr>
+            <w:tcW w:type="dxa" w:w="4819"/>
+          </w:tcPr>
+          <w:p>
+            <w:r/>
+            <w:r>
+              <w:rPr>
+                <w:sz w:val="18"/>
+              </w:rPr>
+              <w:t xml:space="preserve">A directorate's activities are certified and approved, and its plan finalized, only once every activity of the directorate has been submitted. Until then the decisions wait and </w:t>
+            </w:r>
+            <w:r>
+              <w:rPr>
+                <w:i/>
+                <w:sz w:val="18"/>
+              </w:rPr>
+              <w:t>Waiting for you</w:t>
+            </w:r>
+            <w:r>
+              <w:rPr>
+                <w:sz w:val="18"/>
+              </w:rPr>
+              <w:t xml:space="preserve"> and the approval page say which directorate still has activities to submit. Switch it off here if your institution decides activity by activity.</w:t>
+            </w:r>
+          </w:p>
+        </w:tc>
+      </w:tr>
+      <w:tr>
+        <w:tc>
+          <w:tcPr>
+            <w:tcW w:type="dxa" w:w="4819"/>
+            <w:shd w:val="clear" w:color="auto" w:fill="F5F8FB"/>
+          </w:tcPr>
+          <w:p>
+            <w:r/>
+            <w:r>
+              <w:rPr>
+                <w:b/>
+                <w:sz w:val="18"/>
+              </w:rPr>
               <w:t>Every active directorate must submit</w:t>
             </w:r>
           </w:p>
@@ -2198,6 +3033,7 @@
         <w:tc>
           <w:tcPr>
             <w:tcW w:type="dxa" w:w="4819"/>
+            <w:shd w:val="clear" w:color="auto" w:fill="F5F8FB"/>
           </w:tcPr>
           <w:p>
             <w:r/>
@@ -2227,7 +3063,6 @@
         <w:tc>
           <w:tcPr>
             <w:tcW w:type="dxa" w:w="4819"/>
-            <w:shd w:val="clear" w:color="auto" w:fill="F5F8FB"/>
           </w:tcPr>
           <w:p>
             <w:r/>
@@ -2243,7 +3078,6 @@
         <w:tc>
           <w:tcPr>
             <w:tcW w:type="dxa" w:w="4819"/>
-            <w:shd w:val="clear" w:color="auto" w:fill="F5F8FB"/>
           </w:tcPr>
           <w:p>
             <w:r/>
@@ -2252,37 +3086,6 @@
                 <w:sz w:val="18"/>
               </w:rPr>
               <w:t>The fields you tick (objective, person responsible, location, indicator baselines, means of verification) must be filled in before submitting.</w:t>
-            </w:r>
-          </w:p>
-        </w:tc>
-      </w:tr>
-      <w:tr>
-        <w:tc>
-          <w:tcPr>
-            <w:tcW w:type="dxa" w:w="4819"/>
-          </w:tcPr>
-          <w:p>
-            <w:r/>
-            <w:r>
-              <w:rPr>
-                <w:b/>
-                <w:sz w:val="18"/>
-              </w:rPr>
-              <w:t>Guidance for preparing the plan</w:t>
-            </w:r>
-          </w:p>
-        </w:tc>
-        <w:tc>
-          <w:tcPr>
-            <w:tcW w:type="dxa" w:w="4819"/>
-          </w:tcPr>
-          <w:p>
-            <w:r/>
-            <w:r>
-              <w:rPr>
-                <w:sz w:val="18"/>
-              </w:rPr>
-              <w:t>Free text per fiscal year, shown at the top of the activity form (for example the deadlines of the planning circular).</w:t>
             </w:r>
           </w:p>
         </w:tc>
@@ -2300,6 +3103,38 @@
                 <w:b/>
                 <w:sz w:val="18"/>
               </w:rPr>
+              <w:t>Guidance for preparing the plan</w:t>
+            </w:r>
+          </w:p>
+        </w:tc>
+        <w:tc>
+          <w:tcPr>
+            <w:tcW w:type="dxa" w:w="4819"/>
+            <w:shd w:val="clear" w:color="auto" w:fill="F5F8FB"/>
+          </w:tcPr>
+          <w:p>
+            <w:r/>
+            <w:r>
+              <w:rPr>
+                <w:sz w:val="18"/>
+              </w:rPr>
+              <w:t>Free text per fiscal year, shown at the top of the activity form (for example the deadlines of the planning circular).</w:t>
+            </w:r>
+          </w:p>
+        </w:tc>
+      </w:tr>
+      <w:tr>
+        <w:tc>
+          <w:tcPr>
+            <w:tcW w:type="dxa" w:w="4819"/>
+          </w:tcPr>
+          <w:p>
+            <w:r/>
+            <w:r>
+              <w:rPr>
+                <w:b/>
+                <w:sz w:val="18"/>
+              </w:rPr>
               <w:t>Some revisions need an approval outside the institution</w:t>
             </w:r>
           </w:p>
@@ -2307,7 +3142,6 @@
         <w:tc>
           <w:tcPr>
             <w:tcW w:type="dxa" w:w="4819"/>
-            <w:shd w:val="clear" w:color="auto" w:fill="F5F8FB"/>
           </w:tcPr>
           <w:p>
             <w:r/>
@@ -2324,6 +3158,7 @@
         <w:tc>
           <w:tcPr>
             <w:tcW w:type="dxa" w:w="4819"/>
+            <w:shd w:val="clear" w:color="auto" w:fill="F5F8FB"/>
           </w:tcPr>
           <w:p>
             <w:r/>
@@ -2339,6 +3174,7 @@
         <w:tc>
           <w:tcPr>
             <w:tcW w:type="dxa" w:w="4819"/>
+            <w:shd w:val="clear" w:color="auto" w:fill="F5F8FB"/>
           </w:tcPr>
           <w:p>
             <w:r/>
@@ -2368,7 +3204,6 @@
         <w:tc>
           <w:tcPr>
             <w:tcW w:type="dxa" w:w="4819"/>
-            <w:shd w:val="clear" w:color="auto" w:fill="F5F8FB"/>
           </w:tcPr>
           <w:p>
             <w:r/>
@@ -2384,7 +3219,6 @@
         <w:tc>
           <w:tcPr>
             <w:tcW w:type="dxa" w:w="4819"/>
-            <w:shd w:val="clear" w:color="auto" w:fill="F5F8FB"/>
           </w:tcPr>
           <w:p>
             <w:r/>
@@ -2392,7 +3226,7 @@
               <w:rPr>
                 <w:sz w:val="18"/>
               </w:rPr>
-              <w:t>Finance officers see every unit, confirm budgets and verify spending everywhere.</w:t>
+              <w:t>Finance officers see every unit, confirm budgets and verify executed amounts everywhere.</w:t>
             </w:r>
           </w:p>
         </w:tc>
@@ -2401,6 +3235,7 @@
         <w:tc>
           <w:tcPr>
             <w:tcW w:type="dxa" w:w="4819"/>
+            <w:shd w:val="clear" w:color="auto" w:fill="F5F8FB"/>
           </w:tcPr>
           <w:p>
             <w:r/>
@@ -2416,6 +3251,7 @@
         <w:tc>
           <w:tcPr>
             <w:tcW w:type="dxa" w:w="4819"/>
+            <w:shd w:val="clear" w:color="auto" w:fill="F5F8FB"/>
           </w:tcPr>
           <w:p>
             <w:r/>
@@ -2445,7 +3281,6 @@
         <w:tc>
           <w:tcPr>
             <w:tcW w:type="dxa" w:w="4819"/>
-            <w:shd w:val="clear" w:color="auto" w:fill="F5F8FB"/>
           </w:tcPr>
           <w:p>
             <w:r/>
@@ -2461,7 +3296,6 @@
         <w:tc>
           <w:tcPr>
             <w:tcW w:type="dxa" w:w="4819"/>
-            <w:shd w:val="clear" w:color="auto" w:fill="F5F8FB"/>
           </w:tcPr>
           <w:p>
             <w:r/>
@@ -2519,7 +3353,7 @@
         <w:drawing>
           <wp:inline xmlns:a="http://schemas.openxmlformats.org/drawingml/2006/main" xmlns:pic="http://schemas.openxmlformats.org/drawingml/2006/picture">
             <wp:extent cx="5832000" cy="3645000"/>
-            <wp:docPr id="7" name="Picture 7"/>
+            <wp:docPr id="8" name="Picture 8"/>
             <wp:cNvGraphicFramePr>
               <a:graphicFrameLocks noChangeAspect="1"/>
             </wp:cNvGraphicFramePr>
@@ -2528,139 +3362,6 @@
                 <pic:pic>
                   <pic:nvPicPr>
                     <pic:cNvPr id="0" name="activities.png"/>
-                    <pic:cNvPicPr/>
-                  </pic:nvPicPr>
-                  <pic:blipFill>
-                    <a:blip r:embed="rId16"/>
-                    <a:stretch>
-                      <a:fillRect/>
-                    </a:stretch>
-                  </pic:blipFill>
-                  <pic:spPr>
-                    <a:xfrm>
-                      <a:off x="0" y="0"/>
-                      <a:ext cx="5832000" cy="3645000"/>
-                    </a:xfrm>
-                    <a:prstGeom prst="rect"/>
-                  </pic:spPr>
-                </pic:pic>
-              </a:graphicData>
-            </a:graphic>
-          </wp:inline>
-        </w:drawing>
-      </w:r>
-    </w:p>
-    <w:p>
-      <w:r>
-        <w:rPr>
-          <w:i/>
-          <w:color w:val="7A8CA3"/>
-          <w:sz w:val="17"/>
-        </w:rPr>
-        <w:t>The activity list</w:t>
-      </w:r>
-    </w:p>
-    <w:p>
-      <w:pPr>
-        <w:spacing w:after="120"/>
-      </w:pPr>
-      <w:r>
-        <w:t xml:space="preserve">The list shows the activities you may see (your unit and the units below it), with tabs </w:t>
-      </w:r>
-      <w:r>
-        <w:rPr>
-          <w:i/>
-        </w:rPr>
-        <w:t>All</w:t>
-      </w:r>
-      <w:r>
-        <w:t xml:space="preserve">, </w:t>
-      </w:r>
-      <w:r>
-        <w:rPr>
-          <w:i/>
-        </w:rPr>
-        <w:t>Drafts &amp; returned</w:t>
-      </w:r>
-      <w:r>
-        <w:t xml:space="preserve">, </w:t>
-      </w:r>
-      <w:r>
-        <w:rPr>
-          <w:i/>
-        </w:rPr>
-        <w:t>In review</w:t>
-      </w:r>
-      <w:r>
-        <w:t xml:space="preserve">, </w:t>
-      </w:r>
-      <w:r>
-        <w:rPr>
-          <w:i/>
-        </w:rPr>
-        <w:t>Approved</w:t>
-      </w:r>
-      <w:r>
-        <w:t xml:space="preserve"> and </w:t>
-      </w:r>
-      <w:r>
-        <w:rPr>
-          <w:i/>
-        </w:rPr>
-        <w:t>Needs my action</w:t>
-      </w:r>
-      <w:r>
-        <w:t>, and filters by unit, programme and subprogramme. A banner says whether planning for the year is open for your directorate.</w:t>
-      </w:r>
-    </w:p>
-    <w:p>
-      <w:pPr>
-        <w:pStyle w:val="Heading2"/>
-      </w:pPr>
-      <w:r>
-        <w:t>5.1 Create an activity</w:t>
-      </w:r>
-    </w:p>
-    <w:p>
-      <w:pPr>
-        <w:spacing w:after="120"/>
-      </w:pPr>
-      <w:r>
-        <w:t xml:space="preserve">Click </w:t>
-      </w:r>
-      <w:r>
-        <w:rPr>
-          <w:b/>
-        </w:rPr>
-        <w:t>+ New activity</w:t>
-      </w:r>
-      <w:r>
-        <w:t xml:space="preserve"> (or </w:t>
-      </w:r>
-      <w:r>
-        <w:rPr>
-          <w:b/>
-        </w:rPr>
-        <w:t>Copy from last year</w:t>
-      </w:r>
-      <w:r>
-        <w:t>, see 5.6).</w:t>
-      </w:r>
-    </w:p>
-    <w:p>
-      <w:r>
-        <w:drawing>
-          <wp:inline xmlns:a="http://schemas.openxmlformats.org/drawingml/2006/main" xmlns:pic="http://schemas.openxmlformats.org/drawingml/2006/picture">
-            <wp:extent cx="5832000" cy="3645000"/>
-            <wp:docPr id="8" name="Picture 8"/>
-            <wp:cNvGraphicFramePr>
-              <a:graphicFrameLocks noChangeAspect="1"/>
-            </wp:cNvGraphicFramePr>
-            <a:graphic>
-              <a:graphicData uri="http://schemas.openxmlformats.org/drawingml/2006/picture">
-                <pic:pic>
-                  <pic:nvPicPr>
-                    <pic:cNvPr id="0" name="activity-new.png"/>
                     <pic:cNvPicPr/>
                   </pic:nvPicPr>
                   <pic:blipFill>
@@ -2690,158 +3391,94 @@
           <w:color w:val="7A8CA3"/>
           <w:sz w:val="17"/>
         </w:rPr>
-        <w:t>New activity</w:t>
-      </w:r>
-    </w:p>
-    <w:p>
-      <w:pPr>
-        <w:spacing w:after="60"/>
-        <w:ind w:left="510" w:hanging="397"/>
-      </w:pPr>
-      <w:r>
-        <w:t xml:space="preserve">1.  </w:t>
+        <w:t>The activity list</w:t>
+      </w:r>
+    </w:p>
+    <w:p>
+      <w:pPr>
+        <w:spacing w:after="120"/>
+      </w:pPr>
+      <w:r>
+        <w:t xml:space="preserve">The list shows the activities you may see (your unit and the units below it), with tabs </w:t>
+      </w:r>
+      <w:r>
+        <w:rPr>
+          <w:i/>
+        </w:rPr>
+        <w:t>All</w:t>
+      </w:r>
+      <w:r>
+        <w:t xml:space="preserve">, </w:t>
+      </w:r>
+      <w:r>
+        <w:rPr>
+          <w:i/>
+        </w:rPr>
+        <w:t>Drafts &amp; returned</w:t>
+      </w:r>
+      <w:r>
+        <w:t xml:space="preserve">, </w:t>
+      </w:r>
+      <w:r>
+        <w:rPr>
+          <w:i/>
+        </w:rPr>
+        <w:t>In review</w:t>
+      </w:r>
+      <w:r>
+        <w:t xml:space="preserve">, </w:t>
+      </w:r>
+      <w:r>
+        <w:rPr>
+          <w:i/>
+        </w:rPr>
+        <w:t>Approved</w:t>
+      </w:r>
+      <w:r>
+        <w:t xml:space="preserve"> and </w:t>
+      </w:r>
+      <w:r>
+        <w:rPr>
+          <w:i/>
+        </w:rPr>
+        <w:t>Needs my action</w:t>
+      </w:r>
+      <w:r>
+        <w:t>, and filters by unit, programme and subprogramme. A banner says whether planning for the year is open for your directorate.</w:t>
+      </w:r>
+    </w:p>
+    <w:p>
+      <w:pPr>
+        <w:pStyle w:val="Heading2"/>
+      </w:pPr>
+      <w:r>
+        <w:t>5.1 Create an activity</w:t>
+      </w:r>
+    </w:p>
+    <w:p>
+      <w:pPr>
+        <w:spacing w:after="120"/>
+      </w:pPr>
+      <w:r>
+        <w:t xml:space="preserve">Click </w:t>
       </w:r>
       <w:r>
         <w:rPr>
           <w:b/>
         </w:rPr>
-        <w:t>The activity</w:t>
-      </w:r>
-      <w:r>
-        <w:t xml:space="preserve">: choose the </w:t>
+        <w:t>+ New activity</w:t>
+      </w:r>
+      <w:r>
+        <w:t xml:space="preserve"> (or </w:t>
       </w:r>
       <w:r>
         <w:rPr>
           <w:b/>
         </w:rPr>
-        <w:t>responsible unit</w:t>
-      </w:r>
-      <w:r>
-        <w:t xml:space="preserve"> and the </w:t>
-      </w:r>
-      <w:r>
-        <w:rPr>
-          <w:b/>
-        </w:rPr>
-        <w:t>programme</w:t>
-      </w:r>
-      <w:r>
-        <w:t>, write what will be done in one line, optionally the expected result, the person responsible and the priority.</w:t>
-      </w:r>
-    </w:p>
-    <w:p>
-      <w:pPr>
-        <w:spacing w:after="60"/>
-        <w:ind w:left="510" w:hanging="397"/>
-      </w:pPr>
-      <w:r>
-        <w:t xml:space="preserve">2.  </w:t>
-      </w:r>
-      <w:r>
-        <w:rPr>
-          <w:b/>
-        </w:rPr>
-        <w:t>When and where</w:t>
-      </w:r>
-      <w:r>
-        <w:t xml:space="preserve">: start and end dates, the municipality or region, and the </w:t>
-      </w:r>
-      <w:r>
-        <w:rPr>
-          <w:b/>
-        </w:rPr>
-        <w:t>quarters</w:t>
-      </w:r>
-      <w:r>
-        <w:t xml:space="preserve"> in which it is carried out. Tick </w:t>
-      </w:r>
-      <w:r>
-        <w:rPr>
-          <w:i/>
-        </w:rPr>
-        <w:t>needs procurement</w:t>
-      </w:r>
-      <w:r>
-        <w:t xml:space="preserve"> or </w:t>
-      </w:r>
-      <w:r>
-        <w:rPr>
-          <w:i/>
-        </w:rPr>
-        <w:t>contributes to gender equality</w:t>
-      </w:r>
-      <w:r>
-        <w:t xml:space="preserve"> where they apply.</w:t>
-      </w:r>
-    </w:p>
-    <w:p>
-      <w:pPr>
-        <w:spacing w:after="60"/>
-        <w:ind w:left="510" w:hanging="397"/>
-      </w:pPr>
-      <w:r>
-        <w:t xml:space="preserve">3.  </w:t>
-      </w:r>
-      <w:r>
-        <w:rPr>
-          <w:b/>
-        </w:rPr>
-        <w:t>Budget by economic category</w:t>
-      </w:r>
-      <w:r>
-        <w:t xml:space="preserve">: the amount for each category. Add lines under </w:t>
-      </w:r>
-      <w:r>
-        <w:rPr>
-          <w:b/>
-        </w:rPr>
-        <w:t>Budget lines</w:t>
-      </w:r>
-      <w:r>
-        <w:t xml:space="preserve"> (5.3).</w:t>
-      </w:r>
-    </w:p>
-    <w:p>
-      <w:pPr>
-        <w:spacing w:after="60"/>
-        <w:ind w:left="510" w:hanging="397"/>
-      </w:pPr>
-      <w:r>
-        <w:t xml:space="preserve">4.  </w:t>
-      </w:r>
-      <w:r>
-        <w:rPr>
-          <w:b/>
-        </w:rPr>
-        <w:t>More details</w:t>
-      </w:r>
-      <w:r>
-        <w:t>: the indicators and their actions (5.2).</w:t>
-      </w:r>
-    </w:p>
-    <w:p>
-      <w:pPr>
-        <w:spacing w:after="120"/>
-      </w:pPr>
-      <w:r>
-        <w:t xml:space="preserve">Save. The activity is a </w:t>
-      </w:r>
-      <w:r>
-        <w:rPr>
-          <w:b/>
-        </w:rPr>
-        <w:t>Draft</w:t>
-      </w:r>
-      <w:r>
-        <w:t xml:space="preserve"> with a code, visible only to your unit and the people above it. You can edit it freely while it is a draft or has been returned.</w:t>
-      </w:r>
-    </w:p>
-    <w:p>
-      <w:pPr>
-        <w:pStyle w:val="Heading2"/>
-      </w:pPr>
-      <w:r>
-        <w:t>5.2 Indicators and actions</w:t>
+        <w:t>Copy from last year</w:t>
+      </w:r>
+      <w:r>
+        <w:t>, see 5.6).</w:t>
       </w:r>
     </w:p>
     <w:p>
@@ -2857,7 +3494,7 @@
               <a:graphicData uri="http://schemas.openxmlformats.org/drawingml/2006/picture">
                 <pic:pic>
                   <pic:nvPicPr>
-                    <pic:cNvPr id="0" name="activity-indicators.png"/>
+                    <pic:cNvPr id="0" name="activity-new.png"/>
                     <pic:cNvPicPr/>
                   </pic:nvPicPr>
                   <pic:blipFill>
@@ -2887,7 +3524,133 @@
           <w:color w:val="7A8CA3"/>
           <w:sz w:val="17"/>
         </w:rPr>
-        <w:t>Indicators</w:t>
+        <w:t>New activity</w:t>
+      </w:r>
+    </w:p>
+    <w:p>
+      <w:pPr>
+        <w:spacing w:after="60"/>
+        <w:ind w:left="510" w:hanging="397"/>
+      </w:pPr>
+      <w:r>
+        <w:t xml:space="preserve">1.  </w:t>
+      </w:r>
+      <w:r>
+        <w:rPr>
+          <w:b/>
+        </w:rPr>
+        <w:t>The activity</w:t>
+      </w:r>
+      <w:r>
+        <w:t xml:space="preserve">: choose the </w:t>
+      </w:r>
+      <w:r>
+        <w:rPr>
+          <w:b/>
+        </w:rPr>
+        <w:t>responsible unit</w:t>
+      </w:r>
+      <w:r>
+        <w:t xml:space="preserve"> and the </w:t>
+      </w:r>
+      <w:r>
+        <w:rPr>
+          <w:b/>
+        </w:rPr>
+        <w:t>programme</w:t>
+      </w:r>
+      <w:r>
+        <w:t>, write what will be done in one line, optionally the expected result, the person responsible and the priority.</w:t>
+      </w:r>
+    </w:p>
+    <w:p>
+      <w:pPr>
+        <w:spacing w:after="60"/>
+        <w:ind w:left="510" w:hanging="397"/>
+      </w:pPr>
+      <w:r>
+        <w:t xml:space="preserve">2.  </w:t>
+      </w:r>
+      <w:r>
+        <w:rPr>
+          <w:b/>
+        </w:rPr>
+        <w:t>When and where</w:t>
+      </w:r>
+      <w:r>
+        <w:t xml:space="preserve">: start and end dates, the municipality or region, and the </w:t>
+      </w:r>
+      <w:r>
+        <w:rPr>
+          <w:b/>
+        </w:rPr>
+        <w:t>quarters</w:t>
+      </w:r>
+      <w:r>
+        <w:t xml:space="preserve"> in which it is carried out. Tick </w:t>
+      </w:r>
+      <w:r>
+        <w:rPr>
+          <w:i/>
+        </w:rPr>
+        <w:t>needs procurement</w:t>
+      </w:r>
+      <w:r>
+        <w:t xml:space="preserve"> or </w:t>
+      </w:r>
+      <w:r>
+        <w:rPr>
+          <w:i/>
+        </w:rPr>
+        <w:t>contributes to gender equality</w:t>
+      </w:r>
+      <w:r>
+        <w:t xml:space="preserve"> where they apply.</w:t>
+      </w:r>
+    </w:p>
+    <w:p>
+      <w:pPr>
+        <w:spacing w:after="60"/>
+        <w:ind w:left="510" w:hanging="397"/>
+      </w:pPr>
+      <w:r>
+        <w:t xml:space="preserve">3.  </w:t>
+      </w:r>
+      <w:r>
+        <w:rPr>
+          <w:b/>
+        </w:rPr>
+        <w:t>Budget by economic category</w:t>
+      </w:r>
+      <w:r>
+        <w:t xml:space="preserve">: the amount for each category. Add lines under </w:t>
+      </w:r>
+      <w:r>
+        <w:rPr>
+          <w:b/>
+        </w:rPr>
+        <w:t>Budget lines</w:t>
+      </w:r>
+      <w:r>
+        <w:t xml:space="preserve"> (5.3).</w:t>
+      </w:r>
+    </w:p>
+    <w:p>
+      <w:pPr>
+        <w:spacing w:after="60"/>
+        <w:ind w:left="510" w:hanging="397"/>
+      </w:pPr>
+      <w:r>
+        <w:t xml:space="preserve">4.  </w:t>
+      </w:r>
+      <w:r>
+        <w:rPr>
+          <w:b/>
+        </w:rPr>
+        <w:t>More details</w:t>
+      </w:r>
+      <w:r>
+        <w:t>: the indicators and their actions (5.2).</w:t>
       </w:r>
     </w:p>
     <w:p>
@@ -2895,116 +3658,16 @@
         <w:spacing w:after="120"/>
       </w:pPr>
       <w:r>
-        <w:t xml:space="preserve">On the activity page open </w:t>
+        <w:t xml:space="preserve">Save. The activity is a </w:t>
       </w:r>
       <w:r>
         <w:rPr>
           <w:b/>
         </w:rPr>
-        <w:t>Performance Indicators</w:t>
-      </w:r>
-      <w:r>
-        <w:t xml:space="preserve">, or edit the activity and open </w:t>
-      </w:r>
-      <w:r>
-        <w:rPr>
-          <w:i/>
-        </w:rPr>
-        <w:t>More details</w:t>
-      </w:r>
-      <w:r>
-        <w:t>:</w:t>
-      </w:r>
-    </w:p>
-    <w:p>
-      <w:pPr>
-        <w:pStyle w:val="ListBullet"/>
-      </w:pPr>
-      <w:r>
-        <w:rPr>
-          <w:b/>
-        </w:rPr>
-        <w:t>Indicator</w:t>
-      </w:r>
-      <w:r>
-        <w:t xml:space="preserve">: the description, the </w:t>
-      </w:r>
-      <w:r>
-        <w:rPr>
-          <w:b/>
-        </w:rPr>
-        <w:t>unit of measure</w:t>
-      </w:r>
-      <w:r>
-        <w:t xml:space="preserve">, the </w:t>
-      </w:r>
-      <w:r>
-        <w:rPr>
-          <w:b/>
-        </w:rPr>
-        <w:t>baseline</w:t>
-      </w:r>
-      <w:r>
-        <w:t xml:space="preserve"> and the </w:t>
-      </w:r>
-      <w:r>
-        <w:rPr>
-          <w:b/>
-        </w:rPr>
-        <w:t>target</w:t>
-      </w:r>
-      <w:r>
-        <w:t>, and the means of verification.</w:t>
-      </w:r>
-    </w:p>
-    <w:p>
-      <w:pPr>
-        <w:pStyle w:val="ListBullet"/>
-      </w:pPr>
-      <w:r>
-        <w:rPr>
-          <w:b/>
-        </w:rPr>
-        <w:t>Actions</w:t>
-      </w:r>
-      <w:r>
-        <w:t xml:space="preserve">: under each indicator add the numbered actions that carry it out (for example </w:t>
-      </w:r>
-      <w:r>
-        <w:rPr>
-          <w:i/>
-        </w:rPr>
-        <w:t>1. Prepare and plan the work</w:t>
-      </w:r>
-      <w:r>
-        <w:t xml:space="preserve">, </w:t>
-      </w:r>
-      <w:r>
-        <w:rPr>
-          <w:i/>
-        </w:rPr>
-        <w:t>2. Carry out the planned actions</w:t>
-      </w:r>
-      <w:r>
-        <w:t xml:space="preserve">, </w:t>
-      </w:r>
-      <w:r>
-        <w:rPr>
-          <w:i/>
-        </w:rPr>
-        <w:t>3. Review and report the results</w:t>
-      </w:r>
-      <w:r>
-        <w:t xml:space="preserve">) and tick the </w:t>
-      </w:r>
-      <w:r>
-        <w:rPr>
-          <w:b/>
-        </w:rPr>
-        <w:t>months</w:t>
-      </w:r>
-      <w:r>
-        <w:t xml:space="preserve"> each takes place in. The months must fall inside the quarters the activity runs in. The quarters in which the indicator is reported follow from these months.</w:t>
+        <w:t>Draft</w:t>
+      </w:r>
+      <w:r>
+        <w:t xml:space="preserve"> with a code, visible only to your unit and the people above it. You can edit it freely while it is a draft or has been returned.</w:t>
       </w:r>
     </w:p>
     <w:p>
@@ -3012,7 +3675,7 @@
         <w:pStyle w:val="Heading2"/>
       </w:pPr>
       <w:r>
-        <w:t>5.3 Budget lines</w:t>
+        <w:t>5.2 Indicators and actions</w:t>
       </w:r>
     </w:p>
     <w:p>
@@ -3028,7 +3691,7 @@
               <a:graphicData uri="http://schemas.openxmlformats.org/drawingml/2006/picture">
                 <pic:pic>
                   <pic:nvPicPr>
-                    <pic:cNvPr id="0" name="activity-budget.png"/>
+                    <pic:cNvPr id="0" name="activity-indicators.png"/>
                     <pic:cNvPicPr/>
                   </pic:nvPicPr>
                   <pic:blipFill>
@@ -3058,7 +3721,7 @@
           <w:color w:val="7A8CA3"/>
           <w:sz w:val="17"/>
         </w:rPr>
-        <w:t>Budget lines</w:t>
+        <w:t>Indicators</w:t>
       </w:r>
     </w:p>
     <w:p>
@@ -3066,25 +3729,25 @@
         <w:spacing w:after="120"/>
       </w:pPr>
       <w:r>
-        <w:t xml:space="preserve">Open </w:t>
+        <w:t xml:space="preserve">On the activity page open </w:t>
       </w:r>
       <w:r>
         <w:rPr>
           <w:b/>
         </w:rPr>
-        <w:t>Budget Line Items</w:t>
-      </w:r>
-      <w:r>
-        <w:t xml:space="preserve"> on the activity page, or the </w:t>
+        <w:t>Performance Indicators</w:t>
+      </w:r>
+      <w:r>
+        <w:t xml:space="preserve">, or edit the activity and open </w:t>
       </w:r>
       <w:r>
         <w:rPr>
           <w:i/>
         </w:rPr>
-        <w:t>Budget lines</w:t>
-      </w:r>
-      <w:r>
-        <w:t xml:space="preserve"> screen:</w:t>
+        <w:t>More details</w:t>
+      </w:r>
+      <w:r>
+        <w:t>:</w:t>
       </w:r>
     </w:p>
     <w:p>
@@ -3092,25 +3755,40 @@
         <w:pStyle w:val="ListBullet"/>
       </w:pPr>
       <w:r>
-        <w:t xml:space="preserve">choose the </w:t>
-      </w:r>
-      <w:r>
         <w:rPr>
           <w:b/>
         </w:rPr>
-        <w:t>economic category</w:t>
-      </w:r>
-      <w:r>
-        <w:t xml:space="preserve"> and write the </w:t>
+        <w:t>Indicator</w:t>
+      </w:r>
+      <w:r>
+        <w:t xml:space="preserve">: the description, the </w:t>
       </w:r>
       <w:r>
         <w:rPr>
           <w:b/>
         </w:rPr>
-        <w:t>amount</w:t>
-      </w:r>
-      <w:r>
-        <w:t>;</w:t>
+        <w:t>unit of measure</w:t>
+      </w:r>
+      <w:r>
+        <w:t xml:space="preserve">, the </w:t>
+      </w:r>
+      <w:r>
+        <w:rPr>
+          <w:b/>
+        </w:rPr>
+        <w:t>baseline</w:t>
+      </w:r>
+      <w:r>
+        <w:t xml:space="preserve"> and the </w:t>
+      </w:r>
+      <w:r>
+        <w:rPr>
+          <w:b/>
+        </w:rPr>
+        <w:t>target</w:t>
+      </w:r>
+      <w:r>
+        <w:t>, and the means of verification.</w:t>
       </w:r>
     </w:p>
     <w:p>
@@ -3118,33 +3796,49 @@
         <w:pStyle w:val="ListBullet"/>
       </w:pPr>
       <w:r>
-        <w:t xml:space="preserve">choose the </w:t>
-      </w:r>
-      <w:r>
         <w:rPr>
           <w:b/>
         </w:rPr>
-        <w:t>funding source</w:t>
-      </w:r>
-      <w:r>
-        <w:t xml:space="preserve"> (the real list from Administration);</w:t>
-      </w:r>
-    </w:p>
-    <w:p>
-      <w:pPr>
-        <w:pStyle w:val="ListBullet"/>
-      </w:pPr>
-      <w:r>
-        <w:t xml:space="preserve">optionally choose the </w:t>
+        <w:t>Actions</w:t>
+      </w:r>
+      <w:r>
+        <w:t xml:space="preserve">: under each indicator add the numbered actions that carry it out (for example </w:t>
+      </w:r>
+      <w:r>
+        <w:rPr>
+          <w:i/>
+        </w:rPr>
+        <w:t>1. Prepare and plan the work</w:t>
+      </w:r>
+      <w:r>
+        <w:t xml:space="preserve">, </w:t>
+      </w:r>
+      <w:r>
+        <w:rPr>
+          <w:i/>
+        </w:rPr>
+        <w:t>2. Carry out the planned actions</w:t>
+      </w:r>
+      <w:r>
+        <w:t xml:space="preserve">, </w:t>
+      </w:r>
+      <w:r>
+        <w:rPr>
+          <w:i/>
+        </w:rPr>
+        <w:t>3. Review and report the results</w:t>
+      </w:r>
+      <w:r>
+        <w:t xml:space="preserve">) and tick the </w:t>
       </w:r>
       <w:r>
         <w:rPr>
           <w:b/>
         </w:rPr>
-        <w:t>indicator</w:t>
-      </w:r>
-      <w:r>
-        <w:t xml:space="preserve"> the line pays for. An indicator's allocation is the sum of its lines; a line with no indicator belongs to the whole activity.</w:t>
+        <w:t>months</w:t>
+      </w:r>
+      <w:r>
+        <w:t xml:space="preserve"> each takes place in. The months must fall inside the quarters the activity runs in. The quarters in which the indicator is reported follow from these months.</w:t>
       </w:r>
     </w:p>
     <w:p>
@@ -3152,245 +3846,7 @@
         <w:pStyle w:val="Heading2"/>
       </w:pPr>
       <w:r>
-        <w:t>5.4 Submit for approval</w:t>
-      </w:r>
-    </w:p>
-    <w:p>
-      <w:pPr>
-        <w:spacing w:after="120"/>
-      </w:pPr>
-      <w:r>
-        <w:t xml:space="preserve">An activity can be </w:t>
-      </w:r>
-      <w:r>
-        <w:rPr>
-          <w:b/>
-        </w:rPr>
-        <w:t>submitted</w:t>
-      </w:r>
-      <w:r>
-        <w:t xml:space="preserve"> only when it is complete:</w:t>
-      </w:r>
-    </w:p>
-    <w:p>
-      <w:pPr>
-        <w:pStyle w:val="ListBullet"/>
-      </w:pPr>
-      <w:r>
-        <w:t xml:space="preserve">at least one </w:t>
-      </w:r>
-      <w:r>
-        <w:rPr>
-          <w:b/>
-        </w:rPr>
-        <w:t>budget line with an amount</w:t>
-      </w:r>
-      <w:r>
-        <w:t>,</w:t>
-      </w:r>
-    </w:p>
-    <w:p>
-      <w:pPr>
-        <w:pStyle w:val="ListBullet"/>
-      </w:pPr>
-      <w:r>
-        <w:t xml:space="preserve">at least one </w:t>
-      </w:r>
-      <w:r>
-        <w:rPr>
-          <w:b/>
-        </w:rPr>
-        <w:t>indicator with a target</w:t>
-      </w:r>
-      <w:r>
-        <w:t>,</w:t>
-      </w:r>
-    </w:p>
-    <w:p>
-      <w:pPr>
-        <w:pStyle w:val="ListBullet"/>
-      </w:pPr>
-      <w:r>
-        <w:t xml:space="preserve">the </w:t>
-      </w:r>
-      <w:r>
-        <w:rPr>
-          <w:b/>
-        </w:rPr>
-        <w:t>end date is not before the start date</w:t>
-      </w:r>
-      <w:r>
-        <w:t>, and</w:t>
-      </w:r>
-    </w:p>
-    <w:p>
-      <w:pPr>
-        <w:pStyle w:val="ListBullet"/>
-      </w:pPr>
-      <w:r>
-        <w:t>the plan submission window is open for your unit (an administrator can always submit).</w:t>
-      </w:r>
-    </w:p>
-    <w:p>
-      <w:pPr>
-        <w:spacing w:after="120"/>
-      </w:pPr>
-      <w:r>
-        <w:t xml:space="preserve">Open the activity and click </w:t>
-      </w:r>
-      <w:r>
-        <w:rPr>
-          <w:b/>
-        </w:rPr>
-        <w:t>Submit</w:t>
-      </w:r>
-      <w:r>
-        <w:t xml:space="preserve"> (the button names the next step). It becomes </w:t>
-      </w:r>
-      <w:r>
-        <w:rPr>
-          <w:b/>
-        </w:rPr>
-        <w:t>Prepared</w:t>
-      </w:r>
-      <w:r>
-        <w:t xml:space="preserve"> and the people who certify are told. You can also tick several drafts in the list and move them on together; the ones that are not ready are skipped and counted.</w:t>
-      </w:r>
-    </w:p>
-    <w:p>
-      <w:pPr>
-        <w:pStyle w:val="Heading2"/>
-      </w:pPr>
-      <w:r>
-        <w:t>5.5 If it is returned</w:t>
-      </w:r>
-    </w:p>
-    <w:p>
-      <w:pPr>
-        <w:spacing w:after="120"/>
-      </w:pPr>
-      <w:r>
-        <w:t xml:space="preserve">A reviewer can </w:t>
-      </w:r>
-      <w:r>
-        <w:rPr>
-          <w:b/>
-        </w:rPr>
-        <w:t>return</w:t>
-      </w:r>
-      <w:r>
-        <w:t xml:space="preserve"> an activity with a written reason. It goes back to </w:t>
-      </w:r>
-      <w:r>
-        <w:rPr>
-          <w:i/>
-        </w:rPr>
-        <w:t>Returned</w:t>
-      </w:r>
-      <w:r>
-        <w:t xml:space="preserve"> and the reason is shown at the top of the activity. Correct what was asked, and submit again. Returned work keeps its history.</w:t>
-      </w:r>
-    </w:p>
-    <w:p>
-      <w:pPr>
-        <w:pStyle w:val="Heading2"/>
-      </w:pPr>
-      <w:r>
-        <w:t>5.6 Copy last year's plan</w:t>
-      </w:r>
-    </w:p>
-    <w:p>
-      <w:pPr>
-        <w:spacing w:after="120"/>
-      </w:pPr>
-      <w:r>
-        <w:t xml:space="preserve">At the start of a year with no activities yet, </w:t>
-      </w:r>
-      <w:r>
-        <w:rPr>
-          <w:b/>
-        </w:rPr>
-        <w:t>Copy from 2026</w:t>
-      </w:r>
-      <w:r>
-        <w:t xml:space="preserve"> copies the previous year's plan into the new year as </w:t>
-      </w:r>
-      <w:r>
-        <w:rPr>
-          <w:b/>
-        </w:rPr>
-        <w:t>drafts</w:t>
-      </w:r>
-      <w:r>
-        <w:t xml:space="preserve"> (once; units whose planning has ended for that year are skipped). Review each draft, adjust amounts and dates, then submit.</w:t>
-      </w:r>
-    </w:p>
-    <w:p>
-      <w:pPr>
-        <w:pStyle w:val="Heading2"/>
-      </w:pPr>
-      <w:r>
-        <w:t>5.7 Approved activities are changed by revision</w:t>
-      </w:r>
-    </w:p>
-    <w:p>
-      <w:pPr>
-        <w:spacing w:after="120"/>
-      </w:pPr>
-      <w:r>
-        <w:t xml:space="preserve">An approved activity cannot be edited. To change it (a cost went up, an action was added, a target changed), someone who prepares for the unit, its director, whoever gives the final approval, or an administrator starts a </w:t>
-      </w:r>
-      <w:r>
-        <w:rPr>
-          <w:b/>
-        </w:rPr>
-        <w:t>revision</w:t>
-      </w:r>
-      <w:r>
-        <w:t xml:space="preserve"> with a written reason (Part 9). It never disappears from the plan while the revision is pending.</w:t>
-      </w:r>
-    </w:p>
-    <w:p>
-      <w:pPr>
-        <w:pStyle w:val="Heading2"/>
-      </w:pPr>
-      <w:r>
-        <w:t>5.8 Export</w:t>
-      </w:r>
-    </w:p>
-    <w:p>
-      <w:pPr>
-        <w:spacing w:after="120"/>
-      </w:pPr>
-      <w:r>
-        <w:rPr>
-          <w:b/>
-        </w:rPr>
-        <w:t>Export CSV</w:t>
-      </w:r>
-      <w:r>
-        <w:t xml:space="preserve"> at the top of the list downloads the activities you can see, with one amount column per economic category.</w:t>
-      </w:r>
-    </w:p>
-    <w:p>
-      <w:r>
-        <w:br w:type="page"/>
-      </w:r>
-    </w:p>
-    <w:p>
-      <w:pPr>
-        <w:pStyle w:val="Heading1"/>
-      </w:pPr>
-      <w:r>
-        <w:t>6. Approving: prepare, certify, approve</w:t>
-      </w:r>
-    </w:p>
-    <w:p>
-      <w:pPr>
-        <w:spacing w:after="120"/>
-      </w:pPr>
-      <w:r>
-        <w:t>Every activity goes through the same chain, whatever the size of the institution.</w:t>
+        <w:t>5.3 Budget lines</w:t>
       </w:r>
     </w:p>
     <w:p>
@@ -3406,11 +3862,389 @@
               <a:graphicData uri="http://schemas.openxmlformats.org/drawingml/2006/picture">
                 <pic:pic>
                   <pic:nvPicPr>
+                    <pic:cNvPr id="0" name="activity-budget.png"/>
+                    <pic:cNvPicPr/>
+                  </pic:nvPicPr>
+                  <pic:blipFill>
+                    <a:blip r:embed="rId20"/>
+                    <a:stretch>
+                      <a:fillRect/>
+                    </a:stretch>
+                  </pic:blipFill>
+                  <pic:spPr>
+                    <a:xfrm>
+                      <a:off x="0" y="0"/>
+                      <a:ext cx="5832000" cy="3645000"/>
+                    </a:xfrm>
+                    <a:prstGeom prst="rect"/>
+                  </pic:spPr>
+                </pic:pic>
+              </a:graphicData>
+            </a:graphic>
+          </wp:inline>
+        </w:drawing>
+      </w:r>
+    </w:p>
+    <w:p>
+      <w:r>
+        <w:rPr>
+          <w:i/>
+          <w:color w:val="7A8CA3"/>
+          <w:sz w:val="17"/>
+        </w:rPr>
+        <w:t>Budget lines</w:t>
+      </w:r>
+    </w:p>
+    <w:p>
+      <w:pPr>
+        <w:spacing w:after="120"/>
+      </w:pPr>
+      <w:r>
+        <w:t xml:space="preserve">Open </w:t>
+      </w:r>
+      <w:r>
+        <w:rPr>
+          <w:b/>
+        </w:rPr>
+        <w:t>Budget Line Items</w:t>
+      </w:r>
+      <w:r>
+        <w:t xml:space="preserve"> on the activity page, or the </w:t>
+      </w:r>
+      <w:r>
+        <w:rPr>
+          <w:i/>
+        </w:rPr>
+        <w:t>Budget lines</w:t>
+      </w:r>
+      <w:r>
+        <w:t xml:space="preserve"> screen:</w:t>
+      </w:r>
+    </w:p>
+    <w:p>
+      <w:pPr>
+        <w:pStyle w:val="ListBullet"/>
+      </w:pPr>
+      <w:r>
+        <w:t xml:space="preserve">choose the </w:t>
+      </w:r>
+      <w:r>
+        <w:rPr>
+          <w:b/>
+        </w:rPr>
+        <w:t>economic category</w:t>
+      </w:r>
+      <w:r>
+        <w:t xml:space="preserve"> and write the </w:t>
+      </w:r>
+      <w:r>
+        <w:rPr>
+          <w:b/>
+        </w:rPr>
+        <w:t>amount</w:t>
+      </w:r>
+      <w:r>
+        <w:t>;</w:t>
+      </w:r>
+    </w:p>
+    <w:p>
+      <w:pPr>
+        <w:pStyle w:val="ListBullet"/>
+      </w:pPr>
+      <w:r>
+        <w:t xml:space="preserve">choose the </w:t>
+      </w:r>
+      <w:r>
+        <w:rPr>
+          <w:b/>
+        </w:rPr>
+        <w:t>funding source</w:t>
+      </w:r>
+      <w:r>
+        <w:t xml:space="preserve"> (the real list from Administration);</w:t>
+      </w:r>
+    </w:p>
+    <w:p>
+      <w:pPr>
+        <w:pStyle w:val="ListBullet"/>
+      </w:pPr>
+      <w:r>
+        <w:t xml:space="preserve">optionally choose the </w:t>
+      </w:r>
+      <w:r>
+        <w:rPr>
+          <w:b/>
+        </w:rPr>
+        <w:t>indicator</w:t>
+      </w:r>
+      <w:r>
+        <w:t xml:space="preserve"> the line pays for. An indicator's allocation is the sum of its lines; a line with no indicator belongs to the whole activity.</w:t>
+      </w:r>
+    </w:p>
+    <w:p>
+      <w:pPr>
+        <w:pStyle w:val="Heading2"/>
+      </w:pPr>
+      <w:r>
+        <w:t>5.4 Submit for approval</w:t>
+      </w:r>
+    </w:p>
+    <w:p>
+      <w:pPr>
+        <w:spacing w:after="120"/>
+      </w:pPr>
+      <w:r>
+        <w:t xml:space="preserve">An activity can be </w:t>
+      </w:r>
+      <w:r>
+        <w:rPr>
+          <w:b/>
+        </w:rPr>
+        <w:t>submitted</w:t>
+      </w:r>
+      <w:r>
+        <w:t xml:space="preserve"> only when it is complete:</w:t>
+      </w:r>
+    </w:p>
+    <w:p>
+      <w:pPr>
+        <w:pStyle w:val="ListBullet"/>
+      </w:pPr>
+      <w:r>
+        <w:t xml:space="preserve">at least one </w:t>
+      </w:r>
+      <w:r>
+        <w:rPr>
+          <w:b/>
+        </w:rPr>
+        <w:t>budget line with an amount</w:t>
+      </w:r>
+      <w:r>
+        <w:t>,</w:t>
+      </w:r>
+    </w:p>
+    <w:p>
+      <w:pPr>
+        <w:pStyle w:val="ListBullet"/>
+      </w:pPr>
+      <w:r>
+        <w:t xml:space="preserve">at least one </w:t>
+      </w:r>
+      <w:r>
+        <w:rPr>
+          <w:b/>
+        </w:rPr>
+        <w:t>indicator with a target</w:t>
+      </w:r>
+      <w:r>
+        <w:t>,</w:t>
+      </w:r>
+    </w:p>
+    <w:p>
+      <w:pPr>
+        <w:pStyle w:val="ListBullet"/>
+      </w:pPr>
+      <w:r>
+        <w:t xml:space="preserve">the </w:t>
+      </w:r>
+      <w:r>
+        <w:rPr>
+          <w:b/>
+        </w:rPr>
+        <w:t>end date is not before the start date</w:t>
+      </w:r>
+      <w:r>
+        <w:t>, and</w:t>
+      </w:r>
+    </w:p>
+    <w:p>
+      <w:pPr>
+        <w:pStyle w:val="ListBullet"/>
+      </w:pPr>
+      <w:r>
+        <w:t>the plan submission window is open for your unit (an administrator can always submit).</w:t>
+      </w:r>
+    </w:p>
+    <w:p>
+      <w:pPr>
+        <w:spacing w:after="120"/>
+      </w:pPr>
+      <w:r>
+        <w:t xml:space="preserve">Open the activity and click </w:t>
+      </w:r>
+      <w:r>
+        <w:rPr>
+          <w:b/>
+        </w:rPr>
+        <w:t>Submit</w:t>
+      </w:r>
+      <w:r>
+        <w:t xml:space="preserve"> (the button names the next step). It becomes </w:t>
+      </w:r>
+      <w:r>
+        <w:rPr>
+          <w:b/>
+        </w:rPr>
+        <w:t>Prepared</w:t>
+      </w:r>
+      <w:r>
+        <w:t xml:space="preserve"> and the people who certify are told. You can also tick several drafts in the list and move them on together; the ones that are not ready are skipped and counted.</w:t>
+      </w:r>
+    </w:p>
+    <w:p>
+      <w:pPr>
+        <w:pStyle w:val="Heading2"/>
+      </w:pPr>
+      <w:r>
+        <w:t>5.5 If it is returned</w:t>
+      </w:r>
+    </w:p>
+    <w:p>
+      <w:pPr>
+        <w:spacing w:after="120"/>
+      </w:pPr>
+      <w:r>
+        <w:t xml:space="preserve">A reviewer can </w:t>
+      </w:r>
+      <w:r>
+        <w:rPr>
+          <w:b/>
+        </w:rPr>
+        <w:t>return</w:t>
+      </w:r>
+      <w:r>
+        <w:t xml:space="preserve"> an activity with a written reason. It goes back to </w:t>
+      </w:r>
+      <w:r>
+        <w:rPr>
+          <w:i/>
+        </w:rPr>
+        <w:t>Returned</w:t>
+      </w:r>
+      <w:r>
+        <w:t xml:space="preserve"> and the reason is shown at the top of the activity. Correct what was asked, and submit again. Returned work keeps its history.</w:t>
+      </w:r>
+    </w:p>
+    <w:p>
+      <w:pPr>
+        <w:pStyle w:val="Heading2"/>
+      </w:pPr>
+      <w:r>
+        <w:t>5.6 Copy last year's plan</w:t>
+      </w:r>
+    </w:p>
+    <w:p>
+      <w:pPr>
+        <w:spacing w:after="120"/>
+      </w:pPr>
+      <w:r>
+        <w:t xml:space="preserve">At the start of a year with no activities yet, </w:t>
+      </w:r>
+      <w:r>
+        <w:rPr>
+          <w:b/>
+        </w:rPr>
+        <w:t>Copy from 2026</w:t>
+      </w:r>
+      <w:r>
+        <w:t xml:space="preserve"> copies the previous year's plan into the new year as </w:t>
+      </w:r>
+      <w:r>
+        <w:rPr>
+          <w:b/>
+        </w:rPr>
+        <w:t>drafts</w:t>
+      </w:r>
+      <w:r>
+        <w:t xml:space="preserve"> (once; units whose planning has ended for that year are skipped). Review each draft, adjust amounts and dates, then submit.</w:t>
+      </w:r>
+    </w:p>
+    <w:p>
+      <w:pPr>
+        <w:pStyle w:val="Heading2"/>
+      </w:pPr>
+      <w:r>
+        <w:t>5.7 Approved activities are changed by revision</w:t>
+      </w:r>
+    </w:p>
+    <w:p>
+      <w:pPr>
+        <w:spacing w:after="120"/>
+      </w:pPr>
+      <w:r>
+        <w:t xml:space="preserve">An approved activity cannot be edited. To change it (a cost went up, an action was added, a target changed), someone who prepares for the unit, its director, whoever gives the final approval, or an administrator starts a </w:t>
+      </w:r>
+      <w:r>
+        <w:rPr>
+          <w:b/>
+        </w:rPr>
+        <w:t>revision</w:t>
+      </w:r>
+      <w:r>
+        <w:t xml:space="preserve"> with a written reason (Part 9). It never disappears from the plan while the revision is pending.</w:t>
+      </w:r>
+    </w:p>
+    <w:p>
+      <w:pPr>
+        <w:pStyle w:val="Heading2"/>
+      </w:pPr>
+      <w:r>
+        <w:t>5.8 Export</w:t>
+      </w:r>
+    </w:p>
+    <w:p>
+      <w:pPr>
+        <w:spacing w:after="120"/>
+      </w:pPr>
+      <w:r>
+        <w:rPr>
+          <w:b/>
+        </w:rPr>
+        <w:t>Export CSV</w:t>
+      </w:r>
+      <w:r>
+        <w:t xml:space="preserve"> at the top of the list downloads the activities you can see, with one amount column per economic category.</w:t>
+      </w:r>
+    </w:p>
+    <w:p>
+      <w:r>
+        <w:br w:type="page"/>
+      </w:r>
+    </w:p>
+    <w:p>
+      <w:pPr>
+        <w:pStyle w:val="Heading1"/>
+      </w:pPr>
+      <w:r>
+        <w:t>6. Approving: prepare, certify, approve</w:t>
+      </w:r>
+    </w:p>
+    <w:p>
+      <w:pPr>
+        <w:spacing w:after="120"/>
+      </w:pPr>
+      <w:r>
+        <w:t>Every activity goes through the same chain, whatever the size of the institution.</w:t>
+      </w:r>
+    </w:p>
+    <w:p>
+      <w:r>
+        <w:drawing>
+          <wp:inline xmlns:a="http://schemas.openxmlformats.org/drawingml/2006/main" xmlns:pic="http://schemas.openxmlformats.org/drawingml/2006/picture">
+            <wp:extent cx="5832000" cy="3645000"/>
+            <wp:docPr id="12" name="Picture 12"/>
+            <wp:cNvGraphicFramePr>
+              <a:graphicFrameLocks noChangeAspect="1"/>
+            </wp:cNvGraphicFramePr>
+            <a:graphic>
+              <a:graphicData uri="http://schemas.openxmlformats.org/drawingml/2006/picture">
+                <pic:pic>
+                  <pic:nvPicPr>
                     <pic:cNvPr id="0" name="activity-show.png"/>
                     <pic:cNvPicPr/>
                   </pic:nvPicPr>
                   <pic:blipFill>
-                    <a:blip r:embed="rId20"/>
+                    <a:blip r:embed="rId21"/>
                     <a:stretch>
                       <a:fillRect/>
                     </a:stretch>
@@ -3868,53 +4702,72 @@
         <w:pStyle w:val="Heading2"/>
       </w:pPr>
       <w:r>
-        <w:t>6.1 The Approvals inbox</w:t>
-      </w:r>
-    </w:p>
-    <w:p>
-      <w:r>
-        <w:drawing>
-          <wp:inline xmlns:a="http://schemas.openxmlformats.org/drawingml/2006/main" xmlns:pic="http://schemas.openxmlformats.org/drawingml/2006/picture">
-            <wp:extent cx="5832000" cy="3645000"/>
-            <wp:docPr id="12" name="Picture 12"/>
-            <wp:cNvGraphicFramePr>
-              <a:graphicFrameLocks noChangeAspect="1"/>
-            </wp:cNvGraphicFramePr>
-            <a:graphic>
-              <a:graphicData uri="http://schemas.openxmlformats.org/drawingml/2006/picture">
-                <pic:pic>
-                  <pic:nvPicPr>
-                    <pic:cNvPr id="0" name="approvals.png"/>
-                    <pic:cNvPicPr/>
-                  </pic:nvPicPr>
-                  <pic:blipFill>
-                    <a:blip r:embed="rId21"/>
-                    <a:stretch>
-                      <a:fillRect/>
-                    </a:stretch>
-                  </pic:blipFill>
-                  <pic:spPr>
-                    <a:xfrm>
-                      <a:off x="0" y="0"/>
-                      <a:ext cx="5832000" cy="3645000"/>
-                    </a:xfrm>
-                    <a:prstGeom prst="rect"/>
-                  </pic:spPr>
-                </pic:pic>
-              </a:graphicData>
-            </a:graphic>
-          </wp:inline>
-        </w:drawing>
-      </w:r>
-    </w:p>
-    <w:p>
+        <w:t>6.1 Waiting for you</w:t>
+      </w:r>
+    </w:p>
+    <w:p>
+      <w:pPr>
+        <w:spacing w:after="120"/>
+      </w:pPr>
+      <w:r>
+        <w:rPr>
+          <w:b/>
+        </w:rPr>
+        <w:t>Approvals → Waiting for you</w:t>
+      </w:r>
+      <w:r>
+        <w:t xml:space="preserve"> is one page with only what needs a decision or a check from you. It has three blocks, each line with a count and one button:</w:t>
+      </w:r>
+    </w:p>
+    <w:p>
+      <w:pPr>
+        <w:pStyle w:val="ListBullet"/>
+      </w:pPr>
+      <w:r>
+        <w:rPr>
+          <w:b/>
+        </w:rPr>
+        <w:t>To decide</w:t>
+      </w:r>
+      <w:r>
+        <w:t xml:space="preserve">: activities prepared and waiting to be certified, and activities certified and waiting for the final approval. Each line opens </w:t>
+      </w:r>
       <w:r>
         <w:rPr>
           <w:i/>
-          <w:color w:val="7A8CA3"/>
-          <w:sz w:val="17"/>
-        </w:rPr>
-        <w:t>Approvals</w:t>
+        </w:rPr>
+        <w:t>Activities to decide</w:t>
+      </w:r>
+      <w:r>
+        <w:t xml:space="preserve"> already on that queue, so you land on the list the count refers to;</w:t>
+      </w:r>
+    </w:p>
+    <w:p>
+      <w:pPr>
+        <w:pStyle w:val="ListBullet"/>
+      </w:pPr>
+      <w:r>
+        <w:rPr>
+          <w:b/>
+        </w:rPr>
+        <w:t>To verify</w:t>
+      </w:r>
+      <w:r>
+        <w:t>: executed amounts and progress reports reported by others (never your own);</w:t>
+      </w:r>
+    </w:p>
+    <w:p>
+      <w:pPr>
+        <w:pStyle w:val="ListBullet"/>
+      </w:pPr>
+      <w:r>
+        <w:rPr>
+          <w:b/>
+        </w:rPr>
+        <w:t>Ready to finalize</w:t>
+      </w:r>
+      <w:r>
+        <w:t>: the directorates you head whose activities are all decided, as one line.</w:t>
       </w:r>
     </w:p>
     <w:p>
@@ -3922,76 +4775,16 @@
         <w:spacing w:after="120"/>
       </w:pPr>
       <w:r>
+        <w:t xml:space="preserve">Your own drafts, returned work and reporting due are not here: they are in </w:t>
+      </w:r>
+      <w:r>
         <w:rPr>
           <w:b/>
         </w:rPr>
-        <w:t>Approvals</w:t>
-      </w:r>
-      <w:r>
-        <w:t xml:space="preserve"> is one page with everything waiting for you, each with a count and a link:</w:t>
-      </w:r>
-    </w:p>
-    <w:p>
-      <w:pPr>
-        <w:pStyle w:val="ListBullet"/>
-      </w:pPr>
-      <w:r>
-        <w:t>activities to decide (certify or approve);</w:t>
-      </w:r>
-    </w:p>
-    <w:p>
-      <w:pPr>
-        <w:pStyle w:val="ListBullet"/>
-      </w:pPr>
-      <w:r>
-        <w:rPr>
-          <w:b/>
-        </w:rPr>
-        <w:t>execution figures to verify</w:t>
-      </w:r>
-      <w:r>
-        <w:t xml:space="preserve"> (never your own);</w:t>
-      </w:r>
-    </w:p>
-    <w:p>
-      <w:pPr>
-        <w:pStyle w:val="ListBullet"/>
-      </w:pPr>
-      <w:r>
-        <w:t xml:space="preserve">the </w:t>
-      </w:r>
-      <w:r>
-        <w:rPr>
-          <w:b/>
-        </w:rPr>
-        <w:t>plan ready to be finalized</w:t>
-      </w:r>
-      <w:r>
-        <w:t xml:space="preserve"> for the directorates you head;</w:t>
-      </w:r>
-    </w:p>
-    <w:p>
-      <w:pPr>
-        <w:pStyle w:val="ListBullet"/>
-      </w:pPr>
-      <w:r>
-        <w:t>budget steps;</w:t>
-      </w:r>
-    </w:p>
-    <w:p>
-      <w:pPr>
-        <w:pStyle w:val="ListBullet"/>
-      </w:pPr>
-      <w:r>
-        <w:t>your own drafts and returned work.</w:t>
-      </w:r>
-    </w:p>
-    <w:p>
-      <w:pPr>
-        <w:spacing w:after="120"/>
-      </w:pPr>
-      <w:r>
-        <w:t xml:space="preserve">The dashboard's </w:t>
+        <w:t>My work</w:t>
+      </w:r>
+      <w:r>
+        <w:t xml:space="preserve">. The dashboard's </w:t>
       </w:r>
       <w:r>
         <w:rPr>
@@ -4000,7 +4793,7 @@
         <w:t>Needs your attention</w:t>
       </w:r>
       <w:r>
-        <w:t xml:space="preserve"> is the same list.</w:t>
+        <w:t xml:space="preserve"> lists all of them together.</w:t>
       </w:r>
     </w:p>
     <w:p>
@@ -4933,7 +5726,7 @@
                     <pic:cNvPicPr/>
                   </pic:nvPicPr>
                   <pic:blipFill>
-                    <a:blip r:embed="rId16"/>
+                    <a:blip r:embed="rId17"/>
                     <a:stretch>
                       <a:fillRect/>
                     </a:stretch>
@@ -5084,6 +5877,20 @@
       </w:r>
       <w:r>
         <w:t xml:space="preserve"> inbox tells each head when their directorate is ready to be finalized.</w:t>
+      </w:r>
+    </w:p>
+    <w:p>
+      <w:pPr>
+        <w:pStyle w:val="ListBullet"/>
+      </w:pPr>
+      <w:r>
+        <w:rPr>
+          <w:b/>
+        </w:rPr>
+        <w:t>The order.</w:t>
+      </w:r>
+      <w:r>
+        <w:t xml:space="preserve"> A directorate can be finalized only when nothing in it waits for a decision and, unless the institution switched the rule off, every one of its activities has been submitted. Outside the finalizing dates of the calendar only an administrator can finalize, or a directorate for which the administrator reopened the step (Part 4.5).</w:t>
       </w:r>
     </w:p>
     <w:p>
@@ -5431,7 +6238,7 @@
         <w:rPr>
           <w:b/>
         </w:rPr>
-        <w:t>Remove a budget line that already has spending reported against it</w:t>
+        <w:t>Remove a budget line that already has an executed amount reported against it</w:t>
       </w:r>
       <w:r>
         <w:t>, or an indicator that already has progress reported: change its amount or target instead. This keeps the reported figures tied to their line.</w:t>
@@ -5494,7 +6301,7 @@
         <w:pStyle w:val="Heading2"/>
       </w:pPr>
       <w:r>
-        <w:t>10.1 Monthly spending</w:t>
+        <w:t>10.1 Monthly executed amount</w:t>
       </w:r>
     </w:p>
     <w:p>
@@ -5554,101 +6361,88 @@
         <w:t>Execute → Report execution</w:t>
       </w:r>
       <w:r>
-        <w:t xml:space="preserve">: choose the </w:t>
+        <w:t xml:space="preserve"> opens on a </w:t>
       </w:r>
       <w:r>
         <w:rPr>
           <w:b/>
         </w:rPr>
+        <w:t>worklist</w:t>
+      </w:r>
+      <w:r>
+        <w:t xml:space="preserve"> of the approved activities you may report. Choose the </w:t>
+      </w:r>
+      <w:r>
+        <w:rPr>
+          <w:b/>
+        </w:rPr>
         <w:t>month</w:t>
       </w:r>
       <w:r>
-        <w:t xml:space="preserve">, then an </w:t>
-      </w:r>
-      <w:r>
-        <w:rPr>
-          <w:b/>
-        </w:rPr>
-        <w:t>approved activity</w:t>
-      </w:r>
-      <w:r>
-        <w:t xml:space="preserve">. For each budget line enter what was </w:t>
-      </w:r>
-      <w:r>
-        <w:rPr>
-          <w:b/>
-        </w:rPr>
-        <w:t>committed</w:t>
-      </w:r>
-      <w:r>
-        <w:t xml:space="preserve"> and what was </w:t>
-      </w:r>
-      <w:r>
-        <w:rPr>
-          <w:b/>
-        </w:rPr>
-        <w:t>paid</w:t>
-      </w:r>
-      <w:r>
-        <w:t xml:space="preserve"> in that month, and submit. The month must be within its reporting window (Part 4.5).</w:t>
-      </w:r>
-    </w:p>
-    <w:p>
-      <w:pPr>
-        <w:pStyle w:val="Heading2"/>
-      </w:pPr>
-      <w:r>
-        <w:t>10.2 Quarterly indicators</w:t>
-      </w:r>
-    </w:p>
-    <w:p>
-      <w:pPr>
-        <w:spacing w:after="120"/>
-      </w:pPr>
-      <w:r>
-        <w:t xml:space="preserve">On the same screen, enter for each indicator the progress achieved in the </w:t>
-      </w:r>
-      <w:r>
-        <w:rPr>
-          <w:b/>
-        </w:rPr>
-        <w:t>quarter</w:t>
-      </w:r>
-      <w:r>
-        <w:t>; the quarter must be one the indicator is reported in (from its months).</w:t>
-      </w:r>
-    </w:p>
-    <w:p>
-      <w:pPr>
-        <w:pStyle w:val="Heading2"/>
-      </w:pPr>
-      <w:r>
-        <w:t>10.3 Narratives</w:t>
-      </w:r>
-    </w:p>
-    <w:p>
-      <w:pPr>
-        <w:spacing w:after="120"/>
-      </w:pPr>
-      <w:r>
-        <w:t xml:space="preserve">For each month and quarter the unit writes the </w:t>
-      </w:r>
-      <w:r>
-        <w:rPr>
-          <w:b/>
-        </w:rPr>
-        <w:t>narrative</w:t>
-      </w:r>
-      <w:r>
-        <w:t>: results achieved, implementation constraints, and the rating (from the list). It is part of the report.</w:t>
-      </w:r>
-    </w:p>
-    <w:p>
-      <w:pPr>
-        <w:pStyle w:val="Heading2"/>
-      </w:pPr>
-      <w:r>
-        <w:t>10.4 Verification</w:t>
+        <w:t xml:space="preserve"> (indicators follow the quarter it belongs to: October to December is Q4). Each row shows where the activity stands for that month: </w:t>
+      </w:r>
+      <w:r>
+        <w:rPr>
+          <w:i/>
+        </w:rPr>
+        <w:t>To report</w:t>
+      </w:r>
+      <w:r>
+        <w:t xml:space="preserve">, </w:t>
+      </w:r>
+      <w:r>
+        <w:rPr>
+          <w:i/>
+        </w:rPr>
+        <w:t>Returned</w:t>
+      </w:r>
+      <w:r>
+        <w:t xml:space="preserve">, </w:t>
+      </w:r>
+      <w:r>
+        <w:rPr>
+          <w:i/>
+        </w:rPr>
+        <w:t>Waiting for verification</w:t>
+      </w:r>
+      <w:r>
+        <w:t xml:space="preserve"> or </w:t>
+      </w:r>
+      <w:r>
+        <w:rPr>
+          <w:i/>
+        </w:rPr>
+        <w:t>Verified</w:t>
+      </w:r>
+      <w:r>
+        <w:t>, once for the executed amount and once for indicators; the filters above the list (</w:t>
+      </w:r>
+      <w:r>
+        <w:rPr>
+          <w:i/>
+        </w:rPr>
+        <w:t>To report</w:t>
+      </w:r>
+      <w:r>
+        <w:t xml:space="preserve">, </w:t>
+      </w:r>
+      <w:r>
+        <w:rPr>
+          <w:i/>
+        </w:rPr>
+        <w:t>Waiting for verification</w:t>
+      </w:r>
+      <w:r>
+        <w:t xml:space="preserve">, </w:t>
+      </w:r>
+      <w:r>
+        <w:rPr>
+          <w:i/>
+        </w:rPr>
+        <w:t>Done</w:t>
+      </w:r>
+      <w:r>
+        <w:t>) narrow it, and the search box finds an activity by code or words. Click a row to open it.</w:t>
       </w:r>
     </w:p>
     <w:p>
@@ -5664,7 +6458,7 @@
               <a:graphicData uri="http://schemas.openxmlformats.org/drawingml/2006/picture">
                 <pic:pic>
                   <pic:nvPicPr>
-                    <pic:cNvPr id="0" name="verify.png"/>
+                    <pic:cNvPr id="0" name="report-execution-open.png"/>
                     <pic:cNvPicPr/>
                   </pic:nvPicPr>
                   <pic:blipFill>
@@ -5694,7 +6488,7 @@
           <w:color w:val="7A8CA3"/>
           <w:sz w:val="17"/>
         </w:rPr>
-        <w:t>Verification</w:t>
+        <w:t>An activity opened in Report execution</w:t>
       </w:r>
     </w:p>
     <w:p>
@@ -5702,80 +6496,60 @@
         <w:spacing w:after="120"/>
       </w:pPr>
       <w:r>
-        <w:t xml:space="preserve">A different person opens the figures and </w:t>
+        <w:t xml:space="preserve">An opened activity shows a short checklist (1 Executed amount, 2 Indicators, 3 Narrative, with how many are verified), and </w:t>
       </w:r>
       <w:r>
         <w:rPr>
           <w:b/>
         </w:rPr>
-        <w:t>verifies or returns</w:t>
-      </w:r>
-      <w:r>
-        <w:t xml:space="preserve"> them:</w:t>
-      </w:r>
-    </w:p>
-    <w:p>
-      <w:pPr>
-        <w:pStyle w:val="ListBullet"/>
-      </w:pPr>
+        <w:t>← All activities</w:t>
+      </w:r>
+      <w:r>
+        <w:t xml:space="preserve"> takes you back. For each budget line enter the amount </w:t>
+      </w:r>
       <w:r>
         <w:rPr>
           <w:b/>
         </w:rPr>
-        <w:t>Spending (committed and paid)</w:t>
-      </w:r>
-      <w:r>
-        <w:t xml:space="preserve">: a director or the finance officer, from the items in </w:t>
+        <w:t>executed</w:t>
+      </w:r>
+      <w:r>
+        <w:t xml:space="preserve"> in that month. The page shows, as you type, what is left of the approved amount; </w:t>
       </w:r>
       <w:r>
         <w:rPr>
           <w:b/>
         </w:rPr>
-        <w:t>Approvals</w:t>
-      </w:r>
-      <w:r>
-        <w:t xml:space="preserve"> or from </w:t>
-      </w:r>
-      <w:r>
-        <w:rPr>
-          <w:i/>
-        </w:rPr>
-        <w:t>Report execution</w:t>
-      </w:r>
-      <w:r>
-        <w:t>.</w:t>
-      </w:r>
-    </w:p>
-    <w:p>
-      <w:pPr>
-        <w:pStyle w:val="ListBullet"/>
-      </w:pPr>
+        <w:t>Copy the amounts of last month</w:t>
+      </w:r>
+      <w:r>
+        <w:t xml:space="preserve"> starts from last month's figures and </w:t>
+      </w:r>
       <w:r>
         <w:rPr>
           <w:b/>
         </w:rPr>
-        <w:t>Indicator progress</w:t>
-      </w:r>
-      <w:r>
-        <w:t xml:space="preserve">: a director from </w:t>
-      </w:r>
-      <w:r>
-        <w:rPr>
-          <w:i/>
-        </w:rPr>
-        <w:t>Report execution</w:t>
-      </w:r>
-      <w:r>
-        <w:t xml:space="preserve">; administrators also have the page </w:t>
+        <w:t>Nothing executed this month</w:t>
+      </w:r>
+      <w:r>
+        <w:t xml:space="preserve"> reports 0 for the lines that have nothing to report, so that "nothing" is reported and not forgotten; the narrative is optional and stays folded until you open it. One button at the bottom, </w:t>
       </w:r>
       <w:r>
         <w:rPr>
           <w:b/>
         </w:rPr>
-        <w:t>Approvals → Verify progress</w:t>
-      </w:r>
-      <w:r>
-        <w:t>, which lists every pending record and can verify them together.</w:t>
+        <w:t>Send everything for verification</w:t>
+      </w:r>
+      <w:r>
+        <w:t>, sends the month's executed amount and the quarter's indicators together. The month must be within its reporting window (Part 4.5).</w:t>
+      </w:r>
+    </w:p>
+    <w:p>
+      <w:pPr>
+        <w:pStyle w:val="Heading2"/>
+      </w:pPr>
+      <w:r>
+        <w:t>10.2 Quarterly indicators</w:t>
       </w:r>
     </w:p>
     <w:p>
@@ -5783,7 +6557,16 @@
         <w:spacing w:after="120"/>
       </w:pPr>
       <w:r>
-        <w:t>Only verified figures appear in the dashboard, the performance report and the printed report. You cannot verify your own entry; the system says so.</w:t>
+        <w:t xml:space="preserve">On the same screen, enter for each indicator the progress achieved in the </w:t>
+      </w:r>
+      <w:r>
+        <w:rPr>
+          <w:b/>
+        </w:rPr>
+        <w:t>quarter</w:t>
+      </w:r>
+      <w:r>
+        <w:t>; the quarter must be one the indicator is reported in (from its months).</w:t>
       </w:r>
     </w:p>
     <w:p>
@@ -5791,7 +6574,32 @@
         <w:pStyle w:val="Heading2"/>
       </w:pPr>
       <w:r>
-        <w:t>10.5 Compile the quarter</w:t>
+        <w:t>10.3 Narratives</w:t>
+      </w:r>
+    </w:p>
+    <w:p>
+      <w:pPr>
+        <w:spacing w:after="120"/>
+      </w:pPr>
+      <w:r>
+        <w:t xml:space="preserve">For each month and quarter the unit writes the </w:t>
+      </w:r>
+      <w:r>
+        <w:rPr>
+          <w:b/>
+        </w:rPr>
+        <w:t>narrative</w:t>
+      </w:r>
+      <w:r>
+        <w:t>: results achieved, implementation constraints, and the rating (from the list). It is part of the report.</w:t>
+      </w:r>
+    </w:p>
+    <w:p>
+      <w:pPr>
+        <w:pStyle w:val="Heading2"/>
+      </w:pPr>
+      <w:r>
+        <w:t>10.4 Verification</w:t>
       </w:r>
     </w:p>
     <w:p>
@@ -5807,7 +6615,7 @@
               <a:graphicData uri="http://schemas.openxmlformats.org/drawingml/2006/picture">
                 <pic:pic>
                   <pic:nvPicPr>
-                    <pic:cNvPr id="0" name="compile.png"/>
+                    <pic:cNvPr id="0" name="verify.png"/>
                     <pic:cNvPicPr/>
                   </pic:nvPicPr>
                   <pic:blipFill>
@@ -5837,7 +6645,7 @@
           <w:color w:val="7A8CA3"/>
           <w:sz w:val="17"/>
         </w:rPr>
-        <w:t>Compile the quarter</w:t>
+        <w:t>Verification</w:t>
       </w:r>
     </w:p>
     <w:p>
@@ -5845,58 +6653,124 @@
         <w:spacing w:after="120"/>
       </w:pPr>
       <w:r>
+        <w:t xml:space="preserve">A different person opens the figures and </w:t>
+      </w:r>
+      <w:r>
         <w:rPr>
           <w:b/>
         </w:rPr>
-        <w:t>Execute → Compile the quarter</w:t>
-      </w:r>
-      <w:r>
-        <w:t xml:space="preserve"> (directors and administrators): choose the </w:t>
-      </w:r>
+        <w:t>verifies or returns</w:t>
+      </w:r>
+      <w:r>
+        <w:t xml:space="preserve"> them:</w:t>
+      </w:r>
+    </w:p>
+    <w:p>
+      <w:pPr>
+        <w:pStyle w:val="ListBullet"/>
+      </w:pPr>
       <w:r>
         <w:rPr>
           <w:b/>
         </w:rPr>
-        <w:t>quarter</w:t>
-      </w:r>
-      <w:r>
-        <w:t xml:space="preserve">. For each activity the system shows what the unit reported; press </w:t>
+        <w:t>Executed amount</w:t>
+      </w:r>
+      <w:r>
+        <w:t xml:space="preserve">: a director or the finance officer, from the items in </w:t>
       </w:r>
       <w:r>
         <w:rPr>
           <w:b/>
         </w:rPr>
-        <w:t>Draft from the reports</w:t>
-      </w:r>
-      <w:r>
-        <w:t xml:space="preserve"> to prepare the text (</w:t>
+        <w:t>Approvals</w:t>
+      </w:r>
+      <w:r>
+        <w:t xml:space="preserve"> or from </w:t>
       </w:r>
       <w:r>
         <w:rPr>
           <w:i/>
         </w:rPr>
-        <w:t>Results achieved</w:t>
-      </w:r>
-      <w:r>
-        <w:t xml:space="preserve"> and </w:t>
+        <w:t>Report execution</w:t>
+      </w:r>
+      <w:r>
+        <w:t>.</w:t>
+      </w:r>
+    </w:p>
+    <w:p>
+      <w:pPr>
+        <w:pStyle w:val="ListBullet"/>
+      </w:pPr>
+      <w:r>
+        <w:rPr>
+          <w:b/>
+        </w:rPr>
+        <w:t>Indicator progress</w:t>
+      </w:r>
+      <w:r>
+        <w:t xml:space="preserve">: a director from </w:t>
       </w:r>
       <w:r>
         <w:rPr>
           <w:i/>
         </w:rPr>
-        <w:t>Implementation constraints</w:t>
-      </w:r>
-      <w:r>
-        <w:t xml:space="preserve">), edit it, and </w:t>
+        <w:t>Report execution</w:t>
+      </w:r>
+      <w:r>
+        <w:t xml:space="preserve">; administrators also have the page </w:t>
       </w:r>
       <w:r>
         <w:rPr>
           <w:b/>
         </w:rPr>
-        <w:t>Save</w:t>
-      </w:r>
-      <w:r>
-        <w:t>. What the unit wrote is kept as it was. This becomes the text of the ministry's report.</w:t>
+        <w:t>Approvals → Verify progress</w:t>
+      </w:r>
+      <w:r>
+        <w:t xml:space="preserve">, which lists every pending record. Open a line with </w:t>
+      </w:r>
+      <w:r>
+        <w:rPr>
+          <w:b/>
+        </w:rPr>
+        <w:t>Details</w:t>
+      </w:r>
+      <w:r>
+        <w:t xml:space="preserve"> to see who reported it and when, what the indicator is and how it is checked (kind, baseline, means of verification, what was planned for the quarter), what was verified in the other quarters and where the indicator then stands against its target, and the words the unit wrote for the quarter. Then </w:t>
+      </w:r>
+      <w:r>
+        <w:rPr>
+          <w:b/>
+        </w:rPr>
+        <w:t>Verify</w:t>
+      </w:r>
+      <w:r>
+        <w:t xml:space="preserve">, or </w:t>
+      </w:r>
+      <w:r>
+        <w:rPr>
+          <w:b/>
+        </w:rPr>
+        <w:t>Return with a reason</w:t>
+      </w:r>
+      <w:r>
+        <w:t xml:space="preserve"> (the unit reads the reason). You cannot verify what you reported yourself; </w:t>
+      </w:r>
+      <w:r>
+        <w:rPr>
+          <w:i/>
+        </w:rPr>
+        <w:t>Verify all</w:t>
+      </w:r>
+      <w:r>
+        <w:t xml:space="preserve"> leaves those lines for someone else.</w:t>
+      </w:r>
+    </w:p>
+    <w:p>
+      <w:pPr>
+        <w:spacing w:after="120"/>
+      </w:pPr>
+      <w:r>
+        <w:t>Only verified figures appear in the dashboard, the performance report and the printed report. You cannot verify your own entry; the system says so.</w:t>
       </w:r>
     </w:p>
     <w:p>
@@ -5904,7 +6778,7 @@
         <w:pStyle w:val="Heading2"/>
       </w:pPr>
       <w:r>
-        <w:t>10.6 Performance</w:t>
+        <w:t>10.5 Compile the quarter</w:t>
       </w:r>
     </w:p>
     <w:p>
@@ -5920,7 +6794,7 @@
               <a:graphicData uri="http://schemas.openxmlformats.org/drawingml/2006/picture">
                 <pic:pic>
                   <pic:nvPicPr>
-                    <pic:cNvPr id="0" name="performance.png"/>
+                    <pic:cNvPr id="0" name="compile.png"/>
                     <pic:cNvPicPr/>
                   </pic:nvPicPr>
                   <pic:blipFill>
@@ -5950,7 +6824,7 @@
           <w:color w:val="7A8CA3"/>
           <w:sz w:val="17"/>
         </w:rPr>
-        <w:t>Performance</w:t>
+        <w:t>Compile the quarter</w:t>
       </w:r>
     </w:p>
     <w:p>
@@ -5961,23 +6835,55 @@
         <w:rPr>
           <w:b/>
         </w:rPr>
-        <w:t>Insights → Performance</w:t>
-      </w:r>
-      <w:r>
-        <w:t>: paid and delivered against the plan, by quarter and programme, with the activities falling behind.</w:t>
-      </w:r>
-    </w:p>
-    <w:p>
-      <w:r>
-        <w:br w:type="page"/>
-      </w:r>
-    </w:p>
-    <w:p>
-      <w:pPr>
-        <w:pStyle w:val="Heading1"/>
-      </w:pPr>
-      <w:r>
-        <w:t>11. Reports, dashboard and printed forms</w:t>
+        <w:t>Execute → Compile the quarter</w:t>
+      </w:r>
+      <w:r>
+        <w:t xml:space="preserve"> (directors and administrators): choose the </w:t>
+      </w:r>
+      <w:r>
+        <w:rPr>
+          <w:b/>
+        </w:rPr>
+        <w:t>quarter</w:t>
+      </w:r>
+      <w:r>
+        <w:t xml:space="preserve">. For each activity the system shows what the unit reported; press </w:t>
+      </w:r>
+      <w:r>
+        <w:rPr>
+          <w:b/>
+        </w:rPr>
+        <w:t>Draft from the reports</w:t>
+      </w:r>
+      <w:r>
+        <w:t xml:space="preserve"> to prepare the text (</w:t>
+      </w:r>
+      <w:r>
+        <w:rPr>
+          <w:i/>
+        </w:rPr>
+        <w:t>Results achieved</w:t>
+      </w:r>
+      <w:r>
+        <w:t xml:space="preserve"> and </w:t>
+      </w:r>
+      <w:r>
+        <w:rPr>
+          <w:i/>
+        </w:rPr>
+        <w:t>Implementation constraints</w:t>
+      </w:r>
+      <w:r>
+        <w:t xml:space="preserve">), edit it, and </w:t>
+      </w:r>
+      <w:r>
+        <w:rPr>
+          <w:b/>
+        </w:rPr>
+        <w:t>Save</w:t>
+      </w:r>
+      <w:r>
+        <w:t>. What the unit wrote is kept as it was. This becomes the text of the ministry's report.</w:t>
       </w:r>
     </w:p>
     <w:p>
@@ -5985,68 +6891,7 @@
         <w:pStyle w:val="Heading2"/>
       </w:pPr>
       <w:r>
-        <w:t>11.1 The dashboard and Reporting page</w:t>
-      </w:r>
-    </w:p>
-    <w:p>
-      <w:pPr>
-        <w:spacing w:after="120"/>
-      </w:pPr>
-      <w:r>
-        <w:t xml:space="preserve">The </w:t>
-      </w:r>
-      <w:r>
-        <w:rPr>
-          <w:b/>
-        </w:rPr>
-        <w:t>Dashboard</w:t>
-      </w:r>
-      <w:r>
-        <w:t xml:space="preserve"> (Part 1.3) and </w:t>
-      </w:r>
-      <w:r>
-        <w:rPr>
-          <w:b/>
-        </w:rPr>
-        <w:t>Insights → Reporting</w:t>
-      </w:r>
-      <w:r>
-        <w:t xml:space="preserve"> show the annual performance report: planned and approved by unit, rolled up the tree, with </w:t>
-      </w:r>
-      <w:r>
-        <w:rPr>
-          <w:b/>
-        </w:rPr>
-        <w:t>Export Data</w:t>
-      </w:r>
-      <w:r>
-        <w:t xml:space="preserve"> (CSV), </w:t>
-      </w:r>
-      <w:r>
-        <w:rPr>
-          <w:b/>
-        </w:rPr>
-        <w:t>Final plan report</w:t>
-      </w:r>
-      <w:r>
-        <w:t xml:space="preserve"> and </w:t>
-      </w:r>
-      <w:r>
-        <w:rPr>
-          <w:b/>
-        </w:rPr>
-        <w:t>Print Report</w:t>
-      </w:r>
-      <w:r>
-        <w:t>.</w:t>
-      </w:r>
-    </w:p>
-    <w:p>
-      <w:pPr>
-        <w:pStyle w:val="Heading2"/>
-      </w:pPr>
-      <w:r>
-        <w:t>11.2 The final plan report</w:t>
+        <w:t>10.6 Performance</w:t>
       </w:r>
     </w:p>
     <w:p>
@@ -6062,7 +6907,7 @@
               <a:graphicData uri="http://schemas.openxmlformats.org/drawingml/2006/picture">
                 <pic:pic>
                   <pic:nvPicPr>
-                    <pic:cNvPr id="0" name="approved-plan.png"/>
+                    <pic:cNvPr id="0" name="performance.png"/>
                     <pic:cNvPicPr/>
                   </pic:nvPicPr>
                   <pic:blipFill>
@@ -6092,7 +6937,7 @@
           <w:color w:val="7A8CA3"/>
           <w:sz w:val="17"/>
         </w:rPr>
-        <w:t>The approved plan report</w:t>
+        <w:t>Performance</w:t>
       </w:r>
     </w:p>
     <w:p>
@@ -6103,10 +6948,31 @@
         <w:rPr>
           <w:b/>
         </w:rPr>
-        <w:t>Reporting → Final plan report</w:t>
-      </w:r>
-      <w:r>
-        <w:t xml:space="preserve"> is the plan of approved activities in the layout of the Ministry of Finance form (A4 landscape): programme and subprogramme bands, each activity with its indicators, baseline, target, means of verification, unit, funding source, the quarterly implementation schedule and the amount by economic category. It carries a document reference and a fingerprint so that a printed copy can be checked.</w:t>
+        <w:t>Insights → Performance</w:t>
+      </w:r>
+      <w:r>
+        <w:t>: executed and delivered against the plan, by quarter and programme, with the activities falling behind.</w:t>
+      </w:r>
+    </w:p>
+    <w:p>
+      <w:r>
+        <w:br w:type="page"/>
+      </w:r>
+    </w:p>
+    <w:p>
+      <w:pPr>
+        <w:pStyle w:val="Heading1"/>
+      </w:pPr>
+      <w:r>
+        <w:t>11. Reports, dashboard and printed forms</w:t>
+      </w:r>
+    </w:p>
+    <w:p>
+      <w:pPr>
+        <w:pStyle w:val="Heading2"/>
+      </w:pPr>
+      <w:r>
+        <w:t>11.1 The dashboard and Reporting page</w:t>
       </w:r>
     </w:p>
     <w:p>
@@ -6114,43 +6980,52 @@
         <w:spacing w:after="120"/>
       </w:pPr>
       <w:r>
-        <w:t xml:space="preserve">Choose </w:t>
+        <w:t xml:space="preserve">The </w:t>
       </w:r>
       <w:r>
         <w:rPr>
           <w:b/>
         </w:rPr>
-        <w:t>Complete report</w:t>
-      </w:r>
-      <w:r>
-        <w:t xml:space="preserve"> or </w:t>
+        <w:t>Dashboard</w:t>
+      </w:r>
+      <w:r>
+        <w:t xml:space="preserve"> (Part 1.3) and </w:t>
       </w:r>
       <w:r>
         <w:rPr>
           <w:b/>
         </w:rPr>
-        <w:t>Summary</w:t>
-      </w:r>
-      <w:r>
-        <w:t xml:space="preserve"> from the selector. </w:t>
+        <w:t>Insights → Reporting</w:t>
+      </w:r>
+      <w:r>
+        <w:t xml:space="preserve"> show the annual performance report: planned and approved by unit, rolled up the tree, with </w:t>
       </w:r>
       <w:r>
         <w:rPr>
           <w:b/>
         </w:rPr>
-        <w:t>Print</w:t>
-      </w:r>
-      <w:r>
-        <w:t xml:space="preserve"> to paper or </w:t>
+        <w:t>Export Data</w:t>
+      </w:r>
+      <w:r>
+        <w:t xml:space="preserve"> (CSV), </w:t>
       </w:r>
       <w:r>
         <w:rPr>
           <w:b/>
         </w:rPr>
-        <w:t>Download PDF</w:t>
-      </w:r>
-      <w:r>
-        <w:t>. The report is of the plan; it is not addressed to anyone.</w:t>
+        <w:t>Final plan report</w:t>
+      </w:r>
+      <w:r>
+        <w:t xml:space="preserve"> and </w:t>
+      </w:r>
+      <w:r>
+        <w:rPr>
+          <w:b/>
+        </w:rPr>
+        <w:t>Print Report</w:t>
+      </w:r>
+      <w:r>
+        <w:t>.</w:t>
       </w:r>
     </w:p>
     <w:p>
@@ -6158,7 +7033,7 @@
         <w:pStyle w:val="Heading2"/>
       </w:pPr>
       <w:r>
-        <w:t>11.3 The implementation plan, per unit</w:t>
+        <w:t>11.2 The final plan report</w:t>
       </w:r>
     </w:p>
     <w:p>
@@ -6174,7 +7049,7 @@
               <a:graphicData uri="http://schemas.openxmlformats.org/drawingml/2006/picture">
                 <pic:pic>
                   <pic:nvPicPr>
-                    <pic:cNvPr id="0" name="implementation-plan.png"/>
+                    <pic:cNvPr id="0" name="approved-plan.png"/>
                     <pic:cNvPicPr/>
                   </pic:nvPicPr>
                   <pic:blipFill>
@@ -6204,7 +7079,7 @@
           <w:color w:val="7A8CA3"/>
           <w:sz w:val="17"/>
         </w:rPr>
-        <w:t>Implementation plan</w:t>
+        <w:t>The approved plan report</w:t>
       </w:r>
     </w:p>
     <w:p>
@@ -6215,55 +7090,77 @@
         <w:rPr>
           <w:b/>
         </w:rPr>
-        <w:t>Plan → Plan cycle → Where things are done → Implementation plan</w:t>
-      </w:r>
-      <w:r>
-        <w:t xml:space="preserve">: choose a unit at the top of the form and print it: each activity with its indicators and its numbered </w:t>
+        <w:t>Reporting → Final plan report</w:t>
+      </w:r>
+      <w:r>
+        <w:t xml:space="preserve"> is the plan of approved activities in the layout of the Ministry of Finance form (A4 landscape): programme and subprogramme bands, each activity with its indicators, baseline, target, means of verification, unit, funding source, the quarterly implementation schedule and the amount by economic category. It carries a document reference and a fingerprint so that a printed copy can be checked.</w:t>
+      </w:r>
+    </w:p>
+    <w:p>
+      <w:pPr>
+        <w:spacing w:after="120"/>
+      </w:pPr>
+      <w:r>
+        <w:t xml:space="preserve">Choose </w:t>
       </w:r>
       <w:r>
         <w:rPr>
           <w:b/>
         </w:rPr>
-        <w:t>actions</w:t>
-      </w:r>
-      <w:r>
-        <w:t xml:space="preserve">, a </w:t>
+        <w:t>Complete report</w:t>
+      </w:r>
+      <w:r>
+        <w:t xml:space="preserve"> or </w:t>
       </w:r>
       <w:r>
         <w:rPr>
           <w:b/>
         </w:rPr>
-        <w:t>Jan–Dec grid</w:t>
-      </w:r>
-      <w:r>
-        <w:t xml:space="preserve"> grouped by quarter with the months of each action shaded, the </w:t>
+        <w:t>Summary</w:t>
+      </w:r>
+      <w:r>
+        <w:t xml:space="preserve"> from the selector. </w:t>
       </w:r>
       <w:r>
         <w:rPr>
           <w:b/>
         </w:rPr>
-        <w:t>budget allocated</w:t>
-      </w:r>
-      <w:r>
-        <w:t xml:space="preserve"> per indicator, and the </w:t>
+        <w:t>Print</w:t>
+      </w:r>
+      <w:r>
+        <w:t xml:space="preserve"> to paper or </w:t>
+      </w:r>
+      <w:r>
+        <w:rPr>
+          <w:b/>
+        </w:rPr>
+        <w:t>Download PDF</w:t>
+      </w:r>
+      <w:r>
+        <w:t>. The report is of the plan; it is not addressed to anyone.</w:t>
+      </w:r>
+    </w:p>
+    <w:p>
+      <w:pPr>
+        <w:spacing w:after="120"/>
+      </w:pPr>
+      <w:r>
+        <w:rPr>
+          <w:b/>
+        </w:rPr>
+        <w:t>A warning before you print.</w:t>
+      </w:r>
+      <w:r>
+        <w:t xml:space="preserve"> If the plan is not fully approved (activities not yet submitted or waiting for a decision) or a directorate has not finalized, the application says so and asks you to confirm before printing or downloading, and the document carries a </w:t>
       </w:r>
       <w:r>
         <w:rPr>
           <w:i/>
         </w:rPr>
-        <w:t>Prepared by / Approved by</w:t>
-      </w:r>
-      <w:r>
-        <w:t xml:space="preserve"> names taken from the unit's approval lists. By default it lists approved activities; tick </w:t>
-      </w:r>
-      <w:r>
-        <w:rPr>
-          <w:i/>
-        </w:rPr>
-        <w:t>Include activities not yet approved</w:t>
-      </w:r>
-      <w:r>
-        <w:t xml:space="preserve"> for a working copy.</w:t>
+        <w:t>Draft state</w:t>
+      </w:r>
+      <w:r>
+        <w:t xml:space="preserve"> line with the same words. The implementation plan and the performance report do the same.</w:t>
       </w:r>
     </w:p>
     <w:p>
@@ -6271,776 +7168,7 @@
         <w:pStyle w:val="Heading2"/>
       </w:pPr>
       <w:r>
-        <w:t>11.4 The performance report (monthly or quarterly)</w:t>
-      </w:r>
-    </w:p>
-    <w:p>
-      <w:pPr>
-        <w:spacing w:after="120"/>
-      </w:pPr>
-      <w:r>
-        <w:rPr>
-          <w:b/>
-        </w:rPr>
-        <w:t>Plan → Plan cycle → Where things are done → Performance report</w:t>
-      </w:r>
-      <w:r>
-        <w:t xml:space="preserve"> (or the </w:t>
-      </w:r>
-      <w:r>
-        <w:rPr>
-          <w:i/>
-        </w:rPr>
-        <w:t>Performance report</w:t>
-      </w:r>
-      <w:r>
-        <w:t xml:space="preserve"> button of </w:t>
-      </w:r>
-      <w:r>
-        <w:rPr>
-          <w:i/>
-        </w:rPr>
-        <w:t>Report execution</w:t>
-      </w:r>
-      <w:r>
-        <w:t xml:space="preserve">): choose monthly or quarterly and the period. It prints in the same MoF layout with the narratives, the verified spending and the indicator results. </w:t>
-      </w:r>
-      <w:r>
-        <w:rPr>
-          <w:b/>
-        </w:rPr>
-        <w:t>Print</w:t>
-      </w:r>
-      <w:r>
-        <w:t xml:space="preserve"> or </w:t>
-      </w:r>
-      <w:r>
-        <w:rPr>
-          <w:b/>
-        </w:rPr>
-        <w:t>PDF</w:t>
-      </w:r>
-      <w:r>
-        <w:t>.</w:t>
-      </w:r>
-    </w:p>
-    <w:p>
-      <w:pPr>
-        <w:pStyle w:val="Heading2"/>
-      </w:pPr>
-      <w:r>
-        <w:t>11.5 Notifications and e-mail</w:t>
-      </w:r>
-    </w:p>
-    <w:p>
-      <w:pPr>
-        <w:spacing w:after="120"/>
-      </w:pPr>
-      <w:r>
-        <w:t>Notifications are delivered inside the application as soon as the action happens; no queue worker or e-mail setup is needed for them.</w:t>
-      </w:r>
-    </w:p>
-    <w:p>
-      <w:r>
-        <w:br w:type="page"/>
-      </w:r>
-    </w:p>
-    <w:p>
-      <w:pPr>
-        <w:pStyle w:val="Heading1"/>
-      </w:pPr>
-      <w:r>
-        <w:t>12. A whole year, step by step (tutorial)</w:t>
-      </w:r>
-    </w:p>
-    <w:p>
-      <w:pPr>
-        <w:spacing w:after="120"/>
-      </w:pPr>
-      <w:r>
-        <w:t>Follow Ana (technical officer), Bento (director of a unit), Carla (head of a directorate), Dino (finance) and Eva (administrator).</w:t>
-      </w:r>
-    </w:p>
-    <w:p>
-      <w:pPr>
-        <w:spacing w:after="120"/>
-      </w:pPr>
-      <w:r>
-        <w:rPr>
-          <w:b/>
-        </w:rPr>
-        <w:t>Before the year (Eva).</w:t>
-      </w:r>
-    </w:p>
-    <w:p>
-      <w:pPr>
-        <w:spacing w:after="60"/>
-        <w:ind w:left="510" w:hanging="397"/>
-      </w:pPr>
-      <w:r>
-        <w:t xml:space="preserve">1.  </w:t>
-      </w:r>
-      <w:r>
-        <w:rPr>
-          <w:i/>
-        </w:rPr>
-        <w:t>Settings</w:t>
-      </w:r>
-      <w:r>
-        <w:t>: check the institution's name, the level and the approval chain.</w:t>
-      </w:r>
-    </w:p>
-    <w:p>
-      <w:pPr>
-        <w:spacing w:after="60"/>
-        <w:ind w:left="510" w:hanging="397"/>
-      </w:pPr>
-      <w:r>
-        <w:t xml:space="preserve">2.  </w:t>
-      </w:r>
-      <w:r>
-        <w:rPr>
-          <w:i/>
-        </w:rPr>
-        <w:t>Structure</w:t>
-      </w:r>
-      <w:r>
-        <w:t xml:space="preserve">: make sure the directorate and its units exist; add the </w:t>
-      </w:r>
-      <w:r>
-        <w:rPr>
-          <w:b/>
-        </w:rPr>
-        <w:t>programmes and subprogrammes</w:t>
-      </w:r>
-      <w:r>
-        <w:t xml:space="preserve"> for the new year.</w:t>
-      </w:r>
-    </w:p>
-    <w:p>
-      <w:pPr>
-        <w:spacing w:after="60"/>
-        <w:ind w:left="510" w:hanging="397"/>
-      </w:pPr>
-      <w:r>
-        <w:t xml:space="preserve">3.  </w:t>
-      </w:r>
-      <w:r>
-        <w:rPr>
-          <w:i/>
-        </w:rPr>
-        <w:t>System Users</w:t>
-      </w:r>
-      <w:r>
-        <w:t>: give every unit its technical officer and its director.</w:t>
-      </w:r>
-    </w:p>
-    <w:p>
-      <w:pPr>
-        <w:spacing w:after="60"/>
-        <w:ind w:left="510" w:hanging="397"/>
-      </w:pPr>
-      <w:r>
-        <w:t xml:space="preserve">4.  </w:t>
-      </w:r>
-      <w:r>
-        <w:rPr>
-          <w:i/>
-        </w:rPr>
-        <w:t>Reporting windows</w:t>
-      </w:r>
-      <w:r>
-        <w:t>: set the dates in which the plan may be submitted, and the months and quarters of reporting.</w:t>
-      </w:r>
-    </w:p>
-    <w:p>
-      <w:pPr>
-        <w:spacing w:after="60"/>
-        <w:ind w:left="510" w:hanging="397"/>
-      </w:pPr>
-      <w:r>
-        <w:t xml:space="preserve">5.  Optionally name </w:t>
-      </w:r>
-      <w:r>
-        <w:rPr>
-          <w:b/>
-        </w:rPr>
-        <w:t>approval lists</w:t>
-      </w:r>
-      <w:r>
-        <w:t xml:space="preserve"> for the units that need named people.</w:t>
-      </w:r>
-    </w:p>
-    <w:p>
-      <w:pPr>
-        <w:spacing w:after="120"/>
-      </w:pPr>
-      <w:r>
-        <w:rPr>
-          <w:b/>
-        </w:rPr>
-        <w:t>Planning (Ana, Bento).</w:t>
-      </w:r>
-    </w:p>
-    <w:p>
-      <w:pPr>
-        <w:spacing w:after="60"/>
-        <w:ind w:left="510" w:hanging="397"/>
-      </w:pPr>
-      <w:r>
-        <w:t xml:space="preserve">6.  Ana opens </w:t>
-      </w:r>
-      <w:r>
-        <w:rPr>
-          <w:b/>
-        </w:rPr>
-        <w:t>PAA Activities</w:t>
-      </w:r>
-      <w:r>
-        <w:t xml:space="preserve">. At the start of the year she presses </w:t>
-      </w:r>
-      <w:r>
-        <w:rPr>
-          <w:b/>
-        </w:rPr>
-        <w:t>Copy from last year</w:t>
-      </w:r>
-      <w:r>
-        <w:t xml:space="preserve"> (or </w:t>
-      </w:r>
-      <w:r>
-        <w:rPr>
-          <w:b/>
-        </w:rPr>
-        <w:t>+ New activity</w:t>
-      </w:r>
-      <w:r>
-        <w:t>).</w:t>
-      </w:r>
-    </w:p>
-    <w:p>
-      <w:pPr>
-        <w:spacing w:after="60"/>
-        <w:ind w:left="510" w:hanging="397"/>
-      </w:pPr>
-      <w:r>
-        <w:t xml:space="preserve">7.  For each activity she completes the dates and quarters, the </w:t>
-      </w:r>
-      <w:r>
-        <w:rPr>
-          <w:b/>
-        </w:rPr>
-        <w:t>indicators</w:t>
-      </w:r>
-      <w:r>
-        <w:t xml:space="preserve"> (target, baseline, actions with months) and the </w:t>
-      </w:r>
-      <w:r>
-        <w:rPr>
-          <w:b/>
-        </w:rPr>
-        <w:t>budget lines</w:t>
-      </w:r>
-      <w:r>
-        <w:t xml:space="preserve"> (category, amount, funding source).</w:t>
-      </w:r>
-    </w:p>
-    <w:p>
-      <w:pPr>
-        <w:spacing w:after="60"/>
-        <w:ind w:left="510" w:hanging="397"/>
-      </w:pPr>
-      <w:r>
-        <w:t xml:space="preserve">8.  Ana presses </w:t>
-      </w:r>
-      <w:r>
-        <w:rPr>
-          <w:b/>
-        </w:rPr>
-        <w:t>Submit</w:t>
-      </w:r>
-      <w:r>
-        <w:t xml:space="preserve">. The activity is </w:t>
-      </w:r>
-      <w:r>
-        <w:rPr>
-          <w:i/>
-        </w:rPr>
-        <w:t>Prepared</w:t>
-      </w:r>
-      <w:r>
-        <w:t>. Bento is notified.</w:t>
-      </w:r>
-    </w:p>
-    <w:p>
-      <w:pPr>
-        <w:spacing w:after="120"/>
-      </w:pPr>
-      <w:r>
-        <w:rPr>
-          <w:b/>
-        </w:rPr>
-        <w:t>Certify and approve (Bento, Dino, Carla).</w:t>
-      </w:r>
-    </w:p>
-    <w:p>
-      <w:pPr>
-        <w:spacing w:after="60"/>
-        <w:ind w:left="510" w:hanging="397"/>
-      </w:pPr>
-      <w:r>
-        <w:t xml:space="preserve">9.  If budget confirmation is on, Dino opens </w:t>
-      </w:r>
-      <w:r>
-        <w:rPr>
-          <w:b/>
-        </w:rPr>
-        <w:t>Budget review</w:t>
-      </w:r>
-      <w:r>
-        <w:t xml:space="preserve"> and confirms the lines.</w:t>
-      </w:r>
-    </w:p>
-    <w:p>
-      <w:pPr>
-        <w:spacing w:after="60"/>
-        <w:ind w:left="510" w:hanging="397"/>
-      </w:pPr>
-      <w:r>
-        <w:t xml:space="preserve">10.  Bento opens </w:t>
-      </w:r>
-      <w:r>
-        <w:rPr>
-          <w:b/>
-        </w:rPr>
-        <w:t>Approvals</w:t>
-      </w:r>
-      <w:r>
-        <w:t xml:space="preserve">, reads each activity and presses </w:t>
-      </w:r>
-      <w:r>
-        <w:rPr>
-          <w:b/>
-        </w:rPr>
-        <w:t>Certify</w:t>
-      </w:r>
-      <w:r>
-        <w:t xml:space="preserve">, or </w:t>
-      </w:r>
-      <w:r>
-        <w:rPr>
-          <w:b/>
-        </w:rPr>
-        <w:t>Return</w:t>
-      </w:r>
-      <w:r>
-        <w:t xml:space="preserve"> with a reason (Ana corrects and resubmits).</w:t>
-      </w:r>
-    </w:p>
-    <w:p>
-      <w:pPr>
-        <w:spacing w:after="60"/>
-        <w:ind w:left="510" w:hanging="397"/>
-      </w:pPr>
-      <w:r>
-        <w:t xml:space="preserve">11.  If the unit above validates first, its director presses </w:t>
-      </w:r>
-      <w:r>
-        <w:rPr>
-          <w:b/>
-        </w:rPr>
-        <w:t>Certify</w:t>
-      </w:r>
-      <w:r>
-        <w:t xml:space="preserve"> once more.</w:t>
-      </w:r>
-    </w:p>
-    <w:p>
-      <w:pPr>
-        <w:spacing w:after="60"/>
-        <w:ind w:left="510" w:hanging="397"/>
-      </w:pPr>
-      <w:r>
-        <w:t xml:space="preserve">12.  Carla opens </w:t>
-      </w:r>
-      <w:r>
-        <w:rPr>
-          <w:b/>
-        </w:rPr>
-        <w:t>Approvals</w:t>
-      </w:r>
-      <w:r>
-        <w:t xml:space="preserve"> and approves the activities, one by one or by selecting several and approving them together. Each approved activity is locked.</w:t>
-      </w:r>
-    </w:p>
-    <w:p>
-      <w:pPr>
-        <w:spacing w:after="60"/>
-        <w:ind w:left="510" w:hanging="397"/>
-      </w:pPr>
-      <w:r>
-        <w:t xml:space="preserve">13.  When all of her directorate's activities are decided, the inbox says the plan is ready. Carla opens </w:t>
-      </w:r>
-      <w:r>
-        <w:rPr>
-          <w:b/>
-        </w:rPr>
-        <w:t>PAA Activities → Show directorates → Finalize plan</w:t>
-      </w:r>
-      <w:r>
-        <w:t>, writes a remark and confirms. Her directorate takes no new activities.</w:t>
-      </w:r>
-    </w:p>
-    <w:p>
-      <w:pPr>
-        <w:spacing w:after="120"/>
-      </w:pPr>
-      <w:r>
-        <w:rPr>
-          <w:b/>
-        </w:rPr>
-        <w:t>Budget (Eva or the budget officer).</w:t>
-      </w:r>
-    </w:p>
-    <w:p>
-      <w:pPr>
-        <w:spacing w:after="60"/>
-        <w:ind w:left="510" w:hanging="397"/>
-      </w:pPr>
-      <w:r>
-        <w:t>14.  The plan is now in force: the amounts of each approved activity are what its unit may spend.</w:t>
-      </w:r>
-    </w:p>
-    <w:p>
-      <w:pPr>
-        <w:spacing w:after="60"/>
-        <w:ind w:left="510" w:hanging="397"/>
-      </w:pPr>
-      <w:r>
-        <w:t xml:space="preserve">15.  When something has to change (a cost went up, an action was added), the unit opens the approved activity, presses </w:t>
-      </w:r>
-      <w:r>
-        <w:rPr>
-          <w:b/>
-        </w:rPr>
-        <w:t>Revise</w:t>
-      </w:r>
-      <w:r>
-        <w:t xml:space="preserve"> and gives the reason; the activity is edited and goes through the chain again, while version 1 stays in force.</w:t>
-      </w:r>
-    </w:p>
-    <w:p>
-      <w:pPr>
-        <w:spacing w:after="60"/>
-        <w:ind w:left="510" w:hanging="397"/>
-      </w:pPr>
-      <w:r>
-        <w:t xml:space="preserve">16.  Carla approves the revision; it becomes </w:t>
-      </w:r>
-      <w:r>
-        <w:rPr>
-          <w:b/>
-        </w:rPr>
-        <w:t>version 2</w:t>
-      </w:r>
-      <w:r>
-        <w:t>, and the history shows both.</w:t>
-      </w:r>
-    </w:p>
-    <w:p>
-      <w:pPr>
-        <w:spacing w:after="120"/>
-      </w:pPr>
-      <w:r>
-        <w:rPr>
-          <w:b/>
-        </w:rPr>
-        <w:t>Execution (all year).</w:t>
-      </w:r>
-    </w:p>
-    <w:p>
-      <w:pPr>
-        <w:spacing w:after="60"/>
-        <w:ind w:left="510" w:hanging="397"/>
-      </w:pPr>
-      <w:r>
-        <w:t xml:space="preserve">17.  Each month, Ana opens </w:t>
-      </w:r>
-      <w:r>
-        <w:rPr>
-          <w:b/>
-        </w:rPr>
-        <w:t>Report execution</w:t>
-      </w:r>
-      <w:r>
-        <w:t xml:space="preserve">, chooses the month and the activity, and enters what each line </w:t>
-      </w:r>
-      <w:r>
-        <w:rPr>
-          <w:b/>
-        </w:rPr>
-        <w:t>committed</w:t>
-      </w:r>
-      <w:r>
-        <w:t xml:space="preserve"> and </w:t>
-      </w:r>
-      <w:r>
-        <w:rPr>
-          <w:b/>
-        </w:rPr>
-        <w:t>paid</w:t>
-      </w:r>
-      <w:r>
-        <w:t>, and the narrative. She submits.</w:t>
-      </w:r>
-    </w:p>
-    <w:p>
-      <w:pPr>
-        <w:spacing w:after="60"/>
-        <w:ind w:left="510" w:hanging="397"/>
-      </w:pPr>
-      <w:r>
-        <w:t xml:space="preserve">18.  Dino (spending) or Bento (spending and indicators) opens the figures from </w:t>
-      </w:r>
-      <w:r>
-        <w:rPr>
-          <w:b/>
-        </w:rPr>
-        <w:t>Approvals</w:t>
-      </w:r>
-      <w:r>
-        <w:t xml:space="preserve"> and verifies or returns them.</w:t>
-      </w:r>
-    </w:p>
-    <w:p>
-      <w:pPr>
-        <w:spacing w:after="60"/>
-        <w:ind w:left="510" w:hanging="397"/>
-      </w:pPr>
-      <w:r>
-        <w:t xml:space="preserve">19.  At the end of the quarter, the unit reports the indicators; Carla opens </w:t>
-      </w:r>
-      <w:r>
-        <w:rPr>
-          <w:b/>
-        </w:rPr>
-        <w:t>Compile the quarter</w:t>
-      </w:r>
-      <w:r>
-        <w:t xml:space="preserve">, presses </w:t>
-      </w:r>
-      <w:r>
-        <w:rPr>
-          <w:b/>
-        </w:rPr>
-        <w:t>Draft from the reports</w:t>
-      </w:r>
-      <w:r>
-        <w:t>, edits and saves.</w:t>
-      </w:r>
-    </w:p>
-    <w:p>
-      <w:pPr>
-        <w:spacing w:after="120"/>
-      </w:pPr>
-      <w:r>
-        <w:rPr>
-          <w:b/>
-        </w:rPr>
-        <w:t>Reporting.</w:t>
-      </w:r>
-    </w:p>
-    <w:p>
-      <w:pPr>
-        <w:spacing w:after="60"/>
-        <w:ind w:left="510" w:hanging="397"/>
-      </w:pPr>
-      <w:r>
-        <w:t xml:space="preserve">20.  Anyone with the right role opens </w:t>
-      </w:r>
-      <w:r>
-        <w:rPr>
-          <w:b/>
-        </w:rPr>
-        <w:t>Reporting</w:t>
-      </w:r>
-      <w:r>
-        <w:t xml:space="preserve"> and </w:t>
-      </w:r>
-      <w:r>
-        <w:rPr>
-          <w:b/>
-        </w:rPr>
-        <w:t>Final plan report</w:t>
-      </w:r>
-      <w:r>
-        <w:t xml:space="preserve"> (Complete or Summary), the </w:t>
-      </w:r>
-      <w:r>
-        <w:rPr>
-          <w:b/>
-        </w:rPr>
-        <w:t>Performance report</w:t>
-      </w:r>
-      <w:r>
-        <w:t xml:space="preserve"> and the </w:t>
-      </w:r>
-      <w:r>
-        <w:rPr>
-          <w:b/>
-        </w:rPr>
-        <w:t>Implementation plan</w:t>
-      </w:r>
-      <w:r>
-        <w:t xml:space="preserve"> of a unit, and prints or downloads the PDF.</w:t>
-      </w:r>
-    </w:p>
-    <w:p>
-      <w:pPr>
-        <w:pStyle w:val="Heading2"/>
-      </w:pPr>
-      <w:r>
-        <w:t>Scenario A: a director is away for two weeks</w:t>
-      </w:r>
-    </w:p>
-    <w:p>
-      <w:pPr>
-        <w:spacing w:after="120"/>
-      </w:pPr>
-      <w:r>
-        <w:t xml:space="preserve">Bento is on leave and activities wait for certification. Carla opens </w:t>
-      </w:r>
-      <w:r>
-        <w:rPr>
-          <w:b/>
-        </w:rPr>
-        <w:t>Approvals → Interim approvers</w:t>
-      </w:r>
-      <w:r>
-        <w:t>, picks the unit, appoints Fernanda from the 10th to the 24th. Fernanda can certify and approve for that unit until the 24th or until Carla revokes it.</w:t>
-      </w:r>
-    </w:p>
-    <w:p>
-      <w:pPr>
-        <w:pStyle w:val="Heading2"/>
-      </w:pPr>
-      <w:r>
-        <w:t>Scenario B: a reorganisation</w:t>
-      </w:r>
-    </w:p>
-    <w:p>
-      <w:pPr>
-        <w:spacing w:after="120"/>
-      </w:pPr>
-      <w:r>
-        <w:t xml:space="preserve">A unit moves from Directorate X to Directorate Y, and Bento is replaced by Gil. The administrator edits the unit and changes its </w:t>
-      </w:r>
-      <w:r>
-        <w:rPr>
-          <w:b/>
-        </w:rPr>
-        <w:t>parent</w:t>
-      </w:r>
-      <w:r>
-        <w:t xml:space="preserve"> to Y; the heads and lists above now belong to Y, and pending work follows. Then </w:t>
-      </w:r>
-      <w:r>
-        <w:rPr>
-          <w:i/>
-        </w:rPr>
-        <w:t>Approval lists → Replace someone in every list</w:t>
-      </w:r>
-      <w:r>
-        <w:t>: Bento leaves, Gil takes over.</w:t>
-      </w:r>
-    </w:p>
-    <w:p>
-      <w:pPr>
-        <w:pStyle w:val="Heading2"/>
-      </w:pPr>
-      <w:r>
-        <w:t>Scenario C: three signatures on the final approval</w:t>
-      </w:r>
-    </w:p>
-    <w:p>
-      <w:pPr>
-        <w:spacing w:after="120"/>
-      </w:pPr>
-      <w:r>
-        <w:t xml:space="preserve">A directorate wants the head of the directorate, the legal adviser and the director of finance to approve every activity, in that order. In </w:t>
-      </w:r>
-      <w:r>
-        <w:rPr>
-          <w:b/>
-        </w:rPr>
-        <w:t>Approval lists</w:t>
-      </w:r>
-      <w:r>
-        <w:t xml:space="preserve">, add the three people to </w:t>
-      </w:r>
-      <w:r>
-        <w:rPr>
-          <w:b/>
-        </w:rPr>
-        <w:t>Approve</w:t>
-      </w:r>
-      <w:r>
-        <w:t xml:space="preserve">, tick </w:t>
-      </w:r>
-      <w:r>
-        <w:rPr>
-          <w:b/>
-        </w:rPr>
-        <w:t>Everyone signs, in the order listed</w:t>
-      </w:r>
-      <w:r>
-        <w:t xml:space="preserve">. Each signs in turn; the activity is </w:t>
-      </w:r>
-      <w:r>
-        <w:rPr>
-          <w:i/>
-        </w:rPr>
-        <w:t>Approved</w:t>
-      </w:r>
-      <w:r>
-        <w:t xml:space="preserve"> after the third. If the third returns it, a new round starts and the first two signatures stay on record as voided.</w:t>
-      </w:r>
-    </w:p>
-    <w:p>
-      <w:r>
-        <w:br w:type="page"/>
-      </w:r>
-    </w:p>
-    <w:p>
-      <w:pPr>
-        <w:pStyle w:val="Heading1"/>
-      </w:pPr>
-      <w:r>
-        <w:t>13. Administration</w:t>
-      </w:r>
-    </w:p>
-    <w:p>
-      <w:pPr>
-        <w:pStyle w:val="Heading2"/>
-      </w:pPr>
-      <w:r>
-        <w:t>13.1 Users and roles</w:t>
-      </w:r>
-    </w:p>
-    <w:p>
-      <w:pPr>
-        <w:spacing w:after="120"/>
-      </w:pPr>
-      <w:r>
-        <w:t>See 4.4. Deactivate rather than delete someone who has acted: their name stays on the records they made.</w:t>
-      </w:r>
-    </w:p>
-    <w:p>
-      <w:pPr>
-        <w:pStyle w:val="Heading2"/>
-      </w:pPr>
-      <w:r>
-        <w:t>13.2 The audit log</w:t>
+        <w:t>11.3 The implementation plan, per unit</w:t>
       </w:r>
     </w:p>
     <w:p>
@@ -7056,7 +7184,7 @@
               <a:graphicData uri="http://schemas.openxmlformats.org/drawingml/2006/picture">
                 <pic:pic>
                   <pic:nvPicPr>
-                    <pic:cNvPr id="0" name="audit.png"/>
+                    <pic:cNvPr id="0" name="implementation-plan.png"/>
                     <pic:cNvPicPr/>
                   </pic:nvPicPr>
                   <pic:blipFill>
@@ -7086,6 +7214,879 @@
           <w:color w:val="7A8CA3"/>
           <w:sz w:val="17"/>
         </w:rPr>
+        <w:t>Implementation plan</w:t>
+      </w:r>
+    </w:p>
+    <w:p>
+      <w:pPr>
+        <w:spacing w:after="120"/>
+      </w:pPr>
+      <w:r>
+        <w:rPr>
+          <w:b/>
+        </w:rPr>
+        <w:t>Plan → Plan cycle → Where things are done → Implementation plan</w:t>
+      </w:r>
+      <w:r>
+        <w:t xml:space="preserve">: choose a unit at the top of the form and print it: each activity with its indicators and its numbered </w:t>
+      </w:r>
+      <w:r>
+        <w:rPr>
+          <w:b/>
+        </w:rPr>
+        <w:t>actions</w:t>
+      </w:r>
+      <w:r>
+        <w:t xml:space="preserve">, a </w:t>
+      </w:r>
+      <w:r>
+        <w:rPr>
+          <w:b/>
+        </w:rPr>
+        <w:t>Jan–Dec grid</w:t>
+      </w:r>
+      <w:r>
+        <w:t xml:space="preserve"> grouped by quarter with the months of each action shaded, the </w:t>
+      </w:r>
+      <w:r>
+        <w:rPr>
+          <w:b/>
+        </w:rPr>
+        <w:t>budget allocated</w:t>
+      </w:r>
+      <w:r>
+        <w:t xml:space="preserve"> per indicator, and the </w:t>
+      </w:r>
+      <w:r>
+        <w:rPr>
+          <w:i/>
+        </w:rPr>
+        <w:t>Prepared by / Approved by</w:t>
+      </w:r>
+      <w:r>
+        <w:t xml:space="preserve"> names taken from the unit's approval lists. By default it lists approved activities; tick </w:t>
+      </w:r>
+      <w:r>
+        <w:rPr>
+          <w:i/>
+        </w:rPr>
+        <w:t>Include activities not yet approved</w:t>
+      </w:r>
+      <w:r>
+        <w:t xml:space="preserve"> for a working copy.</w:t>
+      </w:r>
+    </w:p>
+    <w:p>
+      <w:pPr>
+        <w:pStyle w:val="Heading2"/>
+      </w:pPr>
+      <w:r>
+        <w:t>11.4 The performance report (monthly or quarterly)</w:t>
+      </w:r>
+    </w:p>
+    <w:p>
+      <w:pPr>
+        <w:spacing w:after="120"/>
+      </w:pPr>
+      <w:r>
+        <w:rPr>
+          <w:b/>
+        </w:rPr>
+        <w:t>Plan → Plan cycle → Where things are done → Performance report</w:t>
+      </w:r>
+      <w:r>
+        <w:t xml:space="preserve"> (or the </w:t>
+      </w:r>
+      <w:r>
+        <w:rPr>
+          <w:i/>
+        </w:rPr>
+        <w:t>Performance report</w:t>
+      </w:r>
+      <w:r>
+        <w:t xml:space="preserve"> button of </w:t>
+      </w:r>
+      <w:r>
+        <w:rPr>
+          <w:i/>
+        </w:rPr>
+        <w:t>Report execution</w:t>
+      </w:r>
+      <w:r>
+        <w:t xml:space="preserve">): choose monthly or quarterly and the period. It prints in the same MoF layout with the narratives, the verified spending and the indicator results. </w:t>
+      </w:r>
+      <w:r>
+        <w:rPr>
+          <w:b/>
+        </w:rPr>
+        <w:t>Print</w:t>
+      </w:r>
+      <w:r>
+        <w:t xml:space="preserve"> or </w:t>
+      </w:r>
+      <w:r>
+        <w:rPr>
+          <w:b/>
+        </w:rPr>
+        <w:t>PDF</w:t>
+      </w:r>
+      <w:r>
+        <w:t>.</w:t>
+      </w:r>
+    </w:p>
+    <w:p>
+      <w:pPr>
+        <w:pStyle w:val="Heading2"/>
+      </w:pPr>
+      <w:r>
+        <w:t>11.5 Notifications and e-mail</w:t>
+      </w:r>
+    </w:p>
+    <w:p>
+      <w:pPr>
+        <w:spacing w:after="120"/>
+      </w:pPr>
+      <w:r>
+        <w:t>Notifications are delivered inside the application as soon as the action happens; no queue worker or e-mail setup is needed for them.</w:t>
+      </w:r>
+    </w:p>
+    <w:p>
+      <w:r>
+        <w:br w:type="page"/>
+      </w:r>
+    </w:p>
+    <w:p>
+      <w:pPr>
+        <w:pStyle w:val="Heading1"/>
+      </w:pPr>
+      <w:r>
+        <w:t>12. A whole year, step by step (tutorial)</w:t>
+      </w:r>
+    </w:p>
+    <w:p>
+      <w:pPr>
+        <w:spacing w:after="120"/>
+      </w:pPr>
+      <w:r>
+        <w:t>Follow Ana (technical officer), Bento (director of a unit), Carla (head of a directorate), Dino (finance) and Eva (administrator).</w:t>
+      </w:r>
+    </w:p>
+    <w:p>
+      <w:pPr>
+        <w:spacing w:after="120"/>
+      </w:pPr>
+      <w:r>
+        <w:rPr>
+          <w:b/>
+        </w:rPr>
+        <w:t>Before the year (Eva).</w:t>
+      </w:r>
+    </w:p>
+    <w:p>
+      <w:pPr>
+        <w:spacing w:after="60"/>
+        <w:ind w:left="510" w:hanging="397"/>
+      </w:pPr>
+      <w:r>
+        <w:t xml:space="preserve">1.  </w:t>
+      </w:r>
+      <w:r>
+        <w:rPr>
+          <w:i/>
+        </w:rPr>
+        <w:t>Settings</w:t>
+      </w:r>
+      <w:r>
+        <w:t>: check the institution's name, the level and the approval chain.</w:t>
+      </w:r>
+    </w:p>
+    <w:p>
+      <w:pPr>
+        <w:spacing w:after="60"/>
+        <w:ind w:left="510" w:hanging="397"/>
+      </w:pPr>
+      <w:r>
+        <w:t xml:space="preserve">2.  </w:t>
+      </w:r>
+      <w:r>
+        <w:rPr>
+          <w:i/>
+        </w:rPr>
+        <w:t>Structure</w:t>
+      </w:r>
+      <w:r>
+        <w:t xml:space="preserve">: make sure the directorate and its units exist; add the </w:t>
+      </w:r>
+      <w:r>
+        <w:rPr>
+          <w:b/>
+        </w:rPr>
+        <w:t>programmes and subprogrammes</w:t>
+      </w:r>
+      <w:r>
+        <w:t xml:space="preserve"> for the new year.</w:t>
+      </w:r>
+    </w:p>
+    <w:p>
+      <w:pPr>
+        <w:spacing w:after="60"/>
+        <w:ind w:left="510" w:hanging="397"/>
+      </w:pPr>
+      <w:r>
+        <w:t xml:space="preserve">3.  </w:t>
+      </w:r>
+      <w:r>
+        <w:rPr>
+          <w:i/>
+        </w:rPr>
+        <w:t>System Users</w:t>
+      </w:r>
+      <w:r>
+        <w:t>: give every unit its technical officer and its director.</w:t>
+      </w:r>
+    </w:p>
+    <w:p>
+      <w:pPr>
+        <w:spacing w:after="60"/>
+        <w:ind w:left="510" w:hanging="397"/>
+      </w:pPr>
+      <w:r>
+        <w:t xml:space="preserve">4.  </w:t>
+      </w:r>
+      <w:r>
+        <w:rPr>
+          <w:i/>
+        </w:rPr>
+        <w:t>Calendar</w:t>
+      </w:r>
+      <w:r>
+        <w:t>: set the dates for submitting, approving and finalizing the plan, and for the months and quarters of reporting.</w:t>
+      </w:r>
+    </w:p>
+    <w:p>
+      <w:pPr>
+        <w:spacing w:after="60"/>
+        <w:ind w:left="510" w:hanging="397"/>
+      </w:pPr>
+      <w:r>
+        <w:t xml:space="preserve">5.  Optionally name </w:t>
+      </w:r>
+      <w:r>
+        <w:rPr>
+          <w:b/>
+        </w:rPr>
+        <w:t>approval lists</w:t>
+      </w:r>
+      <w:r>
+        <w:t xml:space="preserve"> for the units that need named people.</w:t>
+      </w:r>
+    </w:p>
+    <w:p>
+      <w:pPr>
+        <w:spacing w:after="120"/>
+      </w:pPr>
+      <w:r>
+        <w:rPr>
+          <w:b/>
+        </w:rPr>
+        <w:t>Planning (Ana, Bento).</w:t>
+      </w:r>
+    </w:p>
+    <w:p>
+      <w:pPr>
+        <w:spacing w:after="60"/>
+        <w:ind w:left="510" w:hanging="397"/>
+      </w:pPr>
+      <w:r>
+        <w:t xml:space="preserve">6.  Ana opens </w:t>
+      </w:r>
+      <w:r>
+        <w:rPr>
+          <w:b/>
+        </w:rPr>
+        <w:t>PAA Activities</w:t>
+      </w:r>
+      <w:r>
+        <w:t xml:space="preserve">. At the start of the year she presses </w:t>
+      </w:r>
+      <w:r>
+        <w:rPr>
+          <w:b/>
+        </w:rPr>
+        <w:t>Copy from last year</w:t>
+      </w:r>
+      <w:r>
+        <w:t xml:space="preserve"> (or </w:t>
+      </w:r>
+      <w:r>
+        <w:rPr>
+          <w:b/>
+        </w:rPr>
+        <w:t>+ New activity</w:t>
+      </w:r>
+      <w:r>
+        <w:t>).</w:t>
+      </w:r>
+    </w:p>
+    <w:p>
+      <w:pPr>
+        <w:spacing w:after="60"/>
+        <w:ind w:left="510" w:hanging="397"/>
+      </w:pPr>
+      <w:r>
+        <w:t xml:space="preserve">7.  For each activity she completes the dates and quarters, the </w:t>
+      </w:r>
+      <w:r>
+        <w:rPr>
+          <w:b/>
+        </w:rPr>
+        <w:t>indicators</w:t>
+      </w:r>
+      <w:r>
+        <w:t xml:space="preserve"> (target, baseline, actions with months) and the </w:t>
+      </w:r>
+      <w:r>
+        <w:rPr>
+          <w:b/>
+        </w:rPr>
+        <w:t>budget lines</w:t>
+      </w:r>
+      <w:r>
+        <w:t xml:space="preserve"> (category, amount, funding source).</w:t>
+      </w:r>
+    </w:p>
+    <w:p>
+      <w:pPr>
+        <w:spacing w:after="60"/>
+        <w:ind w:left="510" w:hanging="397"/>
+      </w:pPr>
+      <w:r>
+        <w:t xml:space="preserve">8.  Ana presses </w:t>
+      </w:r>
+      <w:r>
+        <w:rPr>
+          <w:b/>
+        </w:rPr>
+        <w:t>Submit</w:t>
+      </w:r>
+      <w:r>
+        <w:t xml:space="preserve">. The activity is </w:t>
+      </w:r>
+      <w:r>
+        <w:rPr>
+          <w:i/>
+        </w:rPr>
+        <w:t>Prepared</w:t>
+      </w:r>
+      <w:r>
+        <w:t>. Bento is notified.</w:t>
+      </w:r>
+    </w:p>
+    <w:p>
+      <w:pPr>
+        <w:spacing w:after="120"/>
+      </w:pPr>
+      <w:r>
+        <w:rPr>
+          <w:b/>
+        </w:rPr>
+        <w:t>Certify and approve (Bento, Dino, Carla).</w:t>
+      </w:r>
+    </w:p>
+    <w:p>
+      <w:pPr>
+        <w:spacing w:after="60"/>
+        <w:ind w:left="510" w:hanging="397"/>
+      </w:pPr>
+      <w:r>
+        <w:t xml:space="preserve">9.  If budget confirmation is on, Dino opens </w:t>
+      </w:r>
+      <w:r>
+        <w:rPr>
+          <w:b/>
+        </w:rPr>
+        <w:t>Budget review</w:t>
+      </w:r>
+      <w:r>
+        <w:t xml:space="preserve"> and confirms the lines.</w:t>
+      </w:r>
+    </w:p>
+    <w:p>
+      <w:pPr>
+        <w:spacing w:after="60"/>
+        <w:ind w:left="510" w:hanging="397"/>
+      </w:pPr>
+      <w:r>
+        <w:t xml:space="preserve">10.  Bento opens </w:t>
+      </w:r>
+      <w:r>
+        <w:rPr>
+          <w:b/>
+        </w:rPr>
+        <w:t>Approvals</w:t>
+      </w:r>
+      <w:r>
+        <w:t xml:space="preserve">, reads each activity and presses </w:t>
+      </w:r>
+      <w:r>
+        <w:rPr>
+          <w:b/>
+        </w:rPr>
+        <w:t>Certify</w:t>
+      </w:r>
+      <w:r>
+        <w:t xml:space="preserve">, or </w:t>
+      </w:r>
+      <w:r>
+        <w:rPr>
+          <w:b/>
+        </w:rPr>
+        <w:t>Return</w:t>
+      </w:r>
+      <w:r>
+        <w:t xml:space="preserve"> with a reason (Ana corrects and resubmits).</w:t>
+      </w:r>
+    </w:p>
+    <w:p>
+      <w:pPr>
+        <w:spacing w:after="60"/>
+        <w:ind w:left="510" w:hanging="397"/>
+      </w:pPr>
+      <w:r>
+        <w:t xml:space="preserve">11.  If the unit above validates first, its director presses </w:t>
+      </w:r>
+      <w:r>
+        <w:rPr>
+          <w:b/>
+        </w:rPr>
+        <w:t>Certify</w:t>
+      </w:r>
+      <w:r>
+        <w:t xml:space="preserve"> once more.</w:t>
+      </w:r>
+    </w:p>
+    <w:p>
+      <w:pPr>
+        <w:spacing w:after="60"/>
+        <w:ind w:left="510" w:hanging="397"/>
+      </w:pPr>
+      <w:r>
+        <w:t xml:space="preserve">12.  Carla opens </w:t>
+      </w:r>
+      <w:r>
+        <w:rPr>
+          <w:b/>
+        </w:rPr>
+        <w:t>Approvals</w:t>
+      </w:r>
+      <w:r>
+        <w:t xml:space="preserve"> and approves the activities, one by one or by selecting several and approving them together. Each approved activity is locked.</w:t>
+      </w:r>
+    </w:p>
+    <w:p>
+      <w:pPr>
+        <w:spacing w:after="60"/>
+        <w:ind w:left="510" w:hanging="397"/>
+      </w:pPr>
+      <w:r>
+        <w:t xml:space="preserve">13.  When all of her directorate's activities are decided, the inbox says the plan is ready. Carla opens </w:t>
+      </w:r>
+      <w:r>
+        <w:rPr>
+          <w:b/>
+        </w:rPr>
+        <w:t>PAA Activities → Show directorates → Finalize plan</w:t>
+      </w:r>
+      <w:r>
+        <w:t>, writes a remark and confirms. Her directorate takes no new activities.</w:t>
+      </w:r>
+    </w:p>
+    <w:p>
+      <w:pPr>
+        <w:spacing w:after="120"/>
+      </w:pPr>
+      <w:r>
+        <w:rPr>
+          <w:b/>
+        </w:rPr>
+        <w:t>Budget (Eva or the budget officer).</w:t>
+      </w:r>
+    </w:p>
+    <w:p>
+      <w:pPr>
+        <w:spacing w:after="60"/>
+        <w:ind w:left="510" w:hanging="397"/>
+      </w:pPr>
+      <w:r>
+        <w:t>14.  The plan is now in force: the amounts of each approved activity are what its unit may spend.</w:t>
+      </w:r>
+    </w:p>
+    <w:p>
+      <w:pPr>
+        <w:spacing w:after="60"/>
+        <w:ind w:left="510" w:hanging="397"/>
+      </w:pPr>
+      <w:r>
+        <w:t xml:space="preserve">15.  When something has to change (a cost went up, an action was added), the unit opens the approved activity, presses </w:t>
+      </w:r>
+      <w:r>
+        <w:rPr>
+          <w:b/>
+        </w:rPr>
+        <w:t>Revise</w:t>
+      </w:r>
+      <w:r>
+        <w:t xml:space="preserve"> and gives the reason; the activity is edited and goes through the chain again, while version 1 stays in force.</w:t>
+      </w:r>
+    </w:p>
+    <w:p>
+      <w:pPr>
+        <w:spacing w:after="60"/>
+        <w:ind w:left="510" w:hanging="397"/>
+      </w:pPr>
+      <w:r>
+        <w:t xml:space="preserve">16.  Carla approves the revision; it becomes </w:t>
+      </w:r>
+      <w:r>
+        <w:rPr>
+          <w:b/>
+        </w:rPr>
+        <w:t>version 2</w:t>
+      </w:r>
+      <w:r>
+        <w:t>, and the history shows both.</w:t>
+      </w:r>
+    </w:p>
+    <w:p>
+      <w:pPr>
+        <w:spacing w:after="120"/>
+      </w:pPr>
+      <w:r>
+        <w:rPr>
+          <w:b/>
+        </w:rPr>
+        <w:t>Execution (all year).</w:t>
+      </w:r>
+    </w:p>
+    <w:p>
+      <w:pPr>
+        <w:spacing w:after="60"/>
+        <w:ind w:left="510" w:hanging="397"/>
+      </w:pPr>
+      <w:r>
+        <w:t xml:space="preserve">17.  Each month, Ana opens </w:t>
+      </w:r>
+      <w:r>
+        <w:rPr>
+          <w:b/>
+        </w:rPr>
+        <w:t>Report execution</w:t>
+      </w:r>
+      <w:r>
+        <w:t xml:space="preserve">, chooses the month and the activity, and enters the amount each line </w:t>
+      </w:r>
+      <w:r>
+        <w:rPr>
+          <w:b/>
+        </w:rPr>
+        <w:t>executed</w:t>
+      </w:r>
+      <w:r>
+        <w:t>, and the narrative. She submits.</w:t>
+      </w:r>
+    </w:p>
+    <w:p>
+      <w:pPr>
+        <w:spacing w:after="60"/>
+        <w:ind w:left="510" w:hanging="397"/>
+      </w:pPr>
+      <w:r>
+        <w:t xml:space="preserve">18.  Dino (executed amounts) or Bento (executed amounts and indicators) opens the figures from </w:t>
+      </w:r>
+      <w:r>
+        <w:rPr>
+          <w:b/>
+        </w:rPr>
+        <w:t>Approvals</w:t>
+      </w:r>
+      <w:r>
+        <w:t xml:space="preserve"> and verifies or returns them.</w:t>
+      </w:r>
+    </w:p>
+    <w:p>
+      <w:pPr>
+        <w:spacing w:after="60"/>
+        <w:ind w:left="510" w:hanging="397"/>
+      </w:pPr>
+      <w:r>
+        <w:t xml:space="preserve">19.  At the end of the quarter, the unit reports the indicators; Carla opens </w:t>
+      </w:r>
+      <w:r>
+        <w:rPr>
+          <w:b/>
+        </w:rPr>
+        <w:t>Compile the quarter</w:t>
+      </w:r>
+      <w:r>
+        <w:t xml:space="preserve">, presses </w:t>
+      </w:r>
+      <w:r>
+        <w:rPr>
+          <w:b/>
+        </w:rPr>
+        <w:t>Draft from the reports</w:t>
+      </w:r>
+      <w:r>
+        <w:t>, edits and saves.</w:t>
+      </w:r>
+    </w:p>
+    <w:p>
+      <w:pPr>
+        <w:spacing w:after="120"/>
+      </w:pPr>
+      <w:r>
+        <w:rPr>
+          <w:b/>
+        </w:rPr>
+        <w:t>Reporting.</w:t>
+      </w:r>
+    </w:p>
+    <w:p>
+      <w:pPr>
+        <w:spacing w:after="60"/>
+        <w:ind w:left="510" w:hanging="397"/>
+      </w:pPr>
+      <w:r>
+        <w:t xml:space="preserve">20.  Anyone with the right role opens </w:t>
+      </w:r>
+      <w:r>
+        <w:rPr>
+          <w:b/>
+        </w:rPr>
+        <w:t>Reporting</w:t>
+      </w:r>
+      <w:r>
+        <w:t xml:space="preserve"> and </w:t>
+      </w:r>
+      <w:r>
+        <w:rPr>
+          <w:b/>
+        </w:rPr>
+        <w:t>Final plan report</w:t>
+      </w:r>
+      <w:r>
+        <w:t xml:space="preserve"> (Complete or Summary), the </w:t>
+      </w:r>
+      <w:r>
+        <w:rPr>
+          <w:b/>
+        </w:rPr>
+        <w:t>Performance report</w:t>
+      </w:r>
+      <w:r>
+        <w:t xml:space="preserve"> and the </w:t>
+      </w:r>
+      <w:r>
+        <w:rPr>
+          <w:b/>
+        </w:rPr>
+        <w:t>Implementation plan</w:t>
+      </w:r>
+      <w:r>
+        <w:t xml:space="preserve"> of a unit, and prints or downloads the PDF.</w:t>
+      </w:r>
+    </w:p>
+    <w:p>
+      <w:pPr>
+        <w:pStyle w:val="Heading2"/>
+      </w:pPr>
+      <w:r>
+        <w:t>Scenario A: a director is away for two weeks</w:t>
+      </w:r>
+    </w:p>
+    <w:p>
+      <w:pPr>
+        <w:spacing w:after="120"/>
+      </w:pPr>
+      <w:r>
+        <w:t xml:space="preserve">Bento is on leave and activities wait for certification. Carla opens </w:t>
+      </w:r>
+      <w:r>
+        <w:rPr>
+          <w:b/>
+        </w:rPr>
+        <w:t>Approvals → Interim approvers</w:t>
+      </w:r>
+      <w:r>
+        <w:t>, picks the unit, appoints Fernanda from the 10th to the 24th. Fernanda can certify and approve for that unit until the 24th or until Carla revokes it.</w:t>
+      </w:r>
+    </w:p>
+    <w:p>
+      <w:pPr>
+        <w:pStyle w:val="Heading2"/>
+      </w:pPr>
+      <w:r>
+        <w:t>Scenario B: a reorganisation</w:t>
+      </w:r>
+    </w:p>
+    <w:p>
+      <w:pPr>
+        <w:spacing w:after="120"/>
+      </w:pPr>
+      <w:r>
+        <w:t xml:space="preserve">A unit moves from Directorate X to Directorate Y, and Bento is replaced by Gil. The administrator edits the unit and changes its </w:t>
+      </w:r>
+      <w:r>
+        <w:rPr>
+          <w:b/>
+        </w:rPr>
+        <w:t>parent</w:t>
+      </w:r>
+      <w:r>
+        <w:t xml:space="preserve"> to Y; the heads and lists above now belong to Y, and pending work follows. Then </w:t>
+      </w:r>
+      <w:r>
+        <w:rPr>
+          <w:i/>
+        </w:rPr>
+        <w:t>Approval lists → Replace someone in every list</w:t>
+      </w:r>
+      <w:r>
+        <w:t>: Bento leaves, Gil takes over.</w:t>
+      </w:r>
+    </w:p>
+    <w:p>
+      <w:pPr>
+        <w:pStyle w:val="Heading2"/>
+      </w:pPr>
+      <w:r>
+        <w:t>Scenario C: three signatures on the final approval</w:t>
+      </w:r>
+    </w:p>
+    <w:p>
+      <w:pPr>
+        <w:spacing w:after="120"/>
+      </w:pPr>
+      <w:r>
+        <w:t xml:space="preserve">A directorate wants the head of the directorate, the legal adviser and the director of finance to approve every activity, in that order. In </w:t>
+      </w:r>
+      <w:r>
+        <w:rPr>
+          <w:b/>
+        </w:rPr>
+        <w:t>Approval lists</w:t>
+      </w:r>
+      <w:r>
+        <w:t xml:space="preserve">, add the three people to </w:t>
+      </w:r>
+      <w:r>
+        <w:rPr>
+          <w:b/>
+        </w:rPr>
+        <w:t>Approve</w:t>
+      </w:r>
+      <w:r>
+        <w:t xml:space="preserve">, tick </w:t>
+      </w:r>
+      <w:r>
+        <w:rPr>
+          <w:b/>
+        </w:rPr>
+        <w:t>Everyone signs, in the order listed</w:t>
+      </w:r>
+      <w:r>
+        <w:t xml:space="preserve">. Each signs in turn; the activity is </w:t>
+      </w:r>
+      <w:r>
+        <w:rPr>
+          <w:i/>
+        </w:rPr>
+        <w:t>Approved</w:t>
+      </w:r>
+      <w:r>
+        <w:t xml:space="preserve"> after the third. If the third returns it, a new round starts and the first two signatures stay on record as voided.</w:t>
+      </w:r>
+    </w:p>
+    <w:p>
+      <w:r>
+        <w:br w:type="page"/>
+      </w:r>
+    </w:p>
+    <w:p>
+      <w:pPr>
+        <w:pStyle w:val="Heading1"/>
+      </w:pPr>
+      <w:r>
+        <w:t>13. Administration</w:t>
+      </w:r>
+    </w:p>
+    <w:p>
+      <w:pPr>
+        <w:pStyle w:val="Heading2"/>
+      </w:pPr>
+      <w:r>
+        <w:t>13.1 Users and roles</w:t>
+      </w:r>
+    </w:p>
+    <w:p>
+      <w:pPr>
+        <w:spacing w:after="120"/>
+      </w:pPr>
+      <w:r>
+        <w:t>See 4.4. Deactivate rather than delete someone who has acted: their name stays on the records they made.</w:t>
+      </w:r>
+    </w:p>
+    <w:p>
+      <w:pPr>
+        <w:pStyle w:val="Heading2"/>
+      </w:pPr>
+      <w:r>
+        <w:t>13.2 The audit log</w:t>
+      </w:r>
+    </w:p>
+    <w:p>
+      <w:r>
+        <w:drawing>
+          <wp:inline xmlns:a="http://schemas.openxmlformats.org/drawingml/2006/main" xmlns:pic="http://schemas.openxmlformats.org/drawingml/2006/picture">
+            <wp:extent cx="5832000" cy="3645000"/>
+            <wp:docPr id="26" name="Picture 26"/>
+            <wp:cNvGraphicFramePr>
+              <a:graphicFrameLocks noChangeAspect="1"/>
+            </wp:cNvGraphicFramePr>
+            <a:graphic>
+              <a:graphicData uri="http://schemas.openxmlformats.org/drawingml/2006/picture">
+                <pic:pic>
+                  <pic:nvPicPr>
+                    <pic:cNvPr id="0" name="audit.png"/>
+                    <pic:cNvPicPr/>
+                  </pic:nvPicPr>
+                  <pic:blipFill>
+                    <a:blip r:embed="rId33"/>
+                    <a:stretch>
+                      <a:fillRect/>
+                    </a:stretch>
+                  </pic:blipFill>
+                  <pic:spPr>
+                    <a:xfrm>
+                      <a:off x="0" y="0"/>
+                      <a:ext cx="5832000" cy="3645000"/>
+                    </a:xfrm>
+                    <a:prstGeom prst="rect"/>
+                  </pic:spPr>
+                </pic:pic>
+              </a:graphicData>
+            </a:graphic>
+          </wp:inline>
+        </w:drawing>
+      </w:r>
+    </w:p>
+    <w:p>
+      <w:r>
+        <w:rPr>
+          <w:i/>
+          <w:color w:val="7A8CA3"/>
+          <w:sz w:val="17"/>
+        </w:rPr>
         <w:t>Audit log</w:t>
       </w:r>
     </w:p>
@@ -7097,7 +8098,7 @@
         <w:rPr>
           <w:b/>
         </w:rPr>
-        <w:t>Administration → Audit Log</w:t>
+        <w:t>System → Audit Log</w:t>
       </w:r>
       <w:r>
         <w:t xml:space="preserve">: every change to plans, budgets, approvals, users and settings is recorded with </w:t>
@@ -8459,7 +9460,7 @@
               <w:rPr>
                 <w:sz w:val="18"/>
               </w:rPr>
-              <w:t>Verify spending</w:t>
+              <w:t>Verify executed amounts</w:t>
             </w:r>
           </w:p>
         </w:tc>
@@ -8971,10 +9972,56 @@
         <w:rPr>
           <w:b/>
         </w:rPr>
+        <w:t>I cannot approve: it says the plan is not complete.</w:t>
+      </w:r>
+      <w:r>
+        <w:t xml:space="preserve"> Approval waits until every activity of the directorate has been submitted. Ask the unit to submit (or delete) its drafts; </w:t>
+      </w:r>
+      <w:r>
+        <w:rPr>
+          <w:i/>
+        </w:rPr>
+        <w:t>Waiting for you</w:t>
+      </w:r>
+      <w:r>
+        <w:t xml:space="preserve"> names the directorate and how many are left. An administrator can switch the rule off in </w:t>
+      </w:r>
+      <w:r>
+        <w:rPr>
+          <w:i/>
+        </w:rPr>
+        <w:t>Optional rules</w:t>
+      </w:r>
+      <w:r>
+        <w:t>.</w:t>
+      </w:r>
+    </w:p>
+    <w:p>
+      <w:pPr>
+        <w:spacing w:after="120"/>
+      </w:pPr>
+      <w:r>
+        <w:rPr>
+          <w:b/>
+        </w:rPr>
+        <w:t>The calendar is closed and my unit is late.</w:t>
+      </w:r>
+      <w:r>
+        <w:t xml:space="preserve"> Use the button on the message (or on the dashboard line) to ask the administrator to reopen it for your unit. They give your unit more time without reopening it for everybody.</w:t>
+      </w:r>
+    </w:p>
+    <w:p>
+      <w:pPr>
+        <w:spacing w:after="120"/>
+      </w:pPr>
+      <w:r>
+        <w:rPr>
+          <w:b/>
+        </w:rPr>
         <w:t>I cannot report this month.</w:t>
       </w:r>
       <w:r>
-        <w:t xml:space="preserve"> The reporting window of the month is closed. An administrator can open it or report for you.</w:t>
+        <w:t xml:space="preserve"> The calendar of the month is closed. Use the button to ask the administrator to reopen it for your unit, or ask them to report for you.</w:t>
       </w:r>
     </w:p>
     <w:p>
@@ -9539,7 +10586,7 @@
                 <w:b/>
                 <w:sz w:val="18"/>
               </w:rPr>
-              <w:t>Window</w:t>
+              <w:t>Calendar</w:t>
             </w:r>
           </w:p>
         </w:tc>
@@ -9554,7 +10601,7 @@
               <w:rPr>
                 <w:sz w:val="18"/>
               </w:rPr>
-              <w:t>The dates between which something may be done.</w:t>
+              <w:t>The dates of each step of the year: submitting, approving and finalizing the plan, revisions, each month and quarter of reporting (Part 4.5).</w:t>
             </w:r>
           </w:p>
         </w:tc>
@@ -9571,7 +10618,7 @@
                 <w:b/>
                 <w:sz w:val="18"/>
               </w:rPr>
-              <w:t>Directorate</w:t>
+              <w:t>Window</w:t>
             </w:r>
           </w:p>
         </w:tc>
@@ -9585,7 +10632,7 @@
               <w:rPr>
                 <w:sz w:val="18"/>
               </w:rPr>
-              <w:t>A top-level unit (directorate, gabinete or autonomous body).</w:t>
+              <w:t>The dates between which something may be done.</w:t>
             </w:r>
           </w:p>
         </w:tc>
@@ -9603,6 +10650,102 @@
                 <w:b/>
                 <w:sz w:val="18"/>
               </w:rPr>
+              <w:t>Late</w:t>
+            </w:r>
+          </w:p>
+        </w:tc>
+        <w:tc>
+          <w:tcPr>
+            <w:tcW w:type="dxa" w:w="4819"/>
+            <w:shd w:val="clear" w:color="auto" w:fill="F5F8FB"/>
+          </w:tcPr>
+          <w:p>
+            <w:r/>
+            <w:r>
+              <w:rPr>
+                <w:sz w:val="18"/>
+              </w:rPr>
+              <w:t>A step whose dates have closed while a unit still has work left in it; the administrator can give that unit more time.</w:t>
+            </w:r>
+          </w:p>
+        </w:tc>
+      </w:tr>
+      <w:tr>
+        <w:tc>
+          <w:tcPr>
+            <w:tcW w:type="dxa" w:w="4819"/>
+          </w:tcPr>
+          <w:p>
+            <w:r/>
+            <w:r>
+              <w:rPr>
+                <w:b/>
+                <w:sz w:val="18"/>
+              </w:rPr>
+              <w:t>Executed amount</w:t>
+            </w:r>
+          </w:p>
+        </w:tc>
+        <w:tc>
+          <w:tcPr>
+            <w:tcW w:type="dxa" w:w="4819"/>
+          </w:tcPr>
+          <w:p>
+            <w:r/>
+            <w:r>
+              <w:rPr>
+                <w:sz w:val="18"/>
+              </w:rPr>
+              <w:t>The amount a budget line spent in a month, reported by the unit and counted once someone else verifies it.</w:t>
+            </w:r>
+          </w:p>
+        </w:tc>
+      </w:tr>
+      <w:tr>
+        <w:tc>
+          <w:tcPr>
+            <w:tcW w:type="dxa" w:w="4819"/>
+            <w:shd w:val="clear" w:color="auto" w:fill="F5F8FB"/>
+          </w:tcPr>
+          <w:p>
+            <w:r/>
+            <w:r>
+              <w:rPr>
+                <w:b/>
+                <w:sz w:val="18"/>
+              </w:rPr>
+              <w:t>Directorate</w:t>
+            </w:r>
+          </w:p>
+        </w:tc>
+        <w:tc>
+          <w:tcPr>
+            <w:tcW w:type="dxa" w:w="4819"/>
+            <w:shd w:val="clear" w:color="auto" w:fill="F5F8FB"/>
+          </w:tcPr>
+          <w:p>
+            <w:r/>
+            <w:r>
+              <w:rPr>
+                <w:sz w:val="18"/>
+              </w:rPr>
+              <w:t>A top-level unit (directorate, gabinete or autonomous body).</w:t>
+            </w:r>
+          </w:p>
+        </w:tc>
+      </w:tr>
+      <w:tr>
+        <w:tc>
+          <w:tcPr>
+            <w:tcW w:type="dxa" w:w="4819"/>
+          </w:tcPr>
+          <w:p>
+            <w:r/>
+            <w:r>
+              <w:rPr>
+                <w:b/>
+                <w:sz w:val="18"/>
+              </w:rPr>
               <w:t>Verified</w:t>
             </w:r>
           </w:p>
@@ -9610,7 +10753,6 @@
         <w:tc>
           <w:tcPr>
             <w:tcW w:type="dxa" w:w="4819"/>
-            <w:shd w:val="clear" w:color="auto" w:fill="F5F8FB"/>
           </w:tcPr>
           <w:p>
             <w:r/>
@@ -9627,6 +10769,7 @@
         <w:tc>
           <w:tcPr>
             <w:tcW w:type="dxa" w:w="4819"/>
+            <w:shd w:val="clear" w:color="auto" w:fill="F5F8FB"/>
           </w:tcPr>
           <w:p>
             <w:r/>
@@ -9642,6 +10785,7 @@
         <w:tc>
           <w:tcPr>
             <w:tcW w:type="dxa" w:w="4819"/>
+            <w:shd w:val="clear" w:color="auto" w:fill="F5F8FB"/>
           </w:tcPr>
           <w:p>
             <w:r/>

--- a/docs/MANUAL.docx
+++ b/docs/MANUAL.docx
@@ -7347,7 +7347,48 @@
         <w:spacing w:after="120"/>
       </w:pPr>
       <w:r>
-        <w:t>Notifications are delivered inside the application as soon as the action happens; no queue worker or e-mail setup is needed for them.</w:t>
+        <w:t xml:space="preserve">Notifications are delivered inside the application as soon as the action happens, and appear in the </w:t>
+      </w:r>
+      <w:r>
+        <w:rPr>
+          <w:b/>
+        </w:rPr>
+        <w:t>bell</w:t>
+      </w:r>
+      <w:r>
+        <w:t xml:space="preserve"> at the top. While a page is open the bell checks for new ones every 20 seconds and shows a short message when one arrives; you do not have to reload.</w:t>
+      </w:r>
+    </w:p>
+    <w:p>
+      <w:pPr>
+        <w:spacing w:after="120"/>
+      </w:pPr>
+      <w:r>
+        <w:rPr>
+          <w:b/>
+        </w:rPr>
+        <w:t>E-mail.</w:t>
+      </w:r>
+      <w:r>
+        <w:t xml:space="preserve"> An administrator can switch on </w:t>
+      </w:r>
+      <w:r>
+        <w:rPr>
+          <w:b/>
+        </w:rPr>
+        <w:t>System → Settings → Send notifications by e-mail</w:t>
+      </w:r>
+      <w:r>
+        <w:t xml:space="preserve">. Every notification is then also e-mailed to the people who have not opted out; each person chooses in </w:t>
+      </w:r>
+      <w:r>
+        <w:rPr>
+          <w:b/>
+        </w:rPr>
+        <w:t>Profile → Also send me notifications by e-mail</w:t>
+      </w:r>
+      <w:r>
+        <w:t>. The mail is sent in the background, so a slow mail server never holds up what you are doing. It needs the server's mail settings and a running queue worker (the Docker stack includes one). The bell is never optional.</w:t>
       </w:r>
     </w:p>
     <w:p>

--- a/docs/MANUAL.docx
+++ b/docs/MANUAL.docx
@@ -355,6 +355,89 @@
       </w:r>
       <w:r>
         <w:t>: the bell lists what happened that concerns you (an activity submitted to you, returned to you, approved). Click one to go to it.</w:t>
+      </w:r>
+    </w:p>
+    <w:p>
+      <w:pPr>
+        <w:pStyle w:val="ListBullet"/>
+      </w:pPr>
+      <w:r>
+        <w:rPr>
+          <w:b/>
+        </w:rPr>
+        <w:t>Dates</w:t>
+      </w:r>
+      <w:r>
+        <w:t>: every date field opens a small calendar. Click the day; it is shown as dd/mm/yyyy, with Monday first. You do not type dates.</w:t>
+      </w:r>
+    </w:p>
+    <w:p>
+      <w:pPr>
+        <w:pStyle w:val="ListBullet"/>
+      </w:pPr>
+      <w:r>
+        <w:rPr>
+          <w:b/>
+        </w:rPr>
+        <w:t>Your profile</w:t>
+      </w:r>
+      <w:r>
+        <w:t xml:space="preserve"> (your name, top right): your details and password, two-factor sign-in, whether you also want notifications by e-mail, and </w:t>
+      </w:r>
+      <w:r>
+        <w:rPr>
+          <w:b/>
+        </w:rPr>
+        <w:t>Your recent activity</w:t>
+      </w:r>
+      <w:r>
+        <w:t>: when you signed in and what you did in the system, newest first. Nobody can edit it.</w:t>
+      </w:r>
+    </w:p>
+    <w:p>
+      <w:r>
+        <w:drawing>
+          <wp:inline xmlns:a="http://schemas.openxmlformats.org/drawingml/2006/main" xmlns:pic="http://schemas.openxmlformats.org/drawingml/2006/picture">
+            <wp:extent cx="5832000" cy="1784531"/>
+            <wp:docPr id="2" name="Picture 2"/>
+            <wp:cNvGraphicFramePr>
+              <a:graphicFrameLocks noChangeAspect="1"/>
+            </wp:cNvGraphicFramePr>
+            <a:graphic>
+              <a:graphicData uri="http://schemas.openxmlformats.org/drawingml/2006/picture">
+                <pic:pic>
+                  <pic:nvPicPr>
+                    <pic:cNvPr id="0" name="profile-activity.png"/>
+                    <pic:cNvPicPr/>
+                  </pic:nvPicPr>
+                  <pic:blipFill>
+                    <a:blip r:embed="rId11"/>
+                    <a:stretch>
+                      <a:fillRect/>
+                    </a:stretch>
+                  </pic:blipFill>
+                  <pic:spPr>
+                    <a:xfrm>
+                      <a:off x="0" y="0"/>
+                      <a:ext cx="5832000" cy="1784531"/>
+                    </a:xfrm>
+                    <a:prstGeom prst="rect"/>
+                  </pic:spPr>
+                </pic:pic>
+              </a:graphicData>
+            </a:graphic>
+          </wp:inline>
+        </w:drawing>
+      </w:r>
+    </w:p>
+    <w:p>
+      <w:r>
+        <w:rPr>
+          <w:i/>
+          <w:color w:val="7A8CA3"/>
+          <w:sz w:val="17"/>
+        </w:rPr>
+        <w:t>Your recent activity in the profile</w:t>
       </w:r>
     </w:p>
     <w:p>
@@ -879,7 +962,7 @@
               <w:rPr>
                 <w:sz w:val="18"/>
               </w:rPr>
-              <w:t xml:space="preserve">, </w:t>
+              <w:t xml:space="preserve"> (with its tabs </w:t>
             </w:r>
             <w:r>
               <w:rPr>
@@ -892,7 +975,7 @@
               <w:rPr>
                 <w:sz w:val="18"/>
               </w:rPr>
-              <w:t xml:space="preserve">, </w:t>
+              <w:t xml:space="preserve"> and </w:t>
             </w:r>
             <w:r>
               <w:rPr>
@@ -905,7 +988,7 @@
               <w:rPr>
                 <w:sz w:val="18"/>
               </w:rPr>
-              <w:t xml:space="preserve">, </w:t>
+              <w:t xml:space="preserve">), </w:t>
             </w:r>
             <w:r>
               <w:rPr>
@@ -944,7 +1027,7 @@
               <w:rPr>
                 <w:sz w:val="18"/>
               </w:rPr>
-              <w:t>: how the system runs.</w:t>
+              <w:t>: how the system runs. The three tabs are one area: the identity and the logo of the institution, the approval rules, e-mail and testing; the rules of the planning cycle; and the dates of each step.</w:t>
             </w:r>
           </w:p>
         </w:tc>
@@ -1220,7 +1303,7 @@
         <w:drawing>
           <wp:inline xmlns:a="http://schemas.openxmlformats.org/drawingml/2006/main" xmlns:pic="http://schemas.openxmlformats.org/drawingml/2006/picture">
             <wp:extent cx="5832000" cy="3645000"/>
-            <wp:docPr id="2" name="Picture 2"/>
+            <wp:docPr id="3" name="Picture 3"/>
             <wp:cNvGraphicFramePr>
               <a:graphicFrameLocks noChangeAspect="1"/>
             </wp:cNvGraphicFramePr>
@@ -1232,7 +1315,7 @@
                     <pic:cNvPicPr/>
                   </pic:nvPicPr>
                   <pic:blipFill>
-                    <a:blip r:embed="rId11"/>
+                    <a:blip r:embed="rId12"/>
                     <a:stretch>
                       <a:fillRect/>
                     </a:stretch>
@@ -1694,7 +1777,7 @@
         <w:drawing>
           <wp:inline xmlns:a="http://schemas.openxmlformats.org/drawingml/2006/main" xmlns:pic="http://schemas.openxmlformats.org/drawingml/2006/picture">
             <wp:extent cx="5832000" cy="3645000"/>
-            <wp:docPr id="3" name="Picture 3"/>
+            <wp:docPr id="4" name="Picture 4"/>
             <wp:cNvGraphicFramePr>
               <a:graphicFrameLocks noChangeAspect="1"/>
             </wp:cNvGraphicFramePr>
@@ -1703,197 +1786,6 @@
                 <pic:pic>
                   <pic:nvPicPr>
                     <pic:cNvPr id="0" name="settings.png"/>
-                    <pic:cNvPicPr/>
-                  </pic:nvPicPr>
-                  <pic:blipFill>
-                    <a:blip r:embed="rId12"/>
-                    <a:stretch>
-                      <a:fillRect/>
-                    </a:stretch>
-                  </pic:blipFill>
-                  <pic:spPr>
-                    <a:xfrm>
-                      <a:off x="0" y="0"/>
-                      <a:ext cx="5832000" cy="3645000"/>
-                    </a:xfrm>
-                    <a:prstGeom prst="rect"/>
-                  </pic:spPr>
-                </pic:pic>
-              </a:graphicData>
-            </a:graphic>
-          </wp:inline>
-        </w:drawing>
-      </w:r>
-    </w:p>
-    <w:p>
-      <w:r>
-        <w:rPr>
-          <w:i/>
-          <w:color w:val="7A8CA3"/>
-          <w:sz w:val="17"/>
-        </w:rPr>
-        <w:t>Settings</w:t>
-      </w:r>
-    </w:p>
-    <w:p>
-      <w:pPr>
-        <w:spacing w:after="120"/>
-      </w:pPr>
-      <w:r>
-        <w:rPr>
-          <w:b/>
-        </w:rPr>
-        <w:t>System → Settings</w:t>
-      </w:r>
-      <w:r>
-        <w:t>:</w:t>
-      </w:r>
-    </w:p>
-    <w:p>
-      <w:pPr>
-        <w:pStyle w:val="ListBullet"/>
-      </w:pPr>
-      <w:r>
-        <w:rPr>
-          <w:b/>
-        </w:rPr>
-        <w:t>Organisation</w:t>
-      </w:r>
-      <w:r>
-        <w:t>: the full name and abbreviation of your institution, in Tetum, Portuguese and English, and the texts of the login page. These are what users see; nothing is fixed in the code.</w:t>
-      </w:r>
-    </w:p>
-    <w:p>
-      <w:pPr>
-        <w:pStyle w:val="ListBullet"/>
-      </w:pPr>
-      <w:r>
-        <w:rPr>
-          <w:b/>
-        </w:rPr>
-        <w:t>Institution level</w:t>
-      </w:r>
-      <w:r>
-        <w:t xml:space="preserve">: </w:t>
-      </w:r>
-      <w:r>
-        <w:rPr>
-          <w:i/>
-        </w:rPr>
-        <w:t>a whole ministry</w:t>
-      </w:r>
-      <w:r>
-        <w:t xml:space="preserve"> (several directorates, each finalizing its own plan) or </w:t>
-      </w:r>
-      <w:r>
-        <w:rPr>
-          <w:i/>
-        </w:rPr>
-        <w:t>one directorate or gabinete</w:t>
-      </w:r>
-      <w:r>
-        <w:t xml:space="preserve"> (its plan is sent to the ministry; you can say who it is sent to). This only changes the wording.</w:t>
-      </w:r>
-    </w:p>
-    <w:p>
-      <w:pPr>
-        <w:pStyle w:val="ListBullet"/>
-      </w:pPr>
-      <w:r>
-        <w:rPr>
-          <w:b/>
-        </w:rPr>
-        <w:t>Approval chain</w:t>
-      </w:r>
-      <w:r>
-        <w:t xml:space="preserve">: whether the director of the unit above </w:t>
-      </w:r>
-      <w:r>
-        <w:rPr>
-          <w:b/>
-        </w:rPr>
-        <w:t>validates</w:t>
-      </w:r>
-      <w:r>
-        <w:t xml:space="preserve"> first (the default for a ministry), and whether </w:t>
-      </w:r>
-      <w:r>
-        <w:rPr>
-          <w:b/>
-        </w:rPr>
-        <w:t>finance confirms the budget</w:t>
-      </w:r>
-      <w:r>
-        <w:t xml:space="preserve"> of each activity before it is certified (off by default).</w:t>
-      </w:r>
-    </w:p>
-    <w:p>
-      <w:pPr>
-        <w:pStyle w:val="ListBullet"/>
-      </w:pPr>
-      <w:r>
-        <w:rPr>
-          <w:b/>
-        </w:rPr>
-        <w:t>Next-year planning</w:t>
-      </w:r>
-      <w:r>
-        <w:t>: allow units to plan the next fiscal year.</w:t>
-      </w:r>
-    </w:p>
-    <w:p>
-      <w:pPr>
-        <w:pStyle w:val="ListBullet"/>
-      </w:pPr>
-      <w:r>
-        <w:rPr>
-          <w:b/>
-        </w:rPr>
-        <w:t>Testing mode</w:t>
-      </w:r>
-      <w:r>
-        <w:t>: a practice area with its own test data (off by default).</w:t>
-      </w:r>
-    </w:p>
-    <w:p>
-      <w:pPr>
-        <w:spacing w:after="120"/>
-      </w:pPr>
-      <w:r>
-        <w:t xml:space="preserve">Click </w:t>
-      </w:r>
-      <w:r>
-        <w:rPr>
-          <w:b/>
-        </w:rPr>
-        <w:t>Save Settings</w:t>
-      </w:r>
-      <w:r>
-        <w:t>.</w:t>
-      </w:r>
-    </w:p>
-    <w:p>
-      <w:pPr>
-        <w:pStyle w:val="Heading2"/>
-      </w:pPr>
-      <w:r>
-        <w:t>4.2 Structure: units, programmes, economic categories</w:t>
-      </w:r>
-    </w:p>
-    <w:p>
-      <w:r>
-        <w:drawing>
-          <wp:inline xmlns:a="http://schemas.openxmlformats.org/drawingml/2006/main" xmlns:pic="http://schemas.openxmlformats.org/drawingml/2006/picture">
-            <wp:extent cx="5832000" cy="3645000"/>
-            <wp:docPr id="4" name="Picture 4"/>
-            <wp:cNvGraphicFramePr>
-              <a:graphicFrameLocks noChangeAspect="1"/>
-            </wp:cNvGraphicFramePr>
-            <a:graphic>
-              <a:graphicData uri="http://schemas.openxmlformats.org/drawingml/2006/picture">
-                <pic:pic>
-                  <pic:nvPicPr>
-                    <pic:cNvPr id="0" name="structure.png"/>
                     <pic:cNvPicPr/>
                   </pic:nvPicPr>
                   <pic:blipFill>
@@ -1923,7 +1815,7 @@
           <w:color w:val="7A8CA3"/>
           <w:sz w:val="17"/>
         </w:rPr>
-        <w:t>Structure</w:t>
+        <w:t>Settings</w:t>
       </w:r>
     </w:p>
     <w:p>
@@ -1934,10 +1826,28 @@
         <w:rPr>
           <w:b/>
         </w:rPr>
-        <w:t>Administration → Structure</w:t>
-      </w:r>
-      <w:r>
-        <w:t xml:space="preserve"> has four tabs:</w:t>
+        <w:t>System → Settings</w:t>
+      </w:r>
+      <w:r>
+        <w:t xml:space="preserve"> is one page of four parts, listed on the left (the list stays in view as you scroll). The </w:t>
+      </w:r>
+      <w:r>
+        <w:rPr>
+          <w:b/>
+        </w:rPr>
+        <w:t>Optional rules</w:t>
+      </w:r>
+      <w:r>
+        <w:t xml:space="preserve"> and </w:t>
+      </w:r>
+      <w:r>
+        <w:rPr>
+          <w:b/>
+        </w:rPr>
+        <w:t>Calendar</w:t>
+      </w:r>
+      <w:r>
+        <w:t xml:space="preserve"> tabs above it are the rest of the same area.</w:t>
       </w:r>
     </w:p>
     <w:p>
@@ -1952,28 +1862,10 @@
         <w:rPr>
           <w:b/>
         </w:rPr>
-        <w:t>Directorates</w:t>
-      </w:r>
-      <w:r>
-        <w:t xml:space="preserve">: the tree of units. </w:t>
-      </w:r>
-      <w:r>
-        <w:rPr>
-          <w:i/>
-        </w:rPr>
-        <w:t>Add New Unit</w:t>
-      </w:r>
-      <w:r>
-        <w:t xml:space="preserve"> with a code, name, type and </w:t>
-      </w:r>
-      <w:r>
-        <w:rPr>
-          <w:b/>
-        </w:rPr>
-        <w:t>parent</w:t>
-      </w:r>
-      <w:r>
-        <w:t>. A unit with no parent is a top-level unit (a directorate or gabinete). Set the director's name and the years the unit existed. Deactivate rather than delete a unit that has history.</w:t>
+        <w:t>Institution and texts</w:t>
+      </w:r>
+      <w:r>
+        <w:t>: the full name and abbreviation of your institution, the name, tagline and description of the system, in Tetum, Portuguese and English (choose the language with the buttons), and the credits at the foot of the sign-in page (the owner, and who implemented the system). These are what users see; nothing is fixed in the code.</w:t>
       </w:r>
     </w:p>
     <w:p>
@@ -1988,10 +1880,28 @@
         <w:rPr>
           <w:b/>
         </w:rPr>
-        <w:t>Programs</w:t>
-      </w:r>
-      <w:r>
-        <w:t>: the OGE programmes for the year, with code, name and objective.</w:t>
+        <w:t>Logo and browser icon</w:t>
+      </w:r>
+      <w:r>
+        <w:t xml:space="preserve">: choose an image (PNG, JPG or WebP, up to 2 MB) and press </w:t>
+      </w:r>
+      <w:r>
+        <w:rPr>
+          <w:b/>
+        </w:rPr>
+        <w:t>Use this logo</w:t>
+      </w:r>
+      <w:r>
+        <w:t xml:space="preserve">. It is made smaller, shown in the menu and on the sign-in page, and a browser icon (favicon) is made from it. </w:t>
+      </w:r>
+      <w:r>
+        <w:rPr>
+          <w:b/>
+        </w:rPr>
+        <w:t>Remove logo</w:t>
+      </w:r>
+      <w:r>
+        <w:t xml:space="preserve"> goes back to the abbreviation. This part saves with its own buttons.</w:t>
       </w:r>
     </w:p>
     <w:p>
@@ -2006,10 +1916,46 @@
         <w:rPr>
           <w:b/>
         </w:rPr>
-        <w:t>Subprograms</w:t>
-      </w:r>
-      <w:r>
-        <w:t>: the subprogrammes under each programme.</w:t>
+        <w:t>Level and approval</w:t>
+      </w:r>
+      <w:r>
+        <w:t xml:space="preserve">: </w:t>
+      </w:r>
+      <w:r>
+        <w:rPr>
+          <w:i/>
+        </w:rPr>
+        <w:t>a whole ministry</w:t>
+      </w:r>
+      <w:r>
+        <w:t xml:space="preserve"> (several directorates, each finalizing its own plan) or </w:t>
+      </w:r>
+      <w:r>
+        <w:rPr>
+          <w:i/>
+        </w:rPr>
+        <w:t>one directorate or gabinete</w:t>
+      </w:r>
+      <w:r>
+        <w:t xml:space="preserve"> (its plan is sent to the ministry; you can say who it is sent to), whether the director of the unit above </w:t>
+      </w:r>
+      <w:r>
+        <w:rPr>
+          <w:b/>
+        </w:rPr>
+        <w:t>validates</w:t>
+      </w:r>
+      <w:r>
+        <w:t xml:space="preserve"> first, whether </w:t>
+      </w:r>
+      <w:r>
+        <w:rPr>
+          <w:b/>
+        </w:rPr>
+        <w:t>finance confirms the budget</w:t>
+      </w:r>
+      <w:r>
+        <w:t xml:space="preserve"> of each activity before it is certified, and whether the person who prepared an activity may also certify or approve it.</w:t>
       </w:r>
     </w:p>
     <w:p>
@@ -2024,10 +1970,28 @@
         <w:rPr>
           <w:b/>
         </w:rPr>
-        <w:t>Economic classifications</w:t>
-      </w:r>
-      <w:r>
-        <w:t>: the economic categories (10 to 50 and the detail codes below them).</w:t>
+        <w:t>Notifications and testing</w:t>
+      </w:r>
+      <w:r>
+        <w:t xml:space="preserve">: send notifications </w:t>
+      </w:r>
+      <w:r>
+        <w:rPr>
+          <w:b/>
+        </w:rPr>
+        <w:t>by e-mail</w:t>
+      </w:r>
+      <w:r>
+        <w:t xml:space="preserve"> as well as in the bell (Part 11.5), and the </w:t>
+      </w:r>
+      <w:r>
+        <w:rPr>
+          <w:b/>
+        </w:rPr>
+        <w:t>testing mode</w:t>
+      </w:r>
+      <w:r>
+        <w:t>, a practice area with its own test data (off by default).</w:t>
       </w:r>
     </w:p>
     <w:p>
@@ -2035,7 +1999,16 @@
         <w:spacing w:after="120"/>
       </w:pPr>
       <w:r>
-        <w:t>Add only the structure that the law defines; the system does not invent departments.</w:t>
+        <w:t xml:space="preserve">Click </w:t>
+      </w:r>
+      <w:r>
+        <w:rPr>
+          <w:b/>
+        </w:rPr>
+        <w:t>Save Settings</w:t>
+      </w:r>
+      <w:r>
+        <w:t xml:space="preserve"> to save parts 1, 3 and 4.</w:t>
       </w:r>
     </w:p>
     <w:p>
@@ -2043,29 +2016,7 @@
         <w:pStyle w:val="Heading2"/>
       </w:pPr>
       <w:r>
-        <w:t>4.3 Funding sources</w:t>
-      </w:r>
-    </w:p>
-    <w:p>
-      <w:pPr>
-        <w:spacing w:after="120"/>
-      </w:pPr>
-      <w:r>
-        <w:rPr>
-          <w:b/>
-        </w:rPr>
-        <w:t>Administration → Funding sources</w:t>
-      </w:r>
-      <w:r>
-        <w:t>: the list of where money comes from (State Budget, development partners and so on). Technical officers pick one for each budget line.</w:t>
-      </w:r>
-    </w:p>
-    <w:p>
-      <w:pPr>
-        <w:pStyle w:val="Heading2"/>
-      </w:pPr>
-      <w:r>
-        <w:t>4.4 Users</w:t>
+        <w:t>4.2 Structure: units, programmes, economic categories</w:t>
       </w:r>
     </w:p>
     <w:p>
@@ -2081,7 +2032,7 @@
               <a:graphicData uri="http://schemas.openxmlformats.org/drawingml/2006/picture">
                 <pic:pic>
                   <pic:nvPicPr>
-                    <pic:cNvPr id="0" name="users.png"/>
+                    <pic:cNvPr id="0" name="structure.png"/>
                     <pic:cNvPicPr/>
                   </pic:nvPicPr>
                   <pic:blipFill>
@@ -2111,6 +2062,257 @@
           <w:color w:val="7A8CA3"/>
           <w:sz w:val="17"/>
         </w:rPr>
+        <w:t>Structure</w:t>
+      </w:r>
+    </w:p>
+    <w:p>
+      <w:pPr>
+        <w:spacing w:after="120"/>
+      </w:pPr>
+      <w:r>
+        <w:rPr>
+          <w:b/>
+        </w:rPr>
+        <w:t>Administration → Structure</w:t>
+      </w:r>
+      <w:r>
+        <w:t xml:space="preserve"> has four tabs:</w:t>
+      </w:r>
+    </w:p>
+    <w:p>
+      <w:pPr>
+        <w:spacing w:after="60"/>
+        <w:ind w:left="510" w:hanging="397"/>
+      </w:pPr>
+      <w:r>
+        <w:t xml:space="preserve">1.  </w:t>
+      </w:r>
+      <w:r>
+        <w:rPr>
+          <w:b/>
+        </w:rPr>
+        <w:t>Directorates</w:t>
+      </w:r>
+      <w:r>
+        <w:t xml:space="preserve">: the tree of units. </w:t>
+      </w:r>
+      <w:r>
+        <w:rPr>
+          <w:i/>
+        </w:rPr>
+        <w:t>Add New Unit</w:t>
+      </w:r>
+      <w:r>
+        <w:t xml:space="preserve"> with a code, name, type and </w:t>
+      </w:r>
+      <w:r>
+        <w:rPr>
+          <w:b/>
+        </w:rPr>
+        <w:t>parent</w:t>
+      </w:r>
+      <w:r>
+        <w:t>. A unit with no parent is a top-level unit (a directorate or gabinete). Set the years the unit existed. Deactivate rather than delete a unit that has history. Two columns say who is in each unit:</w:t>
+      </w:r>
+    </w:p>
+    <w:p>
+      <w:pPr>
+        <w:pStyle w:val="ListBullet"/>
+      </w:pPr>
+      <w:r>
+        <w:rPr>
+          <w:b/>
+        </w:rPr>
+        <w:t>Director</w:t>
+      </w:r>
+      <w:r>
+        <w:t xml:space="preserve">: the people who hold the Director role in the unit. A unit without one shows </w:t>
+      </w:r>
+      <w:r>
+        <w:rPr>
+          <w:i/>
+        </w:rPr>
+        <w:t>Directed from ROOT</w:t>
+      </w:r>
+      <w:r>
+        <w:t xml:space="preserve"> when a unit above it has a Director, or </w:t>
+      </w:r>
+      <w:r>
+        <w:rPr>
+          <w:b/>
+        </w:rPr>
+        <w:t>No Director</w:t>
+      </w:r>
+      <w:r>
+        <w:t xml:space="preserve"> when nobody directs it.</w:t>
+      </w:r>
+    </w:p>
+    <w:p>
+      <w:pPr>
+        <w:pStyle w:val="ListBullet"/>
+      </w:pPr>
+      <w:r>
+        <w:rPr>
+          <w:b/>
+        </w:rPr>
+        <w:t>People</w:t>
+      </w:r>
+      <w:r>
+        <w:t xml:space="preserve">: how many users belong to the unit; click the number to open them in System Users, or </w:t>
+      </w:r>
+      <w:r>
+        <w:rPr>
+          <w:i/>
+        </w:rPr>
+        <w:t>+ Add</w:t>
+      </w:r>
+      <w:r>
+        <w:t xml:space="preserve"> to create the first person of the unit with the unit already chosen.</w:t>
+      </w:r>
+    </w:p>
+    <w:p>
+      <w:pPr>
+        <w:spacing w:after="120"/>
+      </w:pPr>
+      <w:r>
+        <w:t>A banner at the top lists the units that nobody directs: without a Director nobody can give the final approval of their activities, so give a user the Director role in that unit.</w:t>
+      </w:r>
+    </w:p>
+    <w:p>
+      <w:pPr>
+        <w:spacing w:after="60"/>
+        <w:ind w:left="510" w:hanging="397"/>
+      </w:pPr>
+      <w:r>
+        <w:t xml:space="preserve">2.  </w:t>
+      </w:r>
+      <w:r>
+        <w:rPr>
+          <w:b/>
+        </w:rPr>
+        <w:t>Programs</w:t>
+      </w:r>
+      <w:r>
+        <w:t>: the OGE programmes for the year, with code, name and objective.</w:t>
+      </w:r>
+    </w:p>
+    <w:p>
+      <w:pPr>
+        <w:spacing w:after="60"/>
+        <w:ind w:left="510" w:hanging="397"/>
+      </w:pPr>
+      <w:r>
+        <w:t xml:space="preserve">3.  </w:t>
+      </w:r>
+      <w:r>
+        <w:rPr>
+          <w:b/>
+        </w:rPr>
+        <w:t>Subprograms</w:t>
+      </w:r>
+      <w:r>
+        <w:t>: the subprogrammes under each programme.</w:t>
+      </w:r>
+    </w:p>
+    <w:p>
+      <w:pPr>
+        <w:spacing w:after="60"/>
+        <w:ind w:left="510" w:hanging="397"/>
+      </w:pPr>
+      <w:r>
+        <w:t xml:space="preserve">4.  </w:t>
+      </w:r>
+      <w:r>
+        <w:rPr>
+          <w:b/>
+        </w:rPr>
+        <w:t>Economic classifications</w:t>
+      </w:r>
+      <w:r>
+        <w:t>: the economic categories (10 to 50 and the detail codes below them).</w:t>
+      </w:r>
+    </w:p>
+    <w:p>
+      <w:pPr>
+        <w:spacing w:after="120"/>
+      </w:pPr>
+      <w:r>
+        <w:t>Add only the structure that the law defines; the system does not invent departments.</w:t>
+      </w:r>
+    </w:p>
+    <w:p>
+      <w:pPr>
+        <w:pStyle w:val="Heading2"/>
+      </w:pPr>
+      <w:r>
+        <w:t>4.3 Funding sources</w:t>
+      </w:r>
+    </w:p>
+    <w:p>
+      <w:pPr>
+        <w:spacing w:after="120"/>
+      </w:pPr>
+      <w:r>
+        <w:rPr>
+          <w:b/>
+        </w:rPr>
+        <w:t>Administration → Funding sources</w:t>
+      </w:r>
+      <w:r>
+        <w:t>: the list of where money comes from (State Budget, development partners and so on). Technical officers pick one for each budget line.</w:t>
+      </w:r>
+    </w:p>
+    <w:p>
+      <w:pPr>
+        <w:pStyle w:val="Heading2"/>
+      </w:pPr>
+      <w:r>
+        <w:t>4.4 Users</w:t>
+      </w:r>
+    </w:p>
+    <w:p>
+      <w:r>
+        <w:drawing>
+          <wp:inline xmlns:a="http://schemas.openxmlformats.org/drawingml/2006/main" xmlns:pic="http://schemas.openxmlformats.org/drawingml/2006/picture">
+            <wp:extent cx="5832000" cy="3645000"/>
+            <wp:docPr id="6" name="Picture 6"/>
+            <wp:cNvGraphicFramePr>
+              <a:graphicFrameLocks noChangeAspect="1"/>
+            </wp:cNvGraphicFramePr>
+            <a:graphic>
+              <a:graphicData uri="http://schemas.openxmlformats.org/drawingml/2006/picture">
+                <pic:pic>
+                  <pic:nvPicPr>
+                    <pic:cNvPr id="0" name="users.png"/>
+                    <pic:cNvPicPr/>
+                  </pic:nvPicPr>
+                  <pic:blipFill>
+                    <a:blip r:embed="rId15"/>
+                    <a:stretch>
+                      <a:fillRect/>
+                    </a:stretch>
+                  </pic:blipFill>
+                  <pic:spPr>
+                    <a:xfrm>
+                      <a:off x="0" y="0"/>
+                      <a:ext cx="5832000" cy="3645000"/>
+                    </a:xfrm>
+                    <a:prstGeom prst="rect"/>
+                  </pic:spPr>
+                </pic:pic>
+              </a:graphicData>
+            </a:graphic>
+          </wp:inline>
+        </w:drawing>
+      </w:r>
+    </w:p>
+    <w:p>
+      <w:r>
+        <w:rPr>
+          <w:i/>
+          <w:color w:val="7A8CA3"/>
+          <w:sz w:val="17"/>
+        </w:rPr>
         <w:t>Users</w:t>
       </w:r>
     </w:p>
@@ -2162,6 +2364,276 @@
       </w:r>
       <w:r>
         <w:t>: a technical officer who prepares and a director who certifies. The unit decides what a person can see and plan.</w:t>
+      </w:r>
+    </w:p>
+    <w:p>
+      <w:pPr>
+        <w:spacing w:after="120"/>
+      </w:pPr>
+      <w:r>
+        <w:t xml:space="preserve">The list can be </w:t>
+      </w:r>
+      <w:r>
+        <w:rPr>
+          <w:b/>
+        </w:rPr>
+        <w:t>filtered by unit</w:t>
+      </w:r>
+      <w:r>
+        <w:t xml:space="preserve"> (the unit and every unit below it, or </w:t>
+      </w:r>
+      <w:r>
+        <w:rPr>
+          <w:i/>
+        </w:rPr>
+        <w:t>No unit</w:t>
+      </w:r>
+      <w:r>
+        <w:t xml:space="preserve">) and </w:t>
+      </w:r>
+      <w:r>
+        <w:rPr>
+          <w:b/>
+        </w:rPr>
+        <w:t>by role</w:t>
+      </w:r>
+      <w:r>
+        <w:t xml:space="preserve">, next to the search. A banner warns when directors or officers have </w:t>
+      </w:r>
+      <w:r>
+        <w:rPr>
+          <w:b/>
+        </w:rPr>
+        <w:t>no unit</w:t>
+      </w:r>
+      <w:r>
+        <w:t>: they cannot see any activity until they get one (</w:t>
+      </w:r>
+      <w:r>
+        <w:rPr>
+          <w:i/>
+        </w:rPr>
+        <w:t>Show them</w:t>
+      </w:r>
+      <w:r>
+        <w:t xml:space="preserve">). The unit code in each row opens the unit's page, and the clock icon opens the </w:t>
+      </w:r>
+      <w:r>
+        <w:rPr>
+          <w:b/>
+        </w:rPr>
+        <w:t>Audit Log</w:t>
+      </w:r>
+      <w:r>
+        <w:t xml:space="preserve"> already filtered to that person.</w:t>
+      </w:r>
+    </w:p>
+    <w:p>
+      <w:r>
+        <w:drawing>
+          <wp:inline xmlns:a="http://schemas.openxmlformats.org/drawingml/2006/main" xmlns:pic="http://schemas.openxmlformats.org/drawingml/2006/picture">
+            <wp:extent cx="5832000" cy="2758379"/>
+            <wp:docPr id="7" name="Picture 7"/>
+            <wp:cNvGraphicFramePr>
+              <a:graphicFrameLocks noChangeAspect="1"/>
+            </wp:cNvGraphicFramePr>
+            <a:graphic>
+              <a:graphicData uri="http://schemas.openxmlformats.org/drawingml/2006/picture">
+                <pic:pic>
+                  <pic:nvPicPr>
+                    <pic:cNvPr id="0" name="users-filtered.png"/>
+                    <pic:cNvPicPr/>
+                  </pic:nvPicPr>
+                  <pic:blipFill>
+                    <a:blip r:embed="rId16"/>
+                    <a:stretch>
+                      <a:fillRect/>
+                    </a:stretch>
+                  </pic:blipFill>
+                  <pic:spPr>
+                    <a:xfrm>
+                      <a:off x="0" y="0"/>
+                      <a:ext cx="5832000" cy="2758379"/>
+                    </a:xfrm>
+                    <a:prstGeom prst="rect"/>
+                  </pic:spPr>
+                </pic:pic>
+              </a:graphicData>
+            </a:graphic>
+          </wp:inline>
+        </w:drawing>
+      </w:r>
+    </w:p>
+    <w:p>
+      <w:r>
+        <w:rPr>
+          <w:i/>
+          <w:color w:val="7A8CA3"/>
+          <w:sz w:val="17"/>
+        </w:rPr>
+        <w:t>System Users filtered by unit</w:t>
+      </w:r>
+    </w:p>
+    <w:p>
+      <w:pPr>
+        <w:spacing w:after="120"/>
+      </w:pPr>
+      <w:r>
+        <w:t xml:space="preserve">The tab </w:t>
+      </w:r>
+      <w:r>
+        <w:rPr>
+          <w:b/>
+        </w:rPr>
+        <w:t>Roles and permissions</w:t>
+      </w:r>
+      <w:r>
+        <w:t xml:space="preserve"> is one grid: switch a permission on or off for a role and it applies at once to everyone who has that role.</w:t>
+      </w:r>
+    </w:p>
+    <w:p>
+      <w:r>
+        <w:drawing>
+          <wp:inline xmlns:a="http://schemas.openxmlformats.org/drawingml/2006/main" xmlns:pic="http://schemas.openxmlformats.org/drawingml/2006/picture">
+            <wp:extent cx="5832000" cy="3152433"/>
+            <wp:docPr id="8" name="Picture 8"/>
+            <wp:cNvGraphicFramePr>
+              <a:graphicFrameLocks noChangeAspect="1"/>
+            </wp:cNvGraphicFramePr>
+            <a:graphic>
+              <a:graphicData uri="http://schemas.openxmlformats.org/drawingml/2006/picture">
+                <pic:pic>
+                  <pic:nvPicPr>
+                    <pic:cNvPr id="0" name="roles-permissions.png"/>
+                    <pic:cNvPicPr/>
+                  </pic:nvPicPr>
+                  <pic:blipFill>
+                    <a:blip r:embed="rId17"/>
+                    <a:stretch>
+                      <a:fillRect/>
+                    </a:stretch>
+                  </pic:blipFill>
+                  <pic:spPr>
+                    <a:xfrm>
+                      <a:off x="0" y="0"/>
+                      <a:ext cx="5832000" cy="3152433"/>
+                    </a:xfrm>
+                    <a:prstGeom prst="rect"/>
+                  </pic:spPr>
+                </pic:pic>
+              </a:graphicData>
+            </a:graphic>
+          </wp:inline>
+        </w:drawing>
+      </w:r>
+    </w:p>
+    <w:p>
+      <w:r>
+        <w:rPr>
+          <w:i/>
+          <w:color w:val="7A8CA3"/>
+          <w:sz w:val="17"/>
+        </w:rPr>
+        <w:t>Roles and permissions</w:t>
+      </w:r>
+    </w:p>
+    <w:p>
+      <w:pPr>
+        <w:spacing w:after="120"/>
+      </w:pPr>
+      <w:r>
+        <w:t>On the page of a unit (</w:t>
+      </w:r>
+      <w:r>
+        <w:rPr>
+          <w:b/>
+        </w:rPr>
+        <w:t>Plan → Units</w:t>
+      </w:r>
+      <w:r>
+        <w:t xml:space="preserve">, open a unit) the card </w:t>
+      </w:r>
+      <w:r>
+        <w:rPr>
+          <w:b/>
+        </w:rPr>
+        <w:t>People of this unit</w:t>
+      </w:r>
+      <w:r>
+        <w:t xml:space="preserve"> lists its people with their role and the steps they are named for in its approval lists (</w:t>
+      </w:r>
+      <w:r>
+        <w:rPr>
+          <w:i/>
+        </w:rPr>
+        <w:t>Prepares</w:t>
+      </w:r>
+      <w:r>
+        <w:t xml:space="preserve">, </w:t>
+      </w:r>
+      <w:r>
+        <w:rPr>
+          <w:i/>
+        </w:rPr>
+        <w:t>Certifies</w:t>
+      </w:r>
+      <w:r>
+        <w:t xml:space="preserve">, </w:t>
+      </w:r>
+      <w:r>
+        <w:rPr>
+          <w:i/>
+        </w:rPr>
+        <w:t>Approves</w:t>
+      </w:r>
+      <w:r>
+        <w:t>), and who stands in for the director today. E-mail addresses are shown only to administrators and the unit's director. Administrators can add a person to the unit from there.</w:t>
+      </w:r>
+    </w:p>
+    <w:p>
+      <w:r>
+        <w:drawing>
+          <wp:inline xmlns:a="http://schemas.openxmlformats.org/drawingml/2006/main" xmlns:pic="http://schemas.openxmlformats.org/drawingml/2006/picture">
+            <wp:extent cx="5832000" cy="1540141"/>
+            <wp:docPr id="9" name="Picture 9"/>
+            <wp:cNvGraphicFramePr>
+              <a:graphicFrameLocks noChangeAspect="1"/>
+            </wp:cNvGraphicFramePr>
+            <a:graphic>
+              <a:graphicData uri="http://schemas.openxmlformats.org/drawingml/2006/picture">
+                <pic:pic>
+                  <pic:nvPicPr>
+                    <pic:cNvPr id="0" name="unit-people.png"/>
+                    <pic:cNvPicPr/>
+                  </pic:nvPicPr>
+                  <pic:blipFill>
+                    <a:blip r:embed="rId18"/>
+                    <a:stretch>
+                      <a:fillRect/>
+                    </a:stretch>
+                  </pic:blipFill>
+                  <pic:spPr>
+                    <a:xfrm>
+                      <a:off x="0" y="0"/>
+                      <a:ext cx="5832000" cy="1540141"/>
+                    </a:xfrm>
+                    <a:prstGeom prst="rect"/>
+                  </pic:spPr>
+                </pic:pic>
+              </a:graphicData>
+            </a:graphic>
+          </wp:inline>
+        </w:drawing>
+      </w:r>
+    </w:p>
+    <w:p>
+      <w:r>
+        <w:rPr>
+          <w:i/>
+          <w:color w:val="7A8CA3"/>
+          <w:sz w:val="17"/>
+        </w:rPr>
+        <w:t>People of this unit</w:t>
       </w:r>
     </w:p>
     <w:tbl>
@@ -2436,8 +2908,8 @@
       <w:r>
         <w:drawing>
           <wp:inline xmlns:a="http://schemas.openxmlformats.org/drawingml/2006/main" xmlns:pic="http://schemas.openxmlformats.org/drawingml/2006/picture">
-            <wp:extent cx="5832000" cy="5994000"/>
-            <wp:docPr id="6" name="Picture 6"/>
+            <wp:extent cx="5832000" cy="3645000"/>
+            <wp:docPr id="10" name="Picture 10"/>
             <wp:cNvGraphicFramePr>
               <a:graphicFrameLocks noChangeAspect="1"/>
             </wp:cNvGraphicFramePr>
@@ -2449,7 +2921,7 @@
                     <pic:cNvPicPr/>
                   </pic:nvPicPr>
                   <pic:blipFill>
-                    <a:blip r:embed="rId15"/>
+                    <a:blip r:embed="rId19"/>
                     <a:stretch>
                       <a:fillRect/>
                     </a:stretch>
@@ -2457,7 +2929,7 @@
                   <pic:spPr>
                     <a:xfrm>
                       <a:off x="0" y="0"/>
-                      <a:ext cx="5832000" cy="5994000"/>
+                      <a:ext cx="5832000" cy="3645000"/>
                     </a:xfrm>
                     <a:prstGeom prst="rect"/>
                   </pic:spPr>
@@ -2818,7 +3290,16 @@
         <w:t>System → Sample Data</w:t>
       </w:r>
       <w:r>
-        <w:t xml:space="preserve"> loads (or removes) an optional demonstration dataset, so people can practise before real use. It is refused in production. </w:t>
+        <w:t xml:space="preserve"> loads (or removes) an optional demonstration dataset, so people can practise before real use. It brings the structure, the people, the plans, the reported amounts of the earlier years and the </w:t>
+      </w:r>
+      <w:r>
+        <w:rPr>
+          <w:b/>
+        </w:rPr>
+        <w:t>reporting calendar</w:t>
+      </w:r>
+      <w:r>
+        <w:t xml:space="preserve"> of those years (each month may be reported until the 10th of the next month, each quarter's indicators until the 15th after it). Planning dates are left open on purpose. It is refused in production. </w:t>
       </w:r>
       <w:r>
         <w:rPr>
@@ -2875,7 +3356,7 @@
         <w:drawing>
           <wp:inline xmlns:a="http://schemas.openxmlformats.org/drawingml/2006/main" xmlns:pic="http://schemas.openxmlformats.org/drawingml/2006/picture">
             <wp:extent cx="5832000" cy="3645000"/>
-            <wp:docPr id="7" name="Picture 7"/>
+            <wp:docPr id="11" name="Picture 11"/>
             <wp:cNvGraphicFramePr>
               <a:graphicFrameLocks noChangeAspect="1"/>
             </wp:cNvGraphicFramePr>
@@ -2887,7 +3368,7 @@
                     <pic:cNvPicPr/>
                   </pic:nvPicPr>
                   <pic:blipFill>
-                    <a:blip r:embed="rId16"/>
+                    <a:blip r:embed="rId20"/>
                     <a:stretch>
                       <a:fillRect/>
                     </a:stretch>
@@ -3353,7 +3834,7 @@
         <w:drawing>
           <wp:inline xmlns:a="http://schemas.openxmlformats.org/drawingml/2006/main" xmlns:pic="http://schemas.openxmlformats.org/drawingml/2006/picture">
             <wp:extent cx="5832000" cy="3645000"/>
-            <wp:docPr id="8" name="Picture 8"/>
+            <wp:docPr id="12" name="Picture 12"/>
             <wp:cNvGraphicFramePr>
               <a:graphicFrameLocks noChangeAspect="1"/>
             </wp:cNvGraphicFramePr>
@@ -3365,7 +3846,7 @@
                     <pic:cNvPicPr/>
                   </pic:nvPicPr>
                   <pic:blipFill>
-                    <a:blip r:embed="rId17"/>
+                    <a:blip r:embed="rId21"/>
                     <a:stretch>
                       <a:fillRect/>
                     </a:stretch>
@@ -3486,7 +3967,7 @@
         <w:drawing>
           <wp:inline xmlns:a="http://schemas.openxmlformats.org/drawingml/2006/main" xmlns:pic="http://schemas.openxmlformats.org/drawingml/2006/picture">
             <wp:extent cx="5832000" cy="3645000"/>
-            <wp:docPr id="9" name="Picture 9"/>
+            <wp:docPr id="13" name="Picture 13"/>
             <wp:cNvGraphicFramePr>
               <a:graphicFrameLocks noChangeAspect="1"/>
             </wp:cNvGraphicFramePr>
@@ -3498,7 +3979,7 @@
                     <pic:cNvPicPr/>
                   </pic:nvPicPr>
                   <pic:blipFill>
-                    <a:blip r:embed="rId18"/>
+                    <a:blip r:embed="rId22"/>
                     <a:stretch>
                       <a:fillRect/>
                     </a:stretch>
@@ -3683,7 +4164,7 @@
         <w:drawing>
           <wp:inline xmlns:a="http://schemas.openxmlformats.org/drawingml/2006/main" xmlns:pic="http://schemas.openxmlformats.org/drawingml/2006/picture">
             <wp:extent cx="5832000" cy="3645000"/>
-            <wp:docPr id="10" name="Picture 10"/>
+            <wp:docPr id="14" name="Picture 14"/>
             <wp:cNvGraphicFramePr>
               <a:graphicFrameLocks noChangeAspect="1"/>
             </wp:cNvGraphicFramePr>
@@ -3695,7 +4176,7 @@
                     <pic:cNvPicPr/>
                   </pic:nvPicPr>
                   <pic:blipFill>
-                    <a:blip r:embed="rId19"/>
+                    <a:blip r:embed="rId23"/>
                     <a:stretch>
                       <a:fillRect/>
                     </a:stretch>
@@ -3854,7 +4335,7 @@
         <w:drawing>
           <wp:inline xmlns:a="http://schemas.openxmlformats.org/drawingml/2006/main" xmlns:pic="http://schemas.openxmlformats.org/drawingml/2006/picture">
             <wp:extent cx="5832000" cy="3645000"/>
-            <wp:docPr id="11" name="Picture 11"/>
+            <wp:docPr id="15" name="Picture 15"/>
             <wp:cNvGraphicFramePr>
               <a:graphicFrameLocks noChangeAspect="1"/>
             </wp:cNvGraphicFramePr>
@@ -3866,7 +4347,7 @@
                     <pic:cNvPicPr/>
                   </pic:nvPicPr>
                   <pic:blipFill>
-                    <a:blip r:embed="rId20"/>
+                    <a:blip r:embed="rId24"/>
                     <a:stretch>
                       <a:fillRect/>
                     </a:stretch>
@@ -4232,7 +4713,7 @@
         <w:drawing>
           <wp:inline xmlns:a="http://schemas.openxmlformats.org/drawingml/2006/main" xmlns:pic="http://schemas.openxmlformats.org/drawingml/2006/picture">
             <wp:extent cx="5832000" cy="3645000"/>
-            <wp:docPr id="12" name="Picture 12"/>
+            <wp:docPr id="16" name="Picture 16"/>
             <wp:cNvGraphicFramePr>
               <a:graphicFrameLocks noChangeAspect="1"/>
             </wp:cNvGraphicFramePr>
@@ -4244,7 +4725,7 @@
                     <pic:cNvPicPr/>
                   </pic:nvPicPr>
                   <pic:blipFill>
-                    <a:blip r:embed="rId21"/>
+                    <a:blip r:embed="rId25"/>
                     <a:stretch>
                       <a:fillRect/>
                     </a:stretch>
@@ -4990,7 +5471,7 @@
         <w:drawing>
           <wp:inline xmlns:a="http://schemas.openxmlformats.org/drawingml/2006/main" xmlns:pic="http://schemas.openxmlformats.org/drawingml/2006/picture">
             <wp:extent cx="5832000" cy="5301450"/>
-            <wp:docPr id="13" name="Picture 13"/>
+            <wp:docPr id="17" name="Picture 17"/>
             <wp:cNvGraphicFramePr>
               <a:graphicFrameLocks noChangeAspect="1"/>
             </wp:cNvGraphicFramePr>
@@ -5002,7 +5483,7 @@
                     <pic:cNvPicPr/>
                   </pic:nvPicPr>
                   <pic:blipFill>
-                    <a:blip r:embed="rId22"/>
+                    <a:blip r:embed="rId26"/>
                     <a:stretch>
                       <a:fillRect/>
                     </a:stretch>
@@ -5092,7 +5573,7 @@
         <w:drawing>
           <wp:inline xmlns:a="http://schemas.openxmlformats.org/drawingml/2006/main" xmlns:pic="http://schemas.openxmlformats.org/drawingml/2006/picture">
             <wp:extent cx="5832000" cy="3645000"/>
-            <wp:docPr id="14" name="Picture 14"/>
+            <wp:docPr id="18" name="Picture 18"/>
             <wp:cNvGraphicFramePr>
               <a:graphicFrameLocks noChangeAspect="1"/>
             </wp:cNvGraphicFramePr>
@@ -5101,1364 +5582,6 @@
                 <pic:pic>
                   <pic:nvPicPr>
                     <pic:cNvPr id="0" name="approval-lists.png"/>
-                    <pic:cNvPicPr/>
-                  </pic:nvPicPr>
-                  <pic:blipFill>
-                    <a:blip r:embed="rId23"/>
-                    <a:stretch>
-                      <a:fillRect/>
-                    </a:stretch>
-                  </pic:blipFill>
-                  <pic:spPr>
-                    <a:xfrm>
-                      <a:off x="0" y="0"/>
-                      <a:ext cx="5832000" cy="3645000"/>
-                    </a:xfrm>
-                    <a:prstGeom prst="rect"/>
-                  </pic:spPr>
-                </pic:pic>
-              </a:graphicData>
-            </a:graphic>
-          </wp:inline>
-        </w:drawing>
-      </w:r>
-    </w:p>
-    <w:p>
-      <w:r>
-        <w:rPr>
-          <w:i/>
-          <w:color w:val="7A8CA3"/>
-          <w:sz w:val="17"/>
-        </w:rPr>
-        <w:t>Approval lists</w:t>
-      </w:r>
-    </w:p>
-    <w:p>
-      <w:pPr>
-        <w:spacing w:after="120"/>
-      </w:pPr>
-      <w:r>
-        <w:rPr>
-          <w:b/>
-        </w:rPr>
-        <w:t>Approvals → Approval lists</w:t>
-      </w:r>
-      <w:r>
-        <w:t xml:space="preserve"> (directors for the units they direct; administrators for any). Choose a </w:t>
-      </w:r>
-      <w:r>
-        <w:rPr>
-          <w:b/>
-        </w:rPr>
-        <w:t>unit</w:t>
-      </w:r>
-      <w:r>
-        <w:t xml:space="preserve"> and, for each step, name the people:</w:t>
-      </w:r>
-    </w:p>
-    <w:p>
-      <w:pPr>
-        <w:pStyle w:val="ListBullet"/>
-      </w:pPr>
-      <w:r>
-        <w:rPr>
-          <w:b/>
-        </w:rPr>
-        <w:t>Prepare</w:t>
-      </w:r>
-      <w:r>
-        <w:t>: who prepares and submits the unit's activities;</w:t>
-      </w:r>
-    </w:p>
-    <w:p>
-      <w:pPr>
-        <w:pStyle w:val="ListBullet"/>
-      </w:pPr>
-      <w:r>
-        <w:rPr>
-          <w:b/>
-        </w:rPr>
-        <w:t>Certify</w:t>
-      </w:r>
-      <w:r>
-        <w:t>: who reviews and validates;</w:t>
-      </w:r>
-    </w:p>
-    <w:p>
-      <w:pPr>
-        <w:pStyle w:val="ListBullet"/>
-      </w:pPr>
-      <w:r>
-        <w:rPr>
-          <w:b/>
-        </w:rPr>
-        <w:t>Approve</w:t>
-      </w:r>
-      <w:r>
-        <w:t>: who gives the final approval.</w:t>
-      </w:r>
-    </w:p>
-    <w:p>
-      <w:pPr>
-        <w:spacing w:after="120"/>
-      </w:pPr>
-      <w:r>
-        <w:t>Rules:</w:t>
-      </w:r>
-    </w:p>
-    <w:p>
-      <w:pPr>
-        <w:pStyle w:val="ListBullet"/>
-      </w:pPr>
-      <w:r>
-        <w:t xml:space="preserve">A step </w:t>
-      </w:r>
-      <w:r>
-        <w:rPr>
-          <w:b/>
-        </w:rPr>
-        <w:t>with no list</w:t>
-      </w:r>
-      <w:r>
-        <w:t xml:space="preserve"> keeps the default rule (the director acts).</w:t>
-      </w:r>
-    </w:p>
-    <w:p>
-      <w:pPr>
-        <w:pStyle w:val="ListBullet"/>
-      </w:pPr>
-      <w:r>
-        <w:t xml:space="preserve">A unit's list also applies to the units </w:t>
-      </w:r>
-      <w:r>
-        <w:rPr>
-          <w:b/>
-        </w:rPr>
-        <w:t>below</w:t>
-      </w:r>
-      <w:r>
-        <w:t xml:space="preserve"> it that have no list of their own; the nearest list above wins.</w:t>
-      </w:r>
-    </w:p>
-    <w:p>
-      <w:pPr>
-        <w:pStyle w:val="ListBullet"/>
-      </w:pPr>
-      <w:r>
-        <w:t>Where a step has a list, only the people on it (and administrators) can act, and the activity says who it is waiting for.</w:t>
-      </w:r>
-    </w:p>
-    <w:p>
-      <w:pPr>
-        <w:pStyle w:val="ListBullet"/>
-      </w:pPr>
-      <w:r>
-        <w:t xml:space="preserve">The order of the list is the order they are named in. Move a person with ↑ ↓. </w:t>
-      </w:r>
-      <w:r>
-        <w:rPr>
-          <w:i/>
-        </w:rPr>
-        <w:t>Remove</w:t>
-      </w:r>
-      <w:r>
-        <w:t xml:space="preserve"> a person; if a list becomes empty the default rule applies again.</w:t>
-      </w:r>
-    </w:p>
-    <w:p>
-      <w:pPr>
-        <w:pStyle w:val="Heading2"/>
-      </w:pPr>
-      <w:r>
-        <w:t>7.2 Everyone signs, in order</w:t>
-      </w:r>
-    </w:p>
-    <w:p>
-      <w:pPr>
-        <w:spacing w:after="120"/>
-      </w:pPr>
-      <w:r>
-        <w:t xml:space="preserve">For a </w:t>
-      </w:r>
-      <w:r>
-        <w:rPr>
-          <w:b/>
-        </w:rPr>
-        <w:t>Certify</w:t>
-      </w:r>
-      <w:r>
-        <w:t xml:space="preserve"> or </w:t>
-      </w:r>
-      <w:r>
-        <w:rPr>
-          <w:b/>
-        </w:rPr>
-        <w:t>Approve</w:t>
-      </w:r>
-      <w:r>
-        <w:t xml:space="preserve"> list of two or more people, tick </w:t>
-      </w:r>
-      <w:r>
-        <w:rPr>
-          <w:b/>
-        </w:rPr>
-        <w:t>Everyone signs, in the order listed</w:t>
-      </w:r>
-      <w:r>
-        <w:t>:</w:t>
-      </w:r>
-    </w:p>
-    <w:p>
-      <w:pPr>
-        <w:pStyle w:val="ListBullet"/>
-      </w:pPr>
-      <w:r>
-        <w:t xml:space="preserve">each person signs </w:t>
-      </w:r>
-      <w:r>
-        <w:rPr>
-          <w:b/>
-        </w:rPr>
-        <w:t>in turn</w:t>
-      </w:r>
-      <w:r>
-        <w:t xml:space="preserve">; the activity page says who is next and how many have signed (for example </w:t>
-      </w:r>
-      <w:r>
-        <w:rPr>
-          <w:i/>
-        </w:rPr>
-        <w:t>Signing in order: Maria is next (1 of 3 signed)</w:t>
-      </w:r>
-      <w:r>
-        <w:t>) and the next person is notified;</w:t>
-      </w:r>
-    </w:p>
-    <w:p>
-      <w:pPr>
-        <w:pStyle w:val="ListBullet"/>
-      </w:pPr>
-      <w:r>
-        <w:t xml:space="preserve">the activity </w:t>
-      </w:r>
-      <w:r>
-        <w:rPr>
-          <w:b/>
-        </w:rPr>
-        <w:t>moves on only after the last signature</w:t>
-      </w:r>
-      <w:r>
-        <w:t>;</w:t>
-      </w:r>
-    </w:p>
-    <w:p>
-      <w:pPr>
-        <w:pStyle w:val="ListBullet"/>
-      </w:pPr>
-      <w:r>
-        <w:t xml:space="preserve">nobody signs twice in a round; an </w:t>
-      </w:r>
-      <w:r>
-        <w:rPr>
-          <w:b/>
-        </w:rPr>
-        <w:t>interim</w:t>
-      </w:r>
-      <w:r>
-        <w:t xml:space="preserve"> of the unit may sign in the place of the next name, and the record shows who actually signed;</w:t>
-      </w:r>
-    </w:p>
-    <w:p>
-      <w:pPr>
-        <w:pStyle w:val="ListBullet"/>
-      </w:pPr>
-      <w:r>
-        <w:rPr>
-          <w:b/>
-        </w:rPr>
-        <w:t>administrators</w:t>
-      </w:r>
-      <w:r>
-        <w:t xml:space="preserve"> are never held up by the order;</w:t>
-      </w:r>
-    </w:p>
-    <w:p>
-      <w:pPr>
-        <w:pStyle w:val="ListBullet"/>
-      </w:pPr>
-      <w:r>
-        <w:t xml:space="preserve">if the activity is </w:t>
-      </w:r>
-      <w:r>
-        <w:rPr>
-          <w:b/>
-        </w:rPr>
-        <w:t>returned</w:t>
-      </w:r>
-      <w:r>
-        <w:t xml:space="preserve">, or a </w:t>
-      </w:r>
-      <w:r>
-        <w:rPr>
-          <w:b/>
-        </w:rPr>
-        <w:t>revision</w:t>
-      </w:r>
-      <w:r>
-        <w:t xml:space="preserve"> is started, a new </w:t>
-      </w:r>
-      <w:r>
-        <w:rPr>
-          <w:b/>
-        </w:rPr>
-        <w:t>round</w:t>
-      </w:r>
-      <w:r>
-        <w:t xml:space="preserve"> starts. The earlier signatures are </w:t>
-      </w:r>
-      <w:r>
-        <w:rPr>
-          <w:b/>
-        </w:rPr>
-        <w:t>kept and shown as voided</w:t>
-      </w:r>
-      <w:r>
-        <w:t xml:space="preserve"> (who voided them, when, and why); nothing is deleted. The History tab shows every signature of every round, so who signed before a reset can always be told.</w:t>
-      </w:r>
-    </w:p>
-    <w:p>
-      <w:pPr>
-        <w:spacing w:after="120"/>
-      </w:pPr>
-      <w:r>
-        <w:t>Without the tick, any one person on the list may act on their own.</w:t>
-      </w:r>
-    </w:p>
-    <w:p>
-      <w:pPr>
-        <w:pStyle w:val="Heading2"/>
-      </w:pPr>
-      <w:r>
-        <w:t>7.3 Interim approvers (someone is away)</w:t>
-      </w:r>
-    </w:p>
-    <w:p>
-      <w:r>
-        <w:drawing>
-          <wp:inline xmlns:a="http://schemas.openxmlformats.org/drawingml/2006/main" xmlns:pic="http://schemas.openxmlformats.org/drawingml/2006/picture">
-            <wp:extent cx="5832000" cy="3645000"/>
-            <wp:docPr id="15" name="Picture 15"/>
-            <wp:cNvGraphicFramePr>
-              <a:graphicFrameLocks noChangeAspect="1"/>
-            </wp:cNvGraphicFramePr>
-            <a:graphic>
-              <a:graphicData uri="http://schemas.openxmlformats.org/drawingml/2006/picture">
-                <pic:pic>
-                  <pic:nvPicPr>
-                    <pic:cNvPr id="0" name="interim.png"/>
-                    <pic:cNvPicPr/>
-                  </pic:nvPicPr>
-                  <pic:blipFill>
-                    <a:blip r:embed="rId24"/>
-                    <a:stretch>
-                      <a:fillRect/>
-                    </a:stretch>
-                  </pic:blipFill>
-                  <pic:spPr>
-                    <a:xfrm>
-                      <a:off x="0" y="0"/>
-                      <a:ext cx="5832000" cy="3645000"/>
-                    </a:xfrm>
-                    <a:prstGeom prst="rect"/>
-                  </pic:spPr>
-                </pic:pic>
-              </a:graphicData>
-            </a:graphic>
-          </wp:inline>
-        </w:drawing>
-      </w:r>
-    </w:p>
-    <w:p>
-      <w:r>
-        <w:rPr>
-          <w:i/>
-          <w:color w:val="7A8CA3"/>
-          <w:sz w:val="17"/>
-        </w:rPr>
-        <w:t>Interim</w:t>
-      </w:r>
-    </w:p>
-    <w:p>
-      <w:pPr>
-        <w:spacing w:after="120"/>
-      </w:pPr>
-      <w:r>
-        <w:rPr>
-          <w:b/>
-        </w:rPr>
-        <w:t>Approvals → Interim approvers</w:t>
-      </w:r>
-      <w:r>
-        <w:t xml:space="preserve">: a director (or administrator) appoints someone to </w:t>
-      </w:r>
-      <w:r>
-        <w:rPr>
-          <w:b/>
-        </w:rPr>
-        <w:t>stand in</w:t>
-      </w:r>
-      <w:r>
-        <w:t xml:space="preserve"> for a director for dates. Choose the unit, the person, </w:t>
-      </w:r>
-      <w:r>
-        <w:rPr>
-          <w:i/>
-        </w:rPr>
-        <w:t>from</w:t>
-      </w:r>
-      <w:r>
-        <w:t xml:space="preserve"> and </w:t>
-      </w:r>
-      <w:r>
-        <w:rPr>
-          <w:i/>
-        </w:rPr>
-        <w:t>to</w:t>
-      </w:r>
-      <w:r>
-        <w:t>. The interim:</w:t>
-      </w:r>
-    </w:p>
-    <w:p>
-      <w:pPr>
-        <w:pStyle w:val="ListBullet"/>
-      </w:pPr>
-      <w:r>
-        <w:t xml:space="preserve">may </w:t>
-      </w:r>
-      <w:r>
-        <w:rPr>
-          <w:b/>
-        </w:rPr>
-        <w:t>certify and approve</w:t>
-      </w:r>
-      <w:r>
-        <w:t xml:space="preserve"> for that unit, even where the unit's list names other people;</w:t>
-      </w:r>
-    </w:p>
-    <w:p>
-      <w:pPr>
-        <w:pStyle w:val="ListBullet"/>
-      </w:pPr>
-      <w:r>
-        <w:t xml:space="preserve">does </w:t>
-      </w:r>
-      <w:r>
-        <w:rPr>
-          <w:b/>
-        </w:rPr>
-        <w:t>not</w:t>
-      </w:r>
-      <w:r>
-        <w:t xml:space="preserve"> prepare in place of the preparers;</w:t>
-      </w:r>
-    </w:p>
-    <w:p>
-      <w:pPr>
-        <w:pStyle w:val="ListBullet"/>
-      </w:pPr>
-      <w:r>
-        <w:t xml:space="preserve">stops automatically on the end date, or when you </w:t>
-      </w:r>
-      <w:r>
-        <w:rPr>
-          <w:b/>
-        </w:rPr>
-        <w:t>revoke</w:t>
-      </w:r>
-      <w:r>
-        <w:t xml:space="preserve"> the appointment.</w:t>
-      </w:r>
-    </w:p>
-    <w:p>
-      <w:pPr>
-        <w:pStyle w:val="Heading2"/>
-      </w:pPr>
-      <w:r>
-        <w:t>7.4 Reshuffles and restructuring</w:t>
-      </w:r>
-    </w:p>
-    <w:p>
-      <w:pPr>
-        <w:spacing w:after="120"/>
-      </w:pPr>
-      <w:r>
-        <w:t xml:space="preserve">Authority is worked out from the tree and the lists </w:t>
-      </w:r>
-      <w:r>
-        <w:rPr>
-          <w:b/>
-        </w:rPr>
-        <w:t>at the moment someone acts</w:t>
-      </w:r>
-      <w:r>
-        <w:t>; nothing is stored on the activity. So after a reorganisation:</w:t>
-      </w:r>
-    </w:p>
-    <w:p>
-      <w:pPr>
-        <w:pStyle w:val="ListBullet"/>
-      </w:pPr>
-      <w:r>
-        <w:rPr>
-          <w:b/>
-        </w:rPr>
-        <w:t>A unit moves to another parent</w:t>
-      </w:r>
-      <w:r>
-        <w:t xml:space="preserve"> (Structure → edit the unit): the heads and lists above it take over from where each activity stands. Nothing to clean up.</w:t>
-      </w:r>
-    </w:p>
-    <w:p>
-      <w:pPr>
-        <w:pStyle w:val="ListBullet"/>
-      </w:pPr>
-      <w:r>
-        <w:rPr>
-          <w:b/>
-        </w:rPr>
-        <w:t>One person replaces another everywhere</w:t>
-      </w:r>
-      <w:r>
-        <w:t xml:space="preserve">: </w:t>
-      </w:r>
-      <w:r>
-        <w:rPr>
-          <w:i/>
-        </w:rPr>
-        <w:t>Approval lists → Replace someone in every list</w:t>
-      </w:r>
-      <w:r>
-        <w:t>: choose who leaves and who takes over; every list of the units you keep is updated in one go, and you are told if a list is left empty.</w:t>
-      </w:r>
-    </w:p>
-    <w:p>
-      <w:pPr>
-        <w:pStyle w:val="ListBullet"/>
-      </w:pPr>
-      <w:r>
-        <w:rPr>
-          <w:b/>
-        </w:rPr>
-        <w:t>An activity belongs to another unit</w:t>
-      </w:r>
-      <w:r>
-        <w:t xml:space="preserve">: an administrator can </w:t>
-      </w:r>
-      <w:r>
-        <w:rPr>
-          <w:b/>
-        </w:rPr>
-        <w:t>Move to another unit</w:t>
-      </w:r>
-      <w:r>
-        <w:t xml:space="preserve"> from the activity page, with a remark that stays in the audit trail.</w:t>
-      </w:r>
-    </w:p>
-    <w:p>
-      <w:pPr>
-        <w:pStyle w:val="ListBullet"/>
-      </w:pPr>
-      <w:r>
-        <w:rPr>
-          <w:b/>
-        </w:rPr>
-        <w:t>Somebody is away for a while</w:t>
-      </w:r>
-      <w:r>
-        <w:t>: appoint an interim (7.3).</w:t>
-      </w:r>
-    </w:p>
-    <w:p>
-      <w:r>
-        <w:br w:type="page"/>
-      </w:r>
-    </w:p>
-    <w:p>
-      <w:pPr>
-        <w:pStyle w:val="Heading1"/>
-      </w:pPr>
-      <w:r>
-        <w:t>8. Ending planning per directorate</w:t>
-      </w:r>
-    </w:p>
-    <w:p>
-      <w:pPr>
-        <w:spacing w:after="120"/>
-      </w:pPr>
-      <w:r>
-        <w:t xml:space="preserve">Each top-level unit (directorate) ends its own planning. The plan of a directorate is </w:t>
-      </w:r>
-      <w:r>
-        <w:rPr>
-          <w:b/>
-        </w:rPr>
-        <w:t>finalized</w:t>
-      </w:r>
-      <w:r>
-        <w:t xml:space="preserve"> by its head once nothing in it, or in the units below, still waits for a decision.</w:t>
-      </w:r>
-    </w:p>
-    <w:p>
-      <w:r>
-        <w:drawing>
-          <wp:inline xmlns:a="http://schemas.openxmlformats.org/drawingml/2006/main" xmlns:pic="http://schemas.openxmlformats.org/drawingml/2006/picture">
-            <wp:extent cx="5832000" cy="3645000"/>
-            <wp:docPr id="16" name="Picture 16"/>
-            <wp:cNvGraphicFramePr>
-              <a:graphicFrameLocks noChangeAspect="1"/>
-            </wp:cNvGraphicFramePr>
-            <a:graphic>
-              <a:graphicData uri="http://schemas.openxmlformats.org/drawingml/2006/picture">
-                <pic:pic>
-                  <pic:nvPicPr>
-                    <pic:cNvPr id="0" name="activities.png"/>
-                    <pic:cNvPicPr/>
-                  </pic:nvPicPr>
-                  <pic:blipFill>
-                    <a:blip r:embed="rId17"/>
-                    <a:stretch>
-                      <a:fillRect/>
-                    </a:stretch>
-                  </pic:blipFill>
-                  <pic:spPr>
-                    <a:xfrm>
-                      <a:off x="0" y="0"/>
-                      <a:ext cx="5832000" cy="3645000"/>
-                    </a:xfrm>
-                    <a:prstGeom prst="rect"/>
-                  </pic:spPr>
-                </pic:pic>
-              </a:graphicData>
-            </a:graphic>
-          </wp:inline>
-        </w:drawing>
-      </w:r>
-    </w:p>
-    <w:p>
-      <w:r>
-        <w:rPr>
-          <w:i/>
-          <w:color w:val="7A8CA3"/>
-          <w:sz w:val="17"/>
-        </w:rPr>
-        <w:t>Planning per directorate</w:t>
-      </w:r>
-    </w:p>
-    <w:p>
-      <w:pPr>
-        <w:spacing w:after="120"/>
-      </w:pPr>
-      <w:r>
-        <w:t xml:space="preserve">On </w:t>
-      </w:r>
-      <w:r>
-        <w:rPr>
-          <w:b/>
-        </w:rPr>
-        <w:t>PAA Activities</w:t>
-      </w:r>
-      <w:r>
-        <w:t xml:space="preserve"> the banner shows </w:t>
-      </w:r>
-      <w:r>
-        <w:rPr>
-          <w:i/>
-        </w:rPr>
-        <w:t>Planning for 2027 is open · 0 of 13 directorates finalized</w:t>
-      </w:r>
-      <w:r>
-        <w:t xml:space="preserve">. </w:t>
-      </w:r>
-      <w:r>
-        <w:rPr>
-          <w:b/>
-        </w:rPr>
-        <w:t>Show directorates</w:t>
-      </w:r>
-      <w:r>
-        <w:t xml:space="preserve"> lists them; the head sees </w:t>
-      </w:r>
-      <w:r>
-        <w:rPr>
-          <w:b/>
-        </w:rPr>
-        <w:t>Finalize plan</w:t>
-      </w:r>
-      <w:r>
-        <w:t xml:space="preserve"> for their own directorate (greyed out while something still waits, or there is nothing approved yet), an administrator for all.</w:t>
-      </w:r>
-    </w:p>
-    <w:p>
-      <w:pPr>
-        <w:pStyle w:val="ListBullet"/>
-      </w:pPr>
-      <w:r>
-        <w:rPr>
-          <w:b/>
-        </w:rPr>
-        <w:t>Finalizing</w:t>
-      </w:r>
-      <w:r>
-        <w:t xml:space="preserve"> says: this directorate's plan is final. It cannot take new activities, import lines or roll-forward copies for the year. The remark you write is kept.</w:t>
-      </w:r>
-    </w:p>
-    <w:p>
-      <w:pPr>
-        <w:pStyle w:val="ListBullet"/>
-      </w:pPr>
-      <w:r>
-        <w:t xml:space="preserve">The </w:t>
-      </w:r>
-      <w:r>
-        <w:rPr>
-          <w:b/>
-        </w:rPr>
-        <w:t>year ends</w:t>
-      </w:r>
-      <w:r>
-        <w:t xml:space="preserve"> when every directorate that planned has finalized. Finalizing stops </w:t>
-      </w:r>
-      <w:r>
-        <w:rPr>
-          <w:b/>
-        </w:rPr>
-        <w:t>new activities</w:t>
-      </w:r>
-      <w:r>
-        <w:t xml:space="preserve"> only: an approved activity can still be changed by a revision.</w:t>
-      </w:r>
-    </w:p>
-    <w:p>
-      <w:pPr>
-        <w:pStyle w:val="ListBullet"/>
-      </w:pPr>
-      <w:r>
-        <w:rPr>
-          <w:b/>
-        </w:rPr>
-        <w:t>Reopening</w:t>
-      </w:r>
-      <w:r>
-        <w:t xml:space="preserve"> a directorate's plan (to allow new activities again) is for its head or an administrator, with a </w:t>
-      </w:r>
-      <w:r>
-        <w:rPr>
-          <w:b/>
-        </w:rPr>
-        <w:t>reason</w:t>
-      </w:r>
-      <w:r>
-        <w:t>; both steps are recorded in the audit trail.</w:t>
-      </w:r>
-    </w:p>
-    <w:p>
-      <w:pPr>
-        <w:pStyle w:val="ListBullet"/>
-      </w:pPr>
-      <w:r>
-        <w:t xml:space="preserve">The </w:t>
-      </w:r>
-      <w:r>
-        <w:rPr>
-          <w:i/>
-        </w:rPr>
-        <w:t>Approvals</w:t>
-      </w:r>
-      <w:r>
-        <w:t xml:space="preserve"> inbox tells each head when their directorate is ready to be finalized.</w:t>
-      </w:r>
-    </w:p>
-    <w:p>
-      <w:pPr>
-        <w:pStyle w:val="ListBullet"/>
-      </w:pPr>
-      <w:r>
-        <w:rPr>
-          <w:b/>
-        </w:rPr>
-        <w:t>The order.</w:t>
-      </w:r>
-      <w:r>
-        <w:t xml:space="preserve"> A directorate can be finalized only when nothing in it waits for a decision and, unless the institution switched the rule off, every one of its activities has been submitted. Outside the finalizing dates of the calendar only an administrator can finalize, or a directorate for which the administrator reopened the step (Part 4.5).</w:t>
-      </w:r>
-    </w:p>
-    <w:p>
-      <w:r>
-        <w:br w:type="page"/>
-      </w:r>
-    </w:p>
-    <w:p>
-      <w:pPr>
-        <w:pStyle w:val="Heading1"/>
-      </w:pPr>
-      <w:r>
-        <w:t>9. Changing an approved activity: revisions and versions</w:t>
-      </w:r>
-    </w:p>
-    <w:p>
-      <w:pPr>
-        <w:spacing w:after="120"/>
-      </w:pPr>
-      <w:r>
-        <w:t xml:space="preserve">There is no fiscal envelope and no distribution in this application: the plan is the budget. What an approved activity may spend is what its </w:t>
-      </w:r>
-      <w:r>
-        <w:rPr>
-          <w:b/>
-        </w:rPr>
-        <w:t>approved version</w:t>
-      </w:r>
-      <w:r>
-        <w:t xml:space="preserve"> says, and a change goes through a </w:t>
-      </w:r>
-      <w:r>
-        <w:rPr>
-          <w:b/>
-        </w:rPr>
-        <w:t>revision</w:t>
-      </w:r>
-      <w:r>
-        <w:t>, so that nothing is overwritten and the record always shows what was approved, by whom, and why it changed.</w:t>
-      </w:r>
-    </w:p>
-    <w:p>
-      <w:r>
-        <w:drawing>
-          <wp:inline xmlns:a="http://schemas.openxmlformats.org/drawingml/2006/main" xmlns:pic="http://schemas.openxmlformats.org/drawingml/2006/picture">
-            <wp:extent cx="5832000" cy="5301450"/>
-            <wp:docPr id="17" name="Picture 17"/>
-            <wp:cNvGraphicFramePr>
-              <a:graphicFrameLocks noChangeAspect="1"/>
-            </wp:cNvGraphicFramePr>
-            <a:graphic>
-              <a:graphicData uri="http://schemas.openxmlformats.org/drawingml/2006/picture">
-                <pic:pic>
-                  <pic:nvPicPr>
-                    <pic:cNvPr id="0" name="activity-history.png"/>
-                    <pic:cNvPicPr/>
-                  </pic:nvPicPr>
-                  <pic:blipFill>
-                    <a:blip r:embed="rId22"/>
-                    <a:stretch>
-                      <a:fillRect/>
-                    </a:stretch>
-                  </pic:blipFill>
-                  <pic:spPr>
-                    <a:xfrm>
-                      <a:off x="0" y="0"/>
-                      <a:ext cx="5832000" cy="5301450"/>
-                    </a:xfrm>
-                    <a:prstGeom prst="rect"/>
-                  </pic:spPr>
-                </pic:pic>
-              </a:graphicData>
-            </a:graphic>
-          </wp:inline>
-        </w:drawing>
-      </w:r>
-    </w:p>
-    <w:p>
-      <w:r>
-        <w:rPr>
-          <w:i/>
-          <w:color w:val="7A8CA3"/>
-          <w:sz w:val="17"/>
-        </w:rPr>
-        <w:t>Versions</w:t>
-      </w:r>
-    </w:p>
-    <w:p>
-      <w:pPr>
-        <w:pStyle w:val="Heading2"/>
-      </w:pPr>
-      <w:r>
-        <w:t>9.1 Versions</w:t>
-      </w:r>
-    </w:p>
-    <w:p>
-      <w:pPr>
-        <w:spacing w:after="120"/>
-      </w:pPr>
-      <w:r>
-        <w:t xml:space="preserve">Every approval makes a </w:t>
-      </w:r>
-      <w:r>
-        <w:rPr>
-          <w:b/>
-        </w:rPr>
-        <w:t>version</w:t>
-      </w:r>
-      <w:r>
-        <w:t xml:space="preserve"> of the activity: a copy of the activity, its indicators with their actions, and its budget lines, kept as it was. The first approval is </w:t>
-      </w:r>
-      <w:r>
-        <w:rPr>
-          <w:b/>
-        </w:rPr>
-        <w:t>version 1</w:t>
-      </w:r>
-      <w:r>
-        <w:t xml:space="preserve">; the </w:t>
-      </w:r>
-      <w:r>
-        <w:rPr>
-          <w:b/>
-        </w:rPr>
-        <w:t>amounts of the latest version are in force</w:t>
-      </w:r>
-      <w:r>
-        <w:t xml:space="preserve">, and spending is reported against them. On the activity's </w:t>
-      </w:r>
-      <w:r>
-        <w:rPr>
-          <w:b/>
-        </w:rPr>
-        <w:t>Workflow History</w:t>
-      </w:r>
-      <w:r>
-        <w:t xml:space="preserve"> tab, </w:t>
-      </w:r>
-      <w:r>
-        <w:rPr>
-          <w:i/>
-        </w:rPr>
-        <w:t>Approved versions</w:t>
-      </w:r>
-      <w:r>
-        <w:t xml:space="preserve"> lists every version with who approved it, when, the total, and the reason for the revision that made it; </w:t>
-      </w:r>
-      <w:r>
-        <w:rPr>
-          <w:i/>
-        </w:rPr>
-        <w:t>Show what was approved</w:t>
-      </w:r>
-      <w:r>
-        <w:t xml:space="preserve"> opens its budget lines and indicators.</w:t>
-      </w:r>
-    </w:p>
-    <w:p>
-      <w:pPr>
-        <w:pStyle w:val="Heading2"/>
-      </w:pPr>
-      <w:r>
-        <w:t>9.2 Start a revision</w:t>
-      </w:r>
-    </w:p>
-    <w:p>
-      <w:pPr>
-        <w:spacing w:after="120"/>
-      </w:pPr>
-      <w:r>
-        <w:t xml:space="preserve">On an approved activity, </w:t>
-      </w:r>
-      <w:r>
-        <w:rPr>
-          <w:i/>
-        </w:rPr>
-        <w:t xml:space="preserve">Governance Actions → </w:t>
-      </w:r>
-      <w:r>
-        <w:rPr>
-          <w:i/>
-        </w:rPr>
-        <w:t>Revise</w:t>
-      </w:r>
-      <w:r>
-        <w:rPr>
-          <w:b/>
-        </w:rPr>
-        <w:t xml:space="preserve">. Give a </w:t>
-      </w:r>
-      <w:r>
-        <w:t>reason** (required). It can be started by someone who prepares for the unit (its list of preparers, or anyone who may submit for it), the director of the unit, whoever gives the final approval, or an administrator.</w:t>
-      </w:r>
-    </w:p>
-    <w:p>
-      <w:pPr>
-        <w:pStyle w:val="ListBullet"/>
-      </w:pPr>
-      <w:r>
-        <w:t xml:space="preserve">The activity becomes a </w:t>
-      </w:r>
-      <w:r>
-        <w:rPr>
-          <w:b/>
-        </w:rPr>
-        <w:t>Draft</w:t>
-      </w:r>
-      <w:r>
-        <w:t xml:space="preserve"> that the unit can edit: amounts, lines, indicators, targets, actions, dates.</w:t>
-      </w:r>
-    </w:p>
-    <w:p>
-      <w:pPr>
-        <w:pStyle w:val="ListBullet"/>
-      </w:pPr>
-      <w:r>
-        <w:rPr>
-          <w:b/>
-        </w:rPr>
-        <w:t>The approved version stays in force</w:t>
-      </w:r>
-      <w:r>
-        <w:t>: its amounts are untouched, the activity keeps its place in the plan and its reports, and the unit keeps reporting spending against it.</w:t>
-      </w:r>
-    </w:p>
-    <w:p>
-      <w:pPr>
-        <w:pStyle w:val="ListBullet"/>
-      </w:pPr>
-      <w:r>
-        <w:t xml:space="preserve">A banner on the activity says </w:t>
-      </w:r>
-      <w:r>
-        <w:rPr>
-          <w:i/>
-        </w:rPr>
-        <w:t>Revision in progress: version 2</w:t>
-      </w:r>
-      <w:r>
-        <w:t xml:space="preserve"> and lists </w:t>
-      </w:r>
-      <w:r>
-        <w:rPr>
-          <w:b/>
-        </w:rPr>
-        <w:t>what changes against version 1</w:t>
-      </w:r>
-      <w:r>
-        <w:t>, line by line and indicator by indicator, with the total before and after, so that reviewers see exactly what they are approving.</w:t>
-      </w:r>
-    </w:p>
-    <w:p>
-      <w:r>
-        <w:drawing>
-          <wp:inline xmlns:a="http://schemas.openxmlformats.org/drawingml/2006/main" xmlns:pic="http://schemas.openxmlformats.org/drawingml/2006/picture">
-            <wp:extent cx="5832000" cy="3645000"/>
-            <wp:docPr id="18" name="Picture 18"/>
-            <wp:cNvGraphicFramePr>
-              <a:graphicFrameLocks noChangeAspect="1"/>
-            </wp:cNvGraphicFramePr>
-            <a:graphic>
-              <a:graphicData uri="http://schemas.openxmlformats.org/drawingml/2006/picture">
-                <pic:pic>
-                  <pic:nvPicPr>
-                    <pic:cNvPr id="0" name="activity-revision.png"/>
-                    <pic:cNvPicPr/>
-                  </pic:nvPicPr>
-                  <pic:blipFill>
-                    <a:blip r:embed="rId25"/>
-                    <a:stretch>
-                      <a:fillRect/>
-                    </a:stretch>
-                  </pic:blipFill>
-                  <pic:spPr>
-                    <a:xfrm>
-                      <a:off x="0" y="0"/>
-                      <a:ext cx="5832000" cy="3645000"/>
-                    </a:xfrm>
-                    <a:prstGeom prst="rect"/>
-                  </pic:spPr>
-                </pic:pic>
-              </a:graphicData>
-            </a:graphic>
-          </wp:inline>
-        </w:drawing>
-      </w:r>
-    </w:p>
-    <w:p>
-      <w:r>
-        <w:rPr>
-          <w:i/>
-          <w:color w:val="7A8CA3"/>
-          <w:sz w:val="17"/>
-        </w:rPr>
-        <w:t>A revision in progress</w:t>
-      </w:r>
-    </w:p>
-    <w:p>
-      <w:pPr>
-        <w:pStyle w:val="Heading2"/>
-      </w:pPr>
-      <w:r>
-        <w:t>9.3 Approve the revision</w:t>
-      </w:r>
-    </w:p>
-    <w:p>
-      <w:pPr>
-        <w:spacing w:after="120"/>
-      </w:pPr>
-      <w:r>
-        <w:t xml:space="preserve">The revision goes through </w:t>
-      </w:r>
-      <w:r>
-        <w:rPr>
-          <w:b/>
-        </w:rPr>
-        <w:t>the whole chain again</w:t>
-      </w:r>
-      <w:r>
-        <w:t xml:space="preserve">: prepared, certified (and validated by the unit above where that applies), and approved by the head of the directorate or the named approvers (including lists that sign in order; its signatures belong to a new round). Returning it for correction works as before. When the revision is approved it becomes </w:t>
-      </w:r>
-      <w:r>
-        <w:rPr>
-          <w:b/>
-        </w:rPr>
-        <w:t>version 2</w:t>
-      </w:r>
-      <w:r>
-        <w:t>: its amounts take over and the history shows both versions.</w:t>
-      </w:r>
-    </w:p>
-    <w:p>
-      <w:pPr>
-        <w:pStyle w:val="Heading2"/>
-      </w:pPr>
-      <w:r>
-        <w:t>9.4 What a revision cannot do</w:t>
-      </w:r>
-    </w:p>
-    <w:p>
-      <w:pPr>
-        <w:pStyle w:val="ListBullet"/>
-      </w:pPr>
-      <w:r>
-        <w:rPr>
-          <w:b/>
-        </w:rPr>
-        <w:t>Remove a budget line that already has an executed amount reported against it</w:t>
-      </w:r>
-      <w:r>
-        <w:t>, or an indicator that already has progress reported: change its amount or target instead. This keeps the reported figures tied to their line.</w:t>
-      </w:r>
-    </w:p>
-    <w:p>
-      <w:pPr>
-        <w:pStyle w:val="ListBullet"/>
-      </w:pPr>
-      <w:r>
-        <w:rPr>
-          <w:b/>
-        </w:rPr>
-        <w:t>Delete the activity</w:t>
-      </w:r>
-      <w:r>
-        <w:t>: an activity that was approved once is part of the record of the plan.</w:t>
-      </w:r>
-    </w:p>
-    <w:p>
-      <w:pPr>
-        <w:spacing w:after="120"/>
-      </w:pPr>
-      <w:r>
-        <w:t>Finalizing a directorate's plan (Part 8) does not stop revisions.</w:t>
-      </w:r>
-    </w:p>
-    <w:p>
-      <w:r>
-        <w:br w:type="page"/>
-      </w:r>
-    </w:p>
-    <w:p>
-      <w:pPr>
-        <w:pStyle w:val="Heading1"/>
-      </w:pPr>
-      <w:r>
-        <w:t>10. Executing and reporting</w:t>
-      </w:r>
-    </w:p>
-    <w:p>
-      <w:pPr>
-        <w:spacing w:after="120"/>
-      </w:pPr>
-      <w:r>
-        <w:t xml:space="preserve">Once an activity has an approved version, its unit reports what it spent and achieved. Figures count only once </w:t>
-      </w:r>
-      <w:r>
-        <w:rPr>
-          <w:b/>
-        </w:rPr>
-        <w:t>someone else verifies</w:t>
-      </w:r>
-      <w:r>
-        <w:t xml:space="preserve"> them.</w:t>
-      </w:r>
-    </w:p>
-    <w:p>
-      <w:pPr>
-        <w:pStyle w:val="Heading2"/>
-      </w:pPr>
-      <w:r>
-        <w:t>10.1 Monthly executed amount</w:t>
-      </w:r>
-    </w:p>
-    <w:p>
-      <w:r>
-        <w:drawing>
-          <wp:inline xmlns:a="http://schemas.openxmlformats.org/drawingml/2006/main" xmlns:pic="http://schemas.openxmlformats.org/drawingml/2006/picture">
-            <wp:extent cx="5832000" cy="3645000"/>
-            <wp:docPr id="19" name="Picture 19"/>
-            <wp:cNvGraphicFramePr>
-              <a:graphicFrameLocks noChangeAspect="1"/>
-            </wp:cNvGraphicFramePr>
-            <a:graphic>
-              <a:graphicData uri="http://schemas.openxmlformats.org/drawingml/2006/picture">
-                <pic:pic>
-                  <pic:nvPicPr>
-                    <pic:cNvPr id="0" name="report-execution.png"/>
-                    <pic:cNvPicPr/>
-                  </pic:nvPicPr>
-                  <pic:blipFill>
-                    <a:blip r:embed="rId26"/>
-                    <a:stretch>
-                      <a:fillRect/>
-                    </a:stretch>
-                  </pic:blipFill>
-                  <pic:spPr>
-                    <a:xfrm>
-                      <a:off x="0" y="0"/>
-                      <a:ext cx="5832000" cy="3645000"/>
-                    </a:xfrm>
-                    <a:prstGeom prst="rect"/>
-                  </pic:spPr>
-                </pic:pic>
-              </a:graphicData>
-            </a:graphic>
-          </wp:inline>
-        </w:drawing>
-      </w:r>
-    </w:p>
-    <w:p>
-      <w:r>
-        <w:rPr>
-          <w:i/>
-          <w:color w:val="7A8CA3"/>
-          <w:sz w:val="17"/>
-        </w:rPr>
-        <w:t>Report execution</w:t>
-      </w:r>
-    </w:p>
-    <w:p>
-      <w:pPr>
-        <w:spacing w:after="120"/>
-      </w:pPr>
-      <w:r>
-        <w:rPr>
-          <w:b/>
-        </w:rPr>
-        <w:t>Execute → Report execution</w:t>
-      </w:r>
-      <w:r>
-        <w:t xml:space="preserve"> opens on a </w:t>
-      </w:r>
-      <w:r>
-        <w:rPr>
-          <w:b/>
-        </w:rPr>
-        <w:t>worklist</w:t>
-      </w:r>
-      <w:r>
-        <w:t xml:space="preserve"> of the approved activities you may report. Choose the </w:t>
-      </w:r>
-      <w:r>
-        <w:rPr>
-          <w:b/>
-        </w:rPr>
-        <w:t>month</w:t>
-      </w:r>
-      <w:r>
-        <w:t xml:space="preserve"> (indicators follow the quarter it belongs to: October to December is Q4). Each row shows where the activity stands for that month: </w:t>
-      </w:r>
-      <w:r>
-        <w:rPr>
-          <w:i/>
-        </w:rPr>
-        <w:t>To report</w:t>
-      </w:r>
-      <w:r>
-        <w:t xml:space="preserve">, </w:t>
-      </w:r>
-      <w:r>
-        <w:rPr>
-          <w:i/>
-        </w:rPr>
-        <w:t>Returned</w:t>
-      </w:r>
-      <w:r>
-        <w:t xml:space="preserve">, </w:t>
-      </w:r>
-      <w:r>
-        <w:rPr>
-          <w:i/>
-        </w:rPr>
-        <w:t>Waiting for verification</w:t>
-      </w:r>
-      <w:r>
-        <w:t xml:space="preserve"> or </w:t>
-      </w:r>
-      <w:r>
-        <w:rPr>
-          <w:i/>
-        </w:rPr>
-        <w:t>Verified</w:t>
-      </w:r>
-      <w:r>
-        <w:t>, once for the executed amount and once for indicators; the filters above the list (</w:t>
-      </w:r>
-      <w:r>
-        <w:rPr>
-          <w:i/>
-        </w:rPr>
-        <w:t>To report</w:t>
-      </w:r>
-      <w:r>
-        <w:t xml:space="preserve">, </w:t>
-      </w:r>
-      <w:r>
-        <w:rPr>
-          <w:i/>
-        </w:rPr>
-        <w:t>Waiting for verification</w:t>
-      </w:r>
-      <w:r>
-        <w:t xml:space="preserve">, </w:t>
-      </w:r>
-      <w:r>
-        <w:rPr>
-          <w:i/>
-        </w:rPr>
-        <w:t>Done</w:t>
-      </w:r>
-      <w:r>
-        <w:t>) narrow it, and the search box finds an activity by code or words. Click a row to open it.</w:t>
-      </w:r>
-    </w:p>
-    <w:p>
-      <w:r>
-        <w:drawing>
-          <wp:inline xmlns:a="http://schemas.openxmlformats.org/drawingml/2006/main" xmlns:pic="http://schemas.openxmlformats.org/drawingml/2006/picture">
-            <wp:extent cx="5832000" cy="3645000"/>
-            <wp:docPr id="20" name="Picture 20"/>
-            <wp:cNvGraphicFramePr>
-              <a:graphicFrameLocks noChangeAspect="1"/>
-            </wp:cNvGraphicFramePr>
-            <a:graphic>
-              <a:graphicData uri="http://schemas.openxmlformats.org/drawingml/2006/picture">
-                <pic:pic>
-                  <pic:nvPicPr>
-                    <pic:cNvPr id="0" name="report-execution-open.png"/>
                     <pic:cNvPicPr/>
                   </pic:nvPicPr>
                   <pic:blipFill>
@@ -6488,7 +5611,7 @@
           <w:color w:val="7A8CA3"/>
           <w:sz w:val="17"/>
         </w:rPr>
-        <w:t>An activity opened in Report execution</w:t>
+        <w:t>Approval lists</w:t>
       </w:r>
     </w:p>
     <w:p>
@@ -6496,52 +5619,131 @@
         <w:spacing w:after="120"/>
       </w:pPr>
       <w:r>
-        <w:t xml:space="preserve">An opened activity shows a short checklist (1 Executed amount, 2 Indicators, 3 Narrative, with how many are verified), and </w:t>
-      </w:r>
-      <w:r>
         <w:rPr>
           <w:b/>
         </w:rPr>
-        <w:t>← All activities</w:t>
-      </w:r>
-      <w:r>
-        <w:t xml:space="preserve"> takes you back. For each budget line enter the amount </w:t>
+        <w:t>Approvals → Approval lists</w:t>
+      </w:r>
+      <w:r>
+        <w:t xml:space="preserve"> (directors for the units they direct; administrators for any). Choose a </w:t>
       </w:r>
       <w:r>
         <w:rPr>
           <w:b/>
         </w:rPr>
-        <w:t>executed</w:t>
-      </w:r>
-      <w:r>
-        <w:t xml:space="preserve"> in that month. The page shows, as you type, what is left of the approved amount; </w:t>
-      </w:r>
+        <w:t>unit</w:t>
+      </w:r>
+      <w:r>
+        <w:t xml:space="preserve"> and, for each step, name the people:</w:t>
+      </w:r>
+    </w:p>
+    <w:p>
+      <w:pPr>
+        <w:pStyle w:val="ListBullet"/>
+      </w:pPr>
       <w:r>
         <w:rPr>
           <w:b/>
         </w:rPr>
-        <w:t>Copy the amounts of last month</w:t>
-      </w:r>
-      <w:r>
-        <w:t xml:space="preserve"> starts from last month's figures and </w:t>
-      </w:r>
+        <w:t>Prepare</w:t>
+      </w:r>
+      <w:r>
+        <w:t>: who prepares and submits the unit's activities;</w:t>
+      </w:r>
+    </w:p>
+    <w:p>
+      <w:pPr>
+        <w:pStyle w:val="ListBullet"/>
+      </w:pPr>
       <w:r>
         <w:rPr>
           <w:b/>
         </w:rPr>
-        <w:t>Nothing executed this month</w:t>
-      </w:r>
-      <w:r>
-        <w:t xml:space="preserve"> reports 0 for the lines that have nothing to report, so that "nothing" is reported and not forgotten; the narrative is optional and stays folded until you open it. One button at the bottom, </w:t>
-      </w:r>
+        <w:t>Certify</w:t>
+      </w:r>
+      <w:r>
+        <w:t>: who reviews and validates;</w:t>
+      </w:r>
+    </w:p>
+    <w:p>
+      <w:pPr>
+        <w:pStyle w:val="ListBullet"/>
+      </w:pPr>
       <w:r>
         <w:rPr>
           <w:b/>
         </w:rPr>
-        <w:t>Send everything for verification</w:t>
-      </w:r>
-      <w:r>
-        <w:t>, sends the month's executed amount and the quarter's indicators together. The month must be within its reporting window (Part 4.5).</w:t>
+        <w:t>Approve</w:t>
+      </w:r>
+      <w:r>
+        <w:t>: who gives the final approval.</w:t>
+      </w:r>
+    </w:p>
+    <w:p>
+      <w:pPr>
+        <w:spacing w:after="120"/>
+      </w:pPr>
+      <w:r>
+        <w:t>Rules:</w:t>
+      </w:r>
+    </w:p>
+    <w:p>
+      <w:pPr>
+        <w:pStyle w:val="ListBullet"/>
+      </w:pPr>
+      <w:r>
+        <w:t xml:space="preserve">A step </w:t>
+      </w:r>
+      <w:r>
+        <w:rPr>
+          <w:b/>
+        </w:rPr>
+        <w:t>with no list</w:t>
+      </w:r>
+      <w:r>
+        <w:t xml:space="preserve"> keeps the default rule (the director acts).</w:t>
+      </w:r>
+    </w:p>
+    <w:p>
+      <w:pPr>
+        <w:pStyle w:val="ListBullet"/>
+      </w:pPr>
+      <w:r>
+        <w:t xml:space="preserve">A unit's list also applies to the units </w:t>
+      </w:r>
+      <w:r>
+        <w:rPr>
+          <w:b/>
+        </w:rPr>
+        <w:t>below</w:t>
+      </w:r>
+      <w:r>
+        <w:t xml:space="preserve"> it that have no list of their own; the nearest list above wins.</w:t>
+      </w:r>
+    </w:p>
+    <w:p>
+      <w:pPr>
+        <w:pStyle w:val="ListBullet"/>
+      </w:pPr>
+      <w:r>
+        <w:t>Where a step has a list, only the people on it (and administrators) can act, and the activity says who it is waiting for.</w:t>
+      </w:r>
+    </w:p>
+    <w:p>
+      <w:pPr>
+        <w:pStyle w:val="ListBullet"/>
+      </w:pPr>
+      <w:r>
+        <w:t xml:space="preserve">The order of the list is the order they are named in. Move a person with ↑ ↓. </w:t>
+      </w:r>
+      <w:r>
+        <w:rPr>
+          <w:i/>
+        </w:rPr>
+        <w:t>Remove</w:t>
+      </w:r>
+      <w:r>
+        <w:t xml:space="preserve"> a person; if a list becomes empty the default rule applies again.</w:t>
       </w:r>
     </w:p>
     <w:p>
@@ -6549,7 +5751,7 @@
         <w:pStyle w:val="Heading2"/>
       </w:pPr>
       <w:r>
-        <w:t>10.2 Quarterly indicators</w:t>
+        <w:t>7.2 Everyone signs, in order</w:t>
       </w:r>
     </w:p>
     <w:p>
@@ -6557,16 +5759,160 @@
         <w:spacing w:after="120"/>
       </w:pPr>
       <w:r>
-        <w:t xml:space="preserve">On the same screen, enter for each indicator the progress achieved in the </w:t>
+        <w:t xml:space="preserve">For a </w:t>
       </w:r>
       <w:r>
         <w:rPr>
           <w:b/>
         </w:rPr>
-        <w:t>quarter</w:t>
-      </w:r>
-      <w:r>
-        <w:t>; the quarter must be one the indicator is reported in (from its months).</w:t>
+        <w:t>Certify</w:t>
+      </w:r>
+      <w:r>
+        <w:t xml:space="preserve"> or </w:t>
+      </w:r>
+      <w:r>
+        <w:rPr>
+          <w:b/>
+        </w:rPr>
+        <w:t>Approve</w:t>
+      </w:r>
+      <w:r>
+        <w:t xml:space="preserve"> list of two or more people, tick </w:t>
+      </w:r>
+      <w:r>
+        <w:rPr>
+          <w:b/>
+        </w:rPr>
+        <w:t>Everyone signs, in the order listed</w:t>
+      </w:r>
+      <w:r>
+        <w:t>:</w:t>
+      </w:r>
+    </w:p>
+    <w:p>
+      <w:pPr>
+        <w:pStyle w:val="ListBullet"/>
+      </w:pPr>
+      <w:r>
+        <w:t xml:space="preserve">each person signs </w:t>
+      </w:r>
+      <w:r>
+        <w:rPr>
+          <w:b/>
+        </w:rPr>
+        <w:t>in turn</w:t>
+      </w:r>
+      <w:r>
+        <w:t xml:space="preserve">; the activity page says who is next and how many have signed (for example </w:t>
+      </w:r>
+      <w:r>
+        <w:rPr>
+          <w:i/>
+        </w:rPr>
+        <w:t>Signing in order: Maria is next (1 of 3 signed)</w:t>
+      </w:r>
+      <w:r>
+        <w:t>) and the next person is notified;</w:t>
+      </w:r>
+    </w:p>
+    <w:p>
+      <w:pPr>
+        <w:pStyle w:val="ListBullet"/>
+      </w:pPr>
+      <w:r>
+        <w:t xml:space="preserve">the activity </w:t>
+      </w:r>
+      <w:r>
+        <w:rPr>
+          <w:b/>
+        </w:rPr>
+        <w:t>moves on only after the last signature</w:t>
+      </w:r>
+      <w:r>
+        <w:t>;</w:t>
+      </w:r>
+    </w:p>
+    <w:p>
+      <w:pPr>
+        <w:pStyle w:val="ListBullet"/>
+      </w:pPr>
+      <w:r>
+        <w:t xml:space="preserve">nobody signs twice in a round; an </w:t>
+      </w:r>
+      <w:r>
+        <w:rPr>
+          <w:b/>
+        </w:rPr>
+        <w:t>interim</w:t>
+      </w:r>
+      <w:r>
+        <w:t xml:space="preserve"> of the unit may sign in the place of the next name, and the record shows who actually signed;</w:t>
+      </w:r>
+    </w:p>
+    <w:p>
+      <w:pPr>
+        <w:pStyle w:val="ListBullet"/>
+      </w:pPr>
+      <w:r>
+        <w:rPr>
+          <w:b/>
+        </w:rPr>
+        <w:t>administrators</w:t>
+      </w:r>
+      <w:r>
+        <w:t xml:space="preserve"> are never held up by the order;</w:t>
+      </w:r>
+    </w:p>
+    <w:p>
+      <w:pPr>
+        <w:pStyle w:val="ListBullet"/>
+      </w:pPr>
+      <w:r>
+        <w:t xml:space="preserve">if the activity is </w:t>
+      </w:r>
+      <w:r>
+        <w:rPr>
+          <w:b/>
+        </w:rPr>
+        <w:t>returned</w:t>
+      </w:r>
+      <w:r>
+        <w:t xml:space="preserve">, or a </w:t>
+      </w:r>
+      <w:r>
+        <w:rPr>
+          <w:b/>
+        </w:rPr>
+        <w:t>revision</w:t>
+      </w:r>
+      <w:r>
+        <w:t xml:space="preserve"> is started, a new </w:t>
+      </w:r>
+      <w:r>
+        <w:rPr>
+          <w:b/>
+        </w:rPr>
+        <w:t>round</w:t>
+      </w:r>
+      <w:r>
+        <w:t xml:space="preserve"> starts. The earlier signatures are </w:t>
+      </w:r>
+      <w:r>
+        <w:rPr>
+          <w:b/>
+        </w:rPr>
+        <w:t>kept and shown as voided</w:t>
+      </w:r>
+      <w:r>
+        <w:t xml:space="preserve"> (who voided them, when, and why); nothing is deleted. The History tab shows every signature of every round, so who signed before a reset can always be told.</w:t>
+      </w:r>
+    </w:p>
+    <w:p>
+      <w:pPr>
+        <w:spacing w:after="120"/>
+      </w:pPr>
+      <w:r>
+        <w:t>Without the tick, any one person on the list may act on their own.</w:t>
       </w:r>
     </w:p>
     <w:p>
@@ -6574,32 +5920,7 @@
         <w:pStyle w:val="Heading2"/>
       </w:pPr>
       <w:r>
-        <w:t>10.3 Narratives</w:t>
-      </w:r>
-    </w:p>
-    <w:p>
-      <w:pPr>
-        <w:spacing w:after="120"/>
-      </w:pPr>
-      <w:r>
-        <w:t xml:space="preserve">For each month and quarter the unit writes the </w:t>
-      </w:r>
-      <w:r>
-        <w:rPr>
-          <w:b/>
-        </w:rPr>
-        <w:t>narrative</w:t>
-      </w:r>
-      <w:r>
-        <w:t>: results achieved, implementation constraints, and the rating (from the list). It is part of the report.</w:t>
-      </w:r>
-    </w:p>
-    <w:p>
-      <w:pPr>
-        <w:pStyle w:val="Heading2"/>
-      </w:pPr>
-      <w:r>
-        <w:t>10.4 Verification</w:t>
+        <w:t>7.3 Interim approvers (someone is away)</w:t>
       </w:r>
     </w:p>
     <w:p>
@@ -6607,7 +5928,7 @@
         <w:drawing>
           <wp:inline xmlns:a="http://schemas.openxmlformats.org/drawingml/2006/main" xmlns:pic="http://schemas.openxmlformats.org/drawingml/2006/picture">
             <wp:extent cx="5832000" cy="3645000"/>
-            <wp:docPr id="21" name="Picture 21"/>
+            <wp:docPr id="19" name="Picture 19"/>
             <wp:cNvGraphicFramePr>
               <a:graphicFrameLocks noChangeAspect="1"/>
             </wp:cNvGraphicFramePr>
@@ -6615,7 +5936,7 @@
               <a:graphicData uri="http://schemas.openxmlformats.org/drawingml/2006/picture">
                 <pic:pic>
                   <pic:nvPicPr>
-                    <pic:cNvPr id="0" name="verify.png"/>
+                    <pic:cNvPr id="0" name="interim.png"/>
                     <pic:cNvPicPr/>
                   </pic:nvPicPr>
                   <pic:blipFill>
@@ -6645,7 +5966,7 @@
           <w:color w:val="7A8CA3"/>
           <w:sz w:val="17"/>
         </w:rPr>
-        <w:t>Verification</w:t>
+        <w:t>Interim</w:t>
       </w:r>
     </w:p>
     <w:p>
@@ -6653,16 +5974,40 @@
         <w:spacing w:after="120"/>
       </w:pPr>
       <w:r>
-        <w:t xml:space="preserve">A different person opens the figures and </w:t>
-      </w:r>
-      <w:r>
         <w:rPr>
           <w:b/>
         </w:rPr>
-        <w:t>verifies or returns</w:t>
-      </w:r>
-      <w:r>
-        <w:t xml:space="preserve"> them:</w:t>
+        <w:t>Approvals → Interim approvers</w:t>
+      </w:r>
+      <w:r>
+        <w:t xml:space="preserve">: a director (or administrator) appoints someone to </w:t>
+      </w:r>
+      <w:r>
+        <w:rPr>
+          <w:b/>
+        </w:rPr>
+        <w:t>stand in</w:t>
+      </w:r>
+      <w:r>
+        <w:t xml:space="preserve"> for a director for dates. Choose the unit, the person, </w:t>
+      </w:r>
+      <w:r>
+        <w:rPr>
+          <w:i/>
+        </w:rPr>
+        <w:t>from</w:t>
+      </w:r>
+      <w:r>
+        <w:t xml:space="preserve"> and </w:t>
+      </w:r>
+      <w:r>
+        <w:rPr>
+          <w:i/>
+        </w:rPr>
+        <w:t>to</w:t>
+      </w:r>
+      <w:r>
+        <w:t>. The interim:</w:t>
       </w:r>
     </w:p>
     <w:p>
@@ -6670,31 +6015,555 @@
         <w:pStyle w:val="ListBullet"/>
       </w:pPr>
       <w:r>
+        <w:t xml:space="preserve">may </w:t>
+      </w:r>
+      <w:r>
         <w:rPr>
           <w:b/>
         </w:rPr>
-        <w:t>Executed amount</w:t>
-      </w:r>
-      <w:r>
-        <w:t xml:space="preserve">: a director or the finance officer, from the items in </w:t>
+        <w:t>certify and approve</w:t>
+      </w:r>
+      <w:r>
+        <w:t xml:space="preserve"> for that unit, even where the unit's list names other people;</w:t>
+      </w:r>
+    </w:p>
+    <w:p>
+      <w:pPr>
+        <w:pStyle w:val="ListBullet"/>
+      </w:pPr>
+      <w:r>
+        <w:t xml:space="preserve">does </w:t>
       </w:r>
       <w:r>
         <w:rPr>
           <w:b/>
         </w:rPr>
+        <w:t>not</w:t>
+      </w:r>
+      <w:r>
+        <w:t xml:space="preserve"> prepare in place of the preparers;</w:t>
+      </w:r>
+    </w:p>
+    <w:p>
+      <w:pPr>
+        <w:pStyle w:val="ListBullet"/>
+      </w:pPr>
+      <w:r>
+        <w:t xml:space="preserve">stops automatically on the end date, or when you </w:t>
+      </w:r>
+      <w:r>
+        <w:rPr>
+          <w:b/>
+        </w:rPr>
+        <w:t>revoke</w:t>
+      </w:r>
+      <w:r>
+        <w:t xml:space="preserve"> the appointment.</w:t>
+      </w:r>
+    </w:p>
+    <w:p>
+      <w:pPr>
+        <w:pStyle w:val="Heading2"/>
+      </w:pPr>
+      <w:r>
+        <w:t>7.4 Reshuffles and restructuring</w:t>
+      </w:r>
+    </w:p>
+    <w:p>
+      <w:pPr>
+        <w:spacing w:after="120"/>
+      </w:pPr>
+      <w:r>
+        <w:t xml:space="preserve">Authority is worked out from the tree and the lists </w:t>
+      </w:r>
+      <w:r>
+        <w:rPr>
+          <w:b/>
+        </w:rPr>
+        <w:t>at the moment someone acts</w:t>
+      </w:r>
+      <w:r>
+        <w:t>; nothing is stored on the activity. So after a reorganisation:</w:t>
+      </w:r>
+    </w:p>
+    <w:p>
+      <w:pPr>
+        <w:pStyle w:val="ListBullet"/>
+      </w:pPr>
+      <w:r>
+        <w:rPr>
+          <w:b/>
+        </w:rPr>
+        <w:t>A unit moves to another parent</w:t>
+      </w:r>
+      <w:r>
+        <w:t xml:space="preserve"> (Structure → edit the unit): the heads and lists above it take over from where each activity stands. Nothing to clean up.</w:t>
+      </w:r>
+    </w:p>
+    <w:p>
+      <w:pPr>
+        <w:pStyle w:val="ListBullet"/>
+      </w:pPr>
+      <w:r>
+        <w:rPr>
+          <w:b/>
+        </w:rPr>
+        <w:t>One person replaces another everywhere</w:t>
+      </w:r>
+      <w:r>
+        <w:t xml:space="preserve">: </w:t>
+      </w:r>
+      <w:r>
+        <w:rPr>
+          <w:i/>
+        </w:rPr>
+        <w:t>Approval lists → Replace someone in every list</w:t>
+      </w:r>
+      <w:r>
+        <w:t>: choose who leaves and who takes over; every list of the units you keep is updated in one go, and you are told if a list is left empty.</w:t>
+      </w:r>
+    </w:p>
+    <w:p>
+      <w:pPr>
+        <w:pStyle w:val="ListBullet"/>
+      </w:pPr>
+      <w:r>
+        <w:rPr>
+          <w:b/>
+        </w:rPr>
+        <w:t>An activity belongs to another unit</w:t>
+      </w:r>
+      <w:r>
+        <w:t xml:space="preserve">: an administrator can </w:t>
+      </w:r>
+      <w:r>
+        <w:rPr>
+          <w:b/>
+        </w:rPr>
+        <w:t>Move to another unit</w:t>
+      </w:r>
+      <w:r>
+        <w:t xml:space="preserve"> from the activity page, with a remark that stays in the audit trail.</w:t>
+      </w:r>
+    </w:p>
+    <w:p>
+      <w:pPr>
+        <w:pStyle w:val="ListBullet"/>
+      </w:pPr>
+      <w:r>
+        <w:rPr>
+          <w:b/>
+        </w:rPr>
+        <w:t>Somebody is away for a while</w:t>
+      </w:r>
+      <w:r>
+        <w:t>: appoint an interim (7.3).</w:t>
+      </w:r>
+    </w:p>
+    <w:p>
+      <w:r>
+        <w:br w:type="page"/>
+      </w:r>
+    </w:p>
+    <w:p>
+      <w:pPr>
+        <w:pStyle w:val="Heading1"/>
+      </w:pPr>
+      <w:r>
+        <w:t>8. Ending planning per directorate</w:t>
+      </w:r>
+    </w:p>
+    <w:p>
+      <w:pPr>
+        <w:spacing w:after="120"/>
+      </w:pPr>
+      <w:r>
+        <w:t xml:space="preserve">Each top-level unit (directorate) ends its own planning. The plan of a directorate is </w:t>
+      </w:r>
+      <w:r>
+        <w:rPr>
+          <w:b/>
+        </w:rPr>
+        <w:t>finalized</w:t>
+      </w:r>
+      <w:r>
+        <w:t xml:space="preserve"> by its head once nothing in it, or in the units below, still waits for a decision.</w:t>
+      </w:r>
+    </w:p>
+    <w:p>
+      <w:r>
+        <w:drawing>
+          <wp:inline xmlns:a="http://schemas.openxmlformats.org/drawingml/2006/main" xmlns:pic="http://schemas.openxmlformats.org/drawingml/2006/picture">
+            <wp:extent cx="5832000" cy="3645000"/>
+            <wp:docPr id="20" name="Picture 20"/>
+            <wp:cNvGraphicFramePr>
+              <a:graphicFrameLocks noChangeAspect="1"/>
+            </wp:cNvGraphicFramePr>
+            <a:graphic>
+              <a:graphicData uri="http://schemas.openxmlformats.org/drawingml/2006/picture">
+                <pic:pic>
+                  <pic:nvPicPr>
+                    <pic:cNvPr id="0" name="activities.png"/>
+                    <pic:cNvPicPr/>
+                  </pic:nvPicPr>
+                  <pic:blipFill>
+                    <a:blip r:embed="rId21"/>
+                    <a:stretch>
+                      <a:fillRect/>
+                    </a:stretch>
+                  </pic:blipFill>
+                  <pic:spPr>
+                    <a:xfrm>
+                      <a:off x="0" y="0"/>
+                      <a:ext cx="5832000" cy="3645000"/>
+                    </a:xfrm>
+                    <a:prstGeom prst="rect"/>
+                  </pic:spPr>
+                </pic:pic>
+              </a:graphicData>
+            </a:graphic>
+          </wp:inline>
+        </w:drawing>
+      </w:r>
+    </w:p>
+    <w:p>
+      <w:r>
+        <w:rPr>
+          <w:i/>
+          <w:color w:val="7A8CA3"/>
+          <w:sz w:val="17"/>
+        </w:rPr>
+        <w:t>Planning per directorate</w:t>
+      </w:r>
+    </w:p>
+    <w:p>
+      <w:pPr>
+        <w:spacing w:after="120"/>
+      </w:pPr>
+      <w:r>
+        <w:t xml:space="preserve">On </w:t>
+      </w:r>
+      <w:r>
+        <w:rPr>
+          <w:b/>
+        </w:rPr>
+        <w:t>PAA Activities</w:t>
+      </w:r>
+      <w:r>
+        <w:t xml:space="preserve"> the banner shows </w:t>
+      </w:r>
+      <w:r>
+        <w:rPr>
+          <w:i/>
+        </w:rPr>
+        <w:t>Planning for 2027 is open · 0 of 13 directorates finalized</w:t>
+      </w:r>
+      <w:r>
+        <w:t xml:space="preserve">. </w:t>
+      </w:r>
+      <w:r>
+        <w:rPr>
+          <w:b/>
+        </w:rPr>
+        <w:t>Show directorates</w:t>
+      </w:r>
+      <w:r>
+        <w:t xml:space="preserve"> lists them; the head sees </w:t>
+      </w:r>
+      <w:r>
+        <w:rPr>
+          <w:b/>
+        </w:rPr>
+        <w:t>Finalize plan</w:t>
+      </w:r>
+      <w:r>
+        <w:t xml:space="preserve"> for their own directorate (greyed out while something still waits, or there is nothing approved yet), an administrator for all.</w:t>
+      </w:r>
+    </w:p>
+    <w:p>
+      <w:pPr>
+        <w:pStyle w:val="ListBullet"/>
+      </w:pPr>
+      <w:r>
+        <w:rPr>
+          <w:b/>
+        </w:rPr>
+        <w:t>Finalizing</w:t>
+      </w:r>
+      <w:r>
+        <w:t xml:space="preserve"> says: this directorate's plan is final. It cannot take new activities, import lines or roll-forward copies for the year. The remark you write is kept.</w:t>
+      </w:r>
+    </w:p>
+    <w:p>
+      <w:pPr>
+        <w:pStyle w:val="ListBullet"/>
+      </w:pPr>
+      <w:r>
+        <w:t xml:space="preserve">The </w:t>
+      </w:r>
+      <w:r>
+        <w:rPr>
+          <w:b/>
+        </w:rPr>
+        <w:t>year ends</w:t>
+      </w:r>
+      <w:r>
+        <w:t xml:space="preserve"> when every directorate that planned has finalized. Finalizing stops </w:t>
+      </w:r>
+      <w:r>
+        <w:rPr>
+          <w:b/>
+        </w:rPr>
+        <w:t>new activities</w:t>
+      </w:r>
+      <w:r>
+        <w:t xml:space="preserve"> only: an approved activity can still be changed by a revision.</w:t>
+      </w:r>
+    </w:p>
+    <w:p>
+      <w:pPr>
+        <w:pStyle w:val="ListBullet"/>
+      </w:pPr>
+      <w:r>
+        <w:rPr>
+          <w:b/>
+        </w:rPr>
+        <w:t>Reopening</w:t>
+      </w:r>
+      <w:r>
+        <w:t xml:space="preserve"> a directorate's plan (to allow new activities again) is for its head or an administrator, with a </w:t>
+      </w:r>
+      <w:r>
+        <w:rPr>
+          <w:b/>
+        </w:rPr>
+        <w:t>reason</w:t>
+      </w:r>
+      <w:r>
+        <w:t>; both steps are recorded in the audit trail.</w:t>
+      </w:r>
+    </w:p>
+    <w:p>
+      <w:pPr>
+        <w:pStyle w:val="ListBullet"/>
+      </w:pPr>
+      <w:r>
+        <w:t xml:space="preserve">The </w:t>
+      </w:r>
+      <w:r>
+        <w:rPr>
+          <w:i/>
+        </w:rPr>
         <w:t>Approvals</w:t>
       </w:r>
       <w:r>
-        <w:t xml:space="preserve"> or from </w:t>
-      </w:r>
+        <w:t xml:space="preserve"> inbox tells each head when their directorate is ready to be finalized.</w:t>
+      </w:r>
+    </w:p>
+    <w:p>
+      <w:pPr>
+        <w:pStyle w:val="ListBullet"/>
+      </w:pPr>
+      <w:r>
+        <w:rPr>
+          <w:b/>
+        </w:rPr>
+        <w:t>The order.</w:t>
+      </w:r>
+      <w:r>
+        <w:t xml:space="preserve"> A directorate can be finalized only when nothing in it waits for a decision and, unless the institution switched the rule off, every one of its activities has been submitted. Outside the finalizing dates of the calendar only an administrator can finalize, or a directorate for which the administrator reopened the step (Part 4.5).</w:t>
+      </w:r>
+    </w:p>
+    <w:p>
+      <w:r>
+        <w:br w:type="page"/>
+      </w:r>
+    </w:p>
+    <w:p>
+      <w:pPr>
+        <w:pStyle w:val="Heading1"/>
+      </w:pPr>
+      <w:r>
+        <w:t>9. Changing an approved activity: revisions and versions</w:t>
+      </w:r>
+    </w:p>
+    <w:p>
+      <w:pPr>
+        <w:spacing w:after="120"/>
+      </w:pPr>
+      <w:r>
+        <w:t xml:space="preserve">There is no fiscal envelope and no distribution in this application: the plan is the budget. What an approved activity may spend is what its </w:t>
+      </w:r>
+      <w:r>
+        <w:rPr>
+          <w:b/>
+        </w:rPr>
+        <w:t>approved version</w:t>
+      </w:r>
+      <w:r>
+        <w:t xml:space="preserve"> says, and a change goes through a </w:t>
+      </w:r>
+      <w:r>
+        <w:rPr>
+          <w:b/>
+        </w:rPr>
+        <w:t>revision</w:t>
+      </w:r>
+      <w:r>
+        <w:t>, so that nothing is overwritten and the record always shows what was approved, by whom, and why it changed.</w:t>
+      </w:r>
+    </w:p>
+    <w:p>
+      <w:r>
+        <w:drawing>
+          <wp:inline xmlns:a="http://schemas.openxmlformats.org/drawingml/2006/main" xmlns:pic="http://schemas.openxmlformats.org/drawingml/2006/picture">
+            <wp:extent cx="5832000" cy="5301450"/>
+            <wp:docPr id="21" name="Picture 21"/>
+            <wp:cNvGraphicFramePr>
+              <a:graphicFrameLocks noChangeAspect="1"/>
+            </wp:cNvGraphicFramePr>
+            <a:graphic>
+              <a:graphicData uri="http://schemas.openxmlformats.org/drawingml/2006/picture">
+                <pic:pic>
+                  <pic:nvPicPr>
+                    <pic:cNvPr id="0" name="activity-history.png"/>
+                    <pic:cNvPicPr/>
+                  </pic:nvPicPr>
+                  <pic:blipFill>
+                    <a:blip r:embed="rId26"/>
+                    <a:stretch>
+                      <a:fillRect/>
+                    </a:stretch>
+                  </pic:blipFill>
+                  <pic:spPr>
+                    <a:xfrm>
+                      <a:off x="0" y="0"/>
+                      <a:ext cx="5832000" cy="5301450"/>
+                    </a:xfrm>
+                    <a:prstGeom prst="rect"/>
+                  </pic:spPr>
+                </pic:pic>
+              </a:graphicData>
+            </a:graphic>
+          </wp:inline>
+        </w:drawing>
+      </w:r>
+    </w:p>
+    <w:p>
       <w:r>
         <w:rPr>
           <w:i/>
-        </w:rPr>
-        <w:t>Report execution</w:t>
-      </w:r>
-      <w:r>
-        <w:t>.</w:t>
+          <w:color w:val="7A8CA3"/>
+          <w:sz w:val="17"/>
+        </w:rPr>
+        <w:t>Versions</w:t>
+      </w:r>
+    </w:p>
+    <w:p>
+      <w:pPr>
+        <w:pStyle w:val="Heading2"/>
+      </w:pPr>
+      <w:r>
+        <w:t>9.1 Versions</w:t>
+      </w:r>
+    </w:p>
+    <w:p>
+      <w:pPr>
+        <w:spacing w:after="120"/>
+      </w:pPr>
+      <w:r>
+        <w:t xml:space="preserve">Every approval makes a </w:t>
+      </w:r>
+      <w:r>
+        <w:rPr>
+          <w:b/>
+        </w:rPr>
+        <w:t>version</w:t>
+      </w:r>
+      <w:r>
+        <w:t xml:space="preserve"> of the activity: a copy of the activity, its indicators with their actions, and its budget lines, kept as it was. The first approval is </w:t>
+      </w:r>
+      <w:r>
+        <w:rPr>
+          <w:b/>
+        </w:rPr>
+        <w:t>version 1</w:t>
+      </w:r>
+      <w:r>
+        <w:t xml:space="preserve">; the </w:t>
+      </w:r>
+      <w:r>
+        <w:rPr>
+          <w:b/>
+        </w:rPr>
+        <w:t>amounts of the latest version are in force</w:t>
+      </w:r>
+      <w:r>
+        <w:t xml:space="preserve">, and spending is reported against them. On the activity's </w:t>
+      </w:r>
+      <w:r>
+        <w:rPr>
+          <w:b/>
+        </w:rPr>
+        <w:t>Workflow History</w:t>
+      </w:r>
+      <w:r>
+        <w:t xml:space="preserve"> tab, </w:t>
+      </w:r>
+      <w:r>
+        <w:rPr>
+          <w:i/>
+        </w:rPr>
+        <w:t>Approved versions</w:t>
+      </w:r>
+      <w:r>
+        <w:t xml:space="preserve"> lists every version with who approved it, when, the total, and the reason for the revision that made it; </w:t>
+      </w:r>
+      <w:r>
+        <w:rPr>
+          <w:i/>
+        </w:rPr>
+        <w:t>Show what was approved</w:t>
+      </w:r>
+      <w:r>
+        <w:t xml:space="preserve"> opens its budget lines and indicators.</w:t>
+      </w:r>
+    </w:p>
+    <w:p>
+      <w:pPr>
+        <w:pStyle w:val="Heading2"/>
+      </w:pPr>
+      <w:r>
+        <w:t>9.2 Start a revision</w:t>
+      </w:r>
+    </w:p>
+    <w:p>
+      <w:pPr>
+        <w:spacing w:after="120"/>
+      </w:pPr>
+      <w:r>
+        <w:t xml:space="preserve">On an approved activity, </w:t>
+      </w:r>
+      <w:r>
+        <w:rPr>
+          <w:i/>
+        </w:rPr>
+        <w:t xml:space="preserve">Governance Actions → </w:t>
+      </w:r>
+      <w:r>
+        <w:rPr>
+          <w:i/>
+        </w:rPr>
+        <w:t>Revise</w:t>
+      </w:r>
+      <w:r>
+        <w:rPr>
+          <w:b/>
+        </w:rPr>
+        <w:t xml:space="preserve">. Give a </w:t>
+      </w:r>
+      <w:r>
+        <w:t>reason** (required). It can be started by someone who prepares for the unit (its list of preparers, or anyone who may submit for it), the director of the unit, whoever gives the final approval, or an administrator.</w:t>
       </w:r>
     </w:p>
     <w:p>
@@ -6702,83 +6571,56 @@
         <w:pStyle w:val="ListBullet"/>
       </w:pPr>
       <w:r>
+        <w:t xml:space="preserve">The activity becomes a </w:t>
+      </w:r>
+      <w:r>
         <w:rPr>
           <w:b/>
         </w:rPr>
-        <w:t>Indicator progress</w:t>
-      </w:r>
-      <w:r>
-        <w:t xml:space="preserve">: a director from </w:t>
+        <w:t>Draft</w:t>
+      </w:r>
+      <w:r>
+        <w:t xml:space="preserve"> that the unit can edit: amounts, lines, indicators, targets, actions, dates.</w:t>
+      </w:r>
+    </w:p>
+    <w:p>
+      <w:pPr>
+        <w:pStyle w:val="ListBullet"/>
+      </w:pPr>
+      <w:r>
+        <w:rPr>
+          <w:b/>
+        </w:rPr>
+        <w:t>The approved version stays in force</w:t>
+      </w:r>
+      <w:r>
+        <w:t>: its amounts are untouched, the activity keeps its place in the plan and its reports, and the unit keeps reporting spending against it.</w:t>
+      </w:r>
+    </w:p>
+    <w:p>
+      <w:pPr>
+        <w:pStyle w:val="ListBullet"/>
+      </w:pPr>
+      <w:r>
+        <w:t xml:space="preserve">A banner on the activity says </w:t>
       </w:r>
       <w:r>
         <w:rPr>
           <w:i/>
         </w:rPr>
-        <w:t>Report execution</w:t>
-      </w:r>
-      <w:r>
-        <w:t xml:space="preserve">; administrators also have the page </w:t>
+        <w:t>Revision in progress: version 2</w:t>
+      </w:r>
+      <w:r>
+        <w:t xml:space="preserve"> and lists </w:t>
       </w:r>
       <w:r>
         <w:rPr>
           <w:b/>
         </w:rPr>
-        <w:t>Approvals → Verify progress</w:t>
-      </w:r>
-      <w:r>
-        <w:t xml:space="preserve">, which lists every pending record. Open a line with </w:t>
-      </w:r>
-      <w:r>
-        <w:rPr>
-          <w:b/>
-        </w:rPr>
-        <w:t>Details</w:t>
-      </w:r>
-      <w:r>
-        <w:t xml:space="preserve"> to see who reported it and when, what the indicator is and how it is checked (kind, baseline, means of verification, what was planned for the quarter), what was verified in the other quarters and where the indicator then stands against its target, and the words the unit wrote for the quarter. Then </w:t>
-      </w:r>
-      <w:r>
-        <w:rPr>
-          <w:b/>
-        </w:rPr>
-        <w:t>Verify</w:t>
-      </w:r>
-      <w:r>
-        <w:t xml:space="preserve">, or </w:t>
-      </w:r>
-      <w:r>
-        <w:rPr>
-          <w:b/>
-        </w:rPr>
-        <w:t>Return with a reason</w:t>
-      </w:r>
-      <w:r>
-        <w:t xml:space="preserve"> (the unit reads the reason). You cannot verify what you reported yourself; </w:t>
-      </w:r>
-      <w:r>
-        <w:rPr>
-          <w:i/>
-        </w:rPr>
-        <w:t>Verify all</w:t>
-      </w:r>
-      <w:r>
-        <w:t xml:space="preserve"> leaves those lines for someone else.</w:t>
-      </w:r>
-    </w:p>
-    <w:p>
-      <w:pPr>
-        <w:spacing w:after="120"/>
-      </w:pPr>
-      <w:r>
-        <w:t>Only verified figures appear in the dashboard, the performance report and the printed report. You cannot verify your own entry; the system says so.</w:t>
-      </w:r>
-    </w:p>
-    <w:p>
-      <w:pPr>
-        <w:pStyle w:val="Heading2"/>
-      </w:pPr>
-      <w:r>
-        <w:t>10.5 Compile the quarter</w:t>
+        <w:t>what changes against version 1</w:t>
+      </w:r>
+      <w:r>
+        <w:t>, line by line and indicator by indicator, with the total before and after, so that reviewers see exactly what they are approving.</w:t>
       </w:r>
     </w:p>
     <w:p>
@@ -6794,7 +6636,7 @@
               <a:graphicData uri="http://schemas.openxmlformats.org/drawingml/2006/picture">
                 <pic:pic>
                   <pic:nvPicPr>
-                    <pic:cNvPr id="0" name="compile.png"/>
+                    <pic:cNvPr id="0" name="activity-revision.png"/>
                     <pic:cNvPicPr/>
                   </pic:nvPicPr>
                   <pic:blipFill>
@@ -6824,7 +6666,15 @@
           <w:color w:val="7A8CA3"/>
           <w:sz w:val="17"/>
         </w:rPr>
-        <w:t>Compile the quarter</w:t>
+        <w:t>A revision in progress</w:t>
+      </w:r>
+    </w:p>
+    <w:p>
+      <w:pPr>
+        <w:pStyle w:val="Heading2"/>
+      </w:pPr>
+      <w:r>
+        <w:t>9.3 Approve the revision</w:t>
       </w:r>
     </w:p>
     <w:p>
@@ -6832,58 +6682,99 @@
         <w:spacing w:after="120"/>
       </w:pPr>
       <w:r>
+        <w:t xml:space="preserve">The revision goes through </w:t>
+      </w:r>
+      <w:r>
         <w:rPr>
           <w:b/>
         </w:rPr>
-        <w:t>Execute → Compile the quarter</w:t>
-      </w:r>
-      <w:r>
-        <w:t xml:space="preserve"> (directors and administrators): choose the </w:t>
+        <w:t>the whole chain again</w:t>
+      </w:r>
+      <w:r>
+        <w:t xml:space="preserve">: prepared, certified (and validated by the unit above where that applies), and approved by the head of the directorate or the named approvers (including lists that sign in order; its signatures belong to a new round). Returning it for correction works as before. When the revision is approved it becomes </w:t>
       </w:r>
       <w:r>
         <w:rPr>
           <w:b/>
         </w:rPr>
-        <w:t>quarter</w:t>
-      </w:r>
-      <w:r>
-        <w:t xml:space="preserve">. For each activity the system shows what the unit reported; press </w:t>
-      </w:r>
+        <w:t>version 2</w:t>
+      </w:r>
+      <w:r>
+        <w:t>: its amounts take over and the history shows both versions.</w:t>
+      </w:r>
+    </w:p>
+    <w:p>
+      <w:pPr>
+        <w:pStyle w:val="Heading2"/>
+      </w:pPr>
+      <w:r>
+        <w:t>9.4 What a revision cannot do</w:t>
+      </w:r>
+    </w:p>
+    <w:p>
+      <w:pPr>
+        <w:pStyle w:val="ListBullet"/>
+      </w:pPr>
       <w:r>
         <w:rPr>
           <w:b/>
         </w:rPr>
-        <w:t>Draft from the reports</w:t>
-      </w:r>
-      <w:r>
-        <w:t xml:space="preserve"> to prepare the text (</w:t>
-      </w:r>
-      <w:r>
-        <w:rPr>
-          <w:i/>
-        </w:rPr>
-        <w:t>Results achieved</w:t>
-      </w:r>
-      <w:r>
-        <w:t xml:space="preserve"> and </w:t>
-      </w:r>
-      <w:r>
-        <w:rPr>
-          <w:i/>
-        </w:rPr>
-        <w:t>Implementation constraints</w:t>
-      </w:r>
-      <w:r>
-        <w:t xml:space="preserve">), edit it, and </w:t>
-      </w:r>
+        <w:t>Remove a budget line that already has an executed amount reported against it</w:t>
+      </w:r>
+      <w:r>
+        <w:t>, or an indicator that already has progress reported: change its amount or target instead. This keeps the reported figures tied to their line.</w:t>
+      </w:r>
+    </w:p>
+    <w:p>
+      <w:pPr>
+        <w:pStyle w:val="ListBullet"/>
+      </w:pPr>
       <w:r>
         <w:rPr>
           <w:b/>
         </w:rPr>
-        <w:t>Save</w:t>
-      </w:r>
-      <w:r>
-        <w:t>. What the unit wrote is kept as it was. This becomes the text of the ministry's report.</w:t>
+        <w:t>Delete the activity</w:t>
+      </w:r>
+      <w:r>
+        <w:t>: an activity that was approved once is part of the record of the plan.</w:t>
+      </w:r>
+    </w:p>
+    <w:p>
+      <w:pPr>
+        <w:spacing w:after="120"/>
+      </w:pPr>
+      <w:r>
+        <w:t>Finalizing a directorate's plan (Part 8) does not stop revisions.</w:t>
+      </w:r>
+    </w:p>
+    <w:p>
+      <w:r>
+        <w:br w:type="page"/>
+      </w:r>
+    </w:p>
+    <w:p>
+      <w:pPr>
+        <w:pStyle w:val="Heading1"/>
+      </w:pPr>
+      <w:r>
+        <w:t>10. Executing and reporting</w:t>
+      </w:r>
+    </w:p>
+    <w:p>
+      <w:pPr>
+        <w:spacing w:after="120"/>
+      </w:pPr>
+      <w:r>
+        <w:t xml:space="preserve">Once an activity has an approved version, its unit reports what it spent and achieved. Figures count only once </w:t>
+      </w:r>
+      <w:r>
+        <w:rPr>
+          <w:b/>
+        </w:rPr>
+        <w:t>someone else verifies</w:t>
+      </w:r>
+      <w:r>
+        <w:t xml:space="preserve"> them.</w:t>
       </w:r>
     </w:p>
     <w:p>
@@ -6891,7 +6782,7 @@
         <w:pStyle w:val="Heading2"/>
       </w:pPr>
       <w:r>
-        <w:t>10.6 Performance</w:t>
+        <w:t>10.1 Monthly executed amount</w:t>
       </w:r>
     </w:p>
     <w:p>
@@ -6907,7 +6798,7 @@
               <a:graphicData uri="http://schemas.openxmlformats.org/drawingml/2006/picture">
                 <pic:pic>
                   <pic:nvPicPr>
-                    <pic:cNvPr id="0" name="performance.png"/>
+                    <pic:cNvPr id="0" name="report-execution.png"/>
                     <pic:cNvPicPr/>
                   </pic:nvPicPr>
                   <pic:blipFill>
@@ -6937,7 +6828,7 @@
           <w:color w:val="7A8CA3"/>
           <w:sz w:val="17"/>
         </w:rPr>
-        <w:t>Performance</w:t>
+        <w:t>Report execution</w:t>
       </w:r>
     </w:p>
     <w:p>
@@ -6948,92 +6839,145 @@
         <w:rPr>
           <w:b/>
         </w:rPr>
-        <w:t>Insights → Performance</w:t>
-      </w:r>
-      <w:r>
-        <w:t>: executed and delivered against the plan, by quarter and programme, with the activities falling behind.</w:t>
-      </w:r>
-    </w:p>
-    <w:p>
-      <w:r>
-        <w:br w:type="page"/>
-      </w:r>
-    </w:p>
-    <w:p>
-      <w:pPr>
-        <w:pStyle w:val="Heading1"/>
-      </w:pPr>
-      <w:r>
-        <w:t>11. Reports, dashboard and printed forms</w:t>
-      </w:r>
-    </w:p>
-    <w:p>
-      <w:pPr>
-        <w:pStyle w:val="Heading2"/>
-      </w:pPr>
-      <w:r>
-        <w:t>11.1 The dashboard and Reporting page</w:t>
-      </w:r>
-    </w:p>
-    <w:p>
-      <w:pPr>
-        <w:spacing w:after="120"/>
-      </w:pPr>
-      <w:r>
-        <w:t xml:space="preserve">The </w:t>
+        <w:t>Execute → Report execution</w:t>
+      </w:r>
+      <w:r>
+        <w:t xml:space="preserve"> starts with the </w:t>
       </w:r>
       <w:r>
         <w:rPr>
           <w:b/>
         </w:rPr>
-        <w:t>Dashboard</w:t>
-      </w:r>
-      <w:r>
-        <w:t xml:space="preserve"> (Part 1.3) and </w:t>
+        <w:t>reporting calendar</w:t>
+      </w:r>
+      <w:r>
+        <w:t xml:space="preserve"> of the year: the twelve months in four quarters, each with its dates and where it stands for your unit (</w:t>
+      </w:r>
+      <w:r>
+        <w:rPr>
+          <w:i/>
+        </w:rPr>
+        <w:t>closes 31/10</w:t>
+      </w:r>
+      <w:r>
+        <w:t xml:space="preserve">, </w:t>
+      </w:r>
+      <w:r>
+        <w:rPr>
+          <w:i/>
+        </w:rPr>
+        <w:t>2 days left</w:t>
+      </w:r>
+      <w:r>
+        <w:t xml:space="preserve">, </w:t>
+      </w:r>
+      <w:r>
+        <w:rPr>
+          <w:i/>
+        </w:rPr>
+        <w:t>closed 30/09</w:t>
+      </w:r>
+      <w:r>
+        <w:t xml:space="preserve">, </w:t>
+      </w:r>
+      <w:r>
+        <w:rPr>
+          <w:i/>
+        </w:rPr>
+        <w:t>open until 12/11</w:t>
+      </w:r>
+      <w:r>
+        <w:t xml:space="preserve"> when the administrator gave your unit more time, </w:t>
+      </w:r>
+      <w:r>
+        <w:rPr>
+          <w:i/>
+        </w:rPr>
+        <w:t>not started</w:t>
+      </w:r>
+      <w:r>
+        <w:t xml:space="preserve">). Click a month to report it. The indicators of each quarter show their own dates above its months. Below it, the page opens on a </w:t>
       </w:r>
       <w:r>
         <w:rPr>
           <w:b/>
         </w:rPr>
-        <w:t>Insights → Reporting</w:t>
-      </w:r>
-      <w:r>
-        <w:t xml:space="preserve"> show the annual performance report: planned and approved by unit, rolled up the tree, with </w:t>
+        <w:t>worklist</w:t>
+      </w:r>
+      <w:r>
+        <w:t xml:space="preserve"> of the approved activities you may report. Choose the </w:t>
       </w:r>
       <w:r>
         <w:rPr>
           <w:b/>
         </w:rPr>
-        <w:t>Export Data</w:t>
-      </w:r>
-      <w:r>
-        <w:t xml:space="preserve"> (CSV), </w:t>
-      </w:r>
-      <w:r>
-        <w:rPr>
-          <w:b/>
-        </w:rPr>
-        <w:t>Final plan report</w:t>
-      </w:r>
-      <w:r>
-        <w:t xml:space="preserve"> and </w:t>
-      </w:r>
-      <w:r>
-        <w:rPr>
-          <w:b/>
-        </w:rPr>
-        <w:t>Print Report</w:t>
-      </w:r>
-      <w:r>
-        <w:t>.</w:t>
-      </w:r>
-    </w:p>
-    <w:p>
-      <w:pPr>
-        <w:pStyle w:val="Heading2"/>
-      </w:pPr>
-      <w:r>
-        <w:t>11.2 The final plan report</w:t>
+        <w:t>month</w:t>
+      </w:r>
+      <w:r>
+        <w:t xml:space="preserve"> (indicators follow the quarter it belongs to: October to December is Q4). Each row shows where the activity stands for that month: </w:t>
+      </w:r>
+      <w:r>
+        <w:rPr>
+          <w:i/>
+        </w:rPr>
+        <w:t>To report</w:t>
+      </w:r>
+      <w:r>
+        <w:t xml:space="preserve">, </w:t>
+      </w:r>
+      <w:r>
+        <w:rPr>
+          <w:i/>
+        </w:rPr>
+        <w:t>Returned</w:t>
+      </w:r>
+      <w:r>
+        <w:t xml:space="preserve">, </w:t>
+      </w:r>
+      <w:r>
+        <w:rPr>
+          <w:i/>
+        </w:rPr>
+        <w:t>Waiting for verification</w:t>
+      </w:r>
+      <w:r>
+        <w:t xml:space="preserve"> or </w:t>
+      </w:r>
+      <w:r>
+        <w:rPr>
+          <w:i/>
+        </w:rPr>
+        <w:t>Verified</w:t>
+      </w:r>
+      <w:r>
+        <w:t>, once for the executed amount and once for indicators; the filters above the list (</w:t>
+      </w:r>
+      <w:r>
+        <w:rPr>
+          <w:i/>
+        </w:rPr>
+        <w:t>To report</w:t>
+      </w:r>
+      <w:r>
+        <w:t xml:space="preserve">, </w:t>
+      </w:r>
+      <w:r>
+        <w:rPr>
+          <w:i/>
+        </w:rPr>
+        <w:t>Waiting for verification</w:t>
+      </w:r>
+      <w:r>
+        <w:t xml:space="preserve">, </w:t>
+      </w:r>
+      <w:r>
+        <w:rPr>
+          <w:i/>
+        </w:rPr>
+        <w:t>Done</w:t>
+      </w:r>
+      <w:r>
+        <w:t>) narrow it, and the search box finds an activity by code or words. Click a row to open it.</w:t>
       </w:r>
     </w:p>
     <w:p>
@@ -7049,7 +6993,7 @@
               <a:graphicData uri="http://schemas.openxmlformats.org/drawingml/2006/picture">
                 <pic:pic>
                   <pic:nvPicPr>
-                    <pic:cNvPr id="0" name="approved-plan.png"/>
+                    <pic:cNvPr id="0" name="report-execution-open.png"/>
                     <pic:cNvPicPr/>
                   </pic:nvPicPr>
                   <pic:blipFill>
@@ -7079,7 +7023,7 @@
           <w:color w:val="7A8CA3"/>
           <w:sz w:val="17"/>
         </w:rPr>
-        <w:t>The approved plan report</w:t>
+        <w:t>An activity opened in Report execution</w:t>
       </w:r>
     </w:p>
     <w:p>
@@ -7087,13 +7031,60 @@
         <w:spacing w:after="120"/>
       </w:pPr>
       <w:r>
+        <w:t xml:space="preserve">An opened activity shows a short checklist (1 Executed amount, 2 Indicators, 3 Narrative, with how many are verified), and </w:t>
+      </w:r>
+      <w:r>
         <w:rPr>
           <w:b/>
         </w:rPr>
-        <w:t>Reporting → Final plan report</w:t>
-      </w:r>
-      <w:r>
-        <w:t xml:space="preserve"> is the plan of approved activities in the layout of the Ministry of Finance form (A4 landscape): programme and subprogramme bands, each activity with its indicators, baseline, target, means of verification, unit, funding source, the quarterly implementation schedule and the amount by economic category. It carries a document reference and a fingerprint so that a printed copy can be checked.</w:t>
+        <w:t>← All activities</w:t>
+      </w:r>
+      <w:r>
+        <w:t xml:space="preserve"> takes you back. For each budget line enter the amount </w:t>
+      </w:r>
+      <w:r>
+        <w:rPr>
+          <w:b/>
+        </w:rPr>
+        <w:t>executed</w:t>
+      </w:r>
+      <w:r>
+        <w:t xml:space="preserve"> in that month. The page shows, as you type, what is left of the approved amount; </w:t>
+      </w:r>
+      <w:r>
+        <w:rPr>
+          <w:b/>
+        </w:rPr>
+        <w:t>Copy the amounts of last month</w:t>
+      </w:r>
+      <w:r>
+        <w:t xml:space="preserve"> starts from last month's figures and </w:t>
+      </w:r>
+      <w:r>
+        <w:rPr>
+          <w:b/>
+        </w:rPr>
+        <w:t>Nothing executed this month</w:t>
+      </w:r>
+      <w:r>
+        <w:t xml:space="preserve"> reports 0 for the lines that have nothing to report, so that "nothing" is reported and not forgotten; the narrative is optional and stays folded until you open it. One button at the bottom, </w:t>
+      </w:r>
+      <w:r>
+        <w:rPr>
+          <w:b/>
+        </w:rPr>
+        <w:t>Send everything for verification</w:t>
+      </w:r>
+      <w:r>
+        <w:t>, sends the month's executed amount and the quarter's indicators together. The month must be within its reporting window (Part 4.5).</w:t>
+      </w:r>
+    </w:p>
+    <w:p>
+      <w:pPr>
+        <w:pStyle w:val="Heading2"/>
+      </w:pPr>
+      <w:r>
+        <w:t>10.2 Quarterly indicators</w:t>
       </w:r>
     </w:p>
     <w:p>
@@ -7101,66 +7092,41 @@
         <w:spacing w:after="120"/>
       </w:pPr>
       <w:r>
-        <w:t xml:space="preserve">Choose </w:t>
+        <w:t xml:space="preserve">On the same screen, enter for each indicator the progress achieved in the </w:t>
       </w:r>
       <w:r>
         <w:rPr>
           <w:b/>
         </w:rPr>
-        <w:t>Complete report</w:t>
-      </w:r>
-      <w:r>
-        <w:t xml:space="preserve"> or </w:t>
+        <w:t>quarter</w:t>
+      </w:r>
+      <w:r>
+        <w:t>; the quarter must be one the indicator is reported in (from its months).</w:t>
+      </w:r>
+    </w:p>
+    <w:p>
+      <w:pPr>
+        <w:pStyle w:val="Heading2"/>
+      </w:pPr>
+      <w:r>
+        <w:t>10.3 Narratives</w:t>
+      </w:r>
+    </w:p>
+    <w:p>
+      <w:pPr>
+        <w:spacing w:after="120"/>
+      </w:pPr>
+      <w:r>
+        <w:t xml:space="preserve">For each month and quarter the unit writes the </w:t>
       </w:r>
       <w:r>
         <w:rPr>
           <w:b/>
         </w:rPr>
-        <w:t>Summary</w:t>
-      </w:r>
-      <w:r>
-        <w:t xml:space="preserve"> from the selector. </w:t>
-      </w:r>
-      <w:r>
-        <w:rPr>
-          <w:b/>
-        </w:rPr>
-        <w:t>Print</w:t>
-      </w:r>
-      <w:r>
-        <w:t xml:space="preserve"> to paper or </w:t>
-      </w:r>
-      <w:r>
-        <w:rPr>
-          <w:b/>
-        </w:rPr>
-        <w:t>Download PDF</w:t>
-      </w:r>
-      <w:r>
-        <w:t>. The report is of the plan; it is not addressed to anyone.</w:t>
-      </w:r>
-    </w:p>
-    <w:p>
-      <w:pPr>
-        <w:spacing w:after="120"/>
-      </w:pPr>
-      <w:r>
-        <w:rPr>
-          <w:b/>
-        </w:rPr>
-        <w:t>A warning before you print.</w:t>
-      </w:r>
-      <w:r>
-        <w:t xml:space="preserve"> If the plan is not fully approved (activities not yet submitted or waiting for a decision) or a directorate has not finalized, the application says so and asks you to confirm before printing or downloading, and the document carries a </w:t>
-      </w:r>
-      <w:r>
-        <w:rPr>
-          <w:i/>
-        </w:rPr>
-        <w:t>Draft state</w:t>
-      </w:r>
-      <w:r>
-        <w:t xml:space="preserve"> line with the same words. The implementation plan and the performance report do the same.</w:t>
+        <w:t>narrative</w:t>
+      </w:r>
+      <w:r>
+        <w:t>: results achieved, implementation constraints, and the rating (from the list). It is part of the report.</w:t>
       </w:r>
     </w:p>
     <w:p>
@@ -7168,7 +7134,7 @@
         <w:pStyle w:val="Heading2"/>
       </w:pPr>
       <w:r>
-        <w:t>11.3 The implementation plan, per unit</w:t>
+        <w:t>10.4 Verification</w:t>
       </w:r>
     </w:p>
     <w:p>
@@ -7184,7 +7150,7 @@
               <a:graphicData uri="http://schemas.openxmlformats.org/drawingml/2006/picture">
                 <pic:pic>
                   <pic:nvPicPr>
-                    <pic:cNvPr id="0" name="implementation-plan.png"/>
+                    <pic:cNvPr id="0" name="verify.png"/>
                     <pic:cNvPicPr/>
                   </pic:nvPicPr>
                   <pic:blipFill>
@@ -7214,7 +7180,7 @@
           <w:color w:val="7A8CA3"/>
           <w:sz w:val="17"/>
         </w:rPr>
-        <w:t>Implementation plan</w:t>
+        <w:t>Verification</w:t>
       </w:r>
     </w:p>
     <w:p>
@@ -7222,58 +7188,124 @@
         <w:spacing w:after="120"/>
       </w:pPr>
       <w:r>
+        <w:t xml:space="preserve">A different person opens the figures and </w:t>
+      </w:r>
+      <w:r>
         <w:rPr>
           <w:b/>
         </w:rPr>
-        <w:t>Plan → Plan cycle → Where things are done → Implementation plan</w:t>
-      </w:r>
-      <w:r>
-        <w:t xml:space="preserve">: choose a unit at the top of the form and print it: each activity with its indicators and its numbered </w:t>
-      </w:r>
+        <w:t>verifies or returns</w:t>
+      </w:r>
+      <w:r>
+        <w:t xml:space="preserve"> them:</w:t>
+      </w:r>
+    </w:p>
+    <w:p>
+      <w:pPr>
+        <w:pStyle w:val="ListBullet"/>
+      </w:pPr>
       <w:r>
         <w:rPr>
           <w:b/>
         </w:rPr>
-        <w:t>actions</w:t>
-      </w:r>
-      <w:r>
-        <w:t xml:space="preserve">, a </w:t>
+        <w:t>Executed amount</w:t>
+      </w:r>
+      <w:r>
+        <w:t xml:space="preserve">: a director or the finance officer, from the items in </w:t>
       </w:r>
       <w:r>
         <w:rPr>
           <w:b/>
         </w:rPr>
-        <w:t>Jan–Dec grid</w:t>
-      </w:r>
-      <w:r>
-        <w:t xml:space="preserve"> grouped by quarter with the months of each action shaded, the </w:t>
-      </w:r>
+        <w:t>Approvals</w:t>
+      </w:r>
+      <w:r>
+        <w:t xml:space="preserve"> or from </w:t>
+      </w:r>
+      <w:r>
+        <w:rPr>
+          <w:i/>
+        </w:rPr>
+        <w:t>Report execution</w:t>
+      </w:r>
+      <w:r>
+        <w:t>.</w:t>
+      </w:r>
+    </w:p>
+    <w:p>
+      <w:pPr>
+        <w:pStyle w:val="ListBullet"/>
+      </w:pPr>
       <w:r>
         <w:rPr>
           <w:b/>
         </w:rPr>
-        <w:t>budget allocated</w:t>
-      </w:r>
-      <w:r>
-        <w:t xml:space="preserve"> per indicator, and the </w:t>
+        <w:t>Indicator progress</w:t>
+      </w:r>
+      <w:r>
+        <w:t xml:space="preserve">: a director from </w:t>
       </w:r>
       <w:r>
         <w:rPr>
           <w:i/>
         </w:rPr>
-        <w:t>Prepared by / Approved by</w:t>
-      </w:r>
-      <w:r>
-        <w:t xml:space="preserve"> names taken from the unit's approval lists. By default it lists approved activities; tick </w:t>
+        <w:t>Report execution</w:t>
+      </w:r>
+      <w:r>
+        <w:t xml:space="preserve">; administrators also have the page </w:t>
+      </w:r>
+      <w:r>
+        <w:rPr>
+          <w:b/>
+        </w:rPr>
+        <w:t>Approvals → Verify progress</w:t>
+      </w:r>
+      <w:r>
+        <w:t xml:space="preserve">, which lists every pending record. Open a line with </w:t>
+      </w:r>
+      <w:r>
+        <w:rPr>
+          <w:b/>
+        </w:rPr>
+        <w:t>Details</w:t>
+      </w:r>
+      <w:r>
+        <w:t xml:space="preserve"> to see who reported it and when, what the indicator is and how it is checked (kind, baseline, means of verification, what was planned for the quarter), what was verified in the other quarters and where the indicator then stands against its target, and the words the unit wrote for the quarter. Then </w:t>
+      </w:r>
+      <w:r>
+        <w:rPr>
+          <w:b/>
+        </w:rPr>
+        <w:t>Verify</w:t>
+      </w:r>
+      <w:r>
+        <w:t xml:space="preserve">, or </w:t>
+      </w:r>
+      <w:r>
+        <w:rPr>
+          <w:b/>
+        </w:rPr>
+        <w:t>Return with a reason</w:t>
+      </w:r>
+      <w:r>
+        <w:t xml:space="preserve"> (the unit reads the reason). You cannot verify what you reported yourself; </w:t>
       </w:r>
       <w:r>
         <w:rPr>
           <w:i/>
         </w:rPr>
-        <w:t>Include activities not yet approved</w:t>
-      </w:r>
-      <w:r>
-        <w:t xml:space="preserve"> for a working copy.</w:t>
+        <w:t>Verify all</w:t>
+      </w:r>
+      <w:r>
+        <w:t xml:space="preserve"> leaves those lines for someone else.</w:t>
+      </w:r>
+    </w:p>
+    <w:p>
+      <w:pPr>
+        <w:spacing w:after="120"/>
+      </w:pPr>
+      <w:r>
+        <w:t>Only verified figures appear in the dashboard, the performance report and the printed report. You cannot verify your own entry; the system says so.</w:t>
       </w:r>
     </w:p>
     <w:p>
@@ -7281,808 +7313,7 @@
         <w:pStyle w:val="Heading2"/>
       </w:pPr>
       <w:r>
-        <w:t>11.4 The performance report (monthly or quarterly)</w:t>
-      </w:r>
-    </w:p>
-    <w:p>
-      <w:pPr>
-        <w:spacing w:after="120"/>
-      </w:pPr>
-      <w:r>
-        <w:rPr>
-          <w:b/>
-        </w:rPr>
-        <w:t>Plan → Plan cycle → Where things are done → Performance report</w:t>
-      </w:r>
-      <w:r>
-        <w:t xml:space="preserve"> (or the </w:t>
-      </w:r>
-      <w:r>
-        <w:rPr>
-          <w:i/>
-        </w:rPr>
-        <w:t>Performance report</w:t>
-      </w:r>
-      <w:r>
-        <w:t xml:space="preserve"> button of </w:t>
-      </w:r>
-      <w:r>
-        <w:rPr>
-          <w:i/>
-        </w:rPr>
-        <w:t>Report execution</w:t>
-      </w:r>
-      <w:r>
-        <w:t xml:space="preserve">): choose monthly or quarterly and the period. It prints in the same MoF layout with the narratives, the verified spending and the indicator results. </w:t>
-      </w:r>
-      <w:r>
-        <w:rPr>
-          <w:b/>
-        </w:rPr>
-        <w:t>Print</w:t>
-      </w:r>
-      <w:r>
-        <w:t xml:space="preserve"> or </w:t>
-      </w:r>
-      <w:r>
-        <w:rPr>
-          <w:b/>
-        </w:rPr>
-        <w:t>PDF</w:t>
-      </w:r>
-      <w:r>
-        <w:t>.</w:t>
-      </w:r>
-    </w:p>
-    <w:p>
-      <w:pPr>
-        <w:pStyle w:val="Heading2"/>
-      </w:pPr>
-      <w:r>
-        <w:t>11.5 Notifications and e-mail</w:t>
-      </w:r>
-    </w:p>
-    <w:p>
-      <w:pPr>
-        <w:spacing w:after="120"/>
-      </w:pPr>
-      <w:r>
-        <w:t xml:space="preserve">Notifications are delivered inside the application as soon as the action happens, and appear in the </w:t>
-      </w:r>
-      <w:r>
-        <w:rPr>
-          <w:b/>
-        </w:rPr>
-        <w:t>bell</w:t>
-      </w:r>
-      <w:r>
-        <w:t xml:space="preserve"> at the top. While a page is open the bell checks for new ones every 20 seconds and shows a short message when one arrives; you do not have to reload.</w:t>
-      </w:r>
-    </w:p>
-    <w:p>
-      <w:pPr>
-        <w:spacing w:after="120"/>
-      </w:pPr>
-      <w:r>
-        <w:rPr>
-          <w:b/>
-        </w:rPr>
-        <w:t>E-mail.</w:t>
-      </w:r>
-      <w:r>
-        <w:t xml:space="preserve"> An administrator can switch on </w:t>
-      </w:r>
-      <w:r>
-        <w:rPr>
-          <w:b/>
-        </w:rPr>
-        <w:t>System → Settings → Send notifications by e-mail</w:t>
-      </w:r>
-      <w:r>
-        <w:t xml:space="preserve">. Every notification is then also e-mailed to the people who have not opted out; each person chooses in </w:t>
-      </w:r>
-      <w:r>
-        <w:rPr>
-          <w:b/>
-        </w:rPr>
-        <w:t>Profile → Also send me notifications by e-mail</w:t>
-      </w:r>
-      <w:r>
-        <w:t>. The mail is sent in the background, so a slow mail server never holds up what you are doing. It needs the server's mail settings and a running queue worker (the Docker stack includes one). The bell is never optional.</w:t>
-      </w:r>
-    </w:p>
-    <w:p>
-      <w:r>
-        <w:br w:type="page"/>
-      </w:r>
-    </w:p>
-    <w:p>
-      <w:pPr>
-        <w:pStyle w:val="Heading1"/>
-      </w:pPr>
-      <w:r>
-        <w:t>12. A whole year, step by step (tutorial)</w:t>
-      </w:r>
-    </w:p>
-    <w:p>
-      <w:pPr>
-        <w:spacing w:after="120"/>
-      </w:pPr>
-      <w:r>
-        <w:t>Follow Ana (technical officer), Bento (director of a unit), Carla (head of a directorate), Dino (finance) and Eva (administrator).</w:t>
-      </w:r>
-    </w:p>
-    <w:p>
-      <w:pPr>
-        <w:spacing w:after="120"/>
-      </w:pPr>
-      <w:r>
-        <w:rPr>
-          <w:b/>
-        </w:rPr>
-        <w:t>Before the year (Eva).</w:t>
-      </w:r>
-    </w:p>
-    <w:p>
-      <w:pPr>
-        <w:spacing w:after="60"/>
-        <w:ind w:left="510" w:hanging="397"/>
-      </w:pPr>
-      <w:r>
-        <w:t xml:space="preserve">1.  </w:t>
-      </w:r>
-      <w:r>
-        <w:rPr>
-          <w:i/>
-        </w:rPr>
-        <w:t>Settings</w:t>
-      </w:r>
-      <w:r>
-        <w:t>: check the institution's name, the level and the approval chain.</w:t>
-      </w:r>
-    </w:p>
-    <w:p>
-      <w:pPr>
-        <w:spacing w:after="60"/>
-        <w:ind w:left="510" w:hanging="397"/>
-      </w:pPr>
-      <w:r>
-        <w:t xml:space="preserve">2.  </w:t>
-      </w:r>
-      <w:r>
-        <w:rPr>
-          <w:i/>
-        </w:rPr>
-        <w:t>Structure</w:t>
-      </w:r>
-      <w:r>
-        <w:t xml:space="preserve">: make sure the directorate and its units exist; add the </w:t>
-      </w:r>
-      <w:r>
-        <w:rPr>
-          <w:b/>
-        </w:rPr>
-        <w:t>programmes and subprogrammes</w:t>
-      </w:r>
-      <w:r>
-        <w:t xml:space="preserve"> for the new year.</w:t>
-      </w:r>
-    </w:p>
-    <w:p>
-      <w:pPr>
-        <w:spacing w:after="60"/>
-        <w:ind w:left="510" w:hanging="397"/>
-      </w:pPr>
-      <w:r>
-        <w:t xml:space="preserve">3.  </w:t>
-      </w:r>
-      <w:r>
-        <w:rPr>
-          <w:i/>
-        </w:rPr>
-        <w:t>System Users</w:t>
-      </w:r>
-      <w:r>
-        <w:t>: give every unit its technical officer and its director.</w:t>
-      </w:r>
-    </w:p>
-    <w:p>
-      <w:pPr>
-        <w:spacing w:after="60"/>
-        <w:ind w:left="510" w:hanging="397"/>
-      </w:pPr>
-      <w:r>
-        <w:t xml:space="preserve">4.  </w:t>
-      </w:r>
-      <w:r>
-        <w:rPr>
-          <w:i/>
-        </w:rPr>
-        <w:t>Calendar</w:t>
-      </w:r>
-      <w:r>
-        <w:t>: set the dates for submitting, approving and finalizing the plan, and for the months and quarters of reporting.</w:t>
-      </w:r>
-    </w:p>
-    <w:p>
-      <w:pPr>
-        <w:spacing w:after="60"/>
-        <w:ind w:left="510" w:hanging="397"/>
-      </w:pPr>
-      <w:r>
-        <w:t xml:space="preserve">5.  Optionally name </w:t>
-      </w:r>
-      <w:r>
-        <w:rPr>
-          <w:b/>
-        </w:rPr>
-        <w:t>approval lists</w:t>
-      </w:r>
-      <w:r>
-        <w:t xml:space="preserve"> for the units that need named people.</w:t>
-      </w:r>
-    </w:p>
-    <w:p>
-      <w:pPr>
-        <w:spacing w:after="120"/>
-      </w:pPr>
-      <w:r>
-        <w:rPr>
-          <w:b/>
-        </w:rPr>
-        <w:t>Planning (Ana, Bento).</w:t>
-      </w:r>
-    </w:p>
-    <w:p>
-      <w:pPr>
-        <w:spacing w:after="60"/>
-        <w:ind w:left="510" w:hanging="397"/>
-      </w:pPr>
-      <w:r>
-        <w:t xml:space="preserve">6.  Ana opens </w:t>
-      </w:r>
-      <w:r>
-        <w:rPr>
-          <w:b/>
-        </w:rPr>
-        <w:t>PAA Activities</w:t>
-      </w:r>
-      <w:r>
-        <w:t xml:space="preserve">. At the start of the year she presses </w:t>
-      </w:r>
-      <w:r>
-        <w:rPr>
-          <w:b/>
-        </w:rPr>
-        <w:t>Copy from last year</w:t>
-      </w:r>
-      <w:r>
-        <w:t xml:space="preserve"> (or </w:t>
-      </w:r>
-      <w:r>
-        <w:rPr>
-          <w:b/>
-        </w:rPr>
-        <w:t>+ New activity</w:t>
-      </w:r>
-      <w:r>
-        <w:t>).</w:t>
-      </w:r>
-    </w:p>
-    <w:p>
-      <w:pPr>
-        <w:spacing w:after="60"/>
-        <w:ind w:left="510" w:hanging="397"/>
-      </w:pPr>
-      <w:r>
-        <w:t xml:space="preserve">7.  For each activity she completes the dates and quarters, the </w:t>
-      </w:r>
-      <w:r>
-        <w:rPr>
-          <w:b/>
-        </w:rPr>
-        <w:t>indicators</w:t>
-      </w:r>
-      <w:r>
-        <w:t xml:space="preserve"> (target, baseline, actions with months) and the </w:t>
-      </w:r>
-      <w:r>
-        <w:rPr>
-          <w:b/>
-        </w:rPr>
-        <w:t>budget lines</w:t>
-      </w:r>
-      <w:r>
-        <w:t xml:space="preserve"> (category, amount, funding source).</w:t>
-      </w:r>
-    </w:p>
-    <w:p>
-      <w:pPr>
-        <w:spacing w:after="60"/>
-        <w:ind w:left="510" w:hanging="397"/>
-      </w:pPr>
-      <w:r>
-        <w:t xml:space="preserve">8.  Ana presses </w:t>
-      </w:r>
-      <w:r>
-        <w:rPr>
-          <w:b/>
-        </w:rPr>
-        <w:t>Submit</w:t>
-      </w:r>
-      <w:r>
-        <w:t xml:space="preserve">. The activity is </w:t>
-      </w:r>
-      <w:r>
-        <w:rPr>
-          <w:i/>
-        </w:rPr>
-        <w:t>Prepared</w:t>
-      </w:r>
-      <w:r>
-        <w:t>. Bento is notified.</w:t>
-      </w:r>
-    </w:p>
-    <w:p>
-      <w:pPr>
-        <w:spacing w:after="120"/>
-      </w:pPr>
-      <w:r>
-        <w:rPr>
-          <w:b/>
-        </w:rPr>
-        <w:t>Certify and approve (Bento, Dino, Carla).</w:t>
-      </w:r>
-    </w:p>
-    <w:p>
-      <w:pPr>
-        <w:spacing w:after="60"/>
-        <w:ind w:left="510" w:hanging="397"/>
-      </w:pPr>
-      <w:r>
-        <w:t xml:space="preserve">9.  If budget confirmation is on, Dino opens </w:t>
-      </w:r>
-      <w:r>
-        <w:rPr>
-          <w:b/>
-        </w:rPr>
-        <w:t>Budget review</w:t>
-      </w:r>
-      <w:r>
-        <w:t xml:space="preserve"> and confirms the lines.</w:t>
-      </w:r>
-    </w:p>
-    <w:p>
-      <w:pPr>
-        <w:spacing w:after="60"/>
-        <w:ind w:left="510" w:hanging="397"/>
-      </w:pPr>
-      <w:r>
-        <w:t xml:space="preserve">10.  Bento opens </w:t>
-      </w:r>
-      <w:r>
-        <w:rPr>
-          <w:b/>
-        </w:rPr>
-        <w:t>Approvals</w:t>
-      </w:r>
-      <w:r>
-        <w:t xml:space="preserve">, reads each activity and presses </w:t>
-      </w:r>
-      <w:r>
-        <w:rPr>
-          <w:b/>
-        </w:rPr>
-        <w:t>Certify</w:t>
-      </w:r>
-      <w:r>
-        <w:t xml:space="preserve">, or </w:t>
-      </w:r>
-      <w:r>
-        <w:rPr>
-          <w:b/>
-        </w:rPr>
-        <w:t>Return</w:t>
-      </w:r>
-      <w:r>
-        <w:t xml:space="preserve"> with a reason (Ana corrects and resubmits).</w:t>
-      </w:r>
-    </w:p>
-    <w:p>
-      <w:pPr>
-        <w:spacing w:after="60"/>
-        <w:ind w:left="510" w:hanging="397"/>
-      </w:pPr>
-      <w:r>
-        <w:t xml:space="preserve">11.  If the unit above validates first, its director presses </w:t>
-      </w:r>
-      <w:r>
-        <w:rPr>
-          <w:b/>
-        </w:rPr>
-        <w:t>Certify</w:t>
-      </w:r>
-      <w:r>
-        <w:t xml:space="preserve"> once more.</w:t>
-      </w:r>
-    </w:p>
-    <w:p>
-      <w:pPr>
-        <w:spacing w:after="60"/>
-        <w:ind w:left="510" w:hanging="397"/>
-      </w:pPr>
-      <w:r>
-        <w:t xml:space="preserve">12.  Carla opens </w:t>
-      </w:r>
-      <w:r>
-        <w:rPr>
-          <w:b/>
-        </w:rPr>
-        <w:t>Approvals</w:t>
-      </w:r>
-      <w:r>
-        <w:t xml:space="preserve"> and approves the activities, one by one or by selecting several and approving them together. Each approved activity is locked.</w:t>
-      </w:r>
-    </w:p>
-    <w:p>
-      <w:pPr>
-        <w:spacing w:after="60"/>
-        <w:ind w:left="510" w:hanging="397"/>
-      </w:pPr>
-      <w:r>
-        <w:t xml:space="preserve">13.  When all of her directorate's activities are decided, the inbox says the plan is ready. Carla opens </w:t>
-      </w:r>
-      <w:r>
-        <w:rPr>
-          <w:b/>
-        </w:rPr>
-        <w:t>PAA Activities → Show directorates → Finalize plan</w:t>
-      </w:r>
-      <w:r>
-        <w:t>, writes a remark and confirms. Her directorate takes no new activities.</w:t>
-      </w:r>
-    </w:p>
-    <w:p>
-      <w:pPr>
-        <w:spacing w:after="120"/>
-      </w:pPr>
-      <w:r>
-        <w:rPr>
-          <w:b/>
-        </w:rPr>
-        <w:t>Budget (Eva or the budget officer).</w:t>
-      </w:r>
-    </w:p>
-    <w:p>
-      <w:pPr>
-        <w:spacing w:after="60"/>
-        <w:ind w:left="510" w:hanging="397"/>
-      </w:pPr>
-      <w:r>
-        <w:t>14.  The plan is now in force: the amounts of each approved activity are what its unit may spend.</w:t>
-      </w:r>
-    </w:p>
-    <w:p>
-      <w:pPr>
-        <w:spacing w:after="60"/>
-        <w:ind w:left="510" w:hanging="397"/>
-      </w:pPr>
-      <w:r>
-        <w:t xml:space="preserve">15.  When something has to change (a cost went up, an action was added), the unit opens the approved activity, presses </w:t>
-      </w:r>
-      <w:r>
-        <w:rPr>
-          <w:b/>
-        </w:rPr>
-        <w:t>Revise</w:t>
-      </w:r>
-      <w:r>
-        <w:t xml:space="preserve"> and gives the reason; the activity is edited and goes through the chain again, while version 1 stays in force.</w:t>
-      </w:r>
-    </w:p>
-    <w:p>
-      <w:pPr>
-        <w:spacing w:after="60"/>
-        <w:ind w:left="510" w:hanging="397"/>
-      </w:pPr>
-      <w:r>
-        <w:t xml:space="preserve">16.  Carla approves the revision; it becomes </w:t>
-      </w:r>
-      <w:r>
-        <w:rPr>
-          <w:b/>
-        </w:rPr>
-        <w:t>version 2</w:t>
-      </w:r>
-      <w:r>
-        <w:t>, and the history shows both.</w:t>
-      </w:r>
-    </w:p>
-    <w:p>
-      <w:pPr>
-        <w:spacing w:after="120"/>
-      </w:pPr>
-      <w:r>
-        <w:rPr>
-          <w:b/>
-        </w:rPr>
-        <w:t>Execution (all year).</w:t>
-      </w:r>
-    </w:p>
-    <w:p>
-      <w:pPr>
-        <w:spacing w:after="60"/>
-        <w:ind w:left="510" w:hanging="397"/>
-      </w:pPr>
-      <w:r>
-        <w:t xml:space="preserve">17.  Each month, Ana opens </w:t>
-      </w:r>
-      <w:r>
-        <w:rPr>
-          <w:b/>
-        </w:rPr>
-        <w:t>Report execution</w:t>
-      </w:r>
-      <w:r>
-        <w:t xml:space="preserve">, chooses the month and the activity, and enters the amount each line </w:t>
-      </w:r>
-      <w:r>
-        <w:rPr>
-          <w:b/>
-        </w:rPr>
-        <w:t>executed</w:t>
-      </w:r>
-      <w:r>
-        <w:t>, and the narrative. She submits.</w:t>
-      </w:r>
-    </w:p>
-    <w:p>
-      <w:pPr>
-        <w:spacing w:after="60"/>
-        <w:ind w:left="510" w:hanging="397"/>
-      </w:pPr>
-      <w:r>
-        <w:t xml:space="preserve">18.  Dino (executed amounts) or Bento (executed amounts and indicators) opens the figures from </w:t>
-      </w:r>
-      <w:r>
-        <w:rPr>
-          <w:b/>
-        </w:rPr>
-        <w:t>Approvals</w:t>
-      </w:r>
-      <w:r>
-        <w:t xml:space="preserve"> and verifies or returns them.</w:t>
-      </w:r>
-    </w:p>
-    <w:p>
-      <w:pPr>
-        <w:spacing w:after="60"/>
-        <w:ind w:left="510" w:hanging="397"/>
-      </w:pPr>
-      <w:r>
-        <w:t xml:space="preserve">19.  At the end of the quarter, the unit reports the indicators; Carla opens </w:t>
-      </w:r>
-      <w:r>
-        <w:rPr>
-          <w:b/>
-        </w:rPr>
-        <w:t>Compile the quarter</w:t>
-      </w:r>
-      <w:r>
-        <w:t xml:space="preserve">, presses </w:t>
-      </w:r>
-      <w:r>
-        <w:rPr>
-          <w:b/>
-        </w:rPr>
-        <w:t>Draft from the reports</w:t>
-      </w:r>
-      <w:r>
-        <w:t>, edits and saves.</w:t>
-      </w:r>
-    </w:p>
-    <w:p>
-      <w:pPr>
-        <w:spacing w:after="120"/>
-      </w:pPr>
-      <w:r>
-        <w:rPr>
-          <w:b/>
-        </w:rPr>
-        <w:t>Reporting.</w:t>
-      </w:r>
-    </w:p>
-    <w:p>
-      <w:pPr>
-        <w:spacing w:after="60"/>
-        <w:ind w:left="510" w:hanging="397"/>
-      </w:pPr>
-      <w:r>
-        <w:t xml:space="preserve">20.  Anyone with the right role opens </w:t>
-      </w:r>
-      <w:r>
-        <w:rPr>
-          <w:b/>
-        </w:rPr>
-        <w:t>Reporting</w:t>
-      </w:r>
-      <w:r>
-        <w:t xml:space="preserve"> and </w:t>
-      </w:r>
-      <w:r>
-        <w:rPr>
-          <w:b/>
-        </w:rPr>
-        <w:t>Final plan report</w:t>
-      </w:r>
-      <w:r>
-        <w:t xml:space="preserve"> (Complete or Summary), the </w:t>
-      </w:r>
-      <w:r>
-        <w:rPr>
-          <w:b/>
-        </w:rPr>
-        <w:t>Performance report</w:t>
-      </w:r>
-      <w:r>
-        <w:t xml:space="preserve"> and the </w:t>
-      </w:r>
-      <w:r>
-        <w:rPr>
-          <w:b/>
-        </w:rPr>
-        <w:t>Implementation plan</w:t>
-      </w:r>
-      <w:r>
-        <w:t xml:space="preserve"> of a unit, and prints or downloads the PDF.</w:t>
-      </w:r>
-    </w:p>
-    <w:p>
-      <w:pPr>
-        <w:pStyle w:val="Heading2"/>
-      </w:pPr>
-      <w:r>
-        <w:t>Scenario A: a director is away for two weeks</w:t>
-      </w:r>
-    </w:p>
-    <w:p>
-      <w:pPr>
-        <w:spacing w:after="120"/>
-      </w:pPr>
-      <w:r>
-        <w:t xml:space="preserve">Bento is on leave and activities wait for certification. Carla opens </w:t>
-      </w:r>
-      <w:r>
-        <w:rPr>
-          <w:b/>
-        </w:rPr>
-        <w:t>Approvals → Interim approvers</w:t>
-      </w:r>
-      <w:r>
-        <w:t>, picks the unit, appoints Fernanda from the 10th to the 24th. Fernanda can certify and approve for that unit until the 24th or until Carla revokes it.</w:t>
-      </w:r>
-    </w:p>
-    <w:p>
-      <w:pPr>
-        <w:pStyle w:val="Heading2"/>
-      </w:pPr>
-      <w:r>
-        <w:t>Scenario B: a reorganisation</w:t>
-      </w:r>
-    </w:p>
-    <w:p>
-      <w:pPr>
-        <w:spacing w:after="120"/>
-      </w:pPr>
-      <w:r>
-        <w:t xml:space="preserve">A unit moves from Directorate X to Directorate Y, and Bento is replaced by Gil. The administrator edits the unit and changes its </w:t>
-      </w:r>
-      <w:r>
-        <w:rPr>
-          <w:b/>
-        </w:rPr>
-        <w:t>parent</w:t>
-      </w:r>
-      <w:r>
-        <w:t xml:space="preserve"> to Y; the heads and lists above now belong to Y, and pending work follows. Then </w:t>
-      </w:r>
-      <w:r>
-        <w:rPr>
-          <w:i/>
-        </w:rPr>
-        <w:t>Approval lists → Replace someone in every list</w:t>
-      </w:r>
-      <w:r>
-        <w:t>: Bento leaves, Gil takes over.</w:t>
-      </w:r>
-    </w:p>
-    <w:p>
-      <w:pPr>
-        <w:pStyle w:val="Heading2"/>
-      </w:pPr>
-      <w:r>
-        <w:t>Scenario C: three signatures on the final approval</w:t>
-      </w:r>
-    </w:p>
-    <w:p>
-      <w:pPr>
-        <w:spacing w:after="120"/>
-      </w:pPr>
-      <w:r>
-        <w:t xml:space="preserve">A directorate wants the head of the directorate, the legal adviser and the director of finance to approve every activity, in that order. In </w:t>
-      </w:r>
-      <w:r>
-        <w:rPr>
-          <w:b/>
-        </w:rPr>
-        <w:t>Approval lists</w:t>
-      </w:r>
-      <w:r>
-        <w:t xml:space="preserve">, add the three people to </w:t>
-      </w:r>
-      <w:r>
-        <w:rPr>
-          <w:b/>
-        </w:rPr>
-        <w:t>Approve</w:t>
-      </w:r>
-      <w:r>
-        <w:t xml:space="preserve">, tick </w:t>
-      </w:r>
-      <w:r>
-        <w:rPr>
-          <w:b/>
-        </w:rPr>
-        <w:t>Everyone signs, in the order listed</w:t>
-      </w:r>
-      <w:r>
-        <w:t xml:space="preserve">. Each signs in turn; the activity is </w:t>
-      </w:r>
-      <w:r>
-        <w:rPr>
-          <w:i/>
-        </w:rPr>
-        <w:t>Approved</w:t>
-      </w:r>
-      <w:r>
-        <w:t xml:space="preserve"> after the third. If the third returns it, a new round starts and the first two signatures stay on record as voided.</w:t>
-      </w:r>
-    </w:p>
-    <w:p>
-      <w:r>
-        <w:br w:type="page"/>
-      </w:r>
-    </w:p>
-    <w:p>
-      <w:pPr>
-        <w:pStyle w:val="Heading1"/>
-      </w:pPr>
-      <w:r>
-        <w:t>13. Administration</w:t>
-      </w:r>
-    </w:p>
-    <w:p>
-      <w:pPr>
-        <w:pStyle w:val="Heading2"/>
-      </w:pPr>
-      <w:r>
-        <w:t>13.1 Users and roles</w:t>
-      </w:r>
-    </w:p>
-    <w:p>
-      <w:pPr>
-        <w:spacing w:after="120"/>
-      </w:pPr>
-      <w:r>
-        <w:t>See 4.4. Deactivate rather than delete someone who has acted: their name stays on the records they made.</w:t>
-      </w:r>
-    </w:p>
-    <w:p>
-      <w:pPr>
-        <w:pStyle w:val="Heading2"/>
-      </w:pPr>
-      <w:r>
-        <w:t>13.2 The audit log</w:t>
+        <w:t>10.5 Compile the quarter</w:t>
       </w:r>
     </w:p>
     <w:p>
@@ -8098,7 +7329,7 @@
               <a:graphicData uri="http://schemas.openxmlformats.org/drawingml/2006/picture">
                 <pic:pic>
                   <pic:nvPicPr>
-                    <pic:cNvPr id="0" name="audit.png"/>
+                    <pic:cNvPr id="0" name="compile.png"/>
                     <pic:cNvPicPr/>
                   </pic:nvPicPr>
                   <pic:blipFill>
@@ -8128,6 +7359,1366 @@
           <w:color w:val="7A8CA3"/>
           <w:sz w:val="17"/>
         </w:rPr>
+        <w:t>Compile the quarter</w:t>
+      </w:r>
+    </w:p>
+    <w:p>
+      <w:pPr>
+        <w:spacing w:after="120"/>
+      </w:pPr>
+      <w:r>
+        <w:rPr>
+          <w:b/>
+        </w:rPr>
+        <w:t>Execute → Compile the quarter</w:t>
+      </w:r>
+      <w:r>
+        <w:t xml:space="preserve"> (directors and administrators): choose the </w:t>
+      </w:r>
+      <w:r>
+        <w:rPr>
+          <w:b/>
+        </w:rPr>
+        <w:t>quarter</w:t>
+      </w:r>
+      <w:r>
+        <w:t xml:space="preserve">. For each activity the system shows what the unit reported; press </w:t>
+      </w:r>
+      <w:r>
+        <w:rPr>
+          <w:b/>
+        </w:rPr>
+        <w:t>Draft from the reports</w:t>
+      </w:r>
+      <w:r>
+        <w:t xml:space="preserve"> to prepare the text (</w:t>
+      </w:r>
+      <w:r>
+        <w:rPr>
+          <w:i/>
+        </w:rPr>
+        <w:t>Results achieved</w:t>
+      </w:r>
+      <w:r>
+        <w:t xml:space="preserve"> and </w:t>
+      </w:r>
+      <w:r>
+        <w:rPr>
+          <w:i/>
+        </w:rPr>
+        <w:t>Implementation constraints</w:t>
+      </w:r>
+      <w:r>
+        <w:t xml:space="preserve">), edit it, and </w:t>
+      </w:r>
+      <w:r>
+        <w:rPr>
+          <w:b/>
+        </w:rPr>
+        <w:t>Save</w:t>
+      </w:r>
+      <w:r>
+        <w:t>. What the unit wrote is kept as it was. This becomes the text of the ministry's report.</w:t>
+      </w:r>
+    </w:p>
+    <w:p>
+      <w:pPr>
+        <w:pStyle w:val="Heading2"/>
+      </w:pPr>
+      <w:r>
+        <w:t>10.6 Performance</w:t>
+      </w:r>
+    </w:p>
+    <w:p>
+      <w:r>
+        <w:drawing>
+          <wp:inline xmlns:a="http://schemas.openxmlformats.org/drawingml/2006/main" xmlns:pic="http://schemas.openxmlformats.org/drawingml/2006/picture">
+            <wp:extent cx="5832000" cy="3645000"/>
+            <wp:docPr id="27" name="Picture 27"/>
+            <wp:cNvGraphicFramePr>
+              <a:graphicFrameLocks noChangeAspect="1"/>
+            </wp:cNvGraphicFramePr>
+            <a:graphic>
+              <a:graphicData uri="http://schemas.openxmlformats.org/drawingml/2006/picture">
+                <pic:pic>
+                  <pic:nvPicPr>
+                    <pic:cNvPr id="0" name="performance.png"/>
+                    <pic:cNvPicPr/>
+                  </pic:nvPicPr>
+                  <pic:blipFill>
+                    <a:blip r:embed="rId34"/>
+                    <a:stretch>
+                      <a:fillRect/>
+                    </a:stretch>
+                  </pic:blipFill>
+                  <pic:spPr>
+                    <a:xfrm>
+                      <a:off x="0" y="0"/>
+                      <a:ext cx="5832000" cy="3645000"/>
+                    </a:xfrm>
+                    <a:prstGeom prst="rect"/>
+                  </pic:spPr>
+                </pic:pic>
+              </a:graphicData>
+            </a:graphic>
+          </wp:inline>
+        </w:drawing>
+      </w:r>
+    </w:p>
+    <w:p>
+      <w:r>
+        <w:rPr>
+          <w:i/>
+          <w:color w:val="7A8CA3"/>
+          <w:sz w:val="17"/>
+        </w:rPr>
+        <w:t>Performance</w:t>
+      </w:r>
+    </w:p>
+    <w:p>
+      <w:pPr>
+        <w:spacing w:after="120"/>
+      </w:pPr>
+      <w:r>
+        <w:rPr>
+          <w:b/>
+        </w:rPr>
+        <w:t>Insights → Performance</w:t>
+      </w:r>
+      <w:r>
+        <w:t>: executed and delivered against the plan, by quarter and programme, with the activities falling behind.</w:t>
+      </w:r>
+    </w:p>
+    <w:p>
+      <w:r>
+        <w:br w:type="page"/>
+      </w:r>
+    </w:p>
+    <w:p>
+      <w:pPr>
+        <w:pStyle w:val="Heading1"/>
+      </w:pPr>
+      <w:r>
+        <w:t>11. Reports, dashboard and printed forms</w:t>
+      </w:r>
+    </w:p>
+    <w:p>
+      <w:pPr>
+        <w:pStyle w:val="Heading2"/>
+      </w:pPr>
+      <w:r>
+        <w:t>11.1 The dashboard and Reporting page</w:t>
+      </w:r>
+    </w:p>
+    <w:p>
+      <w:pPr>
+        <w:spacing w:after="120"/>
+      </w:pPr>
+      <w:r>
+        <w:t xml:space="preserve">The </w:t>
+      </w:r>
+      <w:r>
+        <w:rPr>
+          <w:b/>
+        </w:rPr>
+        <w:t>Dashboard</w:t>
+      </w:r>
+      <w:r>
+        <w:t xml:space="preserve"> (Part 1.3) and </w:t>
+      </w:r>
+      <w:r>
+        <w:rPr>
+          <w:b/>
+        </w:rPr>
+        <w:t>Insights → Reporting</w:t>
+      </w:r>
+      <w:r>
+        <w:t xml:space="preserve"> show the annual performance report: planned and approved by unit, rolled up the tree, with </w:t>
+      </w:r>
+      <w:r>
+        <w:rPr>
+          <w:b/>
+        </w:rPr>
+        <w:t>Export Data</w:t>
+      </w:r>
+      <w:r>
+        <w:t xml:space="preserve"> (CSV), </w:t>
+      </w:r>
+      <w:r>
+        <w:rPr>
+          <w:b/>
+        </w:rPr>
+        <w:t>Final plan report</w:t>
+      </w:r>
+      <w:r>
+        <w:t xml:space="preserve"> and </w:t>
+      </w:r>
+      <w:r>
+        <w:rPr>
+          <w:b/>
+        </w:rPr>
+        <w:t>Print Report</w:t>
+      </w:r>
+      <w:r>
+        <w:t xml:space="preserve">. </w:t>
+      </w:r>
+      <w:r>
+        <w:rPr>
+          <w:i/>
+        </w:rPr>
+        <w:t>Print Report</w:t>
+      </w:r>
+      <w:r>
+        <w:t xml:space="preserve"> downloads the annual report as a </w:t>
+      </w:r>
+      <w:r>
+        <w:rPr>
+          <w:b/>
+        </w:rPr>
+        <w:t>PDF document</w:t>
+      </w:r>
+      <w:r>
+        <w:t xml:space="preserve"> (A4 landscape, with the institution's name, a reference such as </w:t>
+      </w:r>
+      <w:r>
+        <w:rPr>
+          <w:rFonts w:ascii="Consolas" w:hAnsi="Consolas"/>
+          <w:sz w:val="19"/>
+        </w:rPr>
+        <w:t>PAA-2027</w:t>
+      </w:r>
+      <w:r>
+        <w:t xml:space="preserve">, who made it and when, the units rolled up, and the programmes with their categories, activities and indicators), not the browser's print of the page. If the plan is not fully approved yet, you are asked to confirm first and the document carries a </w:t>
+      </w:r>
+      <w:r>
+        <w:rPr>
+          <w:i/>
+        </w:rPr>
+        <w:t>Draft state</w:t>
+      </w:r>
+      <w:r>
+        <w:t xml:space="preserve"> line.</w:t>
+      </w:r>
+    </w:p>
+    <w:p>
+      <w:pPr>
+        <w:pStyle w:val="Heading2"/>
+      </w:pPr>
+      <w:r>
+        <w:t>11.2 The final plan report</w:t>
+      </w:r>
+    </w:p>
+    <w:p>
+      <w:r>
+        <w:drawing>
+          <wp:inline xmlns:a="http://schemas.openxmlformats.org/drawingml/2006/main" xmlns:pic="http://schemas.openxmlformats.org/drawingml/2006/picture">
+            <wp:extent cx="5832000" cy="3645000"/>
+            <wp:docPr id="28" name="Picture 28"/>
+            <wp:cNvGraphicFramePr>
+              <a:graphicFrameLocks noChangeAspect="1"/>
+            </wp:cNvGraphicFramePr>
+            <a:graphic>
+              <a:graphicData uri="http://schemas.openxmlformats.org/drawingml/2006/picture">
+                <pic:pic>
+                  <pic:nvPicPr>
+                    <pic:cNvPr id="0" name="approved-plan.png"/>
+                    <pic:cNvPicPr/>
+                  </pic:nvPicPr>
+                  <pic:blipFill>
+                    <a:blip r:embed="rId35"/>
+                    <a:stretch>
+                      <a:fillRect/>
+                    </a:stretch>
+                  </pic:blipFill>
+                  <pic:spPr>
+                    <a:xfrm>
+                      <a:off x="0" y="0"/>
+                      <a:ext cx="5832000" cy="3645000"/>
+                    </a:xfrm>
+                    <a:prstGeom prst="rect"/>
+                  </pic:spPr>
+                </pic:pic>
+              </a:graphicData>
+            </a:graphic>
+          </wp:inline>
+        </w:drawing>
+      </w:r>
+    </w:p>
+    <w:p>
+      <w:r>
+        <w:rPr>
+          <w:i/>
+          <w:color w:val="7A8CA3"/>
+          <w:sz w:val="17"/>
+        </w:rPr>
+        <w:t>The approved plan report</w:t>
+      </w:r>
+    </w:p>
+    <w:p>
+      <w:pPr>
+        <w:spacing w:after="120"/>
+      </w:pPr>
+      <w:r>
+        <w:rPr>
+          <w:b/>
+        </w:rPr>
+        <w:t>Reporting → Final plan report</w:t>
+      </w:r>
+      <w:r>
+        <w:t xml:space="preserve"> is the plan of approved activities in the layout of the Ministry of Finance form (A4 landscape): programme and subprogramme bands, each activity with its indicators, baseline, target, means of verification, unit, funding source, the quarterly implementation schedule and the amount by economic category. It carries a document reference such as </w:t>
+      </w:r>
+      <w:r>
+        <w:rPr>
+          <w:rFonts w:ascii="Consolas" w:hAnsi="Consolas"/>
+          <w:sz w:val="19"/>
+        </w:rPr>
+        <w:t>PAA-2027</w:t>
+      </w:r>
+      <w:r>
+        <w:t>; each export is also recorded in the audit log, with a code that identifies the exact content of the plan it came from.</w:t>
+      </w:r>
+    </w:p>
+    <w:p>
+      <w:pPr>
+        <w:spacing w:after="120"/>
+      </w:pPr>
+      <w:r>
+        <w:t xml:space="preserve">Choose </w:t>
+      </w:r>
+      <w:r>
+        <w:rPr>
+          <w:b/>
+        </w:rPr>
+        <w:t>Complete report</w:t>
+      </w:r>
+      <w:r>
+        <w:t xml:space="preserve"> or </w:t>
+      </w:r>
+      <w:r>
+        <w:rPr>
+          <w:b/>
+        </w:rPr>
+        <w:t>Summary</w:t>
+      </w:r>
+      <w:r>
+        <w:t xml:space="preserve"> from the selector. </w:t>
+      </w:r>
+      <w:r>
+        <w:rPr>
+          <w:b/>
+        </w:rPr>
+        <w:t>Print</w:t>
+      </w:r>
+      <w:r>
+        <w:t xml:space="preserve"> to paper or </w:t>
+      </w:r>
+      <w:r>
+        <w:rPr>
+          <w:b/>
+        </w:rPr>
+        <w:t>Download PDF</w:t>
+      </w:r>
+      <w:r>
+        <w:t>. The report is of the plan; it is not addressed to anyone.</w:t>
+      </w:r>
+    </w:p>
+    <w:p>
+      <w:pPr>
+        <w:spacing w:after="120"/>
+      </w:pPr>
+      <w:r>
+        <w:rPr>
+          <w:b/>
+        </w:rPr>
+        <w:t>A warning before you print.</w:t>
+      </w:r>
+      <w:r>
+        <w:t xml:space="preserve"> If the plan is not fully approved (activities not yet submitted or waiting for a decision) or a directorate has not finalized, the application says so and asks you to confirm before printing or downloading, and the document carries a </w:t>
+      </w:r>
+      <w:r>
+        <w:rPr>
+          <w:i/>
+        </w:rPr>
+        <w:t>Draft state</w:t>
+      </w:r>
+      <w:r>
+        <w:t xml:space="preserve"> line with the same words. The implementation plan and the performance report do the same. The institution's </w:t>
+      </w:r>
+      <w:r>
+        <w:rPr>
+          <w:b/>
+        </w:rPr>
+        <w:t>logo</w:t>
+      </w:r>
+      <w:r>
+        <w:t xml:space="preserve"> (System → Settings → Logo and browser icon) is printed above the header of these reports and of the annual report, when the institution has one.</w:t>
+      </w:r>
+    </w:p>
+    <w:p>
+      <w:pPr>
+        <w:pStyle w:val="Heading2"/>
+      </w:pPr>
+      <w:r>
+        <w:t>11.3 The implementation plan, per unit</w:t>
+      </w:r>
+    </w:p>
+    <w:p>
+      <w:r>
+        <w:drawing>
+          <wp:inline xmlns:a="http://schemas.openxmlformats.org/drawingml/2006/main" xmlns:pic="http://schemas.openxmlformats.org/drawingml/2006/picture">
+            <wp:extent cx="5832000" cy="3645000"/>
+            <wp:docPr id="29" name="Picture 29"/>
+            <wp:cNvGraphicFramePr>
+              <a:graphicFrameLocks noChangeAspect="1"/>
+            </wp:cNvGraphicFramePr>
+            <a:graphic>
+              <a:graphicData uri="http://schemas.openxmlformats.org/drawingml/2006/picture">
+                <pic:pic>
+                  <pic:nvPicPr>
+                    <pic:cNvPr id="0" name="implementation-plan.png"/>
+                    <pic:cNvPicPr/>
+                  </pic:nvPicPr>
+                  <pic:blipFill>
+                    <a:blip r:embed="rId36"/>
+                    <a:stretch>
+                      <a:fillRect/>
+                    </a:stretch>
+                  </pic:blipFill>
+                  <pic:spPr>
+                    <a:xfrm>
+                      <a:off x="0" y="0"/>
+                      <a:ext cx="5832000" cy="3645000"/>
+                    </a:xfrm>
+                    <a:prstGeom prst="rect"/>
+                  </pic:spPr>
+                </pic:pic>
+              </a:graphicData>
+            </a:graphic>
+          </wp:inline>
+        </w:drawing>
+      </w:r>
+    </w:p>
+    <w:p>
+      <w:r>
+        <w:rPr>
+          <w:i/>
+          <w:color w:val="7A8CA3"/>
+          <w:sz w:val="17"/>
+        </w:rPr>
+        <w:t>Implementation plan</w:t>
+      </w:r>
+    </w:p>
+    <w:p>
+      <w:pPr>
+        <w:spacing w:after="120"/>
+      </w:pPr>
+      <w:r>
+        <w:rPr>
+          <w:b/>
+        </w:rPr>
+        <w:t>Plan → Plan cycle → Where things are done → Implementation plan</w:t>
+      </w:r>
+      <w:r>
+        <w:t xml:space="preserve">: choose a unit at the top of the form and print it: each activity with its indicators and its numbered </w:t>
+      </w:r>
+      <w:r>
+        <w:rPr>
+          <w:b/>
+        </w:rPr>
+        <w:t>actions</w:t>
+      </w:r>
+      <w:r>
+        <w:t xml:space="preserve">, a </w:t>
+      </w:r>
+      <w:r>
+        <w:rPr>
+          <w:b/>
+        </w:rPr>
+        <w:t>Jan–Dec grid</w:t>
+      </w:r>
+      <w:r>
+        <w:t xml:space="preserve"> grouped by quarter with the months of each action shaded, the </w:t>
+      </w:r>
+      <w:r>
+        <w:rPr>
+          <w:b/>
+        </w:rPr>
+        <w:t>budget allocated</w:t>
+      </w:r>
+      <w:r>
+        <w:t xml:space="preserve"> per indicator, and the </w:t>
+      </w:r>
+      <w:r>
+        <w:rPr>
+          <w:i/>
+        </w:rPr>
+        <w:t>Prepared by / Approved by</w:t>
+      </w:r>
+      <w:r>
+        <w:t xml:space="preserve"> names taken from the unit's approval lists. By default it lists approved activities; tick </w:t>
+      </w:r>
+      <w:r>
+        <w:rPr>
+          <w:i/>
+        </w:rPr>
+        <w:t>Include activities not yet approved</w:t>
+      </w:r>
+      <w:r>
+        <w:t xml:space="preserve"> for a working copy.</w:t>
+      </w:r>
+    </w:p>
+    <w:p>
+      <w:pPr>
+        <w:pStyle w:val="Heading2"/>
+      </w:pPr>
+      <w:r>
+        <w:t>11.4 The performance report (monthly or quarterly)</w:t>
+      </w:r>
+    </w:p>
+    <w:p>
+      <w:pPr>
+        <w:spacing w:after="120"/>
+      </w:pPr>
+      <w:r>
+        <w:rPr>
+          <w:b/>
+        </w:rPr>
+        <w:t>Plan → Plan cycle → Where things are done → Performance report</w:t>
+      </w:r>
+      <w:r>
+        <w:t xml:space="preserve"> (or the </w:t>
+      </w:r>
+      <w:r>
+        <w:rPr>
+          <w:i/>
+        </w:rPr>
+        <w:t>Performance report</w:t>
+      </w:r>
+      <w:r>
+        <w:t xml:space="preserve"> button of </w:t>
+      </w:r>
+      <w:r>
+        <w:rPr>
+          <w:i/>
+        </w:rPr>
+        <w:t>Report execution</w:t>
+      </w:r>
+      <w:r>
+        <w:t xml:space="preserve">): choose monthly or quarterly and the period. It prints in the same MoF layout with the narratives, the verified spending and the indicator results. </w:t>
+      </w:r>
+      <w:r>
+        <w:rPr>
+          <w:b/>
+        </w:rPr>
+        <w:t>Print</w:t>
+      </w:r>
+      <w:r>
+        <w:t xml:space="preserve"> or </w:t>
+      </w:r>
+      <w:r>
+        <w:rPr>
+          <w:b/>
+        </w:rPr>
+        <w:t>PDF</w:t>
+      </w:r>
+      <w:r>
+        <w:t>.</w:t>
+      </w:r>
+    </w:p>
+    <w:p>
+      <w:pPr>
+        <w:pStyle w:val="Heading2"/>
+      </w:pPr>
+      <w:r>
+        <w:t>11.5 Notifications and e-mail</w:t>
+      </w:r>
+    </w:p>
+    <w:p>
+      <w:pPr>
+        <w:spacing w:after="120"/>
+      </w:pPr>
+      <w:r>
+        <w:t xml:space="preserve">Notifications are delivered inside the application as soon as the action happens, and appear in the </w:t>
+      </w:r>
+      <w:r>
+        <w:rPr>
+          <w:b/>
+        </w:rPr>
+        <w:t>bell</w:t>
+      </w:r>
+      <w:r>
+        <w:t xml:space="preserve"> at the top. While a page is open the bell checks for new ones every 20 seconds and shows a short message when one arrives; you do not have to reload.</w:t>
+      </w:r>
+    </w:p>
+    <w:p>
+      <w:pPr>
+        <w:spacing w:after="120"/>
+      </w:pPr>
+      <w:r>
+        <w:rPr>
+          <w:b/>
+        </w:rPr>
+        <w:t>E-mail.</w:t>
+      </w:r>
+      <w:r>
+        <w:t xml:space="preserve"> An administrator can switch on </w:t>
+      </w:r>
+      <w:r>
+        <w:rPr>
+          <w:b/>
+        </w:rPr>
+        <w:t>System → Settings → Send notifications by e-mail</w:t>
+      </w:r>
+      <w:r>
+        <w:t xml:space="preserve">. Every notification is then also e-mailed to the people who have not opted out; each person chooses in </w:t>
+      </w:r>
+      <w:r>
+        <w:rPr>
+          <w:b/>
+        </w:rPr>
+        <w:t>Profile → Also send me notifications by e-mail</w:t>
+      </w:r>
+      <w:r>
+        <w:t>. The mail is sent in the background, so a slow mail server never holds up what you are doing. It needs the server's mail settings and a running queue worker (the Docker stack includes one). The bell is never optional.</w:t>
+      </w:r>
+    </w:p>
+    <w:p>
+      <w:r>
+        <w:br w:type="page"/>
+      </w:r>
+    </w:p>
+    <w:p>
+      <w:pPr>
+        <w:pStyle w:val="Heading1"/>
+      </w:pPr>
+      <w:r>
+        <w:t>12. A whole year, step by step (tutorial)</w:t>
+      </w:r>
+    </w:p>
+    <w:p>
+      <w:pPr>
+        <w:spacing w:after="120"/>
+      </w:pPr>
+      <w:r>
+        <w:t>Follow Ana (technical officer), Bento (director of a unit), Carla (head of a directorate), Dino (finance) and Eva (administrator).</w:t>
+      </w:r>
+    </w:p>
+    <w:p>
+      <w:pPr>
+        <w:spacing w:after="120"/>
+      </w:pPr>
+      <w:r>
+        <w:rPr>
+          <w:b/>
+        </w:rPr>
+        <w:t>Before the year (Eva).</w:t>
+      </w:r>
+    </w:p>
+    <w:p>
+      <w:pPr>
+        <w:spacing w:after="60"/>
+        <w:ind w:left="510" w:hanging="397"/>
+      </w:pPr>
+      <w:r>
+        <w:t xml:space="preserve">1.  </w:t>
+      </w:r>
+      <w:r>
+        <w:rPr>
+          <w:i/>
+        </w:rPr>
+        <w:t>Settings</w:t>
+      </w:r>
+      <w:r>
+        <w:t>: check the institution's name, the level and the approval chain.</w:t>
+      </w:r>
+    </w:p>
+    <w:p>
+      <w:pPr>
+        <w:spacing w:after="60"/>
+        <w:ind w:left="510" w:hanging="397"/>
+      </w:pPr>
+      <w:r>
+        <w:t xml:space="preserve">2.  </w:t>
+      </w:r>
+      <w:r>
+        <w:rPr>
+          <w:i/>
+        </w:rPr>
+        <w:t>Structure</w:t>
+      </w:r>
+      <w:r>
+        <w:t xml:space="preserve">: make sure the directorate and its units exist; add the </w:t>
+      </w:r>
+      <w:r>
+        <w:rPr>
+          <w:b/>
+        </w:rPr>
+        <w:t>programmes and subprogrammes</w:t>
+      </w:r>
+      <w:r>
+        <w:t xml:space="preserve"> for the new year.</w:t>
+      </w:r>
+    </w:p>
+    <w:p>
+      <w:pPr>
+        <w:spacing w:after="60"/>
+        <w:ind w:left="510" w:hanging="397"/>
+      </w:pPr>
+      <w:r>
+        <w:t xml:space="preserve">3.  </w:t>
+      </w:r>
+      <w:r>
+        <w:rPr>
+          <w:i/>
+        </w:rPr>
+        <w:t>System Users</w:t>
+      </w:r>
+      <w:r>
+        <w:t>: give every unit its technical officer and its director.</w:t>
+      </w:r>
+    </w:p>
+    <w:p>
+      <w:pPr>
+        <w:spacing w:after="60"/>
+        <w:ind w:left="510" w:hanging="397"/>
+      </w:pPr>
+      <w:r>
+        <w:t xml:space="preserve">4.  </w:t>
+      </w:r>
+      <w:r>
+        <w:rPr>
+          <w:i/>
+        </w:rPr>
+        <w:t>Calendar</w:t>
+      </w:r>
+      <w:r>
+        <w:t>: set the dates for submitting, approving and finalizing the plan, and for the months and quarters of reporting.</w:t>
+      </w:r>
+    </w:p>
+    <w:p>
+      <w:pPr>
+        <w:spacing w:after="60"/>
+        <w:ind w:left="510" w:hanging="397"/>
+      </w:pPr>
+      <w:r>
+        <w:t xml:space="preserve">5.  Optionally name </w:t>
+      </w:r>
+      <w:r>
+        <w:rPr>
+          <w:b/>
+        </w:rPr>
+        <w:t>approval lists</w:t>
+      </w:r>
+      <w:r>
+        <w:t xml:space="preserve"> for the units that need named people.</w:t>
+      </w:r>
+    </w:p>
+    <w:p>
+      <w:pPr>
+        <w:spacing w:after="120"/>
+      </w:pPr>
+      <w:r>
+        <w:rPr>
+          <w:b/>
+        </w:rPr>
+        <w:t>Planning (Ana, Bento).</w:t>
+      </w:r>
+    </w:p>
+    <w:p>
+      <w:pPr>
+        <w:spacing w:after="60"/>
+        <w:ind w:left="510" w:hanging="397"/>
+      </w:pPr>
+      <w:r>
+        <w:t xml:space="preserve">6.  Ana opens </w:t>
+      </w:r>
+      <w:r>
+        <w:rPr>
+          <w:b/>
+        </w:rPr>
+        <w:t>PAA Activities</w:t>
+      </w:r>
+      <w:r>
+        <w:t xml:space="preserve">. At the start of the year she presses </w:t>
+      </w:r>
+      <w:r>
+        <w:rPr>
+          <w:b/>
+        </w:rPr>
+        <w:t>Copy from last year</w:t>
+      </w:r>
+      <w:r>
+        <w:t xml:space="preserve"> (or </w:t>
+      </w:r>
+      <w:r>
+        <w:rPr>
+          <w:b/>
+        </w:rPr>
+        <w:t>+ New activity</w:t>
+      </w:r>
+      <w:r>
+        <w:t>).</w:t>
+      </w:r>
+    </w:p>
+    <w:p>
+      <w:pPr>
+        <w:spacing w:after="60"/>
+        <w:ind w:left="510" w:hanging="397"/>
+      </w:pPr>
+      <w:r>
+        <w:t xml:space="preserve">7.  For each activity she completes the dates and quarters, the </w:t>
+      </w:r>
+      <w:r>
+        <w:rPr>
+          <w:b/>
+        </w:rPr>
+        <w:t>indicators</w:t>
+      </w:r>
+      <w:r>
+        <w:t xml:space="preserve"> (target, baseline, actions with months) and the </w:t>
+      </w:r>
+      <w:r>
+        <w:rPr>
+          <w:b/>
+        </w:rPr>
+        <w:t>budget lines</w:t>
+      </w:r>
+      <w:r>
+        <w:t xml:space="preserve"> (category, amount, funding source).</w:t>
+      </w:r>
+    </w:p>
+    <w:p>
+      <w:pPr>
+        <w:spacing w:after="60"/>
+        <w:ind w:left="510" w:hanging="397"/>
+      </w:pPr>
+      <w:r>
+        <w:t xml:space="preserve">8.  Ana presses </w:t>
+      </w:r>
+      <w:r>
+        <w:rPr>
+          <w:b/>
+        </w:rPr>
+        <w:t>Submit</w:t>
+      </w:r>
+      <w:r>
+        <w:t xml:space="preserve">. The activity is </w:t>
+      </w:r>
+      <w:r>
+        <w:rPr>
+          <w:i/>
+        </w:rPr>
+        <w:t>Prepared</w:t>
+      </w:r>
+      <w:r>
+        <w:t>. Bento is notified.</w:t>
+      </w:r>
+    </w:p>
+    <w:p>
+      <w:pPr>
+        <w:spacing w:after="120"/>
+      </w:pPr>
+      <w:r>
+        <w:rPr>
+          <w:b/>
+        </w:rPr>
+        <w:t>Certify and approve (Bento, Dino, Carla).</w:t>
+      </w:r>
+    </w:p>
+    <w:p>
+      <w:pPr>
+        <w:spacing w:after="60"/>
+        <w:ind w:left="510" w:hanging="397"/>
+      </w:pPr>
+      <w:r>
+        <w:t xml:space="preserve">9.  If budget confirmation is on, Dino opens </w:t>
+      </w:r>
+      <w:r>
+        <w:rPr>
+          <w:b/>
+        </w:rPr>
+        <w:t>Budget review</w:t>
+      </w:r>
+      <w:r>
+        <w:t xml:space="preserve"> and confirms the lines.</w:t>
+      </w:r>
+    </w:p>
+    <w:p>
+      <w:pPr>
+        <w:spacing w:after="60"/>
+        <w:ind w:left="510" w:hanging="397"/>
+      </w:pPr>
+      <w:r>
+        <w:t xml:space="preserve">10.  Bento opens </w:t>
+      </w:r>
+      <w:r>
+        <w:rPr>
+          <w:b/>
+        </w:rPr>
+        <w:t>Approvals</w:t>
+      </w:r>
+      <w:r>
+        <w:t xml:space="preserve">, reads each activity and presses </w:t>
+      </w:r>
+      <w:r>
+        <w:rPr>
+          <w:b/>
+        </w:rPr>
+        <w:t>Certify</w:t>
+      </w:r>
+      <w:r>
+        <w:t xml:space="preserve">, or </w:t>
+      </w:r>
+      <w:r>
+        <w:rPr>
+          <w:b/>
+        </w:rPr>
+        <w:t>Return</w:t>
+      </w:r>
+      <w:r>
+        <w:t xml:space="preserve"> with a reason (Ana corrects and resubmits).</w:t>
+      </w:r>
+    </w:p>
+    <w:p>
+      <w:pPr>
+        <w:spacing w:after="60"/>
+        <w:ind w:left="510" w:hanging="397"/>
+      </w:pPr>
+      <w:r>
+        <w:t xml:space="preserve">11.  If the unit above validates first, its director presses </w:t>
+      </w:r>
+      <w:r>
+        <w:rPr>
+          <w:b/>
+        </w:rPr>
+        <w:t>Certify</w:t>
+      </w:r>
+      <w:r>
+        <w:t xml:space="preserve"> once more.</w:t>
+      </w:r>
+    </w:p>
+    <w:p>
+      <w:pPr>
+        <w:spacing w:after="60"/>
+        <w:ind w:left="510" w:hanging="397"/>
+      </w:pPr>
+      <w:r>
+        <w:t xml:space="preserve">12.  Carla opens </w:t>
+      </w:r>
+      <w:r>
+        <w:rPr>
+          <w:b/>
+        </w:rPr>
+        <w:t>Approvals</w:t>
+      </w:r>
+      <w:r>
+        <w:t xml:space="preserve"> and approves the activities, one by one or by selecting several and approving them together. Each approved activity is locked.</w:t>
+      </w:r>
+    </w:p>
+    <w:p>
+      <w:pPr>
+        <w:spacing w:after="60"/>
+        <w:ind w:left="510" w:hanging="397"/>
+      </w:pPr>
+      <w:r>
+        <w:t xml:space="preserve">13.  When all of her directorate's activities are decided, the inbox says the plan is ready. Carla opens </w:t>
+      </w:r>
+      <w:r>
+        <w:rPr>
+          <w:b/>
+        </w:rPr>
+        <w:t>PAA Activities → Show directorates → Finalize plan</w:t>
+      </w:r>
+      <w:r>
+        <w:t>, writes a remark and confirms. Her directorate takes no new activities.</w:t>
+      </w:r>
+    </w:p>
+    <w:p>
+      <w:pPr>
+        <w:spacing w:after="120"/>
+      </w:pPr>
+      <w:r>
+        <w:rPr>
+          <w:b/>
+        </w:rPr>
+        <w:t>Budget (Eva or the budget officer).</w:t>
+      </w:r>
+    </w:p>
+    <w:p>
+      <w:pPr>
+        <w:spacing w:after="60"/>
+        <w:ind w:left="510" w:hanging="397"/>
+      </w:pPr>
+      <w:r>
+        <w:t>14.  The plan is now in force: the amounts of each approved activity are what its unit may spend.</w:t>
+      </w:r>
+    </w:p>
+    <w:p>
+      <w:pPr>
+        <w:spacing w:after="60"/>
+        <w:ind w:left="510" w:hanging="397"/>
+      </w:pPr>
+      <w:r>
+        <w:t xml:space="preserve">15.  When something has to change (a cost went up, an action was added), the unit opens the approved activity, presses </w:t>
+      </w:r>
+      <w:r>
+        <w:rPr>
+          <w:b/>
+        </w:rPr>
+        <w:t>Revise</w:t>
+      </w:r>
+      <w:r>
+        <w:t xml:space="preserve"> and gives the reason; the activity is edited and goes through the chain again, while version 1 stays in force.</w:t>
+      </w:r>
+    </w:p>
+    <w:p>
+      <w:pPr>
+        <w:spacing w:after="60"/>
+        <w:ind w:left="510" w:hanging="397"/>
+      </w:pPr>
+      <w:r>
+        <w:t xml:space="preserve">16.  Carla approves the revision; it becomes </w:t>
+      </w:r>
+      <w:r>
+        <w:rPr>
+          <w:b/>
+        </w:rPr>
+        <w:t>version 2</w:t>
+      </w:r>
+      <w:r>
+        <w:t>, and the history shows both.</w:t>
+      </w:r>
+    </w:p>
+    <w:p>
+      <w:pPr>
+        <w:spacing w:after="120"/>
+      </w:pPr>
+      <w:r>
+        <w:rPr>
+          <w:b/>
+        </w:rPr>
+        <w:t>Execution (all year).</w:t>
+      </w:r>
+    </w:p>
+    <w:p>
+      <w:pPr>
+        <w:spacing w:after="60"/>
+        <w:ind w:left="510" w:hanging="397"/>
+      </w:pPr>
+      <w:r>
+        <w:t xml:space="preserve">17.  Each month, Ana opens </w:t>
+      </w:r>
+      <w:r>
+        <w:rPr>
+          <w:b/>
+        </w:rPr>
+        <w:t>Report execution</w:t>
+      </w:r>
+      <w:r>
+        <w:t xml:space="preserve">, chooses the month and the activity, and enters the amount each line </w:t>
+      </w:r>
+      <w:r>
+        <w:rPr>
+          <w:b/>
+        </w:rPr>
+        <w:t>executed</w:t>
+      </w:r>
+      <w:r>
+        <w:t>, and the narrative. She submits.</w:t>
+      </w:r>
+    </w:p>
+    <w:p>
+      <w:pPr>
+        <w:spacing w:after="60"/>
+        <w:ind w:left="510" w:hanging="397"/>
+      </w:pPr>
+      <w:r>
+        <w:t xml:space="preserve">18.  Dino (executed amounts) or Bento (executed amounts and indicators) opens the figures from </w:t>
+      </w:r>
+      <w:r>
+        <w:rPr>
+          <w:b/>
+        </w:rPr>
+        <w:t>Approvals</w:t>
+      </w:r>
+      <w:r>
+        <w:t xml:space="preserve"> and verifies or returns them.</w:t>
+      </w:r>
+    </w:p>
+    <w:p>
+      <w:pPr>
+        <w:spacing w:after="60"/>
+        <w:ind w:left="510" w:hanging="397"/>
+      </w:pPr>
+      <w:r>
+        <w:t xml:space="preserve">19.  At the end of the quarter, the unit reports the indicators; Carla opens </w:t>
+      </w:r>
+      <w:r>
+        <w:rPr>
+          <w:b/>
+        </w:rPr>
+        <w:t>Compile the quarter</w:t>
+      </w:r>
+      <w:r>
+        <w:t xml:space="preserve">, presses </w:t>
+      </w:r>
+      <w:r>
+        <w:rPr>
+          <w:b/>
+        </w:rPr>
+        <w:t>Draft from the reports</w:t>
+      </w:r>
+      <w:r>
+        <w:t>, edits and saves.</w:t>
+      </w:r>
+    </w:p>
+    <w:p>
+      <w:pPr>
+        <w:spacing w:after="120"/>
+      </w:pPr>
+      <w:r>
+        <w:rPr>
+          <w:b/>
+        </w:rPr>
+        <w:t>Reporting.</w:t>
+      </w:r>
+    </w:p>
+    <w:p>
+      <w:pPr>
+        <w:spacing w:after="60"/>
+        <w:ind w:left="510" w:hanging="397"/>
+      </w:pPr>
+      <w:r>
+        <w:t xml:space="preserve">20.  Anyone with the right role opens </w:t>
+      </w:r>
+      <w:r>
+        <w:rPr>
+          <w:b/>
+        </w:rPr>
+        <w:t>Reporting</w:t>
+      </w:r>
+      <w:r>
+        <w:t xml:space="preserve"> and </w:t>
+      </w:r>
+      <w:r>
+        <w:rPr>
+          <w:b/>
+        </w:rPr>
+        <w:t>Final plan report</w:t>
+      </w:r>
+      <w:r>
+        <w:t xml:space="preserve"> (Complete or Summary), the </w:t>
+      </w:r>
+      <w:r>
+        <w:rPr>
+          <w:b/>
+        </w:rPr>
+        <w:t>Performance report</w:t>
+      </w:r>
+      <w:r>
+        <w:t xml:space="preserve"> and the </w:t>
+      </w:r>
+      <w:r>
+        <w:rPr>
+          <w:b/>
+        </w:rPr>
+        <w:t>Implementation plan</w:t>
+      </w:r>
+      <w:r>
+        <w:t xml:space="preserve"> of a unit, and prints or downloads the PDF.</w:t>
+      </w:r>
+    </w:p>
+    <w:p>
+      <w:pPr>
+        <w:pStyle w:val="Heading2"/>
+      </w:pPr>
+      <w:r>
+        <w:t>Scenario A: a director is away for two weeks</w:t>
+      </w:r>
+    </w:p>
+    <w:p>
+      <w:pPr>
+        <w:spacing w:after="120"/>
+      </w:pPr>
+      <w:r>
+        <w:t xml:space="preserve">Bento is on leave and activities wait for certification. Carla opens </w:t>
+      </w:r>
+      <w:r>
+        <w:rPr>
+          <w:b/>
+        </w:rPr>
+        <w:t>Approvals → Interim approvers</w:t>
+      </w:r>
+      <w:r>
+        <w:t>, picks the unit, appoints Fernanda from the 10th to the 24th. Fernanda can certify and approve for that unit until the 24th or until Carla revokes it.</w:t>
+      </w:r>
+    </w:p>
+    <w:p>
+      <w:pPr>
+        <w:pStyle w:val="Heading2"/>
+      </w:pPr>
+      <w:r>
+        <w:t>Scenario B: a reorganisation</w:t>
+      </w:r>
+    </w:p>
+    <w:p>
+      <w:pPr>
+        <w:spacing w:after="120"/>
+      </w:pPr>
+      <w:r>
+        <w:t xml:space="preserve">A unit moves from Directorate X to Directorate Y, and Bento is replaced by Gil. The administrator edits the unit and changes its </w:t>
+      </w:r>
+      <w:r>
+        <w:rPr>
+          <w:b/>
+        </w:rPr>
+        <w:t>parent</w:t>
+      </w:r>
+      <w:r>
+        <w:t xml:space="preserve"> to Y; the heads and lists above now belong to Y, and pending work follows. Then </w:t>
+      </w:r>
+      <w:r>
+        <w:rPr>
+          <w:i/>
+        </w:rPr>
+        <w:t>Approval lists → Replace someone in every list</w:t>
+      </w:r>
+      <w:r>
+        <w:t>: Bento leaves, Gil takes over.</w:t>
+      </w:r>
+    </w:p>
+    <w:p>
+      <w:pPr>
+        <w:pStyle w:val="Heading2"/>
+      </w:pPr>
+      <w:r>
+        <w:t>Scenario C: three signatures on the final approval</w:t>
+      </w:r>
+    </w:p>
+    <w:p>
+      <w:pPr>
+        <w:spacing w:after="120"/>
+      </w:pPr>
+      <w:r>
+        <w:t xml:space="preserve">A directorate wants the head of the directorate, the legal adviser and the director of finance to approve every activity, in that order. In </w:t>
+      </w:r>
+      <w:r>
+        <w:rPr>
+          <w:b/>
+        </w:rPr>
+        <w:t>Approval lists</w:t>
+      </w:r>
+      <w:r>
+        <w:t xml:space="preserve">, add the three people to </w:t>
+      </w:r>
+      <w:r>
+        <w:rPr>
+          <w:b/>
+        </w:rPr>
+        <w:t>Approve</w:t>
+      </w:r>
+      <w:r>
+        <w:t xml:space="preserve">, tick </w:t>
+      </w:r>
+      <w:r>
+        <w:rPr>
+          <w:b/>
+        </w:rPr>
+        <w:t>Everyone signs, in the order listed</w:t>
+      </w:r>
+      <w:r>
+        <w:t xml:space="preserve">. Each signs in turn; the activity is </w:t>
+      </w:r>
+      <w:r>
+        <w:rPr>
+          <w:i/>
+        </w:rPr>
+        <w:t>Approved</w:t>
+      </w:r>
+      <w:r>
+        <w:t xml:space="preserve"> after the third. If the third returns it, a new round starts and the first two signatures stay on record as voided.</w:t>
+      </w:r>
+    </w:p>
+    <w:p>
+      <w:r>
+        <w:br w:type="page"/>
+      </w:r>
+    </w:p>
+    <w:p>
+      <w:pPr>
+        <w:pStyle w:val="Heading1"/>
+      </w:pPr>
+      <w:r>
+        <w:t>13. Administration</w:t>
+      </w:r>
+    </w:p>
+    <w:p>
+      <w:pPr>
+        <w:pStyle w:val="Heading2"/>
+      </w:pPr>
+      <w:r>
+        <w:t>13.1 Users and roles</w:t>
+      </w:r>
+    </w:p>
+    <w:p>
+      <w:pPr>
+        <w:spacing w:after="120"/>
+      </w:pPr>
+      <w:r>
+        <w:t>See 4.4. Deactivate rather than delete someone who has acted: their name stays on the records they made.</w:t>
+      </w:r>
+    </w:p>
+    <w:p>
+      <w:pPr>
+        <w:pStyle w:val="Heading2"/>
+      </w:pPr>
+      <w:r>
+        <w:t>13.2 The audit log</w:t>
+      </w:r>
+    </w:p>
+    <w:p>
+      <w:r>
+        <w:drawing>
+          <wp:inline xmlns:a="http://schemas.openxmlformats.org/drawingml/2006/main" xmlns:pic="http://schemas.openxmlformats.org/drawingml/2006/picture">
+            <wp:extent cx="5832000" cy="3645000"/>
+            <wp:docPr id="30" name="Picture 30"/>
+            <wp:cNvGraphicFramePr>
+              <a:graphicFrameLocks noChangeAspect="1"/>
+            </wp:cNvGraphicFramePr>
+            <a:graphic>
+              <a:graphicData uri="http://schemas.openxmlformats.org/drawingml/2006/picture">
+                <pic:pic>
+                  <pic:nvPicPr>
+                    <pic:cNvPr id="0" name="audit.png"/>
+                    <pic:cNvPicPr/>
+                  </pic:nvPicPr>
+                  <pic:blipFill>
+                    <a:blip r:embed="rId37"/>
+                    <a:stretch>
+                      <a:fillRect/>
+                    </a:stretch>
+                  </pic:blipFill>
+                  <pic:spPr>
+                    <a:xfrm>
+                      <a:off x="0" y="0"/>
+                      <a:ext cx="5832000" cy="3645000"/>
+                    </a:xfrm>
+                    <a:prstGeom prst="rect"/>
+                  </pic:spPr>
+                </pic:pic>
+              </a:graphicData>
+            </a:graphic>
+          </wp:inline>
+        </w:drawing>
+      </w:r>
+    </w:p>
+    <w:p>
+      <w:r>
+        <w:rPr>
+          <w:i/>
+          <w:color w:val="7A8CA3"/>
+          <w:sz w:val="17"/>
+        </w:rPr>
         <w:t>Audit log</w:t>
       </w:r>
     </w:p>
@@ -8160,7 +8751,16 @@
         <w:t>when</w:t>
       </w:r>
       <w:r>
-        <w:t>, the old and the new values, and any remark. The log cannot be edited from the application. Use it to answer "who changed this, and why".</w:t>
+        <w:t xml:space="preserve">, the old and the new values, and any remark. The log cannot be edited from the application. Use it to answer "who changed this, and why". </w:t>
+      </w:r>
+      <w:r>
+        <w:rPr>
+          <w:b/>
+        </w:rPr>
+        <w:t>Sign-ins, sign-outs and failed sign-in attempts</w:t>
+      </w:r>
+      <w:r>
+        <w:t xml:space="preserve"> are recorded too (the e-mail typed, never the password). Each person sees their own entries in their profile; an administrator reaches anyone's from the clock icon in System Users.</w:t>
       </w:r>
     </w:p>
     <w:p>
